--- a/receipt_template.docx
+++ b/receipt_template.docx
@@ -583,189 +583,6 @@
     <w:tbl>
       <w:tblPr>
         <w:tblStyle w:val="TableGrid"/>
-        <w:tblpPr w:leftFromText="180" w:rightFromText="180" w:vertAnchor="text" w:horzAnchor="margin" w:tblpXSpec="center" w:tblpY="2230"/>
-        <w:bidiVisual/>
-        <w:tblW w:w="10345" w:type="dxa"/>
-        <w:tblLook w:val="04A0" w:firstRow="1" w:lastRow="0" w:firstColumn="1" w:lastColumn="0" w:noHBand="0" w:noVBand="1"/>
-      </w:tblPr>
-      <w:tblGrid>
-        <w:gridCol w:w="1709"/>
-        <w:gridCol w:w="3511"/>
-        <w:gridCol w:w="1530"/>
-        <w:gridCol w:w="3595"/>
-      </w:tblGrid>
-      <w:tr>
-        <w:trPr>
-          <w:trHeight w:val="620"/>
-        </w:trPr>
-        <w:tc>
-          <w:tcPr>
-            <w:tcW w:w="1709" w:type="dxa"/>
-            <w:vAlign w:val="center"/>
-          </w:tcPr>
-          <w:p>
-            <w:pPr>
-              <w:tabs>
-                <w:tab w:val="left" w:pos="1056"/>
-                <w:tab w:val="left" w:pos="6456"/>
-              </w:tabs>
-              <w:bidi/>
-              <w:jc w:val="center"/>
-              <w:rPr>
-                <w:rFonts w:ascii="Neo Sans Arabic" w:hAnsi="Neo Sans Arabic" w:cs="Neo Sans Arabic"/>
-                <w:b/>
-                <w:bCs/>
-                <w:rtl/>
-                <w:lang w:bidi="ar-EG"/>
-              </w:rPr>
-            </w:pPr>
-            <w:r>
-              <w:rPr>
-                <w:rFonts w:ascii="Neo Sans Arabic" w:hAnsi="Neo Sans Arabic" w:cs="Neo Sans Arabic"/>
-                <w:b/>
-                <w:bCs/>
-                <w:rtl/>
-                <w:lang w:bidi="ar-EG"/>
-              </w:rPr>
-              <w:t>رقم الإيصال</w:t>
-            </w:r>
-          </w:p>
-        </w:tc>
-        <w:tc>
-          <w:tcPr>
-            <w:tcW w:w="3511" w:type="dxa"/>
-            <w:vAlign w:val="center"/>
-          </w:tcPr>
-          <w:p>
-            <w:pPr>
-              <w:tabs>
-                <w:tab w:val="left" w:pos="1056"/>
-                <w:tab w:val="left" w:pos="6456"/>
-              </w:tabs>
-              <w:bidi/>
-              <w:jc w:val="center"/>
-              <w:rPr>
-                <w:rFonts w:ascii="Neo Sans Arabic" w:hAnsi="Neo Sans Arabic" w:cs="Neo Sans Arabic"/>
-                <w:rtl/>
-                <w:lang w:bidi="ar-EG"/>
-              </w:rPr>
-            </w:pPr>
-            <w:proofErr w:type="gramStart"/>
-            <w:r>
-              <w:rPr>
-                <w:rFonts w:ascii="Neo Sans Arabic" w:hAnsi="Neo Sans Arabic" w:cs="Neo Sans Arabic"/>
-                <w:lang w:bidi="ar-EG"/>
-              </w:rPr>
-              <w:t xml:space="preserve">{{ </w:t>
-            </w:r>
-            <w:proofErr w:type="spellStart"/>
-            <w:r>
-              <w:rPr>
-                <w:rFonts w:ascii="Neo Sans Arabic" w:hAnsi="Neo Sans Arabic" w:cs="Neo Sans Arabic"/>
-                <w:lang w:bidi="ar-EG"/>
-              </w:rPr>
-              <w:t>receipt</w:t>
-            </w:r>
-            <w:proofErr w:type="gramEnd"/>
-            <w:r>
-              <w:rPr>
-                <w:rFonts w:ascii="Neo Sans Arabic" w:hAnsi="Neo Sans Arabic" w:cs="Neo Sans Arabic"/>
-                <w:lang w:bidi="ar-EG"/>
-              </w:rPr>
-              <w:t>_number</w:t>
-            </w:r>
-            <w:proofErr w:type="spellEnd"/>
-            <w:r>
-              <w:rPr>
-                <w:rFonts w:ascii="Neo Sans Arabic" w:hAnsi="Neo Sans Arabic" w:cs="Neo Sans Arabic"/>
-                <w:lang w:bidi="ar-EG"/>
-              </w:rPr>
-              <w:t xml:space="preserve"> }}</w:t>
-            </w:r>
-          </w:p>
-        </w:tc>
-        <w:tc>
-          <w:tcPr>
-            <w:tcW w:w="1530" w:type="dxa"/>
-            <w:vAlign w:val="center"/>
-          </w:tcPr>
-          <w:p>
-            <w:pPr>
-              <w:tabs>
-                <w:tab w:val="left" w:pos="1056"/>
-                <w:tab w:val="left" w:pos="6456"/>
-              </w:tabs>
-              <w:bidi/>
-              <w:jc w:val="center"/>
-              <w:rPr>
-                <w:rFonts w:ascii="Neo Sans Arabic" w:hAnsi="Neo Sans Arabic" w:cs="Neo Sans Arabic"/>
-                <w:b/>
-                <w:bCs/>
-                <w:rtl/>
-                <w:lang w:bidi="ar-EG"/>
-              </w:rPr>
-            </w:pPr>
-            <w:r>
-              <w:rPr>
-                <w:rFonts w:ascii="Neo Sans Arabic" w:hAnsi="Neo Sans Arabic" w:cs="Neo Sans Arabic" w:hint="cs"/>
-                <w:b/>
-                <w:bCs/>
-                <w:rtl/>
-                <w:lang w:bidi="ar-EG"/>
-              </w:rPr>
-              <w:t>التاريخ</w:t>
-            </w:r>
-          </w:p>
-        </w:tc>
-        <w:tc>
-          <w:tcPr>
-            <w:tcW w:w="3595" w:type="dxa"/>
-            <w:vAlign w:val="center"/>
-          </w:tcPr>
-          <w:p>
-            <w:pPr>
-              <w:tabs>
-                <w:tab w:val="left" w:pos="1056"/>
-                <w:tab w:val="left" w:pos="6456"/>
-              </w:tabs>
-              <w:bidi/>
-              <w:jc w:val="center"/>
-              <w:rPr>
-                <w:rFonts w:ascii="Neo Sans Arabic" w:hAnsi="Neo Sans Arabic" w:cs="Neo Sans Arabic"/>
-                <w:rtl/>
-                <w:lang w:bidi="ar-EG"/>
-              </w:rPr>
-            </w:pPr>
-            <w:r>
-              <w:rPr>
-                <w:rFonts w:ascii="Neo Sans Arabic" w:hAnsi="Neo Sans Arabic" w:cs="Neo Sans Arabic"/>
-                <w:rtl/>
-                <w:lang w:bidi="ar-EG"/>
-              </w:rPr>
-              <w:t xml:space="preserve">{{ </w:t>
-            </w:r>
-            <w:r>
-              <w:rPr>
-                <w:rFonts w:ascii="Neo Sans Arabic" w:hAnsi="Neo Sans Arabic" w:cs="Neo Sans Arabic"/>
-                <w:lang w:bidi="ar-EG"/>
-              </w:rPr>
-              <w:t>date</w:t>
-            </w:r>
-            <w:r>
-              <w:rPr>
-                <w:rFonts w:ascii="Neo Sans Arabic" w:hAnsi="Neo Sans Arabic" w:cs="Neo Sans Arabic"/>
-                <w:rtl/>
-                <w:lang w:bidi="ar-EG"/>
-              </w:rPr>
-              <w:t xml:space="preserve"> }}</w:t>
-            </w:r>
-          </w:p>
-        </w:tc>
-      </w:tr>
-    </w:tbl>
-    <w:tbl>
-      <w:tblPr>
-        <w:tblStyle w:val="TableGrid"/>
         <w:tblpPr w:leftFromText="180" w:rightFromText="180" w:vertAnchor="page" w:horzAnchor="margin" w:tblpXSpec="center" w:tblpY="5257"/>
         <w:bidiVisual/>
         <w:tblW w:w="10362" w:type="dxa"/>
@@ -1962,6 +1779,7 @@
         <w:rPr>
           <w:sz w:val="28"/>
           <w:szCs w:val="28"/>
+          <w:rtl/>
           <w:lang w:bidi="ar-EG"/>
         </w:rPr>
       </w:pPr>
@@ -2466,6 +2284,194 @@
             </wp14:sizeRelV>
           </wp:anchor>
         </w:drawing>
+      </w:r>
+    </w:p>
+    <w:p>
+      <w:pPr>
+        <w:bidi/>
+        <w:rPr>
+          <w:sz w:val="28"/>
+          <w:szCs w:val="28"/>
+          <w:lang w:bidi="ar-EG"/>
+        </w:rPr>
+      </w:pPr>
+    </w:p>
+    <w:p>
+      <w:pPr>
+        <w:bidi/>
+        <w:rPr>
+          <w:sz w:val="28"/>
+          <w:szCs w:val="28"/>
+          <w:lang w:bidi="ar-EG"/>
+        </w:rPr>
+      </w:pPr>
+    </w:p>
+    <w:p>
+      <w:pPr>
+        <w:bidi/>
+        <w:rPr>
+          <w:sz w:val="28"/>
+          <w:szCs w:val="28"/>
+          <w:lang w:bidi="ar-EG"/>
+        </w:rPr>
+      </w:pPr>
+    </w:p>
+    <w:p>
+      <w:pPr>
+        <w:bidi/>
+        <w:ind w:left="720"/>
+        <w:rPr>
+          <w:rFonts w:hint="cs"/>
+          <w:sz w:val="28"/>
+          <w:szCs w:val="28"/>
+          <w:rtl/>
+          <w:lang w:bidi="ar-EG"/>
+        </w:rPr>
+      </w:pPr>
+      <w:r>
+        <w:rPr>
+          <w:rFonts w:ascii="Neo Sans Arabic" w:hAnsi="Neo Sans Arabic" w:cs="Neo Sans Arabic" w:hint="cs"/>
+          <w:b/>
+          <w:bCs/>
+          <w:rtl/>
+          <w:lang w:bidi="ar-EG"/>
+        </w:rPr>
+        <w:t xml:space="preserve">   </w:t>
+      </w:r>
+      <w:r>
+        <w:rPr>
+          <w:rFonts w:ascii="Neo Sans Arabic" w:hAnsi="Neo Sans Arabic" w:cs="Neo Sans Arabic"/>
+          <w:b/>
+          <w:bCs/>
+          <w:rtl/>
+          <w:lang w:bidi="ar-EG"/>
+        </w:rPr>
+        <w:t>رقم الإيصال</w:t>
+      </w:r>
+      <w:r>
+        <w:rPr>
+          <w:rFonts w:ascii="Neo Sans Arabic" w:hAnsi="Neo Sans Arabic" w:cs="Neo Sans Arabic"/>
+          <w:b/>
+          <w:bCs/>
+          <w:lang w:bidi="ar-EG"/>
+        </w:rPr>
+        <w:t>:</w:t>
+      </w:r>
+      <w:r>
+        <w:rPr>
+          <w:rFonts w:ascii="Neo Sans Arabic" w:hAnsi="Neo Sans Arabic" w:cs="Neo Sans Arabic" w:hint="cs"/>
+          <w:b/>
+          <w:bCs/>
+          <w:rtl/>
+          <w:lang w:bidi="ar-EG"/>
+        </w:rPr>
+        <w:t xml:space="preserve"> </w:t>
+      </w:r>
+      <w:r>
+        <w:rPr>
+          <w:rFonts w:ascii="Neo Sans Arabic" w:hAnsi="Neo Sans Arabic" w:cs="Neo Sans Arabic"/>
+          <w:lang w:bidi="ar-EG"/>
+        </w:rPr>
+        <w:t xml:space="preserve">{{ </w:t>
+      </w:r>
+      <w:proofErr w:type="spellStart"/>
+      <w:r>
+        <w:rPr>
+          <w:rFonts w:ascii="Neo Sans Arabic" w:hAnsi="Neo Sans Arabic" w:cs="Neo Sans Arabic"/>
+          <w:lang w:bidi="ar-EG"/>
+        </w:rPr>
+        <w:t>receipt_number</w:t>
+      </w:r>
+      <w:proofErr w:type="spellEnd"/>
+      <w:r>
+        <w:rPr>
+          <w:rFonts w:ascii="Neo Sans Arabic" w:hAnsi="Neo Sans Arabic" w:cs="Neo Sans Arabic"/>
+          <w:lang w:bidi="ar-EG"/>
+        </w:rPr>
+        <w:t xml:space="preserve"> }}</w:t>
+      </w:r>
+      <w:r>
+        <w:rPr>
+          <w:rFonts w:ascii="Neo Sans Arabic" w:hAnsi="Neo Sans Arabic" w:cs="Neo Sans Arabic" w:hint="cs"/>
+          <w:rtl/>
+          <w:lang w:bidi="ar-EG"/>
+        </w:rPr>
+        <w:t xml:space="preserve"> </w:t>
+      </w:r>
+      <w:r>
+        <w:rPr>
+          <w:rFonts w:ascii="Neo Sans Arabic" w:hAnsi="Neo Sans Arabic" w:cs="Neo Sans Arabic"/>
+          <w:rtl/>
+          <w:lang w:bidi="ar-EG"/>
+        </w:rPr>
+        <w:tab/>
+      </w:r>
+      <w:r>
+        <w:rPr>
+          <w:rFonts w:ascii="Neo Sans Arabic" w:hAnsi="Neo Sans Arabic" w:cs="Neo Sans Arabic"/>
+          <w:rtl/>
+          <w:lang w:bidi="ar-EG"/>
+        </w:rPr>
+        <w:tab/>
+      </w:r>
+      <w:r>
+        <w:rPr>
+          <w:rFonts w:ascii="Neo Sans Arabic" w:hAnsi="Neo Sans Arabic" w:cs="Neo Sans Arabic"/>
+          <w:rtl/>
+          <w:lang w:bidi="ar-EG"/>
+        </w:rPr>
+        <w:tab/>
+      </w:r>
+      <w:r>
+        <w:rPr>
+          <w:rFonts w:ascii="Neo Sans Arabic" w:hAnsi="Neo Sans Arabic" w:cs="Neo Sans Arabic" w:hint="cs"/>
+          <w:rtl/>
+          <w:lang w:bidi="ar-EG"/>
+        </w:rPr>
+        <w:t xml:space="preserve">       </w:t>
+      </w:r>
+      <w:r>
+        <w:rPr>
+          <w:rFonts w:ascii="Neo Sans Arabic" w:hAnsi="Neo Sans Arabic" w:cs="Neo Sans Arabic" w:hint="cs"/>
+          <w:b/>
+          <w:bCs/>
+          <w:rtl/>
+          <w:lang w:bidi="ar-EG"/>
+        </w:rPr>
+        <w:t>التاريخ</w:t>
+      </w:r>
+      <w:r>
+        <w:rPr>
+          <w:rFonts w:ascii="Neo Sans Arabic" w:hAnsi="Neo Sans Arabic" w:cs="Neo Sans Arabic" w:hint="cs"/>
+          <w:b/>
+          <w:bCs/>
+          <w:rtl/>
+          <w:lang w:bidi="ar-EG"/>
+        </w:rPr>
+        <w:t xml:space="preserve">: </w:t>
+      </w:r>
+      <w:r>
+        <w:rPr>
+          <w:rFonts w:ascii="Neo Sans Arabic" w:hAnsi="Neo Sans Arabic" w:cs="Neo Sans Arabic"/>
+          <w:rtl/>
+          <w:lang w:bidi="ar-EG"/>
+        </w:rPr>
+        <w:t xml:space="preserve">{{ </w:t>
+      </w:r>
+      <w:r>
+        <w:rPr>
+          <w:rFonts w:ascii="Neo Sans Arabic" w:hAnsi="Neo Sans Arabic" w:cs="Neo Sans Arabic"/>
+          <w:lang w:bidi="ar-EG"/>
+        </w:rPr>
+        <w:t>date</w:t>
+      </w:r>
+      <w:r>
+        <w:rPr>
+          <w:rFonts w:ascii="Neo Sans Arabic" w:hAnsi="Neo Sans Arabic" w:cs="Neo Sans Arabic"/>
+          <w:rtl/>
+          <w:lang w:bidi="ar-EG"/>
+        </w:rPr>
+        <w:t xml:space="preserve"> }}</w:t>
       </w:r>
     </w:p>
     <w:sectPr>

--- a/receipt_template.docx
+++ b/receipt_template.docx
@@ -25,7 +25,7 @@
         <mc:AlternateContent>
           <mc:Choice Requires="wps">
             <w:drawing>
-              <wp:anchor distT="45720" distB="45720" distL="114300" distR="114300" simplePos="0" relativeHeight="251659264" behindDoc="0" locked="0" layoutInCell="1" allowOverlap="1" wp14:anchorId="6A091BE4" wp14:editId="55700837">
+              <wp:anchor distT="45720" distB="45720" distL="114300" distR="114300" simplePos="0" relativeHeight="251659264" behindDoc="0" locked="0" layoutInCell="1" allowOverlap="1" wp14:anchorId="6A091BE4" wp14:editId="19AFA508">
                 <wp:simplePos x="0" y="0"/>
                 <wp:positionH relativeFrom="margin">
                   <wp:posOffset>1783080</wp:posOffset>
@@ -155,7 +155,7 @@
           <w:noProof/>
         </w:rPr>
         <w:drawing>
-          <wp:anchor distT="0" distB="0" distL="114300" distR="114300" simplePos="0" relativeHeight="251661312" behindDoc="0" locked="0" layoutInCell="1" allowOverlap="1" wp14:anchorId="0E90DFE7" wp14:editId="56309D63">
+          <wp:anchor distT="0" distB="0" distL="114300" distR="114300" simplePos="0" relativeHeight="251661312" behindDoc="0" locked="0" layoutInCell="1" allowOverlap="1" wp14:anchorId="0E90DFE7" wp14:editId="58C93DD7">
             <wp:simplePos x="0" y="0"/>
             <wp:positionH relativeFrom="margin">
               <wp:posOffset>1924050</wp:posOffset>
@@ -221,1554 +221,6 @@
         <w:t xml:space="preserve"> </w:t>
       </w:r>
     </w:p>
-    <w:tbl>
-      <w:tblPr>
-        <w:tblStyle w:val="TableGrid"/>
-        <w:tblpPr w:leftFromText="180" w:rightFromText="180" w:vertAnchor="text" w:horzAnchor="margin" w:tblpXSpec="center" w:tblpY="7298"/>
-        <w:bidiVisual/>
-        <w:tblW w:w="10353" w:type="dxa"/>
-        <w:tblLook w:val="04A0" w:firstRow="1" w:lastRow="0" w:firstColumn="1" w:lastColumn="0" w:noHBand="0" w:noVBand="1"/>
-      </w:tblPr>
-      <w:tblGrid>
-        <w:gridCol w:w="1722"/>
-        <w:gridCol w:w="8631"/>
-      </w:tblGrid>
-      <w:tr>
-        <w:trPr>
-          <w:trHeight w:val="2060"/>
-        </w:trPr>
-        <w:tc>
-          <w:tcPr>
-            <w:tcW w:w="1722" w:type="dxa"/>
-            <w:vAlign w:val="center"/>
-          </w:tcPr>
-          <w:p>
-            <w:pPr>
-              <w:tabs>
-                <w:tab w:val="left" w:pos="1056"/>
-                <w:tab w:val="left" w:pos="6456"/>
-              </w:tabs>
-              <w:bidi/>
-              <w:jc w:val="center"/>
-              <w:rPr>
-                <w:rFonts w:ascii="Neo Sans Arabic" w:hAnsi="Neo Sans Arabic" w:cs="Neo Sans Arabic"/>
-                <w:rtl/>
-                <w:lang w:bidi="ar-EG"/>
-              </w:rPr>
-            </w:pPr>
-            <w:r>
-              <w:rPr>
-                <w:rFonts w:ascii="Neo Sans Arabic" w:hAnsi="Neo Sans Arabic" w:cs="Neo Sans Arabic" w:hint="cs"/>
-                <w:rtl/>
-                <w:lang w:bidi="ar-EG"/>
-              </w:rPr>
-              <w:t>ملاحظ</w:t>
-            </w:r>
-            <w:r>
-              <w:rPr>
-                <w:rFonts w:ascii="Neo Sans Arabic" w:hAnsi="Neo Sans Arabic" w:cs="Neo Sans Arabic" w:hint="cs"/>
-                <w:rtl/>
-                <w:lang w:bidi="ar-EG"/>
-              </w:rPr>
-              <w:t>ــــ</w:t>
-            </w:r>
-            <w:r>
-              <w:rPr>
-                <w:rFonts w:ascii="Neo Sans Arabic" w:hAnsi="Neo Sans Arabic" w:cs="Neo Sans Arabic" w:hint="cs"/>
-                <w:rtl/>
-                <w:lang w:bidi="ar-EG"/>
-              </w:rPr>
-              <w:t>ات</w:t>
-            </w:r>
-            <w:r>
-              <w:rPr>
-                <w:rFonts w:ascii="Neo Sans Arabic" w:hAnsi="Neo Sans Arabic" w:cs="Neo Sans Arabic" w:hint="cs"/>
-                <w:rtl/>
-                <w:lang w:bidi="ar-EG"/>
-              </w:rPr>
-              <w:t>:</w:t>
-            </w:r>
-          </w:p>
-        </w:tc>
-        <w:tc>
-          <w:tcPr>
-            <w:tcW w:w="8631" w:type="dxa"/>
-            <w:vAlign w:val="center"/>
-          </w:tcPr>
-          <w:p>
-            <w:pPr>
-              <w:tabs>
-                <w:tab w:val="left" w:pos="1056"/>
-                <w:tab w:val="left" w:pos="6456"/>
-              </w:tabs>
-              <w:bidi/>
-              <w:jc w:val="both"/>
-              <w:rPr>
-                <w:rFonts w:ascii="Neo Sans Arabic" w:hAnsi="Neo Sans Arabic" w:cs="Neo Sans Arabic"/>
-                <w:rtl/>
-                <w:lang w:bidi="ar-EG"/>
-              </w:rPr>
-            </w:pPr>
-            <w:r>
-              <w:rPr>
-                <w:rFonts w:ascii="Neo Sans Arabic" w:hAnsi="Neo Sans Arabic" w:cs="Neo Sans Arabic"/>
-                <w:rtl/>
-                <w:lang w:bidi="ar-EG"/>
-              </w:rPr>
-              <w:t xml:space="preserve">{{ </w:t>
-            </w:r>
-            <w:r>
-              <w:rPr>
-                <w:rFonts w:ascii="Neo Sans Arabic" w:hAnsi="Neo Sans Arabic" w:cs="Neo Sans Arabic"/>
-                <w:lang w:bidi="ar-EG"/>
-              </w:rPr>
-              <w:t>notes</w:t>
-            </w:r>
-            <w:r>
-              <w:rPr>
-                <w:rFonts w:ascii="Neo Sans Arabic" w:hAnsi="Neo Sans Arabic" w:cs="Neo Sans Arabic"/>
-                <w:rtl/>
-                <w:lang w:bidi="ar-EG"/>
-              </w:rPr>
-              <w:t xml:space="preserve"> }}</w:t>
-            </w:r>
-          </w:p>
-        </w:tc>
-      </w:tr>
-    </w:tbl>
-    <w:tbl>
-      <w:tblPr>
-        <w:tblStyle w:val="TableGrid"/>
-        <w:tblpPr w:leftFromText="180" w:rightFromText="180" w:vertAnchor="text" w:horzAnchor="margin" w:tblpXSpec="center" w:tblpY="11381"/>
-        <w:tblOverlap w:val="never"/>
-        <w:bidiVisual/>
-        <w:tblW w:w="6125" w:type="dxa"/>
-        <w:tblLook w:val="04A0" w:firstRow="1" w:lastRow="0" w:firstColumn="1" w:lastColumn="0" w:noHBand="0" w:noVBand="1"/>
-      </w:tblPr>
-      <w:tblGrid>
-        <w:gridCol w:w="1721"/>
-        <w:gridCol w:w="4404"/>
-      </w:tblGrid>
-      <w:tr>
-        <w:trPr>
-          <w:trHeight w:val="329"/>
-        </w:trPr>
-        <w:tc>
-          <w:tcPr>
-            <w:tcW w:w="1721" w:type="dxa"/>
-            <w:vAlign w:val="center"/>
-          </w:tcPr>
-          <w:p>
-            <w:pPr>
-              <w:tabs>
-                <w:tab w:val="left" w:pos="1056"/>
-                <w:tab w:val="left" w:pos="6456"/>
-              </w:tabs>
-              <w:bidi/>
-              <w:jc w:val="center"/>
-              <w:rPr>
-                <w:rFonts w:ascii="Neo Sans Arabic" w:hAnsi="Neo Sans Arabic" w:cs="Neo Sans Arabic"/>
-                <w:rtl/>
-                <w:lang w:bidi="ar-EG"/>
-              </w:rPr>
-            </w:pPr>
-            <w:r>
-              <w:rPr>
-                <w:rFonts w:ascii="Neo Sans Arabic" w:hAnsi="Neo Sans Arabic" w:cs="Neo Sans Arabic" w:hint="cs"/>
-                <w:rtl/>
-                <w:lang w:bidi="ar-EG"/>
-              </w:rPr>
-              <w:t>توقيع</w:t>
-            </w:r>
-            <w:r>
-              <w:rPr>
-                <w:rFonts w:ascii="Neo Sans Arabic" w:hAnsi="Neo Sans Arabic" w:cs="Neo Sans Arabic"/>
-                <w:rtl/>
-                <w:lang w:bidi="ar-EG"/>
-              </w:rPr>
-              <w:t xml:space="preserve"> </w:t>
-            </w:r>
-            <w:r>
-              <w:rPr>
-                <w:rFonts w:ascii="Neo Sans Arabic" w:hAnsi="Neo Sans Arabic" w:cs="Neo Sans Arabic" w:hint="cs"/>
-                <w:rtl/>
-                <w:lang w:bidi="ar-EG"/>
-              </w:rPr>
-              <w:t>المستلم</w:t>
-            </w:r>
-            <w:r>
-              <w:rPr>
-                <w:rFonts w:ascii="Neo Sans Arabic" w:hAnsi="Neo Sans Arabic" w:cs="Neo Sans Arabic"/>
-                <w:rtl/>
-                <w:lang w:bidi="ar-EG"/>
-              </w:rPr>
-              <w:t>:</w:t>
-            </w:r>
-          </w:p>
-        </w:tc>
-        <w:tc>
-          <w:tcPr>
-            <w:tcW w:w="4404" w:type="dxa"/>
-            <w:vAlign w:val="center"/>
-          </w:tcPr>
-          <w:p>
-            <w:pPr>
-              <w:tabs>
-                <w:tab w:val="left" w:pos="1056"/>
-                <w:tab w:val="left" w:pos="6456"/>
-              </w:tabs>
-              <w:bidi/>
-              <w:jc w:val="center"/>
-              <w:rPr>
-                <w:rFonts w:ascii="Neo Sans Arabic" w:hAnsi="Neo Sans Arabic" w:cs="Neo Sans Arabic"/>
-                <w:rtl/>
-                <w:lang w:bidi="ar-EG"/>
-              </w:rPr>
-            </w:pPr>
-            <w:proofErr w:type="gramStart"/>
-            <w:r>
-              <w:rPr>
-                <w:rFonts w:ascii="Neo Sans Arabic" w:hAnsi="Neo Sans Arabic" w:cs="Neo Sans Arabic"/>
-                <w:lang w:bidi="ar-EG"/>
-              </w:rPr>
-              <w:t xml:space="preserve">{{ </w:t>
-            </w:r>
-            <w:proofErr w:type="spellStart"/>
-            <w:r>
-              <w:rPr>
-                <w:rFonts w:ascii="Neo Sans Arabic" w:hAnsi="Neo Sans Arabic" w:cs="Neo Sans Arabic"/>
-                <w:lang w:bidi="ar-EG"/>
-              </w:rPr>
-              <w:t>receiver</w:t>
-            </w:r>
-            <w:proofErr w:type="gramEnd"/>
-            <w:r>
-              <w:rPr>
-                <w:rFonts w:ascii="Neo Sans Arabic" w:hAnsi="Neo Sans Arabic" w:cs="Neo Sans Arabic"/>
-                <w:lang w:bidi="ar-EG"/>
-              </w:rPr>
-              <w:t>_name</w:t>
-            </w:r>
-            <w:proofErr w:type="spellEnd"/>
-            <w:r>
-              <w:rPr>
-                <w:rFonts w:ascii="Neo Sans Arabic" w:hAnsi="Neo Sans Arabic" w:cs="Neo Sans Arabic"/>
-                <w:lang w:bidi="ar-EG"/>
-              </w:rPr>
-              <w:t xml:space="preserve"> }}</w:t>
-            </w:r>
-          </w:p>
-        </w:tc>
-      </w:tr>
-    </w:tbl>
-    <w:tbl>
-      <w:tblPr>
-        <w:tblStyle w:val="TableGrid"/>
-        <w:tblpPr w:leftFromText="180" w:rightFromText="180" w:vertAnchor="text" w:horzAnchor="margin" w:tblpXSpec="center" w:tblpY="9672"/>
-        <w:bidiVisual/>
-        <w:tblW w:w="10353" w:type="dxa"/>
-        <w:tblLook w:val="04A0" w:firstRow="1" w:lastRow="0" w:firstColumn="1" w:lastColumn="0" w:noHBand="0" w:noVBand="1"/>
-      </w:tblPr>
-      <w:tblGrid>
-        <w:gridCol w:w="1722"/>
-        <w:gridCol w:w="8631"/>
-      </w:tblGrid>
-      <w:tr>
-        <w:trPr>
-          <w:trHeight w:val="890"/>
-        </w:trPr>
-        <w:tc>
-          <w:tcPr>
-            <w:tcW w:w="1722" w:type="dxa"/>
-            <w:vAlign w:val="center"/>
-          </w:tcPr>
-          <w:p>
-            <w:pPr>
-              <w:tabs>
-                <w:tab w:val="left" w:pos="1056"/>
-                <w:tab w:val="left" w:pos="6456"/>
-              </w:tabs>
-              <w:bidi/>
-              <w:jc w:val="center"/>
-              <w:rPr>
-                <w:rFonts w:ascii="Neo Sans Arabic" w:hAnsi="Neo Sans Arabic" w:cs="Neo Sans Arabic"/>
-                <w:sz w:val="18"/>
-                <w:szCs w:val="18"/>
-                <w:rtl/>
-                <w:lang w:bidi="ar-EG"/>
-              </w:rPr>
-            </w:pPr>
-            <w:r>
-              <w:rPr>
-                <w:rFonts w:ascii="Neo Sans Arabic" w:hAnsi="Neo Sans Arabic" w:cs="Neo Sans Arabic" w:hint="cs"/>
-                <w:sz w:val="18"/>
-                <w:szCs w:val="18"/>
-                <w:rtl/>
-                <w:lang w:bidi="ar-EG"/>
-              </w:rPr>
-              <w:t>للشكاوى والمقترحات</w:t>
-            </w:r>
-          </w:p>
-        </w:tc>
-        <w:tc>
-          <w:tcPr>
-            <w:tcW w:w="8631" w:type="dxa"/>
-            <w:vAlign w:val="center"/>
-          </w:tcPr>
-          <w:p>
-            <w:pPr>
-              <w:pStyle w:val="ListParagraph"/>
-              <w:numPr>
-                <w:ilvl w:val="0"/>
-                <w:numId w:val="3"/>
-              </w:numPr>
-              <w:tabs>
-                <w:tab w:val="left" w:pos="1056"/>
-                <w:tab w:val="left" w:pos="6456"/>
-              </w:tabs>
-              <w:jc w:val="center"/>
-              <w:rPr>
-                <w:rFonts w:ascii="Neo Sans Arabic" w:hAnsi="Neo Sans Arabic" w:cs="Neo Sans Arabic"/>
-                <w:sz w:val="18"/>
-                <w:szCs w:val="18"/>
-                <w:rtl/>
-                <w:lang w:bidi="ar-EG"/>
-              </w:rPr>
-            </w:pPr>
-            <w:r>
-              <w:rPr>
-                <w:rFonts w:ascii="Neo Sans Arabic" w:hAnsi="Neo Sans Arabic" w:cs="Neo Sans Arabic"/>
-                <w:sz w:val="18"/>
-                <w:szCs w:val="18"/>
-                <w:rtl/>
-                <w:lang w:bidi="ar-EG"/>
-              </w:rPr>
-              <w:t>01124144655</w:t>
-            </w:r>
-          </w:p>
-          <w:p>
-            <w:pPr>
-              <w:pStyle w:val="ListParagraph"/>
-              <w:numPr>
-                <w:ilvl w:val="0"/>
-                <w:numId w:val="3"/>
-              </w:numPr>
-              <w:tabs>
-                <w:tab w:val="left" w:pos="1056"/>
-                <w:tab w:val="left" w:pos="6456"/>
-              </w:tabs>
-              <w:jc w:val="center"/>
-              <w:rPr>
-                <w:rFonts w:ascii="Neo Sans Arabic" w:hAnsi="Neo Sans Arabic" w:cs="Neo Sans Arabic"/>
-                <w:sz w:val="18"/>
-                <w:szCs w:val="18"/>
-                <w:rtl/>
-                <w:lang w:bidi="ar-EG"/>
-              </w:rPr>
-            </w:pPr>
-            <w:r>
-              <w:rPr>
-                <w:rFonts w:ascii="Neo Sans Arabic" w:hAnsi="Neo Sans Arabic" w:cs="Neo Sans Arabic"/>
-                <w:sz w:val="18"/>
-                <w:szCs w:val="18"/>
-                <w:rtl/>
-                <w:lang w:bidi="ar-EG"/>
-              </w:rPr>
-              <w:t>01157714412</w:t>
-            </w:r>
-          </w:p>
-        </w:tc>
-      </w:tr>
-    </w:tbl>
-    <w:tbl>
-      <w:tblPr>
-        <w:tblStyle w:val="TableGrid"/>
-        <w:tblpPr w:leftFromText="180" w:rightFromText="180" w:vertAnchor="page" w:horzAnchor="margin" w:tblpXSpec="center" w:tblpY="5257"/>
-        <w:bidiVisual/>
-        <w:tblW w:w="10362" w:type="dxa"/>
-        <w:tblLook w:val="04A0" w:firstRow="1" w:lastRow="0" w:firstColumn="1" w:lastColumn="0" w:noHBand="0" w:noVBand="1"/>
-      </w:tblPr>
-      <w:tblGrid>
-        <w:gridCol w:w="1727"/>
-        <w:gridCol w:w="3451"/>
-        <w:gridCol w:w="1589"/>
-        <w:gridCol w:w="3595"/>
-      </w:tblGrid>
-      <w:tr>
-        <w:trPr>
-          <w:trHeight w:val="725"/>
-        </w:trPr>
-        <w:tc>
-          <w:tcPr>
-            <w:tcW w:w="1727" w:type="dxa"/>
-            <w:shd w:val="clear" w:color="auto" w:fill="C00000"/>
-            <w:vAlign w:val="center"/>
-          </w:tcPr>
-          <w:p>
-            <w:pPr>
-              <w:tabs>
-                <w:tab w:val="left" w:pos="1056"/>
-                <w:tab w:val="left" w:pos="6456"/>
-              </w:tabs>
-              <w:bidi/>
-              <w:jc w:val="center"/>
-              <w:rPr>
-                <w:rFonts w:ascii="NeoSansArabic-Bold" w:hAnsi="NeoSansArabic-Bold" w:cs="NeoSansArabic-Bold"/>
-                <w:b/>
-                <w:bCs/>
-                <w:sz w:val="18"/>
-                <w:szCs w:val="18"/>
-                <w:rtl/>
-                <w:lang w:bidi="ar-EG"/>
-              </w:rPr>
-            </w:pPr>
-            <w:r>
-              <w:rPr>
-                <w:rFonts w:ascii="NeoSansArabic-Bold" w:hAnsi="NeoSansArabic-Bold" w:cs="NeoSansArabic-Bold" w:hint="cs"/>
-                <w:b/>
-                <w:bCs/>
-                <w:sz w:val="18"/>
-                <w:szCs w:val="18"/>
-                <w:rtl/>
-                <w:lang w:bidi="ar-EG"/>
-              </w:rPr>
-              <w:t>اسم</w:t>
-            </w:r>
-            <w:r>
-              <w:rPr>
-                <w:rFonts w:ascii="NeoSansArabic-Bold" w:hAnsi="NeoSansArabic-Bold" w:cs="NeoSansArabic-Bold"/>
-                <w:b/>
-                <w:bCs/>
-                <w:sz w:val="18"/>
-                <w:szCs w:val="18"/>
-                <w:rtl/>
-                <w:lang w:bidi="ar-EG"/>
-              </w:rPr>
-              <w:t xml:space="preserve"> </w:t>
-            </w:r>
-            <w:r>
-              <w:rPr>
-                <w:rFonts w:ascii="NeoSansArabic-Bold" w:hAnsi="NeoSansArabic-Bold" w:cs="NeoSansArabic-Bold" w:hint="cs"/>
-                <w:b/>
-                <w:bCs/>
-                <w:sz w:val="18"/>
-                <w:szCs w:val="18"/>
-                <w:rtl/>
-                <w:lang w:bidi="ar-EG"/>
-              </w:rPr>
-              <w:t>الطالب</w:t>
-            </w:r>
-            <w:r>
-              <w:rPr>
-                <w:rFonts w:ascii="NeoSansArabic-Bold" w:hAnsi="NeoSansArabic-Bold" w:cs="NeoSansArabic-Bold"/>
-                <w:b/>
-                <w:bCs/>
-                <w:sz w:val="18"/>
-                <w:szCs w:val="18"/>
-                <w:rtl/>
-                <w:lang w:bidi="ar-EG"/>
-              </w:rPr>
-              <w:t>:</w:t>
-            </w:r>
-          </w:p>
-        </w:tc>
-        <w:tc>
-          <w:tcPr>
-            <w:tcW w:w="3451" w:type="dxa"/>
-            <w:vAlign w:val="center"/>
-          </w:tcPr>
-          <w:p>
-            <w:pPr>
-              <w:tabs>
-                <w:tab w:val="left" w:pos="1056"/>
-                <w:tab w:val="left" w:pos="6456"/>
-              </w:tabs>
-              <w:bidi/>
-              <w:jc w:val="center"/>
-              <w:rPr>
-                <w:rFonts w:ascii="Neo Sans Arabic" w:hAnsi="Neo Sans Arabic" w:cs="Neo Sans Arabic"/>
-                <w:rtl/>
-                <w:lang w:bidi="ar-EG"/>
-              </w:rPr>
-            </w:pPr>
-            <w:r>
-              <w:rPr>
-                <w:rFonts w:ascii="Neo Sans Arabic" w:hAnsi="Neo Sans Arabic" w:cs="Neo Sans Arabic"/>
-                <w:rtl/>
-                <w:lang w:bidi="ar-EG"/>
-              </w:rPr>
-              <w:t xml:space="preserve">{{ </w:t>
-            </w:r>
-            <w:proofErr w:type="spellStart"/>
-            <w:r>
-              <w:rPr>
-                <w:rFonts w:ascii="Neo Sans Arabic" w:hAnsi="Neo Sans Arabic" w:cs="Neo Sans Arabic"/>
-                <w:lang w:bidi="ar-EG"/>
-              </w:rPr>
-              <w:t>student_name</w:t>
-            </w:r>
-            <w:proofErr w:type="spellEnd"/>
-            <w:r>
-              <w:rPr>
-                <w:rFonts w:ascii="Neo Sans Arabic" w:hAnsi="Neo Sans Arabic" w:cs="Neo Sans Arabic"/>
-                <w:rtl/>
-                <w:lang w:bidi="ar-EG"/>
-              </w:rPr>
-              <w:t xml:space="preserve"> }}</w:t>
-            </w:r>
-          </w:p>
-        </w:tc>
-        <w:tc>
-          <w:tcPr>
-            <w:tcW w:w="1589" w:type="dxa"/>
-            <w:shd w:val="clear" w:color="auto" w:fill="C00000"/>
-            <w:vAlign w:val="center"/>
-          </w:tcPr>
-          <w:p>
-            <w:pPr>
-              <w:tabs>
-                <w:tab w:val="left" w:pos="1056"/>
-                <w:tab w:val="left" w:pos="6456"/>
-              </w:tabs>
-              <w:bidi/>
-              <w:jc w:val="center"/>
-              <w:rPr>
-                <w:rFonts w:ascii="NeoSansArabic-Bold" w:hAnsi="NeoSansArabic-Bold" w:cs="NeoSansArabic-Bold"/>
-                <w:b/>
-                <w:bCs/>
-                <w:sz w:val="18"/>
-                <w:szCs w:val="18"/>
-                <w:rtl/>
-                <w:lang w:bidi="ar-EG"/>
-              </w:rPr>
-            </w:pPr>
-            <w:r>
-              <w:rPr>
-                <w:rFonts w:ascii="NeoSansArabic-Bold" w:hAnsi="NeoSansArabic-Bold" w:cs="NeoSansArabic-Bold" w:hint="cs"/>
-                <w:b/>
-                <w:bCs/>
-                <w:sz w:val="18"/>
-                <w:szCs w:val="18"/>
-                <w:rtl/>
-                <w:lang w:bidi="ar-EG"/>
-              </w:rPr>
-              <w:t>رقم</w:t>
-            </w:r>
-            <w:r>
-              <w:rPr>
-                <w:rFonts w:ascii="NeoSansArabic-Bold" w:hAnsi="NeoSansArabic-Bold" w:cs="NeoSansArabic-Bold"/>
-                <w:b/>
-                <w:bCs/>
-                <w:sz w:val="18"/>
-                <w:szCs w:val="18"/>
-                <w:rtl/>
-                <w:lang w:bidi="ar-EG"/>
-              </w:rPr>
-              <w:t xml:space="preserve"> </w:t>
-            </w:r>
-            <w:r>
-              <w:rPr>
-                <w:rFonts w:ascii="NeoSansArabic-Bold" w:hAnsi="NeoSansArabic-Bold" w:cs="NeoSansArabic-Bold" w:hint="cs"/>
-                <w:b/>
-                <w:bCs/>
-                <w:sz w:val="18"/>
-                <w:szCs w:val="18"/>
-                <w:rtl/>
-                <w:lang w:bidi="ar-EG"/>
-              </w:rPr>
-              <w:t>التليفون</w:t>
-            </w:r>
-            <w:r>
-              <w:rPr>
-                <w:rFonts w:ascii="NeoSansArabic-Bold" w:hAnsi="NeoSansArabic-Bold" w:cs="NeoSansArabic-Bold"/>
-                <w:b/>
-                <w:bCs/>
-                <w:sz w:val="18"/>
-                <w:szCs w:val="18"/>
-                <w:rtl/>
-                <w:lang w:bidi="ar-EG"/>
-              </w:rPr>
-              <w:t>:</w:t>
-            </w:r>
-          </w:p>
-        </w:tc>
-        <w:tc>
-          <w:tcPr>
-            <w:tcW w:w="3595" w:type="dxa"/>
-            <w:vAlign w:val="center"/>
-          </w:tcPr>
-          <w:p>
-            <w:pPr>
-              <w:tabs>
-                <w:tab w:val="left" w:pos="1056"/>
-                <w:tab w:val="left" w:pos="6456"/>
-              </w:tabs>
-              <w:bidi/>
-              <w:jc w:val="center"/>
-              <w:rPr>
-                <w:rFonts w:ascii="Neo Sans Arabic" w:hAnsi="Neo Sans Arabic" w:cs="Neo Sans Arabic"/>
-                <w:rtl/>
-                <w:lang w:bidi="ar-EG"/>
-              </w:rPr>
-            </w:pPr>
-            <w:r>
-              <w:rPr>
-                <w:rFonts w:ascii="Neo Sans Arabic" w:hAnsi="Neo Sans Arabic" w:cs="Neo Sans Arabic"/>
-                <w:rtl/>
-                <w:lang w:bidi="ar-EG"/>
-              </w:rPr>
-              <w:t xml:space="preserve">{{ </w:t>
-            </w:r>
-            <w:r>
-              <w:rPr>
-                <w:rFonts w:ascii="Neo Sans Arabic" w:hAnsi="Neo Sans Arabic" w:cs="Neo Sans Arabic"/>
-                <w:lang w:bidi="ar-EG"/>
-              </w:rPr>
-              <w:t>phone</w:t>
-            </w:r>
-            <w:r>
-              <w:rPr>
-                <w:rFonts w:ascii="Neo Sans Arabic" w:hAnsi="Neo Sans Arabic" w:cs="Neo Sans Arabic"/>
-                <w:rtl/>
-                <w:lang w:bidi="ar-EG"/>
-              </w:rPr>
-              <w:t xml:space="preserve"> }}</w:t>
-            </w:r>
-          </w:p>
-        </w:tc>
-      </w:tr>
-      <w:tr>
-        <w:trPr>
-          <w:trHeight w:val="763"/>
-        </w:trPr>
-        <w:tc>
-          <w:tcPr>
-            <w:tcW w:w="1727" w:type="dxa"/>
-            <w:shd w:val="clear" w:color="auto" w:fill="C00000"/>
-            <w:vAlign w:val="center"/>
-          </w:tcPr>
-          <w:p>
-            <w:pPr>
-              <w:tabs>
-                <w:tab w:val="left" w:pos="1056"/>
-                <w:tab w:val="left" w:pos="6456"/>
-              </w:tabs>
-              <w:bidi/>
-              <w:jc w:val="center"/>
-              <w:rPr>
-                <w:rFonts w:ascii="NeoSansArabic-Bold" w:hAnsi="NeoSansArabic-Bold" w:cs="NeoSansArabic-Bold"/>
-                <w:b/>
-                <w:bCs/>
-                <w:sz w:val="18"/>
-                <w:szCs w:val="18"/>
-                <w:rtl/>
-                <w:lang w:bidi="ar-EG"/>
-              </w:rPr>
-            </w:pPr>
-            <w:r>
-              <w:rPr>
-                <w:rFonts w:ascii="NeoSansArabic-Bold" w:hAnsi="NeoSansArabic-Bold" w:cs="NeoSansArabic-Bold" w:hint="cs"/>
-                <w:b/>
-                <w:bCs/>
-                <w:sz w:val="18"/>
-                <w:szCs w:val="18"/>
-                <w:rtl/>
-                <w:lang w:bidi="ar-EG"/>
-              </w:rPr>
-              <w:t>الجامعة</w:t>
-            </w:r>
-            <w:r>
-              <w:rPr>
-                <w:rFonts w:ascii="NeoSansArabic-Bold" w:hAnsi="NeoSansArabic-Bold" w:cs="NeoSansArabic-Bold"/>
-                <w:b/>
-                <w:bCs/>
-                <w:sz w:val="18"/>
-                <w:szCs w:val="18"/>
-                <w:rtl/>
-                <w:lang w:bidi="ar-EG"/>
-              </w:rPr>
-              <w:t>:</w:t>
-            </w:r>
-          </w:p>
-        </w:tc>
-        <w:tc>
-          <w:tcPr>
-            <w:tcW w:w="3451" w:type="dxa"/>
-            <w:vAlign w:val="center"/>
-          </w:tcPr>
-          <w:p>
-            <w:pPr>
-              <w:tabs>
-                <w:tab w:val="left" w:pos="1056"/>
-                <w:tab w:val="left" w:pos="6456"/>
-              </w:tabs>
-              <w:bidi/>
-              <w:jc w:val="center"/>
-              <w:rPr>
-                <w:rFonts w:ascii="Neo Sans Arabic" w:hAnsi="Neo Sans Arabic" w:cs="Neo Sans Arabic"/>
-                <w:rtl/>
-                <w:lang w:bidi="ar-EG"/>
-              </w:rPr>
-            </w:pPr>
-            <w:r>
-              <w:rPr>
-                <w:rFonts w:ascii="Neo Sans Arabic" w:hAnsi="Neo Sans Arabic" w:cs="Neo Sans Arabic"/>
-                <w:rtl/>
-                <w:lang w:bidi="ar-EG"/>
-              </w:rPr>
-              <w:t xml:space="preserve">{{ </w:t>
-            </w:r>
-            <w:r>
-              <w:rPr>
-                <w:rFonts w:ascii="Neo Sans Arabic" w:hAnsi="Neo Sans Arabic" w:cs="Neo Sans Arabic"/>
-                <w:lang w:bidi="ar-EG"/>
-              </w:rPr>
-              <w:t>university</w:t>
-            </w:r>
-            <w:r>
-              <w:rPr>
-                <w:rFonts w:ascii="Neo Sans Arabic" w:hAnsi="Neo Sans Arabic" w:cs="Neo Sans Arabic"/>
-                <w:rtl/>
-                <w:lang w:bidi="ar-EG"/>
-              </w:rPr>
-              <w:t xml:space="preserve"> }}</w:t>
-            </w:r>
-          </w:p>
-        </w:tc>
-        <w:tc>
-          <w:tcPr>
-            <w:tcW w:w="1589" w:type="dxa"/>
-            <w:shd w:val="clear" w:color="auto" w:fill="C00000"/>
-            <w:vAlign w:val="center"/>
-          </w:tcPr>
-          <w:p>
-            <w:pPr>
-              <w:tabs>
-                <w:tab w:val="left" w:pos="1056"/>
-                <w:tab w:val="left" w:pos="6456"/>
-              </w:tabs>
-              <w:bidi/>
-              <w:jc w:val="center"/>
-              <w:rPr>
-                <w:rFonts w:ascii="NeoSansArabic-Bold" w:hAnsi="NeoSansArabic-Bold" w:cs="NeoSansArabic-Bold"/>
-                <w:b/>
-                <w:bCs/>
-                <w:sz w:val="18"/>
-                <w:szCs w:val="18"/>
-                <w:rtl/>
-                <w:lang w:bidi="ar-EG"/>
-              </w:rPr>
-            </w:pPr>
-            <w:r>
-              <w:rPr>
-                <w:rFonts w:ascii="NeoSansArabic-Bold" w:hAnsi="NeoSansArabic-Bold" w:cs="NeoSansArabic-Bold" w:hint="cs"/>
-                <w:b/>
-                <w:bCs/>
-                <w:sz w:val="18"/>
-                <w:szCs w:val="18"/>
-                <w:rtl/>
-                <w:lang w:bidi="ar-EG"/>
-              </w:rPr>
-              <w:t>الكلية</w:t>
-            </w:r>
-            <w:r>
-              <w:rPr>
-                <w:rFonts w:ascii="NeoSansArabic-Bold" w:hAnsi="NeoSansArabic-Bold" w:cs="NeoSansArabic-Bold"/>
-                <w:b/>
-                <w:bCs/>
-                <w:sz w:val="18"/>
-                <w:szCs w:val="18"/>
-                <w:rtl/>
-                <w:lang w:bidi="ar-EG"/>
-              </w:rPr>
-              <w:t>:</w:t>
-            </w:r>
-          </w:p>
-        </w:tc>
-        <w:tc>
-          <w:tcPr>
-            <w:tcW w:w="3595" w:type="dxa"/>
-            <w:vAlign w:val="center"/>
-          </w:tcPr>
-          <w:p>
-            <w:pPr>
-              <w:tabs>
-                <w:tab w:val="left" w:pos="1056"/>
-                <w:tab w:val="left" w:pos="6456"/>
-              </w:tabs>
-              <w:bidi/>
-              <w:jc w:val="center"/>
-              <w:rPr>
-                <w:rFonts w:ascii="Neo Sans Arabic" w:hAnsi="Neo Sans Arabic" w:cs="Neo Sans Arabic"/>
-                <w:rtl/>
-                <w:lang w:bidi="ar-EG"/>
-              </w:rPr>
-            </w:pPr>
-            <w:proofErr w:type="gramStart"/>
-            <w:r>
-              <w:rPr>
-                <w:rFonts w:ascii="Neo Sans Arabic" w:hAnsi="Neo Sans Arabic" w:cs="Neo Sans Arabic"/>
-                <w:lang w:bidi="ar-EG"/>
-              </w:rPr>
-              <w:t>{{ faculty</w:t>
-            </w:r>
-            <w:proofErr w:type="gramEnd"/>
-            <w:r>
-              <w:rPr>
-                <w:rFonts w:ascii="Neo Sans Arabic" w:hAnsi="Neo Sans Arabic" w:cs="Neo Sans Arabic"/>
-                <w:lang w:bidi="ar-EG"/>
-              </w:rPr>
-              <w:t xml:space="preserve"> }}</w:t>
-            </w:r>
-          </w:p>
-        </w:tc>
-      </w:tr>
-      <w:tr>
-        <w:trPr>
-          <w:trHeight w:val="725"/>
-        </w:trPr>
-        <w:tc>
-          <w:tcPr>
-            <w:tcW w:w="1727" w:type="dxa"/>
-            <w:shd w:val="clear" w:color="auto" w:fill="C00000"/>
-            <w:vAlign w:val="center"/>
-          </w:tcPr>
-          <w:p>
-            <w:pPr>
-              <w:tabs>
-                <w:tab w:val="left" w:pos="1056"/>
-                <w:tab w:val="left" w:pos="6456"/>
-              </w:tabs>
-              <w:bidi/>
-              <w:jc w:val="center"/>
-              <w:rPr>
-                <w:rFonts w:ascii="NeoSansArabic-Bold" w:hAnsi="NeoSansArabic-Bold" w:cs="NeoSansArabic-Bold"/>
-                <w:b/>
-                <w:bCs/>
-                <w:sz w:val="18"/>
-                <w:szCs w:val="18"/>
-                <w:rtl/>
-                <w:lang w:bidi="ar-EG"/>
-              </w:rPr>
-            </w:pPr>
-            <w:r>
-              <w:rPr>
-                <w:rFonts w:ascii="NeoSansArabic-Bold" w:hAnsi="NeoSansArabic-Bold" w:cs="NeoSansArabic-Bold"/>
-                <w:b/>
-                <w:bCs/>
-                <w:sz w:val="18"/>
-                <w:szCs w:val="18"/>
-                <w:lang w:bidi="ar-EG"/>
-              </w:rPr>
-              <w:t>Student ID</w:t>
-            </w:r>
-            <w:r>
-              <w:rPr>
-                <w:rFonts w:ascii="NeoSansArabic-Bold" w:hAnsi="NeoSansArabic-Bold" w:cs="NeoSansArabic-Bold"/>
-                <w:b/>
-                <w:bCs/>
-                <w:sz w:val="18"/>
-                <w:szCs w:val="18"/>
-                <w:rtl/>
-                <w:lang w:bidi="ar-EG"/>
-              </w:rPr>
-              <w:t>:</w:t>
-            </w:r>
-          </w:p>
-        </w:tc>
-        <w:tc>
-          <w:tcPr>
-            <w:tcW w:w="3451" w:type="dxa"/>
-            <w:vAlign w:val="center"/>
-          </w:tcPr>
-          <w:p>
-            <w:pPr>
-              <w:tabs>
-                <w:tab w:val="left" w:pos="1056"/>
-                <w:tab w:val="left" w:pos="6456"/>
-              </w:tabs>
-              <w:bidi/>
-              <w:jc w:val="center"/>
-              <w:rPr>
-                <w:rFonts w:ascii="Neo Sans Arabic" w:hAnsi="Neo Sans Arabic" w:cs="Neo Sans Arabic"/>
-                <w:rtl/>
-                <w:lang w:bidi="ar-EG"/>
-              </w:rPr>
-            </w:pPr>
-            <w:proofErr w:type="gramStart"/>
-            <w:r>
-              <w:rPr>
-                <w:rFonts w:ascii="Neo Sans Arabic" w:hAnsi="Neo Sans Arabic" w:cs="Neo Sans Arabic"/>
-                <w:lang w:bidi="ar-EG"/>
-              </w:rPr>
-              <w:t xml:space="preserve">{{ </w:t>
-            </w:r>
-            <w:proofErr w:type="spellStart"/>
-            <w:r>
-              <w:rPr>
-                <w:rFonts w:ascii="Neo Sans Arabic" w:hAnsi="Neo Sans Arabic" w:cs="Neo Sans Arabic"/>
-                <w:lang w:bidi="ar-EG"/>
-              </w:rPr>
-              <w:t>student</w:t>
-            </w:r>
-            <w:proofErr w:type="gramEnd"/>
-            <w:r>
-              <w:rPr>
-                <w:rFonts w:ascii="Neo Sans Arabic" w:hAnsi="Neo Sans Arabic" w:cs="Neo Sans Arabic"/>
-                <w:lang w:bidi="ar-EG"/>
-              </w:rPr>
-              <w:t>_id</w:t>
-            </w:r>
-            <w:proofErr w:type="spellEnd"/>
-            <w:r>
-              <w:rPr>
-                <w:rFonts w:ascii="Neo Sans Arabic" w:hAnsi="Neo Sans Arabic" w:cs="Neo Sans Arabic"/>
-                <w:lang w:bidi="ar-EG"/>
-              </w:rPr>
-              <w:t xml:space="preserve"> }}</w:t>
-            </w:r>
-          </w:p>
-        </w:tc>
-        <w:tc>
-          <w:tcPr>
-            <w:tcW w:w="1589" w:type="dxa"/>
-            <w:shd w:val="clear" w:color="auto" w:fill="C00000"/>
-            <w:vAlign w:val="center"/>
-          </w:tcPr>
-          <w:p>
-            <w:pPr>
-              <w:tabs>
-                <w:tab w:val="left" w:pos="1056"/>
-                <w:tab w:val="left" w:pos="6456"/>
-              </w:tabs>
-              <w:bidi/>
-              <w:jc w:val="center"/>
-              <w:rPr>
-                <w:rFonts w:ascii="NeoSansArabic-Bold" w:hAnsi="NeoSansArabic-Bold" w:cs="NeoSansArabic-Bold"/>
-                <w:b/>
-                <w:bCs/>
-                <w:sz w:val="18"/>
-                <w:szCs w:val="18"/>
-                <w:rtl/>
-                <w:lang w:bidi="ar-EG"/>
-              </w:rPr>
-            </w:pPr>
-            <w:r>
-              <w:rPr>
-                <w:rFonts w:ascii="NeoSansArabic-Bold" w:hAnsi="NeoSansArabic-Bold" w:cs="NeoSansArabic-Bold" w:hint="cs"/>
-                <w:b/>
-                <w:bCs/>
-                <w:sz w:val="18"/>
-                <w:szCs w:val="18"/>
-                <w:rtl/>
-                <w:lang w:bidi="ar-EG"/>
-              </w:rPr>
-              <w:t>اسم</w:t>
-            </w:r>
-            <w:r>
-              <w:rPr>
-                <w:rFonts w:ascii="NeoSansArabic-Bold" w:hAnsi="NeoSansArabic-Bold" w:cs="NeoSansArabic-Bold"/>
-                <w:b/>
-                <w:bCs/>
-                <w:sz w:val="18"/>
-                <w:szCs w:val="18"/>
-                <w:rtl/>
-                <w:lang w:bidi="ar-EG"/>
-              </w:rPr>
-              <w:t xml:space="preserve"> </w:t>
-            </w:r>
-            <w:r>
-              <w:rPr>
-                <w:rFonts w:ascii="NeoSansArabic-Bold" w:hAnsi="NeoSansArabic-Bold" w:cs="NeoSansArabic-Bold" w:hint="cs"/>
-                <w:b/>
-                <w:bCs/>
-                <w:sz w:val="18"/>
-                <w:szCs w:val="18"/>
-                <w:rtl/>
-                <w:lang w:bidi="ar-EG"/>
-              </w:rPr>
-              <w:t>التراك</w:t>
-            </w:r>
-            <w:r>
-              <w:rPr>
-                <w:rFonts w:ascii="NeoSansArabic-Bold" w:hAnsi="NeoSansArabic-Bold" w:cs="NeoSansArabic-Bold"/>
-                <w:b/>
-                <w:bCs/>
-                <w:sz w:val="18"/>
-                <w:szCs w:val="18"/>
-                <w:rtl/>
-                <w:lang w:bidi="ar-EG"/>
-              </w:rPr>
-              <w:t>:</w:t>
-            </w:r>
-          </w:p>
-        </w:tc>
-        <w:tc>
-          <w:tcPr>
-            <w:tcW w:w="3595" w:type="dxa"/>
-            <w:vAlign w:val="center"/>
-          </w:tcPr>
-          <w:p>
-            <w:pPr>
-              <w:tabs>
-                <w:tab w:val="left" w:pos="1056"/>
-                <w:tab w:val="left" w:pos="6456"/>
-              </w:tabs>
-              <w:bidi/>
-              <w:jc w:val="center"/>
-              <w:rPr>
-                <w:rFonts w:ascii="Neo Sans Arabic" w:hAnsi="Neo Sans Arabic" w:cs="Neo Sans Arabic"/>
-                <w:rtl/>
-                <w:lang w:bidi="ar-EG"/>
-              </w:rPr>
-            </w:pPr>
-            <w:proofErr w:type="gramStart"/>
-            <w:r>
-              <w:rPr>
-                <w:rFonts w:ascii="Neo Sans Arabic" w:hAnsi="Neo Sans Arabic" w:cs="Neo Sans Arabic"/>
-                <w:lang w:bidi="ar-EG"/>
-              </w:rPr>
-              <w:t xml:space="preserve">{{ </w:t>
-            </w:r>
-            <w:proofErr w:type="spellStart"/>
-            <w:r>
-              <w:rPr>
-                <w:rFonts w:ascii="Neo Sans Arabic" w:hAnsi="Neo Sans Arabic" w:cs="Neo Sans Arabic"/>
-                <w:lang w:bidi="ar-EG"/>
-              </w:rPr>
-              <w:t>track</w:t>
-            </w:r>
-            <w:proofErr w:type="gramEnd"/>
-            <w:r>
-              <w:rPr>
-                <w:rFonts w:ascii="Neo Sans Arabic" w:hAnsi="Neo Sans Arabic" w:cs="Neo Sans Arabic"/>
-                <w:lang w:bidi="ar-EG"/>
-              </w:rPr>
-              <w:t>_name</w:t>
-            </w:r>
-            <w:proofErr w:type="spellEnd"/>
-            <w:r>
-              <w:rPr>
-                <w:rFonts w:ascii="Neo Sans Arabic" w:hAnsi="Neo Sans Arabic" w:cs="Neo Sans Arabic"/>
-                <w:lang w:bidi="ar-EG"/>
-              </w:rPr>
-              <w:t xml:space="preserve"> }}</w:t>
-            </w:r>
-          </w:p>
-        </w:tc>
-      </w:tr>
-      <w:tr>
-        <w:trPr>
-          <w:trHeight w:val="605"/>
-        </w:trPr>
-        <w:tc>
-          <w:tcPr>
-            <w:tcW w:w="1727" w:type="dxa"/>
-            <w:shd w:val="clear" w:color="auto" w:fill="C00000"/>
-            <w:vAlign w:val="center"/>
-          </w:tcPr>
-          <w:p>
-            <w:pPr>
-              <w:tabs>
-                <w:tab w:val="left" w:pos="1056"/>
-                <w:tab w:val="left" w:pos="6456"/>
-              </w:tabs>
-              <w:bidi/>
-              <w:jc w:val="center"/>
-              <w:rPr>
-                <w:rFonts w:ascii="NeoSansArabic-Bold" w:hAnsi="NeoSansArabic-Bold" w:cs="NeoSansArabic-Bold"/>
-                <w:b/>
-                <w:bCs/>
-                <w:sz w:val="18"/>
-                <w:szCs w:val="18"/>
-                <w:rtl/>
-                <w:lang w:bidi="ar-EG"/>
-              </w:rPr>
-            </w:pPr>
-            <w:r>
-              <w:rPr>
-                <w:rFonts w:ascii="NeoSansArabic-Bold" w:hAnsi="NeoSansArabic-Bold" w:cs="NeoSansArabic-Bold" w:hint="cs"/>
-                <w:b/>
-                <w:bCs/>
-                <w:sz w:val="18"/>
-                <w:szCs w:val="18"/>
-                <w:rtl/>
-                <w:lang w:bidi="ar-EG"/>
-              </w:rPr>
-              <w:t>المبلغ</w:t>
-            </w:r>
-            <w:r>
-              <w:rPr>
-                <w:rFonts w:ascii="NeoSansArabic-Bold" w:hAnsi="NeoSansArabic-Bold" w:cs="NeoSansArabic-Bold"/>
-                <w:b/>
-                <w:bCs/>
-                <w:sz w:val="18"/>
-                <w:szCs w:val="18"/>
-                <w:rtl/>
-                <w:lang w:bidi="ar-EG"/>
-              </w:rPr>
-              <w:t xml:space="preserve"> </w:t>
-            </w:r>
-            <w:r>
-              <w:rPr>
-                <w:rFonts w:ascii="NeoSansArabic-Bold" w:hAnsi="NeoSansArabic-Bold" w:cs="NeoSansArabic-Bold" w:hint="cs"/>
-                <w:b/>
-                <w:bCs/>
-                <w:sz w:val="18"/>
-                <w:szCs w:val="18"/>
-                <w:rtl/>
-                <w:lang w:bidi="ar-EG"/>
-              </w:rPr>
-              <w:t>المستحق</w:t>
-            </w:r>
-            <w:r>
-              <w:rPr>
-                <w:rFonts w:ascii="NeoSansArabic-Bold" w:hAnsi="NeoSansArabic-Bold" w:cs="NeoSansArabic-Bold"/>
-                <w:b/>
-                <w:bCs/>
-                <w:sz w:val="18"/>
-                <w:szCs w:val="18"/>
-                <w:rtl/>
-                <w:lang w:bidi="ar-EG"/>
-              </w:rPr>
-              <w:t>:</w:t>
-            </w:r>
-          </w:p>
-        </w:tc>
-        <w:tc>
-          <w:tcPr>
-            <w:tcW w:w="3451" w:type="dxa"/>
-            <w:vAlign w:val="center"/>
-          </w:tcPr>
-          <w:p>
-            <w:pPr>
-              <w:tabs>
-                <w:tab w:val="left" w:pos="1056"/>
-                <w:tab w:val="left" w:pos="6456"/>
-              </w:tabs>
-              <w:bidi/>
-              <w:jc w:val="center"/>
-              <w:rPr>
-                <w:rFonts w:ascii="Neo Sans Arabic" w:hAnsi="Neo Sans Arabic" w:cs="Neo Sans Arabic"/>
-                <w:rtl/>
-                <w:lang w:bidi="ar-EG"/>
-              </w:rPr>
-            </w:pPr>
-            <w:proofErr w:type="gramStart"/>
-            <w:r>
-              <w:rPr>
-                <w:rFonts w:ascii="Neo Sans Arabic" w:hAnsi="Neo Sans Arabic" w:cs="Neo Sans Arabic"/>
-                <w:lang w:bidi="ar-EG"/>
-              </w:rPr>
-              <w:t xml:space="preserve">{{ </w:t>
-            </w:r>
-            <w:proofErr w:type="spellStart"/>
-            <w:r>
-              <w:rPr>
-                <w:rFonts w:ascii="Neo Sans Arabic" w:hAnsi="Neo Sans Arabic" w:cs="Neo Sans Arabic"/>
-                <w:lang w:bidi="ar-EG"/>
-              </w:rPr>
-              <w:t>required</w:t>
-            </w:r>
-            <w:proofErr w:type="gramEnd"/>
-            <w:r>
-              <w:rPr>
-                <w:rFonts w:ascii="Neo Sans Arabic" w:hAnsi="Neo Sans Arabic" w:cs="Neo Sans Arabic"/>
-                <w:lang w:bidi="ar-EG"/>
-              </w:rPr>
-              <w:t>_amount</w:t>
-            </w:r>
-            <w:proofErr w:type="spellEnd"/>
-            <w:r>
-              <w:rPr>
-                <w:rFonts w:ascii="Neo Sans Arabic" w:hAnsi="Neo Sans Arabic" w:cs="Neo Sans Arabic"/>
-                <w:lang w:bidi="ar-EG"/>
-              </w:rPr>
-              <w:t xml:space="preserve"> }}</w:t>
-            </w:r>
-          </w:p>
-        </w:tc>
-        <w:tc>
-          <w:tcPr>
-            <w:tcW w:w="1589" w:type="dxa"/>
-            <w:shd w:val="clear" w:color="auto" w:fill="C00000"/>
-            <w:vAlign w:val="center"/>
-          </w:tcPr>
-          <w:p>
-            <w:pPr>
-              <w:tabs>
-                <w:tab w:val="left" w:pos="1056"/>
-                <w:tab w:val="left" w:pos="6456"/>
-              </w:tabs>
-              <w:bidi/>
-              <w:jc w:val="center"/>
-              <w:rPr>
-                <w:rFonts w:ascii="NeoSansArabic-Bold" w:hAnsi="NeoSansArabic-Bold" w:cs="NeoSansArabic-Bold"/>
-                <w:b/>
-                <w:bCs/>
-                <w:sz w:val="18"/>
-                <w:szCs w:val="18"/>
-                <w:rtl/>
-                <w:lang w:bidi="ar-EG"/>
-              </w:rPr>
-            </w:pPr>
-            <w:r>
-              <w:rPr>
-                <w:rFonts w:ascii="NeoSansArabic-Bold" w:hAnsi="NeoSansArabic-Bold" w:cs="NeoSansArabic-Bold" w:hint="cs"/>
-                <w:b/>
-                <w:bCs/>
-                <w:sz w:val="18"/>
-                <w:szCs w:val="18"/>
-                <w:rtl/>
-                <w:lang w:bidi="ar-EG"/>
-              </w:rPr>
-              <w:t>المبلغ</w:t>
-            </w:r>
-            <w:r>
-              <w:rPr>
-                <w:rFonts w:ascii="NeoSansArabic-Bold" w:hAnsi="NeoSansArabic-Bold" w:cs="NeoSansArabic-Bold"/>
-                <w:b/>
-                <w:bCs/>
-                <w:sz w:val="18"/>
-                <w:szCs w:val="18"/>
-                <w:rtl/>
-                <w:lang w:bidi="ar-EG"/>
-              </w:rPr>
-              <w:t xml:space="preserve"> </w:t>
-            </w:r>
-            <w:r>
-              <w:rPr>
-                <w:rFonts w:ascii="NeoSansArabic-Bold" w:hAnsi="NeoSansArabic-Bold" w:cs="NeoSansArabic-Bold" w:hint="cs"/>
-                <w:b/>
-                <w:bCs/>
-                <w:sz w:val="18"/>
-                <w:szCs w:val="18"/>
-                <w:rtl/>
-                <w:lang w:bidi="ar-EG"/>
-              </w:rPr>
-              <w:t>المدفوع</w:t>
-            </w:r>
-            <w:r>
-              <w:rPr>
-                <w:rFonts w:ascii="NeoSansArabic-Bold" w:hAnsi="NeoSansArabic-Bold" w:cs="NeoSansArabic-Bold"/>
-                <w:b/>
-                <w:bCs/>
-                <w:sz w:val="18"/>
-                <w:szCs w:val="18"/>
-                <w:rtl/>
-                <w:lang w:bidi="ar-EG"/>
-              </w:rPr>
-              <w:t>:</w:t>
-            </w:r>
-          </w:p>
-        </w:tc>
-        <w:tc>
-          <w:tcPr>
-            <w:tcW w:w="3595" w:type="dxa"/>
-            <w:vAlign w:val="center"/>
-          </w:tcPr>
-          <w:p>
-            <w:pPr>
-              <w:tabs>
-                <w:tab w:val="left" w:pos="1056"/>
-                <w:tab w:val="left" w:pos="6456"/>
-              </w:tabs>
-              <w:bidi/>
-              <w:jc w:val="center"/>
-              <w:rPr>
-                <w:rFonts w:ascii="Neo Sans Arabic" w:hAnsi="Neo Sans Arabic" w:cs="Neo Sans Arabic"/>
-                <w:rtl/>
-                <w:lang w:bidi="ar-EG"/>
-              </w:rPr>
-            </w:pPr>
-            <w:proofErr w:type="gramStart"/>
-            <w:r>
-              <w:rPr>
-                <w:rFonts w:ascii="Neo Sans Arabic" w:hAnsi="Neo Sans Arabic" w:cs="Neo Sans Arabic"/>
-                <w:lang w:bidi="ar-EG"/>
-              </w:rPr>
-              <w:t xml:space="preserve">{{ </w:t>
-            </w:r>
-            <w:proofErr w:type="spellStart"/>
-            <w:r>
-              <w:rPr>
-                <w:rFonts w:ascii="Neo Sans Arabic" w:hAnsi="Neo Sans Arabic" w:cs="Neo Sans Arabic"/>
-                <w:lang w:bidi="ar-EG"/>
-              </w:rPr>
-              <w:t>paid</w:t>
-            </w:r>
-            <w:proofErr w:type="gramEnd"/>
-            <w:r>
-              <w:rPr>
-                <w:rFonts w:ascii="Neo Sans Arabic" w:hAnsi="Neo Sans Arabic" w:cs="Neo Sans Arabic"/>
-                <w:lang w:bidi="ar-EG"/>
-              </w:rPr>
-              <w:t>_amount</w:t>
-            </w:r>
-            <w:proofErr w:type="spellEnd"/>
-            <w:r>
-              <w:rPr>
-                <w:rFonts w:ascii="Neo Sans Arabic" w:hAnsi="Neo Sans Arabic" w:cs="Neo Sans Arabic"/>
-                <w:lang w:bidi="ar-EG"/>
-              </w:rPr>
-              <w:t xml:space="preserve"> }}</w:t>
-            </w:r>
-          </w:p>
-        </w:tc>
-      </w:tr>
-      <w:tr>
-        <w:trPr>
-          <w:trHeight w:val="763"/>
-        </w:trPr>
-        <w:tc>
-          <w:tcPr>
-            <w:tcW w:w="1727" w:type="dxa"/>
-            <w:shd w:val="clear" w:color="auto" w:fill="C00000"/>
-            <w:vAlign w:val="center"/>
-          </w:tcPr>
-          <w:p>
-            <w:pPr>
-              <w:tabs>
-                <w:tab w:val="left" w:pos="1056"/>
-                <w:tab w:val="left" w:pos="6456"/>
-              </w:tabs>
-              <w:bidi/>
-              <w:jc w:val="center"/>
-              <w:rPr>
-                <w:rFonts w:ascii="NeoSansArabic-Bold" w:hAnsi="NeoSansArabic-Bold" w:cs="NeoSansArabic-Bold"/>
-                <w:b/>
-                <w:bCs/>
-                <w:sz w:val="18"/>
-                <w:szCs w:val="18"/>
-                <w:rtl/>
-                <w:lang w:bidi="ar-EG"/>
-              </w:rPr>
-            </w:pPr>
-            <w:r>
-              <w:rPr>
-                <w:rFonts w:ascii="NeoSansArabic-Bold" w:hAnsi="NeoSansArabic-Bold" w:cs="NeoSansArabic-Bold" w:hint="cs"/>
-                <w:b/>
-                <w:bCs/>
-                <w:sz w:val="18"/>
-                <w:szCs w:val="18"/>
-                <w:rtl/>
-                <w:lang w:bidi="ar-EG"/>
-              </w:rPr>
-              <w:t>المبلغ</w:t>
-            </w:r>
-            <w:r>
-              <w:rPr>
-                <w:rFonts w:ascii="NeoSansArabic-Bold" w:hAnsi="NeoSansArabic-Bold" w:cs="NeoSansArabic-Bold"/>
-                <w:b/>
-                <w:bCs/>
-                <w:sz w:val="18"/>
-                <w:szCs w:val="18"/>
-                <w:rtl/>
-                <w:lang w:bidi="ar-EG"/>
-              </w:rPr>
-              <w:t xml:space="preserve"> </w:t>
-            </w:r>
-            <w:r>
-              <w:rPr>
-                <w:rFonts w:ascii="NeoSansArabic-Bold" w:hAnsi="NeoSansArabic-Bold" w:cs="NeoSansArabic-Bold" w:hint="cs"/>
-                <w:b/>
-                <w:bCs/>
-                <w:sz w:val="18"/>
-                <w:szCs w:val="18"/>
-                <w:rtl/>
-                <w:lang w:bidi="ar-EG"/>
-              </w:rPr>
-              <w:t>المتبقي</w:t>
-            </w:r>
-            <w:r>
-              <w:rPr>
-                <w:rFonts w:ascii="NeoSansArabic-Bold" w:hAnsi="NeoSansArabic-Bold" w:cs="NeoSansArabic-Bold"/>
-                <w:b/>
-                <w:bCs/>
-                <w:sz w:val="18"/>
-                <w:szCs w:val="18"/>
-                <w:rtl/>
-                <w:lang w:bidi="ar-EG"/>
-              </w:rPr>
-              <w:t>:</w:t>
-            </w:r>
-          </w:p>
-        </w:tc>
-        <w:tc>
-          <w:tcPr>
-            <w:tcW w:w="3451" w:type="dxa"/>
-            <w:vAlign w:val="center"/>
-          </w:tcPr>
-          <w:p>
-            <w:pPr>
-              <w:tabs>
-                <w:tab w:val="left" w:pos="1056"/>
-                <w:tab w:val="left" w:pos="6456"/>
-              </w:tabs>
-              <w:bidi/>
-              <w:jc w:val="center"/>
-              <w:rPr>
-                <w:rFonts w:ascii="Neo Sans Arabic" w:hAnsi="Neo Sans Arabic" w:cs="Neo Sans Arabic"/>
-                <w:rtl/>
-                <w:lang w:bidi="ar-EG"/>
-              </w:rPr>
-            </w:pPr>
-            <w:proofErr w:type="gramStart"/>
-            <w:r>
-              <w:rPr>
-                <w:rFonts w:ascii="Neo Sans Arabic" w:hAnsi="Neo Sans Arabic" w:cs="Neo Sans Arabic"/>
-                <w:lang w:bidi="ar-EG"/>
-              </w:rPr>
-              <w:t xml:space="preserve">{{ </w:t>
-            </w:r>
-            <w:proofErr w:type="spellStart"/>
-            <w:r>
-              <w:rPr>
-                <w:rFonts w:ascii="Neo Sans Arabic" w:hAnsi="Neo Sans Arabic" w:cs="Neo Sans Arabic"/>
-                <w:lang w:bidi="ar-EG"/>
-              </w:rPr>
-              <w:t>remaining</w:t>
-            </w:r>
-            <w:proofErr w:type="gramEnd"/>
-            <w:r>
-              <w:rPr>
-                <w:rFonts w:ascii="Neo Sans Arabic" w:hAnsi="Neo Sans Arabic" w:cs="Neo Sans Arabic"/>
-                <w:lang w:bidi="ar-EG"/>
-              </w:rPr>
-              <w:t>_amount</w:t>
-            </w:r>
-            <w:proofErr w:type="spellEnd"/>
-            <w:r>
-              <w:rPr>
-                <w:rFonts w:ascii="Neo Sans Arabic" w:hAnsi="Neo Sans Arabic" w:cs="Neo Sans Arabic"/>
-                <w:lang w:bidi="ar-EG"/>
-              </w:rPr>
-              <w:t xml:space="preserve"> }}</w:t>
-            </w:r>
-          </w:p>
-        </w:tc>
-        <w:tc>
-          <w:tcPr>
-            <w:tcW w:w="1589" w:type="dxa"/>
-            <w:shd w:val="clear" w:color="auto" w:fill="C00000"/>
-            <w:vAlign w:val="center"/>
-          </w:tcPr>
-          <w:p>
-            <w:pPr>
-              <w:tabs>
-                <w:tab w:val="left" w:pos="1056"/>
-                <w:tab w:val="left" w:pos="6456"/>
-              </w:tabs>
-              <w:bidi/>
-              <w:jc w:val="center"/>
-              <w:rPr>
-                <w:rFonts w:ascii="NeoSansArabic-Bold" w:hAnsi="NeoSansArabic-Bold" w:cs="NeoSansArabic-Bold"/>
-                <w:b/>
-                <w:bCs/>
-                <w:sz w:val="18"/>
-                <w:szCs w:val="18"/>
-                <w:rtl/>
-                <w:lang w:bidi="ar-EG"/>
-              </w:rPr>
-            </w:pPr>
-            <w:r>
-              <w:rPr>
-                <w:rFonts w:ascii="NeoSansArabic-Bold" w:hAnsi="NeoSansArabic-Bold" w:cs="NeoSansArabic-Bold" w:hint="cs"/>
-                <w:b/>
-                <w:bCs/>
-                <w:sz w:val="18"/>
-                <w:szCs w:val="18"/>
-                <w:rtl/>
-                <w:lang w:bidi="ar-EG"/>
-              </w:rPr>
-              <w:t>طريقة</w:t>
-            </w:r>
-            <w:r>
-              <w:rPr>
-                <w:rFonts w:ascii="NeoSansArabic-Bold" w:hAnsi="NeoSansArabic-Bold" w:cs="NeoSansArabic-Bold"/>
-                <w:b/>
-                <w:bCs/>
-                <w:sz w:val="18"/>
-                <w:szCs w:val="18"/>
-                <w:rtl/>
-                <w:lang w:bidi="ar-EG"/>
-              </w:rPr>
-              <w:t xml:space="preserve"> </w:t>
-            </w:r>
-            <w:r>
-              <w:rPr>
-                <w:rFonts w:ascii="NeoSansArabic-Bold" w:hAnsi="NeoSansArabic-Bold" w:cs="NeoSansArabic-Bold" w:hint="cs"/>
-                <w:b/>
-                <w:bCs/>
-                <w:sz w:val="18"/>
-                <w:szCs w:val="18"/>
-                <w:rtl/>
-                <w:lang w:bidi="ar-EG"/>
-              </w:rPr>
-              <w:t>الدفع</w:t>
-            </w:r>
-            <w:r>
-              <w:rPr>
-                <w:rFonts w:ascii="NeoSansArabic-Bold" w:hAnsi="NeoSansArabic-Bold" w:cs="NeoSansArabic-Bold"/>
-                <w:b/>
-                <w:bCs/>
-                <w:sz w:val="18"/>
-                <w:szCs w:val="18"/>
-                <w:rtl/>
-                <w:lang w:bidi="ar-EG"/>
-              </w:rPr>
-              <w:t>:</w:t>
-            </w:r>
-          </w:p>
-        </w:tc>
-        <w:tc>
-          <w:tcPr>
-            <w:tcW w:w="3595" w:type="dxa"/>
-            <w:vAlign w:val="center"/>
-          </w:tcPr>
-          <w:p>
-            <w:pPr>
-              <w:tabs>
-                <w:tab w:val="left" w:pos="1056"/>
-                <w:tab w:val="left" w:pos="6456"/>
-              </w:tabs>
-              <w:bidi/>
-              <w:jc w:val="center"/>
-              <w:rPr>
-                <w:rFonts w:ascii="Neo Sans Arabic" w:hAnsi="Neo Sans Arabic" w:cs="Neo Sans Arabic"/>
-                <w:rtl/>
-                <w:lang w:bidi="ar-EG"/>
-              </w:rPr>
-            </w:pPr>
-            <w:r>
-              <w:rPr>
-                <w:rFonts w:ascii="Neo Sans Arabic" w:hAnsi="Neo Sans Arabic" w:cs="Neo Sans Arabic"/>
-                <w:rtl/>
-                <w:lang w:bidi="ar-EG"/>
-              </w:rPr>
-              <w:t xml:space="preserve">{{ </w:t>
-            </w:r>
-            <w:proofErr w:type="spellStart"/>
-            <w:r>
-              <w:rPr>
-                <w:rFonts w:ascii="Neo Sans Arabic" w:hAnsi="Neo Sans Arabic" w:cs="Neo Sans Arabic"/>
-                <w:lang w:bidi="ar-EG"/>
-              </w:rPr>
-              <w:t>payment_method</w:t>
-            </w:r>
-            <w:proofErr w:type="spellEnd"/>
-            <w:r>
-              <w:rPr>
-                <w:rFonts w:ascii="Neo Sans Arabic" w:hAnsi="Neo Sans Arabic" w:cs="Neo Sans Arabic"/>
-                <w:rtl/>
-                <w:lang w:bidi="ar-EG"/>
-              </w:rPr>
-              <w:t xml:space="preserve"> }}</w:t>
-            </w:r>
-          </w:p>
-        </w:tc>
-      </w:tr>
-    </w:tbl>
     <w:p>
       <w:pPr>
         <w:tabs>
@@ -1793,7 +245,7 @@
         <mc:AlternateContent>
           <mc:Choice Requires="wps">
             <w:drawing>
-              <wp:anchor distT="45720" distB="45720" distL="114300" distR="114300" simplePos="0" relativeHeight="251663360" behindDoc="0" locked="0" layoutInCell="1" allowOverlap="1" wp14:anchorId="74D96EA2" wp14:editId="489B7F22">
+              <wp:anchor distT="45720" distB="45720" distL="114300" distR="114300" simplePos="0" relativeHeight="251663360" behindDoc="0" locked="0" layoutInCell="1" allowOverlap="1" wp14:anchorId="74D96EA2" wp14:editId="1A521857">
                 <wp:simplePos x="0" y="0"/>
                 <wp:positionH relativeFrom="margin">
                   <wp:align>center</wp:align>
@@ -2156,6 +608,2222 @@
           </mc:Fallback>
         </mc:AlternateContent>
       </w:r>
+    </w:p>
+    <w:p>
+      <w:pPr>
+        <w:bidi/>
+        <w:rPr>
+          <w:sz w:val="28"/>
+          <w:szCs w:val="28"/>
+          <w:lang w:bidi="ar-EG"/>
+        </w:rPr>
+      </w:pPr>
+    </w:p>
+    <w:p>
+      <w:pPr>
+        <w:bidi/>
+        <w:rPr>
+          <w:sz w:val="28"/>
+          <w:szCs w:val="28"/>
+          <w:lang w:bidi="ar-EG"/>
+        </w:rPr>
+      </w:pPr>
+    </w:p>
+    <w:p>
+      <w:pPr>
+        <w:bidi/>
+        <w:rPr>
+          <w:sz w:val="28"/>
+          <w:szCs w:val="28"/>
+          <w:lang w:bidi="ar-EG"/>
+        </w:rPr>
+      </w:pPr>
+    </w:p>
+    <w:p>
+      <w:pPr>
+        <w:bidi/>
+        <w:rPr>
+          <w:rFonts w:ascii="Neo Sans Arabic" w:hAnsi="Neo Sans Arabic" w:cs="Neo Sans Arabic"/>
+          <w:lang w:bidi="ar-EG"/>
+        </w:rPr>
+      </w:pPr>
+      <w:r>
+        <w:rPr>
+          <w:rFonts w:ascii="Neo Sans Arabic" w:hAnsi="Neo Sans Arabic" w:cs="Neo Sans Arabic" w:hint="cs"/>
+          <w:b/>
+          <w:bCs/>
+          <w:rtl/>
+          <w:lang w:bidi="ar-EG"/>
+        </w:rPr>
+        <w:t xml:space="preserve"> </w:t>
+      </w:r>
+      <w:r>
+        <w:rPr>
+          <w:rFonts w:ascii="Neo Sans Arabic" w:hAnsi="Neo Sans Arabic" w:cs="Neo Sans Arabic"/>
+          <w:b/>
+          <w:bCs/>
+          <w:rtl/>
+          <w:lang w:bidi="ar-EG"/>
+        </w:rPr>
+        <w:t>رقم الإيصال</w:t>
+      </w:r>
+      <w:r>
+        <w:rPr>
+          <w:rFonts w:ascii="Neo Sans Arabic" w:hAnsi="Neo Sans Arabic" w:cs="Neo Sans Arabic"/>
+          <w:b/>
+          <w:bCs/>
+          <w:lang w:bidi="ar-EG"/>
+        </w:rPr>
+        <w:t>:</w:t>
+      </w:r>
+      <w:r>
+        <w:rPr>
+          <w:rFonts w:ascii="Neo Sans Arabic" w:hAnsi="Neo Sans Arabic" w:cs="Neo Sans Arabic" w:hint="cs"/>
+          <w:b/>
+          <w:bCs/>
+          <w:rtl/>
+          <w:lang w:bidi="ar-EG"/>
+        </w:rPr>
+        <w:t xml:space="preserve"> </w:t>
+      </w:r>
+      <w:r>
+        <w:rPr>
+          <w:rFonts w:ascii="Neo Sans Arabic" w:hAnsi="Neo Sans Arabic" w:cs="Neo Sans Arabic"/>
+          <w:b/>
+          <w:bCs/>
+          <w:lang w:bidi="ar-EG"/>
+        </w:rPr>
+        <w:t xml:space="preserve">{{ </w:t>
+      </w:r>
+      <w:proofErr w:type="spellStart"/>
+      <w:r>
+        <w:rPr>
+          <w:rFonts w:ascii="Neo Sans Arabic" w:hAnsi="Neo Sans Arabic" w:cs="Neo Sans Arabic"/>
+          <w:b/>
+          <w:bCs/>
+          <w:lang w:bidi="ar-EG"/>
+        </w:rPr>
+        <w:t>receipt_number</w:t>
+      </w:r>
+      <w:proofErr w:type="spellEnd"/>
+      <w:r>
+        <w:rPr>
+          <w:rFonts w:ascii="Neo Sans Arabic" w:hAnsi="Neo Sans Arabic" w:cs="Neo Sans Arabic"/>
+          <w:b/>
+          <w:bCs/>
+          <w:lang w:bidi="ar-EG"/>
+        </w:rPr>
+        <w:t xml:space="preserve"> }}</w:t>
+      </w:r>
+      <w:r>
+        <w:rPr>
+          <w:rFonts w:ascii="Neo Sans Arabic" w:hAnsi="Neo Sans Arabic" w:cs="Neo Sans Arabic" w:hint="cs"/>
+          <w:b/>
+          <w:bCs/>
+          <w:rtl/>
+          <w:lang w:bidi="ar-EG"/>
+        </w:rPr>
+        <w:t xml:space="preserve"> </w:t>
+      </w:r>
+      <w:r>
+        <w:rPr>
+          <w:rFonts w:ascii="Neo Sans Arabic" w:hAnsi="Neo Sans Arabic" w:cs="Neo Sans Arabic"/>
+          <w:rtl/>
+          <w:lang w:bidi="ar-EG"/>
+        </w:rPr>
+        <w:tab/>
+      </w:r>
+    </w:p>
+    <w:p>
+      <w:pPr>
+        <w:bidi/>
+        <w:rPr>
+          <w:rFonts w:ascii="Neo Sans Arabic" w:hAnsi="Neo Sans Arabic" w:cs="Neo Sans Arabic"/>
+          <w:b/>
+          <w:bCs/>
+          <w:lang w:bidi="ar-EG"/>
+        </w:rPr>
+      </w:pPr>
+      <w:r>
+        <w:rPr>
+          <w:rFonts w:ascii="Neo Sans Arabic" w:hAnsi="Neo Sans Arabic" w:cs="Neo Sans Arabic" w:hint="cs"/>
+          <w:rtl/>
+          <w:lang w:bidi="ar-EG"/>
+        </w:rPr>
+        <w:t xml:space="preserve"> </w:t>
+      </w:r>
+      <w:r>
+        <w:rPr>
+          <w:rFonts w:ascii="Neo Sans Arabic" w:hAnsi="Neo Sans Arabic" w:cs="Neo Sans Arabic" w:hint="cs"/>
+          <w:b/>
+          <w:bCs/>
+          <w:rtl/>
+          <w:lang w:bidi="ar-EG"/>
+        </w:rPr>
+        <w:t>التاريخ</w:t>
+      </w:r>
+      <w:r>
+        <w:rPr>
+          <w:rFonts w:ascii="Neo Sans Arabic" w:hAnsi="Neo Sans Arabic" w:cs="Neo Sans Arabic" w:hint="cs"/>
+          <w:b/>
+          <w:bCs/>
+          <w:rtl/>
+          <w:lang w:bidi="ar-EG"/>
+        </w:rPr>
+        <w:t xml:space="preserve">: </w:t>
+      </w:r>
+      <w:r>
+        <w:rPr>
+          <w:rFonts w:ascii="Neo Sans Arabic" w:hAnsi="Neo Sans Arabic" w:cs="Neo Sans Arabic"/>
+          <w:b/>
+          <w:bCs/>
+          <w:rtl/>
+          <w:lang w:bidi="ar-EG"/>
+        </w:rPr>
+        <w:t xml:space="preserve">{{ </w:t>
+      </w:r>
+      <w:r>
+        <w:rPr>
+          <w:rFonts w:ascii="Neo Sans Arabic" w:hAnsi="Neo Sans Arabic" w:cs="Neo Sans Arabic"/>
+          <w:b/>
+          <w:bCs/>
+          <w:lang w:bidi="ar-EG"/>
+        </w:rPr>
+        <w:t>date</w:t>
+      </w:r>
+      <w:r>
+        <w:rPr>
+          <w:rFonts w:ascii="Neo Sans Arabic" w:hAnsi="Neo Sans Arabic" w:cs="Neo Sans Arabic"/>
+          <w:b/>
+          <w:bCs/>
+          <w:rtl/>
+          <w:lang w:bidi="ar-EG"/>
+        </w:rPr>
+        <w:t xml:space="preserve"> }}</w:t>
+      </w:r>
+    </w:p>
+    <w:p>
+      <w:pPr>
+        <w:bidi/>
+        <w:rPr>
+          <w:rFonts w:ascii="Neo Sans Arabic" w:hAnsi="Neo Sans Arabic" w:cs="Neo Sans Arabic"/>
+          <w:b/>
+          <w:bCs/>
+          <w:lang w:bidi="ar-EG"/>
+        </w:rPr>
+      </w:pPr>
+      <w:r>
+        <w:rPr>
+          <w:rFonts w:hint="cs"/>
+          <w:b/>
+          <w:bCs/>
+          <w:rtl/>
+          <w:lang w:bidi="ar-EG"/>
+        </w:rPr>
+        <w:t xml:space="preserve">الجامعة: </w:t>
+      </w:r>
+      <w:r>
+        <w:rPr>
+          <w:rFonts w:ascii="Neo Sans Arabic" w:hAnsi="Neo Sans Arabic" w:cs="Neo Sans Arabic"/>
+          <w:b/>
+          <w:bCs/>
+          <w:rtl/>
+          <w:lang w:bidi="ar-EG"/>
+        </w:rPr>
+        <w:t xml:space="preserve">{{ </w:t>
+      </w:r>
+      <w:r>
+        <w:rPr>
+          <w:rFonts w:ascii="Neo Sans Arabic" w:hAnsi="Neo Sans Arabic" w:cs="Neo Sans Arabic"/>
+          <w:b/>
+          <w:bCs/>
+          <w:lang w:bidi="ar-EG"/>
+        </w:rPr>
+        <w:t>university</w:t>
+      </w:r>
+      <w:r>
+        <w:rPr>
+          <w:rFonts w:ascii="Neo Sans Arabic" w:hAnsi="Neo Sans Arabic" w:cs="Neo Sans Arabic"/>
+          <w:b/>
+          <w:bCs/>
+          <w:rtl/>
+          <w:lang w:bidi="ar-EG"/>
+        </w:rPr>
+        <w:t xml:space="preserve"> }}</w:t>
+      </w:r>
+    </w:p>
+    <w:tbl>
+      <w:tblPr>
+        <w:tblStyle w:val="TableGrid"/>
+        <w:tblpPr w:leftFromText="180" w:rightFromText="180" w:vertAnchor="page" w:horzAnchor="margin" w:tblpXSpec="center" w:tblpY="6037"/>
+        <w:bidiVisual/>
+        <w:tblW w:w="9384" w:type="dxa"/>
+        <w:tblLook w:val="04A0" w:firstRow="1" w:lastRow="0" w:firstColumn="1" w:lastColumn="0" w:noHBand="0" w:noVBand="1"/>
+      </w:tblPr>
+      <w:tblGrid>
+        <w:gridCol w:w="1408"/>
+        <w:gridCol w:w="3302"/>
+        <w:gridCol w:w="1611"/>
+        <w:gridCol w:w="3063"/>
+      </w:tblGrid>
+      <w:tr>
+        <w:trPr>
+          <w:trHeight w:val="732"/>
+        </w:trPr>
+        <w:tc>
+          <w:tcPr>
+            <w:tcW w:w="1408" w:type="dxa"/>
+            <w:shd w:val="clear" w:color="auto" w:fill="C00000"/>
+            <w:vAlign w:val="center"/>
+          </w:tcPr>
+          <w:p>
+            <w:pPr>
+              <w:tabs>
+                <w:tab w:val="left" w:pos="1056"/>
+                <w:tab w:val="left" w:pos="6456"/>
+              </w:tabs>
+              <w:bidi/>
+              <w:jc w:val="center"/>
+              <w:rPr>
+                <w:rFonts w:ascii="NeoSansArabic-Bold" w:hAnsi="NeoSansArabic-Bold" w:cs="NeoSansArabic-Bold"/>
+                <w:b/>
+                <w:bCs/>
+                <w:sz w:val="18"/>
+                <w:szCs w:val="18"/>
+                <w:rtl/>
+                <w:lang w:bidi="ar-EG"/>
+              </w:rPr>
+            </w:pPr>
+            <w:r>
+              <w:rPr>
+                <w:rFonts w:ascii="NeoSansArabic-Bold" w:hAnsi="NeoSansArabic-Bold" w:cs="NeoSansArabic-Bold" w:hint="cs"/>
+                <w:b/>
+                <w:bCs/>
+                <w:sz w:val="18"/>
+                <w:szCs w:val="18"/>
+                <w:rtl/>
+                <w:lang w:bidi="ar-EG"/>
+              </w:rPr>
+              <w:t>اسم</w:t>
+            </w:r>
+            <w:r>
+              <w:rPr>
+                <w:rFonts w:ascii="NeoSansArabic-Bold" w:hAnsi="NeoSansArabic-Bold" w:cs="NeoSansArabic-Bold"/>
+                <w:b/>
+                <w:bCs/>
+                <w:sz w:val="18"/>
+                <w:szCs w:val="18"/>
+                <w:rtl/>
+                <w:lang w:bidi="ar-EG"/>
+              </w:rPr>
+              <w:t xml:space="preserve"> </w:t>
+            </w:r>
+            <w:r>
+              <w:rPr>
+                <w:rFonts w:ascii="NeoSansArabic-Bold" w:hAnsi="NeoSansArabic-Bold" w:cs="NeoSansArabic-Bold" w:hint="cs"/>
+                <w:b/>
+                <w:bCs/>
+                <w:sz w:val="18"/>
+                <w:szCs w:val="18"/>
+                <w:rtl/>
+                <w:lang w:bidi="ar-EG"/>
+              </w:rPr>
+              <w:t>الطالب</w:t>
+            </w:r>
+            <w:r>
+              <w:rPr>
+                <w:rFonts w:ascii="NeoSansArabic-Bold" w:hAnsi="NeoSansArabic-Bold" w:cs="NeoSansArabic-Bold"/>
+                <w:b/>
+                <w:bCs/>
+                <w:sz w:val="18"/>
+                <w:szCs w:val="18"/>
+                <w:rtl/>
+                <w:lang w:bidi="ar-EG"/>
+              </w:rPr>
+              <w:t>:</w:t>
+            </w:r>
+          </w:p>
+        </w:tc>
+        <w:tc>
+          <w:tcPr>
+            <w:tcW w:w="3302" w:type="dxa"/>
+            <w:vAlign w:val="center"/>
+          </w:tcPr>
+          <w:p>
+            <w:pPr>
+              <w:tabs>
+                <w:tab w:val="left" w:pos="1056"/>
+                <w:tab w:val="left" w:pos="6456"/>
+              </w:tabs>
+              <w:bidi/>
+              <w:jc w:val="center"/>
+              <w:rPr>
+                <w:rFonts w:ascii="Neo Sans Arabic" w:hAnsi="Neo Sans Arabic" w:cs="Neo Sans Arabic"/>
+                <w:rtl/>
+                <w:lang w:bidi="ar-EG"/>
+              </w:rPr>
+            </w:pPr>
+            <w:r>
+              <w:rPr>
+                <w:rFonts w:ascii="Neo Sans Arabic" w:hAnsi="Neo Sans Arabic" w:cs="Neo Sans Arabic"/>
+                <w:rtl/>
+                <w:lang w:bidi="ar-EG"/>
+              </w:rPr>
+              <w:t xml:space="preserve">{{ </w:t>
+            </w:r>
+            <w:proofErr w:type="spellStart"/>
+            <w:r>
+              <w:rPr>
+                <w:rFonts w:ascii="Neo Sans Arabic" w:hAnsi="Neo Sans Arabic" w:cs="Neo Sans Arabic"/>
+                <w:lang w:bidi="ar-EG"/>
+              </w:rPr>
+              <w:t>student_name</w:t>
+            </w:r>
+            <w:proofErr w:type="spellEnd"/>
+            <w:r>
+              <w:rPr>
+                <w:rFonts w:ascii="Neo Sans Arabic" w:hAnsi="Neo Sans Arabic" w:cs="Neo Sans Arabic"/>
+                <w:rtl/>
+                <w:lang w:bidi="ar-EG"/>
+              </w:rPr>
+              <w:t xml:space="preserve"> }}</w:t>
+            </w:r>
+          </w:p>
+        </w:tc>
+        <w:tc>
+          <w:tcPr>
+            <w:tcW w:w="1611" w:type="dxa"/>
+            <w:shd w:val="clear" w:color="auto" w:fill="C00000"/>
+            <w:vAlign w:val="center"/>
+          </w:tcPr>
+          <w:p>
+            <w:pPr>
+              <w:tabs>
+                <w:tab w:val="left" w:pos="1056"/>
+                <w:tab w:val="left" w:pos="6456"/>
+              </w:tabs>
+              <w:bidi/>
+              <w:jc w:val="center"/>
+              <w:rPr>
+                <w:rFonts w:ascii="NeoSansArabic-Bold" w:hAnsi="NeoSansArabic-Bold" w:cs="NeoSansArabic-Bold"/>
+                <w:b/>
+                <w:bCs/>
+                <w:sz w:val="18"/>
+                <w:szCs w:val="18"/>
+                <w:rtl/>
+                <w:lang w:bidi="ar-EG"/>
+              </w:rPr>
+            </w:pPr>
+            <w:r>
+              <w:rPr>
+                <w:rFonts w:ascii="NeoSansArabic-Bold" w:hAnsi="NeoSansArabic-Bold" w:cs="NeoSansArabic-Bold" w:hint="cs"/>
+                <w:b/>
+                <w:bCs/>
+                <w:sz w:val="18"/>
+                <w:szCs w:val="18"/>
+                <w:rtl/>
+                <w:lang w:bidi="ar-EG"/>
+              </w:rPr>
+              <w:t>رقم</w:t>
+            </w:r>
+            <w:r>
+              <w:rPr>
+                <w:rFonts w:ascii="NeoSansArabic-Bold" w:hAnsi="NeoSansArabic-Bold" w:cs="NeoSansArabic-Bold"/>
+                <w:b/>
+                <w:bCs/>
+                <w:sz w:val="18"/>
+                <w:szCs w:val="18"/>
+                <w:rtl/>
+                <w:lang w:bidi="ar-EG"/>
+              </w:rPr>
+              <w:t xml:space="preserve"> </w:t>
+            </w:r>
+            <w:r>
+              <w:rPr>
+                <w:rFonts w:ascii="NeoSansArabic-Bold" w:hAnsi="NeoSansArabic-Bold" w:cs="NeoSansArabic-Bold" w:hint="cs"/>
+                <w:b/>
+                <w:bCs/>
+                <w:sz w:val="18"/>
+                <w:szCs w:val="18"/>
+                <w:rtl/>
+                <w:lang w:bidi="ar-EG"/>
+              </w:rPr>
+              <w:t>التليفون</w:t>
+            </w:r>
+            <w:r>
+              <w:rPr>
+                <w:rFonts w:ascii="NeoSansArabic-Bold" w:hAnsi="NeoSansArabic-Bold" w:cs="NeoSansArabic-Bold"/>
+                <w:b/>
+                <w:bCs/>
+                <w:sz w:val="18"/>
+                <w:szCs w:val="18"/>
+                <w:rtl/>
+                <w:lang w:bidi="ar-EG"/>
+              </w:rPr>
+              <w:t>:</w:t>
+            </w:r>
+          </w:p>
+        </w:tc>
+        <w:tc>
+          <w:tcPr>
+            <w:tcW w:w="3063" w:type="dxa"/>
+            <w:vAlign w:val="center"/>
+          </w:tcPr>
+          <w:p>
+            <w:pPr>
+              <w:tabs>
+                <w:tab w:val="left" w:pos="1056"/>
+                <w:tab w:val="left" w:pos="6456"/>
+              </w:tabs>
+              <w:bidi/>
+              <w:jc w:val="center"/>
+              <w:rPr>
+                <w:rFonts w:ascii="Neo Sans Arabic" w:hAnsi="Neo Sans Arabic" w:cs="Neo Sans Arabic"/>
+                <w:rtl/>
+                <w:lang w:bidi="ar-EG"/>
+              </w:rPr>
+            </w:pPr>
+            <w:r>
+              <w:rPr>
+                <w:rFonts w:ascii="Neo Sans Arabic" w:hAnsi="Neo Sans Arabic" w:cs="Neo Sans Arabic"/>
+                <w:rtl/>
+                <w:lang w:bidi="ar-EG"/>
+              </w:rPr>
+              <w:t xml:space="preserve">{{ </w:t>
+            </w:r>
+            <w:r>
+              <w:rPr>
+                <w:rFonts w:ascii="Neo Sans Arabic" w:hAnsi="Neo Sans Arabic" w:cs="Neo Sans Arabic"/>
+                <w:lang w:bidi="ar-EG"/>
+              </w:rPr>
+              <w:t>phone</w:t>
+            </w:r>
+            <w:r>
+              <w:rPr>
+                <w:rFonts w:ascii="Neo Sans Arabic" w:hAnsi="Neo Sans Arabic" w:cs="Neo Sans Arabic"/>
+                <w:rtl/>
+                <w:lang w:bidi="ar-EG"/>
+              </w:rPr>
+              <w:t xml:space="preserve"> }}</w:t>
+            </w:r>
+          </w:p>
+        </w:tc>
+      </w:tr>
+      <w:tr>
+        <w:trPr>
+          <w:trHeight w:val="770"/>
+        </w:trPr>
+        <w:tc>
+          <w:tcPr>
+            <w:tcW w:w="1408" w:type="dxa"/>
+            <w:shd w:val="clear" w:color="auto" w:fill="C00000"/>
+            <w:vAlign w:val="center"/>
+          </w:tcPr>
+          <w:p>
+            <w:pPr>
+              <w:tabs>
+                <w:tab w:val="left" w:pos="1056"/>
+                <w:tab w:val="left" w:pos="6456"/>
+              </w:tabs>
+              <w:bidi/>
+              <w:jc w:val="center"/>
+              <w:rPr>
+                <w:rFonts w:ascii="NeoSansArabic-Bold" w:hAnsi="NeoSansArabic-Bold" w:cs="NeoSansArabic-Bold"/>
+                <w:b/>
+                <w:bCs/>
+                <w:sz w:val="18"/>
+                <w:szCs w:val="18"/>
+                <w:rtl/>
+                <w:lang w:bidi="ar-EG"/>
+              </w:rPr>
+            </w:pPr>
+            <w:r>
+              <w:rPr>
+                <w:rFonts w:ascii="NeoSansArabic-Bold" w:hAnsi="NeoSansArabic-Bold" w:cs="NeoSansArabic-Bold" w:hint="cs"/>
+                <w:b/>
+                <w:bCs/>
+                <w:sz w:val="18"/>
+                <w:szCs w:val="18"/>
+                <w:rtl/>
+                <w:lang w:bidi="ar-EG"/>
+              </w:rPr>
+              <w:t>الكلية</w:t>
+            </w:r>
+            <w:r>
+              <w:rPr>
+                <w:rFonts w:ascii="NeoSansArabic-Bold" w:hAnsi="NeoSansArabic-Bold" w:cs="NeoSansArabic-Bold"/>
+                <w:b/>
+                <w:bCs/>
+                <w:sz w:val="18"/>
+                <w:szCs w:val="18"/>
+                <w:rtl/>
+                <w:lang w:bidi="ar-EG"/>
+              </w:rPr>
+              <w:t xml:space="preserve"> :</w:t>
+            </w:r>
+          </w:p>
+        </w:tc>
+        <w:tc>
+          <w:tcPr>
+            <w:tcW w:w="3302" w:type="dxa"/>
+            <w:vAlign w:val="center"/>
+          </w:tcPr>
+          <w:p>
+            <w:pPr>
+              <w:tabs>
+                <w:tab w:val="left" w:pos="1056"/>
+                <w:tab w:val="left" w:pos="6456"/>
+              </w:tabs>
+              <w:bidi/>
+              <w:jc w:val="center"/>
+              <w:rPr>
+                <w:rFonts w:ascii="Neo Sans Arabic" w:hAnsi="Neo Sans Arabic" w:cs="Neo Sans Arabic"/>
+                <w:rtl/>
+                <w:lang w:bidi="ar-EG"/>
+              </w:rPr>
+            </w:pPr>
+            <w:proofErr w:type="gramStart"/>
+            <w:r>
+              <w:rPr>
+                <w:rFonts w:ascii="Neo Sans Arabic" w:hAnsi="Neo Sans Arabic" w:cs="Neo Sans Arabic"/>
+                <w:lang w:bidi="ar-EG"/>
+              </w:rPr>
+              <w:t>{{ faculty</w:t>
+            </w:r>
+            <w:proofErr w:type="gramEnd"/>
+            <w:r>
+              <w:rPr>
+                <w:rFonts w:ascii="Neo Sans Arabic" w:hAnsi="Neo Sans Arabic" w:cs="Neo Sans Arabic"/>
+                <w:lang w:bidi="ar-EG"/>
+              </w:rPr>
+              <w:t xml:space="preserve"> }}</w:t>
+            </w:r>
+          </w:p>
+        </w:tc>
+        <w:tc>
+          <w:tcPr>
+            <w:tcW w:w="1611" w:type="dxa"/>
+            <w:shd w:val="clear" w:color="auto" w:fill="C00000"/>
+            <w:vAlign w:val="center"/>
+          </w:tcPr>
+          <w:p>
+            <w:pPr>
+              <w:tabs>
+                <w:tab w:val="left" w:pos="1056"/>
+                <w:tab w:val="left" w:pos="6456"/>
+              </w:tabs>
+              <w:bidi/>
+              <w:jc w:val="center"/>
+              <w:rPr>
+                <w:rFonts w:ascii="NeoSansArabic-Bold" w:hAnsi="NeoSansArabic-Bold" w:cs="NeoSansArabic-Bold"/>
+                <w:b/>
+                <w:bCs/>
+                <w:sz w:val="18"/>
+                <w:szCs w:val="18"/>
+                <w:rtl/>
+                <w:lang w:bidi="ar-EG"/>
+              </w:rPr>
+            </w:pPr>
+            <w:r>
+              <w:rPr>
+                <w:rFonts w:ascii="NeoSansArabic-Bold" w:hAnsi="NeoSansArabic-Bold" w:cs="NeoSansArabic-Bold"/>
+                <w:b/>
+                <w:bCs/>
+                <w:sz w:val="18"/>
+                <w:szCs w:val="18"/>
+                <w:lang w:bidi="ar-EG"/>
+              </w:rPr>
+              <w:t>Student ID</w:t>
+            </w:r>
+            <w:r>
+              <w:rPr>
+                <w:rFonts w:ascii="NeoSansArabic-Bold" w:hAnsi="NeoSansArabic-Bold" w:cs="NeoSansArabic-Bold"/>
+                <w:b/>
+                <w:bCs/>
+                <w:sz w:val="18"/>
+                <w:szCs w:val="18"/>
+                <w:rtl/>
+                <w:lang w:bidi="ar-EG"/>
+              </w:rPr>
+              <w:t>:</w:t>
+            </w:r>
+          </w:p>
+        </w:tc>
+        <w:tc>
+          <w:tcPr>
+            <w:tcW w:w="3063" w:type="dxa"/>
+            <w:vAlign w:val="center"/>
+          </w:tcPr>
+          <w:p>
+            <w:pPr>
+              <w:tabs>
+                <w:tab w:val="left" w:pos="1056"/>
+                <w:tab w:val="left" w:pos="6456"/>
+              </w:tabs>
+              <w:bidi/>
+              <w:jc w:val="center"/>
+              <w:rPr>
+                <w:rFonts w:ascii="Neo Sans Arabic" w:hAnsi="Neo Sans Arabic" w:cs="Neo Sans Arabic"/>
+                <w:rtl/>
+                <w:lang w:bidi="ar-EG"/>
+              </w:rPr>
+            </w:pPr>
+            <w:proofErr w:type="gramStart"/>
+            <w:r>
+              <w:rPr>
+                <w:rFonts w:ascii="Neo Sans Arabic" w:hAnsi="Neo Sans Arabic" w:cs="Neo Sans Arabic"/>
+                <w:lang w:bidi="ar-EG"/>
+              </w:rPr>
+              <w:t xml:space="preserve">{{ </w:t>
+            </w:r>
+            <w:proofErr w:type="spellStart"/>
+            <w:r>
+              <w:rPr>
+                <w:rFonts w:ascii="Neo Sans Arabic" w:hAnsi="Neo Sans Arabic" w:cs="Neo Sans Arabic"/>
+                <w:lang w:bidi="ar-EG"/>
+              </w:rPr>
+              <w:t>student</w:t>
+            </w:r>
+            <w:proofErr w:type="gramEnd"/>
+            <w:r>
+              <w:rPr>
+                <w:rFonts w:ascii="Neo Sans Arabic" w:hAnsi="Neo Sans Arabic" w:cs="Neo Sans Arabic"/>
+                <w:lang w:bidi="ar-EG"/>
+              </w:rPr>
+              <w:t>_id</w:t>
+            </w:r>
+            <w:proofErr w:type="spellEnd"/>
+            <w:r>
+              <w:rPr>
+                <w:rFonts w:ascii="Neo Sans Arabic" w:hAnsi="Neo Sans Arabic" w:cs="Neo Sans Arabic"/>
+                <w:lang w:bidi="ar-EG"/>
+              </w:rPr>
+              <w:t xml:space="preserve"> }}</w:t>
+            </w:r>
+          </w:p>
+        </w:tc>
+      </w:tr>
+      <w:tr>
+        <w:trPr>
+          <w:trHeight w:val="770"/>
+        </w:trPr>
+        <w:tc>
+          <w:tcPr>
+            <w:tcW w:w="1408" w:type="dxa"/>
+            <w:shd w:val="clear" w:color="auto" w:fill="C00000"/>
+            <w:vAlign w:val="center"/>
+          </w:tcPr>
+          <w:p>
+            <w:pPr>
+              <w:tabs>
+                <w:tab w:val="left" w:pos="1056"/>
+                <w:tab w:val="left" w:pos="6456"/>
+              </w:tabs>
+              <w:bidi/>
+              <w:jc w:val="center"/>
+              <w:rPr>
+                <w:rFonts w:ascii="NeoSansArabic-Bold" w:hAnsi="NeoSansArabic-Bold" w:cs="NeoSansArabic-Bold" w:hint="cs"/>
+                <w:b/>
+                <w:bCs/>
+                <w:sz w:val="18"/>
+                <w:szCs w:val="18"/>
+                <w:rtl/>
+                <w:lang w:bidi="ar-EG"/>
+              </w:rPr>
+            </w:pPr>
+            <w:r>
+              <w:rPr>
+                <w:rFonts w:ascii="NeoSansArabic-Bold" w:hAnsi="NeoSansArabic-Bold" w:cs="NeoSansArabic-Bold" w:hint="cs"/>
+                <w:b/>
+                <w:bCs/>
+                <w:sz w:val="18"/>
+                <w:szCs w:val="18"/>
+                <w:rtl/>
+                <w:lang w:bidi="ar-EG"/>
+              </w:rPr>
+              <w:t>القسم :</w:t>
+            </w:r>
+          </w:p>
+        </w:tc>
+        <w:tc>
+          <w:tcPr>
+            <w:tcW w:w="3302" w:type="dxa"/>
+            <w:vAlign w:val="center"/>
+          </w:tcPr>
+          <w:p>
+            <w:pPr>
+              <w:tabs>
+                <w:tab w:val="left" w:pos="1056"/>
+                <w:tab w:val="left" w:pos="6456"/>
+              </w:tabs>
+              <w:bidi/>
+              <w:jc w:val="center"/>
+              <w:rPr>
+                <w:rFonts w:ascii="Neo Sans Arabic" w:hAnsi="Neo Sans Arabic" w:cs="Neo Sans Arabic"/>
+                <w:lang w:bidi="ar-EG"/>
+              </w:rPr>
+            </w:pPr>
+            <w:proofErr w:type="gramStart"/>
+            <w:r>
+              <w:rPr>
+                <w:rFonts w:ascii="Neo Sans Arabic" w:hAnsi="Neo Sans Arabic" w:cs="Neo Sans Arabic"/>
+                <w:lang w:bidi="ar-EG"/>
+              </w:rPr>
+              <w:t>{{ department</w:t>
+            </w:r>
+            <w:proofErr w:type="gramEnd"/>
+            <w:r>
+              <w:rPr>
+                <w:rFonts w:ascii="Neo Sans Arabic" w:hAnsi="Neo Sans Arabic" w:cs="Neo Sans Arabic"/>
+                <w:lang w:bidi="ar-EG"/>
+              </w:rPr>
+              <w:t xml:space="preserve"> }}</w:t>
+            </w:r>
+          </w:p>
+        </w:tc>
+        <w:tc>
+          <w:tcPr>
+            <w:tcW w:w="1611" w:type="dxa"/>
+            <w:shd w:val="clear" w:color="auto" w:fill="C00000"/>
+            <w:vAlign w:val="center"/>
+          </w:tcPr>
+          <w:p>
+            <w:pPr>
+              <w:tabs>
+                <w:tab w:val="left" w:pos="1056"/>
+                <w:tab w:val="left" w:pos="6456"/>
+              </w:tabs>
+              <w:bidi/>
+              <w:jc w:val="center"/>
+              <w:rPr>
+                <w:rFonts w:ascii="NeoSansArabic-Bold" w:hAnsi="NeoSansArabic-Bold" w:cs="NeoSansArabic-Bold" w:hint="cs"/>
+                <w:b/>
+                <w:bCs/>
+                <w:sz w:val="18"/>
+                <w:szCs w:val="18"/>
+                <w:rtl/>
+                <w:lang w:bidi="ar-EG"/>
+              </w:rPr>
+            </w:pPr>
+            <w:proofErr w:type="gramStart"/>
+            <w:r>
+              <w:rPr>
+                <w:rFonts w:ascii="NeoSansArabic-Bold" w:hAnsi="NeoSansArabic-Bold" w:cs="NeoSansArabic-Bold"/>
+                <w:b/>
+                <w:bCs/>
+                <w:sz w:val="18"/>
+                <w:szCs w:val="18"/>
+                <w:lang w:bidi="ar-EG"/>
+              </w:rPr>
+              <w:t>Gmail</w:t>
+            </w:r>
+            <w:r>
+              <w:rPr>
+                <w:rFonts w:ascii="NeoSansArabic-Bold" w:hAnsi="NeoSansArabic-Bold" w:cs="NeoSansArabic-Bold"/>
+                <w:b/>
+                <w:bCs/>
+                <w:sz w:val="18"/>
+                <w:szCs w:val="18"/>
+                <w:lang w:bidi="ar-EG"/>
+              </w:rPr>
+              <w:t xml:space="preserve"> </w:t>
+            </w:r>
+            <w:r>
+              <w:rPr>
+                <w:rFonts w:ascii="NeoSansArabic-Bold" w:hAnsi="NeoSansArabic-Bold" w:cs="NeoSansArabic-Bold" w:hint="cs"/>
+                <w:b/>
+                <w:bCs/>
+                <w:sz w:val="18"/>
+                <w:szCs w:val="18"/>
+                <w:rtl/>
+                <w:lang w:bidi="ar-EG"/>
+              </w:rPr>
+              <w:t>:</w:t>
+            </w:r>
+            <w:proofErr w:type="gramEnd"/>
+          </w:p>
+        </w:tc>
+        <w:tc>
+          <w:tcPr>
+            <w:tcW w:w="3063" w:type="dxa"/>
+            <w:vAlign w:val="center"/>
+          </w:tcPr>
+          <w:p>
+            <w:pPr>
+              <w:tabs>
+                <w:tab w:val="left" w:pos="1056"/>
+                <w:tab w:val="left" w:pos="6456"/>
+              </w:tabs>
+              <w:bidi/>
+              <w:jc w:val="center"/>
+              <w:rPr>
+                <w:rFonts w:ascii="Neo Sans Arabic" w:hAnsi="Neo Sans Arabic" w:cs="Neo Sans Arabic"/>
+                <w:lang w:bidi="ar-EG"/>
+              </w:rPr>
+            </w:pPr>
+            <w:proofErr w:type="gramStart"/>
+            <w:r>
+              <w:rPr>
+                <w:rFonts w:ascii="Neo Sans Arabic" w:hAnsi="Neo Sans Arabic" w:cs="Neo Sans Arabic"/>
+                <w:lang w:bidi="ar-EG"/>
+              </w:rPr>
+              <w:t>{{ Gmail</w:t>
+            </w:r>
+            <w:proofErr w:type="gramEnd"/>
+            <w:r>
+              <w:rPr>
+                <w:rFonts w:ascii="Neo Sans Arabic" w:hAnsi="Neo Sans Arabic" w:cs="Neo Sans Arabic"/>
+                <w:lang w:bidi="ar-EG"/>
+              </w:rPr>
+              <w:t xml:space="preserve"> }}</w:t>
+            </w:r>
+          </w:p>
+        </w:tc>
+      </w:tr>
+      <w:tr>
+        <w:trPr>
+          <w:trHeight w:val="732"/>
+        </w:trPr>
+        <w:tc>
+          <w:tcPr>
+            <w:tcW w:w="1408" w:type="dxa"/>
+            <w:shd w:val="clear" w:color="auto" w:fill="C00000"/>
+            <w:vAlign w:val="center"/>
+          </w:tcPr>
+          <w:p>
+            <w:pPr>
+              <w:tabs>
+                <w:tab w:val="left" w:pos="1056"/>
+                <w:tab w:val="left" w:pos="6456"/>
+              </w:tabs>
+              <w:bidi/>
+              <w:jc w:val="center"/>
+              <w:rPr>
+                <w:rFonts w:ascii="NeoSansArabic-Bold" w:hAnsi="NeoSansArabic-Bold" w:cs="NeoSansArabic-Bold"/>
+                <w:b/>
+                <w:bCs/>
+                <w:sz w:val="18"/>
+                <w:szCs w:val="18"/>
+                <w:rtl/>
+                <w:lang w:bidi="ar-EG"/>
+              </w:rPr>
+            </w:pPr>
+            <w:r>
+              <w:rPr>
+                <w:rFonts w:ascii="NeoSansArabic-Bold" w:hAnsi="NeoSansArabic-Bold" w:cs="NeoSansArabic-Bold" w:hint="cs"/>
+                <w:b/>
+                <w:bCs/>
+                <w:sz w:val="18"/>
+                <w:szCs w:val="18"/>
+                <w:rtl/>
+                <w:lang w:bidi="ar-EG"/>
+              </w:rPr>
+              <w:t>اسم</w:t>
+            </w:r>
+            <w:r>
+              <w:rPr>
+                <w:rFonts w:ascii="NeoSansArabic-Bold" w:hAnsi="NeoSansArabic-Bold" w:cs="NeoSansArabic-Bold"/>
+                <w:b/>
+                <w:bCs/>
+                <w:sz w:val="18"/>
+                <w:szCs w:val="18"/>
+                <w:rtl/>
+                <w:lang w:bidi="ar-EG"/>
+              </w:rPr>
+              <w:t xml:space="preserve"> </w:t>
+            </w:r>
+            <w:r>
+              <w:rPr>
+                <w:rFonts w:ascii="NeoSansArabic-Bold" w:hAnsi="NeoSansArabic-Bold" w:cs="NeoSansArabic-Bold" w:hint="cs"/>
+                <w:b/>
+                <w:bCs/>
+                <w:sz w:val="18"/>
+                <w:szCs w:val="18"/>
+                <w:rtl/>
+                <w:lang w:bidi="ar-EG"/>
+              </w:rPr>
+              <w:t>التراك</w:t>
+            </w:r>
+            <w:r>
+              <w:rPr>
+                <w:rFonts w:ascii="NeoSansArabic-Bold" w:hAnsi="NeoSansArabic-Bold" w:cs="NeoSansArabic-Bold"/>
+                <w:b/>
+                <w:bCs/>
+                <w:sz w:val="18"/>
+                <w:szCs w:val="18"/>
+                <w:rtl/>
+                <w:lang w:bidi="ar-EG"/>
+              </w:rPr>
+              <w:t>:</w:t>
+            </w:r>
+          </w:p>
+        </w:tc>
+        <w:tc>
+          <w:tcPr>
+            <w:tcW w:w="3302" w:type="dxa"/>
+            <w:vAlign w:val="center"/>
+          </w:tcPr>
+          <w:p>
+            <w:pPr>
+              <w:tabs>
+                <w:tab w:val="left" w:pos="1056"/>
+                <w:tab w:val="left" w:pos="6456"/>
+              </w:tabs>
+              <w:bidi/>
+              <w:jc w:val="center"/>
+              <w:rPr>
+                <w:rFonts w:ascii="Neo Sans Arabic" w:hAnsi="Neo Sans Arabic" w:cs="Neo Sans Arabic"/>
+                <w:rtl/>
+                <w:lang w:bidi="ar-EG"/>
+              </w:rPr>
+            </w:pPr>
+            <w:proofErr w:type="gramStart"/>
+            <w:r>
+              <w:rPr>
+                <w:rFonts w:ascii="Neo Sans Arabic" w:hAnsi="Neo Sans Arabic" w:cs="Neo Sans Arabic"/>
+                <w:lang w:bidi="ar-EG"/>
+              </w:rPr>
+              <w:t xml:space="preserve">{{ </w:t>
+            </w:r>
+            <w:proofErr w:type="spellStart"/>
+            <w:r>
+              <w:rPr>
+                <w:rFonts w:ascii="Neo Sans Arabic" w:hAnsi="Neo Sans Arabic" w:cs="Neo Sans Arabic"/>
+                <w:lang w:bidi="ar-EG"/>
+              </w:rPr>
+              <w:t>track</w:t>
+            </w:r>
+            <w:proofErr w:type="gramEnd"/>
+            <w:r>
+              <w:rPr>
+                <w:rFonts w:ascii="Neo Sans Arabic" w:hAnsi="Neo Sans Arabic" w:cs="Neo Sans Arabic"/>
+                <w:lang w:bidi="ar-EG"/>
+              </w:rPr>
+              <w:t>_name</w:t>
+            </w:r>
+            <w:proofErr w:type="spellEnd"/>
+            <w:r>
+              <w:rPr>
+                <w:rFonts w:ascii="Neo Sans Arabic" w:hAnsi="Neo Sans Arabic" w:cs="Neo Sans Arabic"/>
+                <w:lang w:bidi="ar-EG"/>
+              </w:rPr>
+              <w:t xml:space="preserve"> }}</w:t>
+            </w:r>
+          </w:p>
+        </w:tc>
+        <w:tc>
+          <w:tcPr>
+            <w:tcW w:w="1611" w:type="dxa"/>
+            <w:shd w:val="clear" w:color="auto" w:fill="C00000"/>
+            <w:vAlign w:val="center"/>
+          </w:tcPr>
+          <w:p>
+            <w:pPr>
+              <w:tabs>
+                <w:tab w:val="left" w:pos="1056"/>
+                <w:tab w:val="left" w:pos="6456"/>
+              </w:tabs>
+              <w:bidi/>
+              <w:jc w:val="center"/>
+              <w:rPr>
+                <w:rFonts w:ascii="NeoSansArabic-Bold" w:hAnsi="NeoSansArabic-Bold" w:cs="NeoSansArabic-Bold"/>
+                <w:b/>
+                <w:bCs/>
+                <w:sz w:val="18"/>
+                <w:szCs w:val="18"/>
+                <w:rtl/>
+                <w:lang w:bidi="ar-EG"/>
+              </w:rPr>
+            </w:pPr>
+            <w:r>
+              <w:rPr>
+                <w:rFonts w:ascii="NeoSansArabic-Bold" w:hAnsi="NeoSansArabic-Bold" w:cs="NeoSansArabic-Bold" w:hint="cs"/>
+                <w:b/>
+                <w:bCs/>
+                <w:sz w:val="18"/>
+                <w:szCs w:val="18"/>
+                <w:rtl/>
+                <w:lang w:bidi="ar-EG"/>
+              </w:rPr>
+              <w:t>عدد الساعات:</w:t>
+            </w:r>
+          </w:p>
+        </w:tc>
+        <w:tc>
+          <w:tcPr>
+            <w:tcW w:w="3063" w:type="dxa"/>
+            <w:vAlign w:val="center"/>
+          </w:tcPr>
+          <w:p>
+            <w:pPr>
+              <w:tabs>
+                <w:tab w:val="left" w:pos="1056"/>
+                <w:tab w:val="left" w:pos="6456"/>
+              </w:tabs>
+              <w:bidi/>
+              <w:jc w:val="center"/>
+              <w:rPr>
+                <w:rFonts w:ascii="Neo Sans Arabic" w:hAnsi="Neo Sans Arabic" w:cs="Neo Sans Arabic"/>
+                <w:lang w:bidi="ar-EG"/>
+              </w:rPr>
+            </w:pPr>
+            <w:proofErr w:type="gramStart"/>
+            <w:r>
+              <w:rPr>
+                <w:rFonts w:ascii="Neo Sans Arabic" w:hAnsi="Neo Sans Arabic" w:cs="Neo Sans Arabic"/>
+                <w:lang w:bidi="ar-EG"/>
+              </w:rPr>
+              <w:t>{{</w:t>
+            </w:r>
+            <w:r>
+              <w:rPr>
+                <w:rFonts w:ascii="Neo Sans Arabic" w:hAnsi="Neo Sans Arabic" w:cs="Neo Sans Arabic"/>
+                <w:lang w:bidi="ar-EG"/>
+              </w:rPr>
+              <w:t xml:space="preserve"> </w:t>
+            </w:r>
+            <w:proofErr w:type="spellStart"/>
+            <w:r>
+              <w:rPr>
+                <w:rFonts w:ascii="Neo Sans Arabic" w:hAnsi="Neo Sans Arabic" w:cs="Neo Sans Arabic"/>
+                <w:lang w:bidi="ar-EG"/>
+              </w:rPr>
+              <w:t>credit</w:t>
+            </w:r>
+            <w:proofErr w:type="gramEnd"/>
+            <w:r>
+              <w:rPr>
+                <w:rFonts w:ascii="Neo Sans Arabic" w:hAnsi="Neo Sans Arabic" w:cs="Neo Sans Arabic"/>
+                <w:lang w:bidi="ar-EG"/>
+              </w:rPr>
+              <w:t>_</w:t>
+            </w:r>
+            <w:r>
+              <w:rPr>
+                <w:rFonts w:ascii="Neo Sans Arabic" w:hAnsi="Neo Sans Arabic" w:cs="Neo Sans Arabic"/>
+                <w:lang w:bidi="ar-EG"/>
+              </w:rPr>
+              <w:t>hours</w:t>
+            </w:r>
+            <w:proofErr w:type="spellEnd"/>
+            <w:r>
+              <w:rPr>
+                <w:rFonts w:ascii="Neo Sans Arabic" w:hAnsi="Neo Sans Arabic" w:cs="Neo Sans Arabic"/>
+                <w:lang w:bidi="ar-EG"/>
+              </w:rPr>
+              <w:t xml:space="preserve"> </w:t>
+            </w:r>
+            <w:r>
+              <w:rPr>
+                <w:rFonts w:ascii="Neo Sans Arabic" w:hAnsi="Neo Sans Arabic" w:cs="Neo Sans Arabic"/>
+                <w:lang w:bidi="ar-EG"/>
+              </w:rPr>
+              <w:t>}}</w:t>
+            </w:r>
+          </w:p>
+        </w:tc>
+      </w:tr>
+      <w:tr>
+        <w:trPr>
+          <w:trHeight w:val="611"/>
+        </w:trPr>
+        <w:tc>
+          <w:tcPr>
+            <w:tcW w:w="1408" w:type="dxa"/>
+            <w:shd w:val="clear" w:color="auto" w:fill="C00000"/>
+            <w:vAlign w:val="center"/>
+          </w:tcPr>
+          <w:p>
+            <w:pPr>
+              <w:tabs>
+                <w:tab w:val="left" w:pos="1056"/>
+                <w:tab w:val="left" w:pos="6456"/>
+              </w:tabs>
+              <w:bidi/>
+              <w:jc w:val="center"/>
+              <w:rPr>
+                <w:rFonts w:ascii="NeoSansArabic-Bold" w:hAnsi="NeoSansArabic-Bold" w:cs="NeoSansArabic-Bold"/>
+                <w:b/>
+                <w:bCs/>
+                <w:sz w:val="18"/>
+                <w:szCs w:val="18"/>
+                <w:rtl/>
+                <w:lang w:bidi="ar-EG"/>
+              </w:rPr>
+            </w:pPr>
+            <w:r>
+              <w:rPr>
+                <w:rFonts w:ascii="NeoSansArabic-Bold" w:hAnsi="NeoSansArabic-Bold" w:cs="NeoSansArabic-Bold" w:hint="cs"/>
+                <w:b/>
+                <w:bCs/>
+                <w:sz w:val="18"/>
+                <w:szCs w:val="18"/>
+                <w:rtl/>
+                <w:lang w:bidi="ar-EG"/>
+              </w:rPr>
+              <w:t>المبلغ</w:t>
+            </w:r>
+            <w:r>
+              <w:rPr>
+                <w:rFonts w:ascii="NeoSansArabic-Bold" w:hAnsi="NeoSansArabic-Bold" w:cs="NeoSansArabic-Bold"/>
+                <w:b/>
+                <w:bCs/>
+                <w:sz w:val="18"/>
+                <w:szCs w:val="18"/>
+                <w:rtl/>
+                <w:lang w:bidi="ar-EG"/>
+              </w:rPr>
+              <w:t xml:space="preserve"> </w:t>
+            </w:r>
+            <w:r>
+              <w:rPr>
+                <w:rFonts w:ascii="NeoSansArabic-Bold" w:hAnsi="NeoSansArabic-Bold" w:cs="NeoSansArabic-Bold" w:hint="cs"/>
+                <w:b/>
+                <w:bCs/>
+                <w:sz w:val="18"/>
+                <w:szCs w:val="18"/>
+                <w:rtl/>
+                <w:lang w:bidi="ar-EG"/>
+              </w:rPr>
+              <w:t>المستحق</w:t>
+            </w:r>
+            <w:r>
+              <w:rPr>
+                <w:rFonts w:ascii="NeoSansArabic-Bold" w:hAnsi="NeoSansArabic-Bold" w:cs="NeoSansArabic-Bold"/>
+                <w:b/>
+                <w:bCs/>
+                <w:sz w:val="18"/>
+                <w:szCs w:val="18"/>
+                <w:rtl/>
+                <w:lang w:bidi="ar-EG"/>
+              </w:rPr>
+              <w:t>:</w:t>
+            </w:r>
+          </w:p>
+        </w:tc>
+        <w:tc>
+          <w:tcPr>
+            <w:tcW w:w="3302" w:type="dxa"/>
+            <w:vAlign w:val="center"/>
+          </w:tcPr>
+          <w:p>
+            <w:pPr>
+              <w:tabs>
+                <w:tab w:val="left" w:pos="1056"/>
+                <w:tab w:val="left" w:pos="6456"/>
+              </w:tabs>
+              <w:bidi/>
+              <w:jc w:val="center"/>
+              <w:rPr>
+                <w:rFonts w:ascii="Neo Sans Arabic" w:hAnsi="Neo Sans Arabic" w:cs="Neo Sans Arabic"/>
+                <w:rtl/>
+                <w:lang w:bidi="ar-EG"/>
+              </w:rPr>
+            </w:pPr>
+            <w:proofErr w:type="gramStart"/>
+            <w:r>
+              <w:rPr>
+                <w:rFonts w:ascii="Neo Sans Arabic" w:hAnsi="Neo Sans Arabic" w:cs="Neo Sans Arabic"/>
+                <w:lang w:bidi="ar-EG"/>
+              </w:rPr>
+              <w:t xml:space="preserve">{{ </w:t>
+            </w:r>
+            <w:proofErr w:type="spellStart"/>
+            <w:r>
+              <w:rPr>
+                <w:rFonts w:ascii="Neo Sans Arabic" w:hAnsi="Neo Sans Arabic" w:cs="Neo Sans Arabic"/>
+                <w:lang w:bidi="ar-EG"/>
+              </w:rPr>
+              <w:t>required</w:t>
+            </w:r>
+            <w:proofErr w:type="gramEnd"/>
+            <w:r>
+              <w:rPr>
+                <w:rFonts w:ascii="Neo Sans Arabic" w:hAnsi="Neo Sans Arabic" w:cs="Neo Sans Arabic"/>
+                <w:lang w:bidi="ar-EG"/>
+              </w:rPr>
+              <w:t>_amount</w:t>
+            </w:r>
+            <w:proofErr w:type="spellEnd"/>
+            <w:r>
+              <w:rPr>
+                <w:rFonts w:ascii="Neo Sans Arabic" w:hAnsi="Neo Sans Arabic" w:cs="Neo Sans Arabic"/>
+                <w:lang w:bidi="ar-EG"/>
+              </w:rPr>
+              <w:t xml:space="preserve"> }}</w:t>
+            </w:r>
+          </w:p>
+        </w:tc>
+        <w:tc>
+          <w:tcPr>
+            <w:tcW w:w="1611" w:type="dxa"/>
+            <w:shd w:val="clear" w:color="auto" w:fill="C00000"/>
+            <w:vAlign w:val="center"/>
+          </w:tcPr>
+          <w:p>
+            <w:pPr>
+              <w:tabs>
+                <w:tab w:val="left" w:pos="1056"/>
+                <w:tab w:val="left" w:pos="6456"/>
+              </w:tabs>
+              <w:bidi/>
+              <w:jc w:val="center"/>
+              <w:rPr>
+                <w:rFonts w:ascii="NeoSansArabic-Bold" w:hAnsi="NeoSansArabic-Bold" w:cs="NeoSansArabic-Bold"/>
+                <w:b/>
+                <w:bCs/>
+                <w:sz w:val="18"/>
+                <w:szCs w:val="18"/>
+                <w:rtl/>
+                <w:lang w:bidi="ar-EG"/>
+              </w:rPr>
+            </w:pPr>
+            <w:r>
+              <w:rPr>
+                <w:rFonts w:ascii="NeoSansArabic-Bold" w:hAnsi="NeoSansArabic-Bold" w:cs="NeoSansArabic-Bold" w:hint="cs"/>
+                <w:b/>
+                <w:bCs/>
+                <w:sz w:val="18"/>
+                <w:szCs w:val="18"/>
+                <w:rtl/>
+                <w:lang w:bidi="ar-EG"/>
+              </w:rPr>
+              <w:t>المبلغ</w:t>
+            </w:r>
+            <w:r>
+              <w:rPr>
+                <w:rFonts w:ascii="NeoSansArabic-Bold" w:hAnsi="NeoSansArabic-Bold" w:cs="NeoSansArabic-Bold"/>
+                <w:b/>
+                <w:bCs/>
+                <w:sz w:val="18"/>
+                <w:szCs w:val="18"/>
+                <w:rtl/>
+                <w:lang w:bidi="ar-EG"/>
+              </w:rPr>
+              <w:t xml:space="preserve"> </w:t>
+            </w:r>
+            <w:r>
+              <w:rPr>
+                <w:rFonts w:ascii="NeoSansArabic-Bold" w:hAnsi="NeoSansArabic-Bold" w:cs="NeoSansArabic-Bold" w:hint="cs"/>
+                <w:b/>
+                <w:bCs/>
+                <w:sz w:val="18"/>
+                <w:szCs w:val="18"/>
+                <w:rtl/>
+                <w:lang w:bidi="ar-EG"/>
+              </w:rPr>
+              <w:t>المدفوع</w:t>
+            </w:r>
+            <w:r>
+              <w:rPr>
+                <w:rFonts w:ascii="NeoSansArabic-Bold" w:hAnsi="NeoSansArabic-Bold" w:cs="NeoSansArabic-Bold"/>
+                <w:b/>
+                <w:bCs/>
+                <w:sz w:val="18"/>
+                <w:szCs w:val="18"/>
+                <w:rtl/>
+                <w:lang w:bidi="ar-EG"/>
+              </w:rPr>
+              <w:t>:</w:t>
+            </w:r>
+          </w:p>
+        </w:tc>
+        <w:tc>
+          <w:tcPr>
+            <w:tcW w:w="3063" w:type="dxa"/>
+            <w:vAlign w:val="center"/>
+          </w:tcPr>
+          <w:p>
+            <w:pPr>
+              <w:tabs>
+                <w:tab w:val="left" w:pos="1056"/>
+                <w:tab w:val="left" w:pos="6456"/>
+              </w:tabs>
+              <w:bidi/>
+              <w:jc w:val="center"/>
+              <w:rPr>
+                <w:rFonts w:ascii="Neo Sans Arabic" w:hAnsi="Neo Sans Arabic" w:cs="Neo Sans Arabic"/>
+                <w:rtl/>
+                <w:lang w:bidi="ar-EG"/>
+              </w:rPr>
+            </w:pPr>
+            <w:proofErr w:type="gramStart"/>
+            <w:r>
+              <w:rPr>
+                <w:rFonts w:ascii="Neo Sans Arabic" w:hAnsi="Neo Sans Arabic" w:cs="Neo Sans Arabic"/>
+                <w:lang w:bidi="ar-EG"/>
+              </w:rPr>
+              <w:t xml:space="preserve">{{ </w:t>
+            </w:r>
+            <w:proofErr w:type="spellStart"/>
+            <w:r>
+              <w:rPr>
+                <w:rFonts w:ascii="Neo Sans Arabic" w:hAnsi="Neo Sans Arabic" w:cs="Neo Sans Arabic"/>
+                <w:lang w:bidi="ar-EG"/>
+              </w:rPr>
+              <w:t>paid</w:t>
+            </w:r>
+            <w:proofErr w:type="gramEnd"/>
+            <w:r>
+              <w:rPr>
+                <w:rFonts w:ascii="Neo Sans Arabic" w:hAnsi="Neo Sans Arabic" w:cs="Neo Sans Arabic"/>
+                <w:lang w:bidi="ar-EG"/>
+              </w:rPr>
+              <w:t>_amount</w:t>
+            </w:r>
+            <w:proofErr w:type="spellEnd"/>
+            <w:r>
+              <w:rPr>
+                <w:rFonts w:ascii="Neo Sans Arabic" w:hAnsi="Neo Sans Arabic" w:cs="Neo Sans Arabic"/>
+                <w:lang w:bidi="ar-EG"/>
+              </w:rPr>
+              <w:t xml:space="preserve"> }}</w:t>
+            </w:r>
+          </w:p>
+        </w:tc>
+      </w:tr>
+      <w:tr>
+        <w:trPr>
+          <w:trHeight w:val="770"/>
+        </w:trPr>
+        <w:tc>
+          <w:tcPr>
+            <w:tcW w:w="1408" w:type="dxa"/>
+            <w:shd w:val="clear" w:color="auto" w:fill="C00000"/>
+            <w:vAlign w:val="center"/>
+          </w:tcPr>
+          <w:p>
+            <w:pPr>
+              <w:tabs>
+                <w:tab w:val="left" w:pos="1056"/>
+                <w:tab w:val="left" w:pos="6456"/>
+              </w:tabs>
+              <w:bidi/>
+              <w:jc w:val="center"/>
+              <w:rPr>
+                <w:rFonts w:ascii="NeoSansArabic-Bold" w:hAnsi="NeoSansArabic-Bold" w:cs="NeoSansArabic-Bold"/>
+                <w:b/>
+                <w:bCs/>
+                <w:sz w:val="18"/>
+                <w:szCs w:val="18"/>
+                <w:rtl/>
+                <w:lang w:bidi="ar-EG"/>
+              </w:rPr>
+            </w:pPr>
+            <w:r>
+              <w:rPr>
+                <w:rFonts w:ascii="NeoSansArabic-Bold" w:hAnsi="NeoSansArabic-Bold" w:cs="NeoSansArabic-Bold" w:hint="cs"/>
+                <w:b/>
+                <w:bCs/>
+                <w:sz w:val="18"/>
+                <w:szCs w:val="18"/>
+                <w:rtl/>
+                <w:lang w:bidi="ar-EG"/>
+              </w:rPr>
+              <w:t>المبلغ</w:t>
+            </w:r>
+            <w:r>
+              <w:rPr>
+                <w:rFonts w:ascii="NeoSansArabic-Bold" w:hAnsi="NeoSansArabic-Bold" w:cs="NeoSansArabic-Bold"/>
+                <w:b/>
+                <w:bCs/>
+                <w:sz w:val="18"/>
+                <w:szCs w:val="18"/>
+                <w:rtl/>
+                <w:lang w:bidi="ar-EG"/>
+              </w:rPr>
+              <w:t xml:space="preserve"> </w:t>
+            </w:r>
+            <w:r>
+              <w:rPr>
+                <w:rFonts w:ascii="NeoSansArabic-Bold" w:hAnsi="NeoSansArabic-Bold" w:cs="NeoSansArabic-Bold" w:hint="cs"/>
+                <w:b/>
+                <w:bCs/>
+                <w:sz w:val="18"/>
+                <w:szCs w:val="18"/>
+                <w:rtl/>
+                <w:lang w:bidi="ar-EG"/>
+              </w:rPr>
+              <w:t>المتبقي</w:t>
+            </w:r>
+            <w:r>
+              <w:rPr>
+                <w:rFonts w:ascii="NeoSansArabic-Bold" w:hAnsi="NeoSansArabic-Bold" w:cs="NeoSansArabic-Bold"/>
+                <w:b/>
+                <w:bCs/>
+                <w:sz w:val="18"/>
+                <w:szCs w:val="18"/>
+                <w:rtl/>
+                <w:lang w:bidi="ar-EG"/>
+              </w:rPr>
+              <w:t>:</w:t>
+            </w:r>
+          </w:p>
+        </w:tc>
+        <w:tc>
+          <w:tcPr>
+            <w:tcW w:w="3302" w:type="dxa"/>
+            <w:vAlign w:val="center"/>
+          </w:tcPr>
+          <w:p>
+            <w:pPr>
+              <w:tabs>
+                <w:tab w:val="left" w:pos="1056"/>
+                <w:tab w:val="left" w:pos="6456"/>
+              </w:tabs>
+              <w:bidi/>
+              <w:jc w:val="center"/>
+              <w:rPr>
+                <w:rFonts w:ascii="Neo Sans Arabic" w:hAnsi="Neo Sans Arabic" w:cs="Neo Sans Arabic"/>
+                <w:rtl/>
+                <w:lang w:bidi="ar-EG"/>
+              </w:rPr>
+            </w:pPr>
+            <w:proofErr w:type="gramStart"/>
+            <w:r>
+              <w:rPr>
+                <w:rFonts w:ascii="Neo Sans Arabic" w:hAnsi="Neo Sans Arabic" w:cs="Neo Sans Arabic"/>
+                <w:lang w:bidi="ar-EG"/>
+              </w:rPr>
+              <w:t xml:space="preserve">{{ </w:t>
+            </w:r>
+            <w:proofErr w:type="spellStart"/>
+            <w:r>
+              <w:rPr>
+                <w:rFonts w:ascii="Neo Sans Arabic" w:hAnsi="Neo Sans Arabic" w:cs="Neo Sans Arabic"/>
+                <w:lang w:bidi="ar-EG"/>
+              </w:rPr>
+              <w:t>remaining</w:t>
+            </w:r>
+            <w:proofErr w:type="gramEnd"/>
+            <w:r>
+              <w:rPr>
+                <w:rFonts w:ascii="Neo Sans Arabic" w:hAnsi="Neo Sans Arabic" w:cs="Neo Sans Arabic"/>
+                <w:lang w:bidi="ar-EG"/>
+              </w:rPr>
+              <w:t>_amount</w:t>
+            </w:r>
+            <w:proofErr w:type="spellEnd"/>
+            <w:r>
+              <w:rPr>
+                <w:rFonts w:ascii="Neo Sans Arabic" w:hAnsi="Neo Sans Arabic" w:cs="Neo Sans Arabic"/>
+                <w:lang w:bidi="ar-EG"/>
+              </w:rPr>
+              <w:t xml:space="preserve"> }}</w:t>
+            </w:r>
+          </w:p>
+        </w:tc>
+        <w:tc>
+          <w:tcPr>
+            <w:tcW w:w="1611" w:type="dxa"/>
+            <w:shd w:val="clear" w:color="auto" w:fill="C00000"/>
+            <w:vAlign w:val="center"/>
+          </w:tcPr>
+          <w:p>
+            <w:pPr>
+              <w:tabs>
+                <w:tab w:val="left" w:pos="1056"/>
+                <w:tab w:val="left" w:pos="6456"/>
+              </w:tabs>
+              <w:bidi/>
+              <w:jc w:val="center"/>
+              <w:rPr>
+                <w:rFonts w:ascii="NeoSansArabic-Bold" w:hAnsi="NeoSansArabic-Bold" w:cs="NeoSansArabic-Bold"/>
+                <w:b/>
+                <w:bCs/>
+                <w:sz w:val="18"/>
+                <w:szCs w:val="18"/>
+                <w:rtl/>
+                <w:lang w:bidi="ar-EG"/>
+              </w:rPr>
+            </w:pPr>
+            <w:r>
+              <w:rPr>
+                <w:rFonts w:ascii="NeoSansArabic-Bold" w:hAnsi="NeoSansArabic-Bold" w:cs="NeoSansArabic-Bold" w:hint="cs"/>
+                <w:b/>
+                <w:bCs/>
+                <w:sz w:val="18"/>
+                <w:szCs w:val="18"/>
+                <w:rtl/>
+                <w:lang w:bidi="ar-EG"/>
+              </w:rPr>
+              <w:t>طريقة</w:t>
+            </w:r>
+            <w:r>
+              <w:rPr>
+                <w:rFonts w:ascii="NeoSansArabic-Bold" w:hAnsi="NeoSansArabic-Bold" w:cs="NeoSansArabic-Bold"/>
+                <w:b/>
+                <w:bCs/>
+                <w:sz w:val="18"/>
+                <w:szCs w:val="18"/>
+                <w:rtl/>
+                <w:lang w:bidi="ar-EG"/>
+              </w:rPr>
+              <w:t xml:space="preserve"> </w:t>
+            </w:r>
+            <w:r>
+              <w:rPr>
+                <w:rFonts w:ascii="NeoSansArabic-Bold" w:hAnsi="NeoSansArabic-Bold" w:cs="NeoSansArabic-Bold" w:hint="cs"/>
+                <w:b/>
+                <w:bCs/>
+                <w:sz w:val="18"/>
+                <w:szCs w:val="18"/>
+                <w:rtl/>
+                <w:lang w:bidi="ar-EG"/>
+              </w:rPr>
+              <w:t>الدفع</w:t>
+            </w:r>
+            <w:r>
+              <w:rPr>
+                <w:rFonts w:ascii="NeoSansArabic-Bold" w:hAnsi="NeoSansArabic-Bold" w:cs="NeoSansArabic-Bold"/>
+                <w:b/>
+                <w:bCs/>
+                <w:sz w:val="18"/>
+                <w:szCs w:val="18"/>
+                <w:rtl/>
+                <w:lang w:bidi="ar-EG"/>
+              </w:rPr>
+              <w:t>:</w:t>
+            </w:r>
+          </w:p>
+        </w:tc>
+        <w:tc>
+          <w:tcPr>
+            <w:tcW w:w="3063" w:type="dxa"/>
+            <w:vAlign w:val="center"/>
+          </w:tcPr>
+          <w:p>
+            <w:pPr>
+              <w:tabs>
+                <w:tab w:val="left" w:pos="1056"/>
+                <w:tab w:val="left" w:pos="6456"/>
+              </w:tabs>
+              <w:bidi/>
+              <w:jc w:val="center"/>
+              <w:rPr>
+                <w:rFonts w:ascii="Neo Sans Arabic" w:hAnsi="Neo Sans Arabic" w:cs="Neo Sans Arabic"/>
+                <w:rtl/>
+                <w:lang w:bidi="ar-EG"/>
+              </w:rPr>
+            </w:pPr>
+            <w:r>
+              <w:rPr>
+                <w:rFonts w:ascii="Neo Sans Arabic" w:hAnsi="Neo Sans Arabic" w:cs="Neo Sans Arabic"/>
+                <w:rtl/>
+                <w:lang w:bidi="ar-EG"/>
+              </w:rPr>
+              <w:t xml:space="preserve">{{ </w:t>
+            </w:r>
+            <w:proofErr w:type="spellStart"/>
+            <w:r>
+              <w:rPr>
+                <w:rFonts w:ascii="Neo Sans Arabic" w:hAnsi="Neo Sans Arabic" w:cs="Neo Sans Arabic"/>
+                <w:lang w:bidi="ar-EG"/>
+              </w:rPr>
+              <w:t>payment_method</w:t>
+            </w:r>
+            <w:proofErr w:type="spellEnd"/>
+            <w:r>
+              <w:rPr>
+                <w:rFonts w:ascii="Neo Sans Arabic" w:hAnsi="Neo Sans Arabic" w:cs="Neo Sans Arabic"/>
+                <w:rtl/>
+                <w:lang w:bidi="ar-EG"/>
+              </w:rPr>
+              <w:t xml:space="preserve"> }}</w:t>
+            </w:r>
+          </w:p>
+        </w:tc>
+      </w:tr>
+    </w:tbl>
+    <w:p>
+      <w:pPr>
+        <w:bidi/>
+        <w:rPr>
+          <w:lang w:bidi="ar-EG"/>
+        </w:rPr>
+      </w:pPr>
+    </w:p>
+    <w:p>
+      <w:pPr>
+        <w:bidi/>
+        <w:rPr>
+          <w:rtl/>
+          <w:lang w:bidi="ar-EG"/>
+        </w:rPr>
+      </w:pPr>
+    </w:p>
+    <w:p>
+      <w:pPr>
+        <w:bidi/>
+        <w:rPr>
+          <w:lang w:bidi="ar-EG"/>
+        </w:rPr>
+      </w:pPr>
+      <w:r>
+        <w:rPr>
+          <w:b/>
+          <w:bCs/>
+          <w:rtl/>
+        </w:rPr>
+        <w:t>الشروط والأحكام</w:t>
+      </w:r>
+    </w:p>
+    <w:p>
+      <w:pPr>
+        <w:numPr>
+          <w:ilvl w:val="0"/>
+          <w:numId w:val="4"/>
+        </w:numPr>
+        <w:bidi/>
+        <w:rPr>
+          <w:lang w:bidi="ar-EG"/>
+        </w:rPr>
+      </w:pPr>
+      <w:r>
+        <w:rPr>
+          <w:rtl/>
+        </w:rPr>
+        <w:t>يتم قبول الطلاب وفقًا لأسبقية الحجز والتسجيل، ويُعتبر الحجز مؤكدًا بعد سداد مبلغ الحجز أو قيمة التدريب كاملة وإصدار إيصال رسمي من</w:t>
+      </w:r>
+      <w:r>
+        <w:rPr>
+          <w:lang w:bidi="ar-EG"/>
+        </w:rPr>
+        <w:t xml:space="preserve"> </w:t>
+      </w:r>
+      <w:proofErr w:type="spellStart"/>
+      <w:r>
+        <w:rPr>
+          <w:lang w:bidi="ar-EG"/>
+        </w:rPr>
+        <w:t>TechTrek</w:t>
+      </w:r>
+      <w:proofErr w:type="spellEnd"/>
+      <w:r>
+        <w:rPr>
+          <w:lang w:bidi="ar-EG"/>
+        </w:rPr>
+        <w:t>.</w:t>
+      </w:r>
+    </w:p>
+    <w:p>
+      <w:pPr>
+        <w:numPr>
+          <w:ilvl w:val="0"/>
+          <w:numId w:val="4"/>
+        </w:numPr>
+        <w:bidi/>
+        <w:rPr>
+          <w:lang w:bidi="ar-EG"/>
+        </w:rPr>
+      </w:pPr>
+      <w:r>
+        <w:rPr>
+          <w:rtl/>
+        </w:rPr>
+        <w:t>في حالة سداد مبلغ الحجز فقط، يلتزم الطالب بسداد باقي قيمة التدريب في الموعد المحدد من قبل الإدارة، ويجب الاحتفاظ بهذا الإيصال وتقديمه عند استكمال باقي المبلغ لإثبات قيمة المبلغ المدفوع والمتبقي</w:t>
+      </w:r>
+      <w:r>
+        <w:rPr>
+          <w:lang w:bidi="ar-EG"/>
+        </w:rPr>
+        <w:t>.</w:t>
+      </w:r>
+    </w:p>
+    <w:p>
+      <w:pPr>
+        <w:numPr>
+          <w:ilvl w:val="0"/>
+          <w:numId w:val="4"/>
+        </w:numPr>
+        <w:bidi/>
+        <w:rPr>
+          <w:lang w:bidi="ar-EG"/>
+        </w:rPr>
+      </w:pPr>
+      <w:r>
+        <w:rPr>
+          <w:rtl/>
+        </w:rPr>
+        <w:t>في حالة سداد كامل قيمة التدريب، يُعد هذا الإيصال إثباتًا بسداد كامل المستحقات الخاصة بالبرنامج التدريبي الموضح بالإيصال</w:t>
+      </w:r>
+      <w:r>
+        <w:rPr>
+          <w:lang w:bidi="ar-EG"/>
+        </w:rPr>
+        <w:t>.</w:t>
+      </w:r>
+    </w:p>
+    <w:p>
+      <w:pPr>
+        <w:numPr>
+          <w:ilvl w:val="0"/>
+          <w:numId w:val="4"/>
+        </w:numPr>
+        <w:bidi/>
+        <w:rPr>
+          <w:lang w:bidi="ar-EG"/>
+        </w:rPr>
+      </w:pPr>
+      <w:r>
+        <w:rPr>
+          <w:rtl/>
+        </w:rPr>
+        <w:t>لا يحق للمتدرب استرداد مبلغ الحجز بعد مرور 4 أيام من تاريخ السداد</w:t>
+      </w:r>
+      <w:r>
+        <w:rPr>
+          <w:lang w:bidi="ar-EG"/>
+        </w:rPr>
+        <w:t>.</w:t>
+      </w:r>
+    </w:p>
+    <w:p>
+      <w:pPr>
+        <w:numPr>
+          <w:ilvl w:val="0"/>
+          <w:numId w:val="4"/>
+        </w:numPr>
+        <w:bidi/>
+        <w:rPr>
+          <w:lang w:bidi="ar-EG"/>
+        </w:rPr>
+      </w:pPr>
+      <w:r>
+        <w:rPr>
+          <w:rtl/>
+        </w:rPr>
+        <w:lastRenderedPageBreak/>
+        <w:t>لا يحق للمتدرب استرداد أي مبالغ بعد بدء التدريب أو بعد الانضمام إلى الجروب التدريبي، إلا في حالة إلغاء التدريب من طرف</w:t>
+      </w:r>
+      <w:r>
+        <w:rPr>
+          <w:lang w:bidi="ar-EG"/>
+        </w:rPr>
+        <w:t xml:space="preserve"> </w:t>
+      </w:r>
+      <w:proofErr w:type="spellStart"/>
+      <w:r>
+        <w:rPr>
+          <w:lang w:bidi="ar-EG"/>
+        </w:rPr>
+        <w:t>TechTrek</w:t>
+      </w:r>
+      <w:proofErr w:type="spellEnd"/>
+      <w:r>
+        <w:rPr>
+          <w:lang w:bidi="ar-EG"/>
+        </w:rPr>
+        <w:t>.</w:t>
+      </w:r>
+    </w:p>
+    <w:p>
+      <w:pPr>
+        <w:numPr>
+          <w:ilvl w:val="0"/>
+          <w:numId w:val="4"/>
+        </w:numPr>
+        <w:bidi/>
+        <w:rPr>
+          <w:lang w:bidi="ar-EG"/>
+        </w:rPr>
+      </w:pPr>
+      <w:r>
+        <w:rPr>
+          <w:rtl/>
+        </w:rPr>
+        <w:t>في حالة عدم استكمال باقي المبلغ في الموعد المحدد، يحق للإدارة إلغاء الحجز أو نقل الطالب إلى دفعة لاحقة حسب توافر الأماكن</w:t>
+      </w:r>
+      <w:r>
+        <w:rPr>
+          <w:lang w:bidi="ar-EG"/>
+        </w:rPr>
+        <w:t>.</w:t>
+      </w:r>
+    </w:p>
+    <w:p>
+      <w:pPr>
+        <w:numPr>
+          <w:ilvl w:val="0"/>
+          <w:numId w:val="4"/>
+        </w:numPr>
+        <w:bidi/>
+        <w:rPr>
+          <w:lang w:bidi="ar-EG"/>
+        </w:rPr>
+      </w:pPr>
+      <w:r>
+        <w:rPr>
+          <w:rtl/>
+        </w:rPr>
+        <w:t>لا يتم إصدار شهادة إتمام التدريب إلا بعد سداد كامل قيمة التدريب والالتزام بمتطلبات الحضور</w:t>
+      </w:r>
+      <w:r>
+        <w:rPr>
+          <w:lang w:bidi="ar-EG"/>
+        </w:rPr>
+        <w:t>.</w:t>
+      </w:r>
+    </w:p>
+    <w:p>
+      <w:pPr>
+        <w:numPr>
+          <w:ilvl w:val="0"/>
+          <w:numId w:val="4"/>
+        </w:numPr>
+        <w:bidi/>
+        <w:rPr>
+          <w:lang w:bidi="ar-EG"/>
+        </w:rPr>
+      </w:pPr>
+      <w:r>
+        <w:rPr>
+          <w:rtl/>
+        </w:rPr>
+        <w:t>يجب على الطالب الاحتفاظ بالإيصال، حيث يُعد المستند الرسمي لإثبات عملية الدفع والمبلغ المتبقي إن وجد</w:t>
+      </w:r>
+      <w:r>
+        <w:rPr>
+          <w:lang w:bidi="ar-EG"/>
+        </w:rPr>
+        <w:t>.</w:t>
+      </w:r>
+    </w:p>
+    <w:p>
+      <w:pPr>
+        <w:pStyle w:val="NormalWeb"/>
+        <w:numPr>
+          <w:ilvl w:val="0"/>
+          <w:numId w:val="4"/>
+        </w:numPr>
+        <w:bidi/>
+      </w:pPr>
+      <w:r>
+        <w:rPr>
+          <w:rStyle w:val="Strong"/>
+          <w:rtl/>
+        </w:rPr>
+        <w:t>الشكاوى والمقترحات والاستفسارات</w:t>
+      </w:r>
+      <w:r>
+        <w:rPr>
+          <w:rStyle w:val="Strong"/>
+        </w:rPr>
+        <w:t>:</w:t>
+      </w:r>
+      <w:r>
+        <w:rPr>
+          <w:rFonts w:hint="cs"/>
+          <w:rtl/>
+        </w:rPr>
+        <w:t xml:space="preserve"> </w:t>
+      </w:r>
+      <w:r>
+        <w:rPr>
+          <w:rtl/>
+        </w:rPr>
+        <w:t>يتم استقبال جميع الشكاوى والمقترحات والاستفسارات من خلال الأرقام الرسمية للشركة أو عبر</w:t>
+      </w:r>
+      <w:r>
+        <w:t xml:space="preserve"> WhatsApp </w:t>
+      </w:r>
+      <w:r>
+        <w:rPr>
+          <w:rtl/>
+        </w:rPr>
+        <w:t>فقط، ولا يُعتد بأي تواصل خارج القنوات الرسمية المعتمدة من</w:t>
+      </w:r>
+      <w:r>
+        <w:t xml:space="preserve"> </w:t>
+      </w:r>
+      <w:proofErr w:type="spellStart"/>
+      <w:r>
+        <w:t>TechTrek</w:t>
+      </w:r>
+      <w:proofErr w:type="spellEnd"/>
+      <w:r>
+        <w:t>.</w:t>
+      </w:r>
+    </w:p>
+    <w:tbl>
+      <w:tblPr>
+        <w:tblStyle w:val="TableGrid"/>
+        <w:tblpPr w:leftFromText="180" w:rightFromText="180" w:vertAnchor="text" w:horzAnchor="margin" w:tblpXSpec="center" w:tblpY="37"/>
+        <w:bidiVisual/>
+        <w:tblW w:w="10353" w:type="dxa"/>
+        <w:tblLook w:val="04A0" w:firstRow="1" w:lastRow="0" w:firstColumn="1" w:lastColumn="0" w:noHBand="0" w:noVBand="1"/>
+      </w:tblPr>
+      <w:tblGrid>
+        <w:gridCol w:w="1722"/>
+        <w:gridCol w:w="8631"/>
+      </w:tblGrid>
+      <w:tr>
+        <w:trPr>
+          <w:trHeight w:val="1250"/>
+        </w:trPr>
+        <w:tc>
+          <w:tcPr>
+            <w:tcW w:w="1722" w:type="dxa"/>
+            <w:vAlign w:val="center"/>
+          </w:tcPr>
+          <w:p>
+            <w:pPr>
+              <w:tabs>
+                <w:tab w:val="left" w:pos="1056"/>
+                <w:tab w:val="left" w:pos="6456"/>
+              </w:tabs>
+              <w:bidi/>
+              <w:jc w:val="center"/>
+              <w:rPr>
+                <w:rFonts w:ascii="Neo Sans Arabic" w:hAnsi="Neo Sans Arabic" w:cs="Neo Sans Arabic"/>
+                <w:rtl/>
+                <w:lang w:bidi="ar-EG"/>
+              </w:rPr>
+            </w:pPr>
+            <w:r>
+              <w:rPr>
+                <w:rFonts w:ascii="Neo Sans Arabic" w:hAnsi="Neo Sans Arabic" w:cs="Neo Sans Arabic" w:hint="cs"/>
+                <w:rtl/>
+                <w:lang w:bidi="ar-EG"/>
+              </w:rPr>
+              <w:t>ملاحظ</w:t>
+            </w:r>
+            <w:r>
+              <w:rPr>
+                <w:rFonts w:ascii="Neo Sans Arabic" w:hAnsi="Neo Sans Arabic" w:cs="Neo Sans Arabic" w:hint="cs"/>
+                <w:rtl/>
+                <w:lang w:bidi="ar-EG"/>
+              </w:rPr>
+              <w:t>ــــ</w:t>
+            </w:r>
+            <w:r>
+              <w:rPr>
+                <w:rFonts w:ascii="Neo Sans Arabic" w:hAnsi="Neo Sans Arabic" w:cs="Neo Sans Arabic" w:hint="cs"/>
+                <w:rtl/>
+                <w:lang w:bidi="ar-EG"/>
+              </w:rPr>
+              <w:t>ات</w:t>
+            </w:r>
+            <w:r>
+              <w:rPr>
+                <w:rFonts w:ascii="Neo Sans Arabic" w:hAnsi="Neo Sans Arabic" w:cs="Neo Sans Arabic" w:hint="cs"/>
+                <w:rtl/>
+                <w:lang w:bidi="ar-EG"/>
+              </w:rPr>
+              <w:t>:</w:t>
+            </w:r>
+          </w:p>
+        </w:tc>
+        <w:tc>
+          <w:tcPr>
+            <w:tcW w:w="8631" w:type="dxa"/>
+            <w:vAlign w:val="center"/>
+          </w:tcPr>
+          <w:p>
+            <w:pPr>
+              <w:tabs>
+                <w:tab w:val="left" w:pos="1056"/>
+                <w:tab w:val="left" w:pos="6456"/>
+              </w:tabs>
+              <w:bidi/>
+              <w:jc w:val="both"/>
+              <w:rPr>
+                <w:rFonts w:ascii="Neo Sans Arabic" w:hAnsi="Neo Sans Arabic" w:cs="Neo Sans Arabic"/>
+                <w:rtl/>
+                <w:lang w:bidi="ar-EG"/>
+              </w:rPr>
+            </w:pPr>
+            <w:r>
+              <w:rPr>
+                <w:rFonts w:ascii="Neo Sans Arabic" w:hAnsi="Neo Sans Arabic" w:cs="Neo Sans Arabic"/>
+                <w:rtl/>
+                <w:lang w:bidi="ar-EG"/>
+              </w:rPr>
+              <w:t xml:space="preserve">{{ </w:t>
+            </w:r>
+            <w:r>
+              <w:rPr>
+                <w:rFonts w:ascii="Neo Sans Arabic" w:hAnsi="Neo Sans Arabic" w:cs="Neo Sans Arabic"/>
+                <w:lang w:bidi="ar-EG"/>
+              </w:rPr>
+              <w:t>notes</w:t>
+            </w:r>
+            <w:r>
+              <w:rPr>
+                <w:rFonts w:ascii="Neo Sans Arabic" w:hAnsi="Neo Sans Arabic" w:cs="Neo Sans Arabic"/>
+                <w:rtl/>
+                <w:lang w:bidi="ar-EG"/>
+              </w:rPr>
+              <w:t xml:space="preserve"> }}</w:t>
+            </w:r>
+          </w:p>
+        </w:tc>
+      </w:tr>
+    </w:tbl>
+    <w:p>
+      <w:pPr>
+        <w:bidi/>
+        <w:rPr>
+          <w:lang w:bidi="ar-EG"/>
+        </w:rPr>
+      </w:pPr>
+    </w:p>
+    <w:tbl>
+      <w:tblPr>
+        <w:tblStyle w:val="TableGrid"/>
+        <w:tblpPr w:leftFromText="180" w:rightFromText="180" w:vertAnchor="text" w:horzAnchor="margin" w:tblpXSpec="center" w:tblpY="160"/>
+        <w:bidiVisual/>
+        <w:tblW w:w="10353" w:type="dxa"/>
+        <w:tblLook w:val="04A0" w:firstRow="1" w:lastRow="0" w:firstColumn="1" w:lastColumn="0" w:noHBand="0" w:noVBand="1"/>
+      </w:tblPr>
+      <w:tblGrid>
+        <w:gridCol w:w="1722"/>
+        <w:gridCol w:w="8631"/>
+      </w:tblGrid>
+      <w:tr>
+        <w:trPr>
+          <w:trHeight w:val="890"/>
+        </w:trPr>
+        <w:tc>
+          <w:tcPr>
+            <w:tcW w:w="1722" w:type="dxa"/>
+            <w:vAlign w:val="center"/>
+          </w:tcPr>
+          <w:p>
+            <w:pPr>
+              <w:tabs>
+                <w:tab w:val="left" w:pos="1056"/>
+                <w:tab w:val="left" w:pos="6456"/>
+              </w:tabs>
+              <w:bidi/>
+              <w:jc w:val="center"/>
+              <w:rPr>
+                <w:rFonts w:ascii="Neo Sans Arabic" w:hAnsi="Neo Sans Arabic" w:cs="Neo Sans Arabic"/>
+                <w:sz w:val="18"/>
+                <w:szCs w:val="18"/>
+                <w:rtl/>
+                <w:lang w:bidi="ar-EG"/>
+              </w:rPr>
+            </w:pPr>
+            <w:r>
+              <w:rPr>
+                <w:rFonts w:ascii="Neo Sans Arabic" w:hAnsi="Neo Sans Arabic" w:cs="Neo Sans Arabic" w:hint="cs"/>
+                <w:sz w:val="18"/>
+                <w:szCs w:val="18"/>
+                <w:rtl/>
+                <w:lang w:bidi="ar-EG"/>
+              </w:rPr>
+              <w:t>للشكاوى والمقترحات</w:t>
+            </w:r>
+          </w:p>
+        </w:tc>
+        <w:tc>
+          <w:tcPr>
+            <w:tcW w:w="8631" w:type="dxa"/>
+            <w:vAlign w:val="center"/>
+          </w:tcPr>
+          <w:p>
+            <w:pPr>
+              <w:pStyle w:val="ListParagraph"/>
+              <w:numPr>
+                <w:ilvl w:val="0"/>
+                <w:numId w:val="3"/>
+              </w:numPr>
+              <w:tabs>
+                <w:tab w:val="left" w:pos="1056"/>
+                <w:tab w:val="left" w:pos="6456"/>
+              </w:tabs>
+              <w:jc w:val="center"/>
+              <w:rPr>
+                <w:rFonts w:ascii="Neo Sans Arabic" w:hAnsi="Neo Sans Arabic" w:cs="Neo Sans Arabic"/>
+                <w:sz w:val="18"/>
+                <w:szCs w:val="18"/>
+                <w:rtl/>
+                <w:lang w:bidi="ar-EG"/>
+              </w:rPr>
+            </w:pPr>
+            <w:r>
+              <w:rPr>
+                <w:rFonts w:ascii="Neo Sans Arabic" w:hAnsi="Neo Sans Arabic" w:cs="Neo Sans Arabic"/>
+                <w:sz w:val="18"/>
+                <w:szCs w:val="18"/>
+                <w:rtl/>
+                <w:lang w:bidi="ar-EG"/>
+              </w:rPr>
+              <w:t>01124144655</w:t>
+            </w:r>
+          </w:p>
+          <w:p>
+            <w:pPr>
+              <w:pStyle w:val="ListParagraph"/>
+              <w:numPr>
+                <w:ilvl w:val="0"/>
+                <w:numId w:val="3"/>
+              </w:numPr>
+              <w:tabs>
+                <w:tab w:val="left" w:pos="1056"/>
+                <w:tab w:val="left" w:pos="6456"/>
+              </w:tabs>
+              <w:jc w:val="center"/>
+              <w:rPr>
+                <w:rFonts w:ascii="Neo Sans Arabic" w:hAnsi="Neo Sans Arabic" w:cs="Neo Sans Arabic"/>
+                <w:sz w:val="18"/>
+                <w:szCs w:val="18"/>
+                <w:lang w:bidi="ar-EG"/>
+              </w:rPr>
+            </w:pPr>
+            <w:r>
+              <w:rPr>
+                <w:rFonts w:ascii="Neo Sans Arabic" w:hAnsi="Neo Sans Arabic" w:cs="Neo Sans Arabic"/>
+                <w:sz w:val="18"/>
+                <w:szCs w:val="18"/>
+                <w:rtl/>
+                <w:lang w:bidi="ar-EG"/>
+              </w:rPr>
+              <w:t>01157714412</w:t>
+            </w:r>
+          </w:p>
+          <w:p>
+            <w:pPr>
+              <w:pStyle w:val="ListParagraph"/>
+              <w:numPr>
+                <w:ilvl w:val="0"/>
+                <w:numId w:val="3"/>
+              </w:numPr>
+              <w:tabs>
+                <w:tab w:val="left" w:pos="1056"/>
+                <w:tab w:val="left" w:pos="6456"/>
+              </w:tabs>
+              <w:jc w:val="center"/>
+              <w:rPr>
+                <w:rFonts w:ascii="Neo Sans Arabic" w:hAnsi="Neo Sans Arabic" w:cs="Neo Sans Arabic"/>
+                <w:sz w:val="18"/>
+                <w:szCs w:val="18"/>
+                <w:rtl/>
+                <w:lang w:bidi="ar-EG"/>
+              </w:rPr>
+            </w:pPr>
+            <w:r>
+              <w:rPr>
+                <w:rFonts w:ascii="Neo Sans Arabic" w:hAnsi="Neo Sans Arabic" w:cs="Neo Sans Arabic" w:hint="cs"/>
+                <w:sz w:val="18"/>
+                <w:szCs w:val="18"/>
+                <w:rtl/>
+                <w:lang w:bidi="ar-EG"/>
+              </w:rPr>
+              <w:t>01157714451</w:t>
+            </w:r>
+          </w:p>
+        </w:tc>
+      </w:tr>
+    </w:tbl>
+    <w:p>
+      <w:pPr>
+        <w:bidi/>
+        <w:rPr>
+          <w:lang w:bidi="ar-EG"/>
+        </w:rPr>
+      </w:pPr>
       <w:r>
         <w:rPr>
           <w:rFonts w:ascii="Neo Sans Arabic" w:hAnsi="Neo Sans Arabic" w:cs="Neo Sans Arabic"/>
@@ -2166,13 +2834,13 @@
           <w:lang w:val="ar-EG" w:bidi="ar-EG"/>
         </w:rPr>
         <w:drawing>
-          <wp:anchor distT="0" distB="0" distL="114300" distR="114300" simplePos="0" relativeHeight="251665408" behindDoc="0" locked="0" layoutInCell="1" allowOverlap="1" wp14:anchorId="65401B3C" wp14:editId="41EC0EAB">
+          <wp:anchor distT="0" distB="0" distL="114300" distR="114300" simplePos="0" relativeHeight="251665408" behindDoc="0" locked="0" layoutInCell="1" allowOverlap="1" wp14:anchorId="65401B3C" wp14:editId="0E1DA6DB">
             <wp:simplePos x="0" y="0"/>
             <wp:positionH relativeFrom="column">
-              <wp:posOffset>-466725</wp:posOffset>
+              <wp:posOffset>-375285</wp:posOffset>
             </wp:positionH>
             <wp:positionV relativeFrom="page">
-              <wp:posOffset>8355330</wp:posOffset>
+              <wp:posOffset>5026660</wp:posOffset>
             </wp:positionV>
             <wp:extent cx="979170" cy="979170"/>
             <wp:effectExtent l="0" t="0" r="0" b="0"/>
@@ -2221,6 +2889,139 @@
           </wp:anchor>
         </w:drawing>
       </w:r>
+    </w:p>
+    <w:tbl>
+      <w:tblPr>
+        <w:tblStyle w:val="TableGrid"/>
+        <w:tblpPr w:leftFromText="180" w:rightFromText="180" w:vertAnchor="text" w:horzAnchor="margin" w:tblpXSpec="center" w:tblpY="136"/>
+        <w:tblOverlap w:val="never"/>
+        <w:bidiVisual/>
+        <w:tblW w:w="6125" w:type="dxa"/>
+        <w:tblLook w:val="04A0" w:firstRow="1" w:lastRow="0" w:firstColumn="1" w:lastColumn="0" w:noHBand="0" w:noVBand="1"/>
+      </w:tblPr>
+      <w:tblGrid>
+        <w:gridCol w:w="1721"/>
+        <w:gridCol w:w="4404"/>
+      </w:tblGrid>
+      <w:tr>
+        <w:trPr>
+          <w:trHeight w:val="329"/>
+        </w:trPr>
+        <w:tc>
+          <w:tcPr>
+            <w:tcW w:w="1721" w:type="dxa"/>
+            <w:vAlign w:val="center"/>
+          </w:tcPr>
+          <w:p>
+            <w:pPr>
+              <w:tabs>
+                <w:tab w:val="left" w:pos="1056"/>
+                <w:tab w:val="left" w:pos="6456"/>
+              </w:tabs>
+              <w:bidi/>
+              <w:jc w:val="center"/>
+              <w:rPr>
+                <w:rFonts w:ascii="Neo Sans Arabic" w:hAnsi="Neo Sans Arabic" w:cs="Neo Sans Arabic"/>
+                <w:rtl/>
+                <w:lang w:bidi="ar-EG"/>
+              </w:rPr>
+            </w:pPr>
+            <w:r>
+              <w:rPr>
+                <w:rFonts w:ascii="Neo Sans Arabic" w:hAnsi="Neo Sans Arabic" w:cs="Neo Sans Arabic" w:hint="cs"/>
+                <w:rtl/>
+                <w:lang w:bidi="ar-EG"/>
+              </w:rPr>
+              <w:t>توقيع</w:t>
+            </w:r>
+            <w:r>
+              <w:rPr>
+                <w:rFonts w:ascii="Neo Sans Arabic" w:hAnsi="Neo Sans Arabic" w:cs="Neo Sans Arabic"/>
+                <w:rtl/>
+                <w:lang w:bidi="ar-EG"/>
+              </w:rPr>
+              <w:t xml:space="preserve"> </w:t>
+            </w:r>
+            <w:r>
+              <w:rPr>
+                <w:rFonts w:ascii="Neo Sans Arabic" w:hAnsi="Neo Sans Arabic" w:cs="Neo Sans Arabic" w:hint="cs"/>
+                <w:rtl/>
+                <w:lang w:bidi="ar-EG"/>
+              </w:rPr>
+              <w:t>المستلم</w:t>
+            </w:r>
+            <w:r>
+              <w:rPr>
+                <w:rFonts w:ascii="Neo Sans Arabic" w:hAnsi="Neo Sans Arabic" w:cs="Neo Sans Arabic"/>
+                <w:rtl/>
+                <w:lang w:bidi="ar-EG"/>
+              </w:rPr>
+              <w:t>:</w:t>
+            </w:r>
+          </w:p>
+        </w:tc>
+        <w:tc>
+          <w:tcPr>
+            <w:tcW w:w="4404" w:type="dxa"/>
+            <w:vAlign w:val="center"/>
+          </w:tcPr>
+          <w:p>
+            <w:pPr>
+              <w:tabs>
+                <w:tab w:val="left" w:pos="1056"/>
+                <w:tab w:val="left" w:pos="6456"/>
+              </w:tabs>
+              <w:bidi/>
+              <w:jc w:val="center"/>
+              <w:rPr>
+                <w:rFonts w:ascii="Neo Sans Arabic" w:hAnsi="Neo Sans Arabic" w:cs="Neo Sans Arabic"/>
+                <w:rtl/>
+                <w:lang w:bidi="ar-EG"/>
+              </w:rPr>
+            </w:pPr>
+            <w:proofErr w:type="gramStart"/>
+            <w:r>
+              <w:rPr>
+                <w:rFonts w:ascii="Neo Sans Arabic" w:hAnsi="Neo Sans Arabic" w:cs="Neo Sans Arabic"/>
+                <w:lang w:bidi="ar-EG"/>
+              </w:rPr>
+              <w:t xml:space="preserve">{{ </w:t>
+            </w:r>
+            <w:proofErr w:type="spellStart"/>
+            <w:r>
+              <w:rPr>
+                <w:rFonts w:ascii="Neo Sans Arabic" w:hAnsi="Neo Sans Arabic" w:cs="Neo Sans Arabic"/>
+                <w:lang w:bidi="ar-EG"/>
+              </w:rPr>
+              <w:t>receiver</w:t>
+            </w:r>
+            <w:proofErr w:type="gramEnd"/>
+            <w:r>
+              <w:rPr>
+                <w:rFonts w:ascii="Neo Sans Arabic" w:hAnsi="Neo Sans Arabic" w:cs="Neo Sans Arabic"/>
+                <w:lang w:bidi="ar-EG"/>
+              </w:rPr>
+              <w:t>_name</w:t>
+            </w:r>
+            <w:proofErr w:type="spellEnd"/>
+            <w:r>
+              <w:rPr>
+                <w:rFonts w:ascii="Neo Sans Arabic" w:hAnsi="Neo Sans Arabic" w:cs="Neo Sans Arabic"/>
+                <w:lang w:bidi="ar-EG"/>
+              </w:rPr>
+              <w:t xml:space="preserve"> }}</w:t>
+            </w:r>
+          </w:p>
+        </w:tc>
+      </w:tr>
+    </w:tbl>
+    <w:p>
+      <w:pPr>
+        <w:bidi/>
+        <w:rPr>
+          <w:lang w:bidi="ar-EG"/>
+        </w:rPr>
+      </w:pPr>
       <w:r>
         <w:rPr>
           <w:noProof/>
@@ -2229,16 +3030,16 @@
           <w:lang w:bidi="ar-EG"/>
         </w:rPr>
         <w:drawing>
-          <wp:anchor distT="0" distB="0" distL="114300" distR="114300" simplePos="0" relativeHeight="251664384" behindDoc="0" locked="0" layoutInCell="1" allowOverlap="1" wp14:anchorId="769E5388" wp14:editId="0739728C">
+          <wp:anchor distT="0" distB="0" distL="114300" distR="114300" simplePos="0" relativeHeight="251664384" behindDoc="0" locked="0" layoutInCell="1" allowOverlap="1" wp14:anchorId="769E5388" wp14:editId="077FB11C">
             <wp:simplePos x="0" y="0"/>
             <wp:positionH relativeFrom="margin">
-              <wp:align>center</wp:align>
+              <wp:posOffset>2147569</wp:posOffset>
             </wp:positionH>
             <wp:positionV relativeFrom="page">
-              <wp:posOffset>8411754</wp:posOffset>
+              <wp:posOffset>5539104</wp:posOffset>
             </wp:positionV>
-            <wp:extent cx="1247775" cy="466090"/>
-            <wp:effectExtent l="57150" t="190500" r="47625" b="181610"/>
+            <wp:extent cx="1396419" cy="521614"/>
+            <wp:effectExtent l="57150" t="209550" r="32385" b="202565"/>
             <wp:wrapNone/>
             <wp:docPr id="772106031" name="Picture 1"/>
             <wp:cNvGraphicFramePr>
@@ -2267,7 +3068,7 @@
                   <pic:spPr>
                     <a:xfrm rot="20540705">
                       <a:off x="0" y="0"/>
-                      <a:ext cx="1247775" cy="466090"/>
+                      <a:ext cx="1396419" cy="521614"/>
                     </a:xfrm>
                     <a:prstGeom prst="rect">
                       <a:avLst/>
@@ -2290,8 +3091,6 @@
       <w:pPr>
         <w:bidi/>
         <w:rPr>
-          <w:sz w:val="28"/>
-          <w:szCs w:val="28"/>
           <w:lang w:bidi="ar-EG"/>
         </w:rPr>
       </w:pPr>
@@ -2300,8 +3099,6 @@
       <w:pPr>
         <w:bidi/>
         <w:rPr>
-          <w:sz w:val="28"/>
-          <w:szCs w:val="28"/>
           <w:lang w:bidi="ar-EG"/>
         </w:rPr>
       </w:pPr>
@@ -2310,169 +3107,10 @@
       <w:pPr>
         <w:bidi/>
         <w:rPr>
-          <w:sz w:val="28"/>
-          <w:szCs w:val="28"/>
-          <w:lang w:bidi="ar-EG"/>
-        </w:rPr>
-      </w:pPr>
-    </w:p>
-    <w:p>
-      <w:pPr>
-        <w:bidi/>
-        <w:ind w:left="720"/>
-        <w:rPr>
-          <w:rFonts w:hint="cs"/>
-          <w:sz w:val="28"/>
-          <w:szCs w:val="28"/>
           <w:rtl/>
           <w:lang w:bidi="ar-EG"/>
         </w:rPr>
       </w:pPr>
-      <w:r>
-        <w:rPr>
-          <w:rFonts w:ascii="Neo Sans Arabic" w:hAnsi="Neo Sans Arabic" w:cs="Neo Sans Arabic" w:hint="cs"/>
-          <w:b/>
-          <w:bCs/>
-          <w:rtl/>
-          <w:lang w:bidi="ar-EG"/>
-        </w:rPr>
-        <w:t xml:space="preserve">   </w:t>
-      </w:r>
-      <w:r>
-        <w:rPr>
-          <w:rFonts w:ascii="Neo Sans Arabic" w:hAnsi="Neo Sans Arabic" w:cs="Neo Sans Arabic"/>
-          <w:b/>
-          <w:bCs/>
-          <w:rtl/>
-          <w:lang w:bidi="ar-EG"/>
-        </w:rPr>
-        <w:t>رقم الإيصال</w:t>
-      </w:r>
-      <w:r>
-        <w:rPr>
-          <w:rFonts w:ascii="Neo Sans Arabic" w:hAnsi="Neo Sans Arabic" w:cs="Neo Sans Arabic"/>
-          <w:b/>
-          <w:bCs/>
-          <w:lang w:bidi="ar-EG"/>
-        </w:rPr>
-        <w:t>:</w:t>
-      </w:r>
-      <w:r>
-        <w:rPr>
-          <w:rFonts w:ascii="Neo Sans Arabic" w:hAnsi="Neo Sans Arabic" w:cs="Neo Sans Arabic" w:hint="cs"/>
-          <w:b/>
-          <w:bCs/>
-          <w:rtl/>
-          <w:lang w:bidi="ar-EG"/>
-        </w:rPr>
-        <w:t xml:space="preserve"> </w:t>
-      </w:r>
-      <w:r>
-        <w:rPr>
-          <w:rFonts w:ascii="Neo Sans Arabic" w:hAnsi="Neo Sans Arabic" w:cs="Neo Sans Arabic"/>
-          <w:lang w:bidi="ar-EG"/>
-        </w:rPr>
-        <w:t xml:space="preserve">{{ </w:t>
-      </w:r>
-      <w:proofErr w:type="spellStart"/>
-      <w:r>
-        <w:rPr>
-          <w:rFonts w:ascii="Neo Sans Arabic" w:hAnsi="Neo Sans Arabic" w:cs="Neo Sans Arabic"/>
-          <w:lang w:bidi="ar-EG"/>
-        </w:rPr>
-        <w:t>receipt_number</w:t>
-      </w:r>
-      <w:proofErr w:type="spellEnd"/>
-      <w:r>
-        <w:rPr>
-          <w:rFonts w:ascii="Neo Sans Arabic" w:hAnsi="Neo Sans Arabic" w:cs="Neo Sans Arabic"/>
-          <w:lang w:bidi="ar-EG"/>
-        </w:rPr>
-        <w:t xml:space="preserve"> }}</w:t>
-      </w:r>
-      <w:r>
-        <w:rPr>
-          <w:rFonts w:ascii="Neo Sans Arabic" w:hAnsi="Neo Sans Arabic" w:cs="Neo Sans Arabic" w:hint="cs"/>
-          <w:rtl/>
-          <w:lang w:bidi="ar-EG"/>
-        </w:rPr>
-        <w:t xml:space="preserve"> </w:t>
-      </w:r>
-      <w:r>
-        <w:rPr>
-          <w:rFonts w:ascii="Neo Sans Arabic" w:hAnsi="Neo Sans Arabic" w:cs="Neo Sans Arabic"/>
-          <w:rtl/>
-          <w:lang w:bidi="ar-EG"/>
-        </w:rPr>
-        <w:tab/>
-      </w:r>
-      <w:r>
-        <w:rPr>
-          <w:rFonts w:ascii="Neo Sans Arabic" w:hAnsi="Neo Sans Arabic" w:cs="Neo Sans Arabic"/>
-          <w:rtl/>
-          <w:lang w:bidi="ar-EG"/>
-        </w:rPr>
-        <w:tab/>
-      </w:r>
-      <w:r>
-        <w:rPr>
-          <w:rFonts w:ascii="Neo Sans Arabic" w:hAnsi="Neo Sans Arabic" w:cs="Neo Sans Arabic"/>
-          <w:rtl/>
-          <w:lang w:bidi="ar-EG"/>
-        </w:rPr>
-        <w:tab/>
-      </w:r>
-      <w:r>
-        <w:rPr>
-          <w:rFonts w:ascii="Neo Sans Arabic" w:hAnsi="Neo Sans Arabic" w:cs="Neo Sans Arabic" w:hint="cs"/>
-          <w:rtl/>
-          <w:lang w:bidi="ar-EG"/>
-        </w:rPr>
-        <w:t xml:space="preserve">       </w:t>
-      </w:r>
-      <w:r>
-        <w:rPr>
-          <w:rFonts w:ascii="Neo Sans Arabic" w:hAnsi="Neo Sans Arabic" w:cs="Neo Sans Arabic" w:hint="cs"/>
-          <w:b/>
-          <w:bCs/>
-          <w:rtl/>
-          <w:lang w:bidi="ar-EG"/>
-        </w:rPr>
-        <w:t>التاريخ</w:t>
-      </w:r>
-      <w:r>
-        <w:rPr>
-          <w:rFonts w:ascii="Neo Sans Arabic" w:hAnsi="Neo Sans Arabic" w:cs="Neo Sans Arabic" w:hint="cs"/>
-          <w:b/>
-          <w:bCs/>
-          <w:rtl/>
-          <w:lang w:bidi="ar-EG"/>
-        </w:rPr>
-        <w:t xml:space="preserve">: </w:t>
-      </w:r>
-      <w:r>
-        <w:rPr>
-          <w:rFonts w:ascii="Neo Sans Arabic" w:hAnsi="Neo Sans Arabic" w:cs="Neo Sans Arabic"/>
-          <w:rtl/>
-          <w:lang w:bidi="ar-EG"/>
-        </w:rPr>
-        <w:t xml:space="preserve">{{ </w:t>
-      </w:r>
-      <w:r>
-        <w:rPr>
-          <w:rFonts w:ascii="Neo Sans Arabic" w:hAnsi="Neo Sans Arabic" w:cs="Neo Sans Arabic"/>
-          <w:lang w:bidi="ar-EG"/>
-        </w:rPr>
-        <w:t>date</w:t>
-      </w:r>
-      <w:r>
-        <w:rPr>
-          <w:rFonts w:ascii="Neo Sans Arabic" w:hAnsi="Neo Sans Arabic" w:cs="Neo Sans Arabic"/>
-          <w:rtl/>
-          <w:lang w:bidi="ar-EG"/>
-        </w:rPr>
-        <w:t xml:space="preserve"> }}</w:t>
-      </w:r>
     </w:p>
     <w:sectPr>
       <w:headerReference w:type="even" r:id="rId11"/>
@@ -2897,6 +3535,119 @@
     </w:lvl>
   </w:abstractNum>
   <w:abstractNum w:abstractNumId="1" w15:restartNumberingAfterBreak="0">
+    <w:nsid w:val="43DA3DE7"/>
+    <w:multiLevelType w:val="multilevel"/>
+    <w:tmpl w:val="09964068"/>
+    <w:lvl w:ilvl="0">
+      <w:start w:val="1"/>
+      <w:numFmt w:val="decimal"/>
+      <w:lvlText w:val="%1."/>
+      <w:lvlJc w:val="left"/>
+      <w:pPr>
+        <w:tabs>
+          <w:tab w:val="num" w:pos="720"/>
+        </w:tabs>
+        <w:ind w:left="720" w:hanging="360"/>
+      </w:pPr>
+    </w:lvl>
+    <w:lvl w:ilvl="1" w:tentative="1">
+      <w:start w:val="1"/>
+      <w:numFmt w:val="decimal"/>
+      <w:lvlText w:val="%2."/>
+      <w:lvlJc w:val="left"/>
+      <w:pPr>
+        <w:tabs>
+          <w:tab w:val="num" w:pos="1440"/>
+        </w:tabs>
+        <w:ind w:left="1440" w:hanging="360"/>
+      </w:pPr>
+    </w:lvl>
+    <w:lvl w:ilvl="2" w:tentative="1">
+      <w:start w:val="1"/>
+      <w:numFmt w:val="decimal"/>
+      <w:lvlText w:val="%3."/>
+      <w:lvlJc w:val="left"/>
+      <w:pPr>
+        <w:tabs>
+          <w:tab w:val="num" w:pos="2160"/>
+        </w:tabs>
+        <w:ind w:left="2160" w:hanging="360"/>
+      </w:pPr>
+    </w:lvl>
+    <w:lvl w:ilvl="3" w:tentative="1">
+      <w:start w:val="1"/>
+      <w:numFmt w:val="decimal"/>
+      <w:lvlText w:val="%4."/>
+      <w:lvlJc w:val="left"/>
+      <w:pPr>
+        <w:tabs>
+          <w:tab w:val="num" w:pos="2880"/>
+        </w:tabs>
+        <w:ind w:left="2880" w:hanging="360"/>
+      </w:pPr>
+    </w:lvl>
+    <w:lvl w:ilvl="4" w:tentative="1">
+      <w:start w:val="1"/>
+      <w:numFmt w:val="decimal"/>
+      <w:lvlText w:val="%5."/>
+      <w:lvlJc w:val="left"/>
+      <w:pPr>
+        <w:tabs>
+          <w:tab w:val="num" w:pos="3600"/>
+        </w:tabs>
+        <w:ind w:left="3600" w:hanging="360"/>
+      </w:pPr>
+    </w:lvl>
+    <w:lvl w:ilvl="5" w:tentative="1">
+      <w:start w:val="1"/>
+      <w:numFmt w:val="decimal"/>
+      <w:lvlText w:val="%6."/>
+      <w:lvlJc w:val="left"/>
+      <w:pPr>
+        <w:tabs>
+          <w:tab w:val="num" w:pos="4320"/>
+        </w:tabs>
+        <w:ind w:left="4320" w:hanging="360"/>
+      </w:pPr>
+    </w:lvl>
+    <w:lvl w:ilvl="6" w:tentative="1">
+      <w:start w:val="1"/>
+      <w:numFmt w:val="decimal"/>
+      <w:lvlText w:val="%7."/>
+      <w:lvlJc w:val="left"/>
+      <w:pPr>
+        <w:tabs>
+          <w:tab w:val="num" w:pos="5040"/>
+        </w:tabs>
+        <w:ind w:left="5040" w:hanging="360"/>
+      </w:pPr>
+    </w:lvl>
+    <w:lvl w:ilvl="7" w:tentative="1">
+      <w:start w:val="1"/>
+      <w:numFmt w:val="decimal"/>
+      <w:lvlText w:val="%8."/>
+      <w:lvlJc w:val="left"/>
+      <w:pPr>
+        <w:tabs>
+          <w:tab w:val="num" w:pos="5760"/>
+        </w:tabs>
+        <w:ind w:left="5760" w:hanging="360"/>
+      </w:pPr>
+    </w:lvl>
+    <w:lvl w:ilvl="8" w:tentative="1">
+      <w:start w:val="1"/>
+      <w:numFmt w:val="decimal"/>
+      <w:lvlText w:val="%9."/>
+      <w:lvlJc w:val="left"/>
+      <w:pPr>
+        <w:tabs>
+          <w:tab w:val="num" w:pos="6480"/>
+        </w:tabs>
+        <w:ind w:left="6480" w:hanging="360"/>
+      </w:pPr>
+    </w:lvl>
+  </w:abstractNum>
+  <w:abstractNum w:abstractNumId="2" w15:restartNumberingAfterBreak="0">
     <w:nsid w:val="57E712DF"/>
     <w:multiLevelType w:val="hybridMultilevel"/>
     <w:tmpl w:val="727A1334"/>
@@ -3009,7 +3760,7 @@
       </w:rPr>
     </w:lvl>
   </w:abstractNum>
-  <w:abstractNum w:abstractNumId="2" w15:restartNumberingAfterBreak="0">
+  <w:abstractNum w:abstractNumId="3" w15:restartNumberingAfterBreak="0">
     <w:nsid w:val="5E5D698B"/>
     <w:multiLevelType w:val="hybridMultilevel"/>
     <w:tmpl w:val="59B029DA"/>
@@ -3124,13 +3875,16 @@
     </w:lvl>
   </w:abstractNum>
   <w:num w:numId="1" w16cid:durableId="1084955818">
-    <w:abstractNumId w:val="1"/>
+    <w:abstractNumId w:val="2"/>
   </w:num>
   <w:num w:numId="2" w16cid:durableId="1801457475">
     <w:abstractNumId w:val="0"/>
   </w:num>
   <w:num w:numId="3" w16cid:durableId="1501391179">
-    <w:abstractNumId w:val="2"/>
+    <w:abstractNumId w:val="3"/>
+  </w:num>
+  <w:num w:numId="4" w16cid:durableId="457915208">
+    <w:abstractNumId w:val="1"/>
   </w:num>
 </w:numbering>
 </file>
@@ -4115,6 +4869,32 @@
       </w:tblBorders>
     </w:tblPr>
   </w:style>
+  <w:style w:type="paragraph" w:styleId="NormalWeb">
+    <w:name w:val="Normal (Web)"/>
+    <w:basedOn w:val="Normal"/>
+    <w:uiPriority w:val="99"/>
+    <w:unhideWhenUsed/>
+    <w:rsid w:val="00F731E8"/>
+    <w:pPr>
+      <w:spacing w:before="100" w:beforeAutospacing="1" w:after="100" w:afterAutospacing="1" w:line="240" w:lineRule="auto"/>
+    </w:pPr>
+    <w:rPr>
+      <w:rFonts w:ascii="Times New Roman" w:eastAsia="Times New Roman" w:hAnsi="Times New Roman" w:cs="Times New Roman"/>
+      <w:kern w:val="0"/>
+      <w14:ligatures w14:val="none"/>
+    </w:rPr>
+  </w:style>
+  <w:style w:type="character" w:styleId="Strong">
+    <w:name w:val="Strong"/>
+    <w:basedOn w:val="DefaultParagraphFont"/>
+    <w:uiPriority w:val="22"/>
+    <w:qFormat/>
+    <w:rsid w:val="00F731E8"/>
+    <w:rPr>
+      <w:b/>
+      <w:bCs/>
+    </w:rPr>
+  </w:style>
 </w:styles>
 </file>
 

--- a/receipt_template.docx
+++ b/receipt_template.docx
@@ -1322,7 +1322,7 @@
               <w:bidi/>
               <w:jc w:val="center"/>
               <w:rPr>
-                <w:rFonts w:ascii="NeoSansArabic-Bold" w:hAnsi="NeoSansArabic-Bold" w:cs="NeoSansArabic-Bold" w:hint="cs"/>
+                <w:rFonts w:ascii="NeoSansArabic-Bold" w:hAnsi="NeoSansArabic-Bold" w:cs="NeoSansArabic-Bold"/>
                 <w:b/>
                 <w:bCs/>
                 <w:sz w:val="18"/>
@@ -1396,27 +1396,16 @@
               <w:bidi/>
               <w:jc w:val="center"/>
               <w:rPr>
-                <w:rFonts w:ascii="NeoSansArabic-Bold" w:hAnsi="NeoSansArabic-Bold" w:cs="NeoSansArabic-Bold" w:hint="cs"/>
-                <w:b/>
-                <w:bCs/>
-                <w:sz w:val="18"/>
-                <w:szCs w:val="18"/>
-                <w:rtl/>
-                <w:lang w:bidi="ar-EG"/>
-              </w:rPr>
-            </w:pPr>
-            <w:proofErr w:type="gramStart"/>
-            <w:r>
-              <w:rPr>
                 <w:rFonts w:ascii="NeoSansArabic-Bold" w:hAnsi="NeoSansArabic-Bold" w:cs="NeoSansArabic-Bold"/>
                 <w:b/>
                 <w:bCs/>
                 <w:sz w:val="18"/>
                 <w:szCs w:val="18"/>
-                <w:lang w:bidi="ar-EG"/>
-              </w:rPr>
-              <w:t>Gmail</w:t>
-            </w:r>
+                <w:rtl/>
+                <w:lang w:bidi="ar-EG"/>
+              </w:rPr>
+            </w:pPr>
+            <w:proofErr w:type="gramStart"/>
             <w:r>
               <w:rPr>
                 <w:rFonts w:ascii="NeoSansArabic-Bold" w:hAnsi="NeoSansArabic-Bold" w:cs="NeoSansArabic-Bold"/>
@@ -1426,7 +1415,7 @@
                 <w:szCs w:val="18"/>
                 <w:lang w:bidi="ar-EG"/>
               </w:rPr>
-              <w:t xml:space="preserve"> </w:t>
+              <w:t xml:space="preserve">Gmail </w:t>
             </w:r>
             <w:r>
               <w:rPr>
@@ -1660,7 +1649,6 @@
                 <w:tab w:val="left" w:pos="1056"/>
                 <w:tab w:val="left" w:pos="6456"/>
               </w:tabs>
-              <w:bidi/>
               <w:jc w:val="center"/>
               <w:rPr>
                 <w:rFonts w:ascii="Neo Sans Arabic" w:hAnsi="Neo Sans Arabic" w:cs="Neo Sans Arabic"/>

--- a/receipt_template.docx
+++ b/receipt_template.docx
@@ -10,6 +10,7 @@
         </w:tabs>
         <w:bidi/>
         <w:rPr>
+          <w:rFonts w:ascii="Cairo ExtraBold" w:hAnsi="Cairo ExtraBold" w:cs="Cairo ExtraBold"/>
           <w:sz w:val="28"/>
           <w:szCs w:val="28"/>
           <w:lang w:bidi="ar-EG"/>
@@ -17,6 +18,7 @@
       </w:pPr>
       <w:r>
         <w:rPr>
+          <w:rFonts w:ascii="Cairo ExtraBold" w:hAnsi="Cairo ExtraBold" w:cs="Cairo ExtraBold"/>
           <w:noProof/>
           <w:sz w:val="28"/>
           <w:szCs w:val="28"/>
@@ -25,13 +27,13 @@
         <mc:AlternateContent>
           <mc:Choice Requires="wps">
             <w:drawing>
-              <wp:anchor distT="45720" distB="45720" distL="114300" distR="114300" simplePos="0" relativeHeight="251659264" behindDoc="0" locked="0" layoutInCell="1" allowOverlap="1" wp14:anchorId="6A091BE4" wp14:editId="19AFA508">
+              <wp:anchor distT="45720" distB="45720" distL="114300" distR="114300" simplePos="0" relativeHeight="251659264" behindDoc="0" locked="0" layoutInCell="1" allowOverlap="1" wp14:anchorId="6A091BE4" wp14:editId="40CD3C0A">
                 <wp:simplePos x="0" y="0"/>
                 <wp:positionH relativeFrom="margin">
                   <wp:posOffset>1783080</wp:posOffset>
                 </wp:positionH>
                 <wp:positionV relativeFrom="page">
-                  <wp:posOffset>1485900</wp:posOffset>
+                  <wp:posOffset>1348740</wp:posOffset>
                 </wp:positionV>
                 <wp:extent cx="2373630" cy="464820"/>
                 <wp:effectExtent l="0" t="0" r="3810" b="0"/>
@@ -114,7 +116,7 @@
                 <v:stroke joinstyle="miter"/>
                 <v:path gradientshapeok="t" o:connecttype="rect"/>
               </v:shapetype>
-              <v:shape id="Text Box 2" o:spid="_x0000_s1026" type="#_x0000_t202" style="position:absolute;left:0;text-align:left;margin-left:140.4pt;margin-top:117pt;width:186.9pt;height:36.6pt;z-index:251659264;visibility:visible;mso-wrap-style:square;mso-width-percent:400;mso-height-percent:0;mso-wrap-distance-left:9pt;mso-wrap-distance-top:3.6pt;mso-wrap-distance-right:9pt;mso-wrap-distance-bottom:3.6pt;mso-position-horizontal:absolute;mso-position-horizontal-relative:margin;mso-position-vertical:absolute;mso-position-vertical-relative:page;mso-width-percent:400;mso-height-percent:0;mso-width-relative:margin;mso-height-relative:margin;v-text-anchor:top" o:gfxdata="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" stroked="f">
+              <v:shape id="Text Box 2" o:spid="_x0000_s1026" type="#_x0000_t202" style="position:absolute;left:0;text-align:left;margin-left:140.4pt;margin-top:106.2pt;width:186.9pt;height:36.6pt;z-index:251659264;visibility:visible;mso-wrap-style:square;mso-width-percent:400;mso-height-percent:0;mso-wrap-distance-left:9pt;mso-wrap-distance-top:3.6pt;mso-wrap-distance-right:9pt;mso-wrap-distance-bottom:3.6pt;mso-position-horizontal:absolute;mso-position-horizontal-relative:margin;mso-position-vertical:absolute;mso-position-vertical-relative:page;mso-width-percent:400;mso-height-percent:0;mso-width-relative:margin;mso-height-relative:margin;v-text-anchor:top" o:gfxdata="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" stroked="f">
                 <v:textbox>
                   <w:txbxContent>
                     <w:p>
@@ -152,10 +154,11 @@
       </w:r>
       <w:r>
         <w:rPr>
+          <w:rFonts w:ascii="Cairo ExtraBold" w:hAnsi="Cairo ExtraBold" w:cs="Cairo ExtraBold"/>
           <w:noProof/>
         </w:rPr>
         <w:drawing>
-          <wp:anchor distT="0" distB="0" distL="114300" distR="114300" simplePos="0" relativeHeight="251661312" behindDoc="0" locked="0" layoutInCell="1" allowOverlap="1" wp14:anchorId="0E90DFE7" wp14:editId="58C93DD7">
+          <wp:anchor distT="0" distB="0" distL="114300" distR="114300" simplePos="0" relativeHeight="251661312" behindDoc="0" locked="0" layoutInCell="1" allowOverlap="1" wp14:anchorId="0E90DFE7" wp14:editId="0E06825C">
             <wp:simplePos x="0" y="0"/>
             <wp:positionH relativeFrom="margin">
               <wp:posOffset>1924050</wp:posOffset>
@@ -212,7 +215,7 @@
       </w:r>
       <w:r>
         <w:rPr>
-          <w:rFonts w:hint="cs"/>
+          <w:rFonts w:ascii="Cairo ExtraBold" w:hAnsi="Cairo ExtraBold" w:cs="Cairo ExtraBold"/>
           <w:sz w:val="28"/>
           <w:szCs w:val="28"/>
           <w:rtl/>
@@ -228,15 +231,29 @@
           <w:tab w:val="left" w:pos="6456"/>
         </w:tabs>
         <w:bidi/>
-        <w:rPr>
+        <w:jc w:val="both"/>
+        <w:rPr>
+          <w:rFonts w:ascii="Cairo ExtraBold" w:hAnsi="Cairo ExtraBold" w:cs="Cairo ExtraBold"/>
           <w:sz w:val="28"/>
           <w:szCs w:val="28"/>
           <w:rtl/>
           <w:lang w:bidi="ar-EG"/>
         </w:rPr>
       </w:pPr>
-      <w:r>
-        <w:rPr>
+    </w:p>
+    <w:p>
+      <w:pPr>
+        <w:bidi/>
+        <w:rPr>
+          <w:rFonts w:ascii="Cairo ExtraBold" w:hAnsi="Cairo ExtraBold" w:cs="Cairo ExtraBold"/>
+          <w:sz w:val="28"/>
+          <w:szCs w:val="28"/>
+          <w:lang w:bidi="ar-EG"/>
+        </w:rPr>
+      </w:pPr>
+      <w:r>
+        <w:rPr>
+          <w:rFonts w:ascii="Cairo ExtraBold" w:hAnsi="Cairo ExtraBold" w:cs="Cairo ExtraBold"/>
           <w:noProof/>
           <w:sz w:val="28"/>
           <w:szCs w:val="28"/>
@@ -245,13 +262,13 @@
         <mc:AlternateContent>
           <mc:Choice Requires="wps">
             <w:drawing>
-              <wp:anchor distT="45720" distB="45720" distL="114300" distR="114300" simplePos="0" relativeHeight="251663360" behindDoc="0" locked="0" layoutInCell="1" allowOverlap="1" wp14:anchorId="74D96EA2" wp14:editId="1A521857">
+              <wp:anchor distT="45720" distB="45720" distL="114300" distR="114300" simplePos="0" relativeHeight="251663360" behindDoc="0" locked="0" layoutInCell="1" allowOverlap="1" wp14:anchorId="74D96EA2" wp14:editId="3EA72902">
                 <wp:simplePos x="0" y="0"/>
                 <wp:positionH relativeFrom="margin">
-                  <wp:align>center</wp:align>
+                  <wp:posOffset>1038225</wp:posOffset>
                 </wp:positionH>
                 <wp:positionV relativeFrom="page">
-                  <wp:posOffset>2042160</wp:posOffset>
+                  <wp:posOffset>1912620</wp:posOffset>
                 </wp:positionV>
                 <wp:extent cx="3863340" cy="464820"/>
                 <wp:effectExtent l="0" t="0" r="3810" b="0"/>
@@ -451,7 +468,7 @@
           </mc:Choice>
           <mc:Fallback>
             <w:pict>
-              <v:shape w14:anchorId="74D96EA2" id="_x0000_s1027" type="#_x0000_t202" style="position:absolute;left:0;text-align:left;margin-left:0;margin-top:160.8pt;width:304.2pt;height:36.6pt;z-index:251663360;visibility:visible;mso-wrap-style:square;mso-width-percent:0;mso-height-percent:0;mso-wrap-distance-left:9pt;mso-wrap-distance-top:3.6pt;mso-wrap-distance-right:9pt;mso-wrap-distance-bottom:3.6pt;mso-position-horizontal:center;mso-position-horizontal-relative:margin;mso-position-vertical:absolute;mso-position-vertical-relative:page;mso-width-percent:0;mso-height-percent:0;mso-width-relative:margin;mso-height-relative:margin;v-text-anchor:top" o:gfxdata="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" stroked="f">
+              <v:shape w14:anchorId="74D96EA2" id="_x0000_s1027" type="#_x0000_t202" style="position:absolute;left:0;text-align:left;margin-left:81.75pt;margin-top:150.6pt;width:304.2pt;height:36.6pt;z-index:251663360;visibility:visible;mso-wrap-style:square;mso-width-percent:0;mso-height-percent:0;mso-wrap-distance-left:9pt;mso-wrap-distance-top:3.6pt;mso-wrap-distance-right:9pt;mso-wrap-distance-bottom:3.6pt;mso-position-horizontal:absolute;mso-position-horizontal-relative:margin;mso-position-vertical:absolute;mso-position-vertical-relative:page;mso-width-percent:0;mso-height-percent:0;mso-width-relative:margin;mso-height-relative:margin;v-text-anchor:top" o:gfxdata="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" stroked="f">
                 <v:textbox>
                   <w:txbxContent>
                     <w:p>
@@ -613,72 +630,71 @@
       <w:pPr>
         <w:bidi/>
         <w:rPr>
-          <w:sz w:val="28"/>
-          <w:szCs w:val="28"/>
-          <w:lang w:bidi="ar-EG"/>
-        </w:rPr>
-      </w:pPr>
-    </w:p>
-    <w:p>
-      <w:pPr>
-        <w:bidi/>
-        <w:rPr>
-          <w:sz w:val="28"/>
-          <w:szCs w:val="28"/>
-          <w:lang w:bidi="ar-EG"/>
-        </w:rPr>
-      </w:pPr>
-    </w:p>
-    <w:p>
-      <w:pPr>
-        <w:bidi/>
-        <w:rPr>
-          <w:sz w:val="28"/>
-          <w:szCs w:val="28"/>
-          <w:lang w:bidi="ar-EG"/>
-        </w:rPr>
-      </w:pPr>
-    </w:p>
-    <w:p>
-      <w:pPr>
-        <w:bidi/>
-        <w:rPr>
-          <w:rFonts w:ascii="Neo Sans Arabic" w:hAnsi="Neo Sans Arabic" w:cs="Neo Sans Arabic"/>
-          <w:lang w:bidi="ar-EG"/>
-        </w:rPr>
-      </w:pPr>
-      <w:r>
-        <w:rPr>
-          <w:rFonts w:ascii="Neo Sans Arabic" w:hAnsi="Neo Sans Arabic" w:cs="Neo Sans Arabic" w:hint="cs"/>
+          <w:rFonts w:ascii="Cairo ExtraBold" w:hAnsi="Cairo ExtraBold" w:cs="Cairo ExtraBold"/>
+          <w:lang w:bidi="ar-EG"/>
+        </w:rPr>
+      </w:pPr>
+      <w:r>
+        <w:rPr>
+          <w:rFonts w:ascii="Cairo ExtraBold" w:hAnsi="Cairo ExtraBold" w:cs="Cairo ExtraBold"/>
           <w:b/>
           <w:bCs/>
           <w:rtl/>
           <w:lang w:bidi="ar-EG"/>
         </w:rPr>
-        <w:t xml:space="preserve"> </w:t>
-      </w:r>
-      <w:r>
-        <w:rPr>
-          <w:rFonts w:ascii="Neo Sans Arabic" w:hAnsi="Neo Sans Arabic" w:cs="Neo Sans Arabic"/>
+        <w:t xml:space="preserve"> رقم الإيصال</w:t>
+      </w:r>
+      <w:r>
+        <w:rPr>
+          <w:rFonts w:ascii="Cairo ExtraBold" w:hAnsi="Cairo ExtraBold" w:cs="Cairo ExtraBold"/>
+          <w:b/>
+          <w:bCs/>
+          <w:lang w:bidi="ar-EG"/>
+        </w:rPr>
+        <w:t>:</w:t>
+      </w:r>
+      <w:r>
+        <w:rPr>
+          <w:rFonts w:ascii="Cairo ExtraBold" w:hAnsi="Cairo ExtraBold" w:cs="Cairo ExtraBold"/>
           <w:b/>
           <w:bCs/>
           <w:rtl/>
           <w:lang w:bidi="ar-EG"/>
         </w:rPr>
-        <w:t>رقم الإيصال</w:t>
-      </w:r>
-      <w:r>
-        <w:rPr>
-          <w:rFonts w:ascii="Neo Sans Arabic" w:hAnsi="Neo Sans Arabic" w:cs="Neo Sans Arabic"/>
+        <w:t xml:space="preserve"> </w:t>
+      </w:r>
+      <w:r>
+        <w:rPr>
+          <w:rFonts w:ascii="Cairo ExtraBold" w:hAnsi="Cairo ExtraBold" w:cs="Cairo ExtraBold"/>
           <w:b/>
           <w:bCs/>
           <w:lang w:bidi="ar-EG"/>
         </w:rPr>
-        <w:t>:</w:t>
-      </w:r>
-      <w:r>
-        <w:rPr>
-          <w:rFonts w:ascii="Neo Sans Arabic" w:hAnsi="Neo Sans Arabic" w:cs="Neo Sans Arabic" w:hint="cs"/>
+        <w:t xml:space="preserve">{{ </w:t>
+      </w:r>
+      <w:proofErr w:type="spellStart"/>
+      <w:r>
+        <w:rPr>
+          <w:rFonts w:ascii="Cairo ExtraBold" w:hAnsi="Cairo ExtraBold" w:cs="Cairo ExtraBold"/>
+          <w:b/>
+          <w:bCs/>
+          <w:lang w:bidi="ar-EG"/>
+        </w:rPr>
+        <w:t>receipt_number</w:t>
+      </w:r>
+      <w:proofErr w:type="spellEnd"/>
+      <w:r>
+        <w:rPr>
+          <w:rFonts w:ascii="Cairo ExtraBold" w:hAnsi="Cairo ExtraBold" w:cs="Cairo ExtraBold"/>
+          <w:b/>
+          <w:bCs/>
+          <w:lang w:bidi="ar-EG"/>
+        </w:rPr>
+        <w:t xml:space="preserve"> }}</w:t>
+      </w:r>
+      <w:r>
+        <w:rPr>
+          <w:rFonts w:ascii="Cairo ExtraBold" w:hAnsi="Cairo ExtraBold" w:cs="Cairo ExtraBold"/>
           <w:b/>
           <w:bCs/>
           <w:rtl/>
@@ -688,162 +704,53 @@
       </w:r>
       <w:r>
         <w:rPr>
-          <w:rFonts w:ascii="Neo Sans Arabic" w:hAnsi="Neo Sans Arabic" w:cs="Neo Sans Arabic"/>
+          <w:rFonts w:ascii="Cairo ExtraBold" w:hAnsi="Cairo ExtraBold" w:cs="Cairo ExtraBold"/>
+          <w:rtl/>
+          <w:lang w:bidi="ar-EG"/>
+        </w:rPr>
+        <w:tab/>
+      </w:r>
+    </w:p>
+    <w:p>
+      <w:pPr>
+        <w:bidi/>
+        <w:rPr>
+          <w:rFonts w:ascii="Cairo ExtraBold" w:hAnsi="Cairo ExtraBold" w:cs="Cairo ExtraBold"/>
           <w:b/>
           <w:bCs/>
           <w:lang w:bidi="ar-EG"/>
         </w:rPr>
-        <w:t xml:space="preserve">{{ </w:t>
-      </w:r>
-      <w:proofErr w:type="spellStart"/>
-      <w:r>
-        <w:rPr>
-          <w:rFonts w:ascii="Neo Sans Arabic" w:hAnsi="Neo Sans Arabic" w:cs="Neo Sans Arabic"/>
-          <w:b/>
-          <w:bCs/>
-          <w:lang w:bidi="ar-EG"/>
-        </w:rPr>
-        <w:t>receipt_number</w:t>
-      </w:r>
-      <w:proofErr w:type="spellEnd"/>
-      <w:r>
-        <w:rPr>
-          <w:rFonts w:ascii="Neo Sans Arabic" w:hAnsi="Neo Sans Arabic" w:cs="Neo Sans Arabic"/>
-          <w:b/>
-          <w:bCs/>
-          <w:lang w:bidi="ar-EG"/>
-        </w:rPr>
-        <w:t xml:space="preserve"> }}</w:t>
-      </w:r>
-      <w:r>
-        <w:rPr>
-          <w:rFonts w:ascii="Neo Sans Arabic" w:hAnsi="Neo Sans Arabic" w:cs="Neo Sans Arabic" w:hint="cs"/>
+      </w:pPr>
+      <w:r>
+        <w:rPr>
+          <w:rFonts w:ascii="Cairo ExtraBold" w:hAnsi="Cairo ExtraBold" w:cs="Cairo ExtraBold"/>
+          <w:rtl/>
+          <w:lang w:bidi="ar-EG"/>
+        </w:rPr>
+        <w:t xml:space="preserve"> </w:t>
+      </w:r>
+      <w:r>
+        <w:rPr>
+          <w:rFonts w:ascii="Cairo ExtraBold" w:hAnsi="Cairo ExtraBold" w:cs="Cairo ExtraBold"/>
           <w:b/>
           <w:bCs/>
           <w:rtl/>
           <w:lang w:bidi="ar-EG"/>
         </w:rPr>
-        <w:t xml:space="preserve"> </w:t>
-      </w:r>
-      <w:r>
-        <w:rPr>
-          <w:rFonts w:ascii="Neo Sans Arabic" w:hAnsi="Neo Sans Arabic" w:cs="Neo Sans Arabic"/>
-          <w:rtl/>
-          <w:lang w:bidi="ar-EG"/>
-        </w:rPr>
-        <w:tab/>
-      </w:r>
-    </w:p>
-    <w:p>
-      <w:pPr>
-        <w:bidi/>
-        <w:rPr>
-          <w:rFonts w:ascii="Neo Sans Arabic" w:hAnsi="Neo Sans Arabic" w:cs="Neo Sans Arabic"/>
+        <w:t xml:space="preserve">التاريخ: {{ </w:t>
+      </w:r>
+      <w:r>
+        <w:rPr>
+          <w:rFonts w:ascii="Cairo ExtraBold" w:hAnsi="Cairo ExtraBold" w:cs="Cairo ExtraBold"/>
           <w:b/>
           <w:bCs/>
           <w:lang w:bidi="ar-EG"/>
         </w:rPr>
-      </w:pPr>
-      <w:r>
-        <w:rPr>
-          <w:rFonts w:ascii="Neo Sans Arabic" w:hAnsi="Neo Sans Arabic" w:cs="Neo Sans Arabic" w:hint="cs"/>
-          <w:rtl/>
-          <w:lang w:bidi="ar-EG"/>
-        </w:rPr>
-        <w:t xml:space="preserve"> </w:t>
-      </w:r>
-      <w:r>
-        <w:rPr>
-          <w:rFonts w:ascii="Neo Sans Arabic" w:hAnsi="Neo Sans Arabic" w:cs="Neo Sans Arabic" w:hint="cs"/>
-          <w:b/>
-          <w:bCs/>
-          <w:rtl/>
-          <w:lang w:bidi="ar-EG"/>
-        </w:rPr>
-        <w:t>التاريخ</w:t>
-      </w:r>
-      <w:r>
-        <w:rPr>
-          <w:rFonts w:ascii="Neo Sans Arabic" w:hAnsi="Neo Sans Arabic" w:cs="Neo Sans Arabic" w:hint="cs"/>
-          <w:b/>
-          <w:bCs/>
-          <w:rtl/>
-          <w:lang w:bidi="ar-EG"/>
-        </w:rPr>
-        <w:t xml:space="preserve">: </w:t>
-      </w:r>
-      <w:r>
-        <w:rPr>
-          <w:rFonts w:ascii="Neo Sans Arabic" w:hAnsi="Neo Sans Arabic" w:cs="Neo Sans Arabic"/>
-          <w:b/>
-          <w:bCs/>
-          <w:rtl/>
-          <w:lang w:bidi="ar-EG"/>
-        </w:rPr>
-        <w:t xml:space="preserve">{{ </w:t>
-      </w:r>
-      <w:r>
-        <w:rPr>
-          <w:rFonts w:ascii="Neo Sans Arabic" w:hAnsi="Neo Sans Arabic" w:cs="Neo Sans Arabic"/>
-          <w:b/>
-          <w:bCs/>
-          <w:lang w:bidi="ar-EG"/>
-        </w:rPr>
         <w:t>date</w:t>
       </w:r>
       <w:r>
         <w:rPr>
-          <w:rFonts w:ascii="Neo Sans Arabic" w:hAnsi="Neo Sans Arabic" w:cs="Neo Sans Arabic"/>
-          <w:b/>
-          <w:bCs/>
-          <w:rtl/>
-          <w:lang w:bidi="ar-EG"/>
-        </w:rPr>
-        <w:t xml:space="preserve"> }}</w:t>
-      </w:r>
-    </w:p>
-    <w:p>
-      <w:pPr>
-        <w:bidi/>
-        <w:rPr>
-          <w:rFonts w:ascii="Neo Sans Arabic" w:hAnsi="Neo Sans Arabic" w:cs="Neo Sans Arabic"/>
-          <w:b/>
-          <w:bCs/>
-          <w:lang w:bidi="ar-EG"/>
-        </w:rPr>
-      </w:pPr>
-      <w:r>
-        <w:rPr>
-          <w:rFonts w:hint="cs"/>
-          <w:b/>
-          <w:bCs/>
-          <w:rtl/>
-          <w:lang w:bidi="ar-EG"/>
-        </w:rPr>
-        <w:t xml:space="preserve">الجامعة: </w:t>
-      </w:r>
-      <w:r>
-        <w:rPr>
-          <w:rFonts w:ascii="Neo Sans Arabic" w:hAnsi="Neo Sans Arabic" w:cs="Neo Sans Arabic"/>
-          <w:b/>
-          <w:bCs/>
-          <w:rtl/>
-          <w:lang w:bidi="ar-EG"/>
-        </w:rPr>
-        <w:t xml:space="preserve">{{ </w:t>
-      </w:r>
-      <w:r>
-        <w:rPr>
-          <w:rFonts w:ascii="Neo Sans Arabic" w:hAnsi="Neo Sans Arabic" w:cs="Neo Sans Arabic"/>
-          <w:b/>
-          <w:bCs/>
-          <w:lang w:bidi="ar-EG"/>
-        </w:rPr>
-        <w:t>university</w:t>
-      </w:r>
-      <w:r>
-        <w:rPr>
-          <w:rFonts w:ascii="Neo Sans Arabic" w:hAnsi="Neo Sans Arabic" w:cs="Neo Sans Arabic"/>
+          <w:rFonts w:ascii="Cairo ExtraBold" w:hAnsi="Cairo ExtraBold" w:cs="Cairo ExtraBold"/>
           <w:b/>
           <w:bCs/>
           <w:rtl/>
@@ -855,7 +762,7 @@
     <w:tbl>
       <w:tblPr>
         <w:tblStyle w:val="TableGrid"/>
-        <w:tblpPr w:leftFromText="180" w:rightFromText="180" w:vertAnchor="page" w:horzAnchor="margin" w:tblpXSpec="center" w:tblpY="6037"/>
+        <w:tblpPr w:leftFromText="180" w:rightFromText="180" w:vertAnchor="page" w:horzAnchor="margin" w:tblpY="5785"/>
         <w:bidiVisual/>
         <w:tblW w:w="9384" w:type="dxa"/>
         <w:tblLook w:val="04A0" w:firstRow="1" w:lastRow="0" w:firstColumn="1" w:lastColumn="0" w:noHBand="0" w:noVBand="1"/>
@@ -885,7 +792,7 @@
               <w:bidi/>
               <w:jc w:val="center"/>
               <w:rPr>
-                <w:rFonts w:ascii="NeoSansArabic-Bold" w:hAnsi="NeoSansArabic-Bold" w:cs="NeoSansArabic-Bold"/>
+                <w:rFonts w:ascii="Cairo ExtraBold" w:hAnsi="Cairo ExtraBold" w:cs="Cairo ExtraBold"/>
                 <w:b/>
                 <w:bCs/>
                 <w:sz w:val="18"/>
@@ -896,7 +803,7 @@
             </w:pPr>
             <w:r>
               <w:rPr>
-                <w:rFonts w:ascii="NeoSansArabic-Bold" w:hAnsi="NeoSansArabic-Bold" w:cs="NeoSansArabic-Bold" w:hint="cs"/>
+                <w:rFonts w:ascii="Cairo ExtraBold" w:hAnsi="Cairo ExtraBold" w:cs="Cairo ExtraBold"/>
                 <w:b/>
                 <w:bCs/>
                 <w:sz w:val="18"/>
@@ -904,43 +811,7 @@
                 <w:rtl/>
                 <w:lang w:bidi="ar-EG"/>
               </w:rPr>
-              <w:t>اسم</w:t>
-            </w:r>
-            <w:r>
-              <w:rPr>
-                <w:rFonts w:ascii="NeoSansArabic-Bold" w:hAnsi="NeoSansArabic-Bold" w:cs="NeoSansArabic-Bold"/>
-                <w:b/>
-                <w:bCs/>
-                <w:sz w:val="18"/>
-                <w:szCs w:val="18"/>
-                <w:rtl/>
-                <w:lang w:bidi="ar-EG"/>
-              </w:rPr>
-              <w:t xml:space="preserve"> </w:t>
-            </w:r>
-            <w:r>
-              <w:rPr>
-                <w:rFonts w:ascii="NeoSansArabic-Bold" w:hAnsi="NeoSansArabic-Bold" w:cs="NeoSansArabic-Bold" w:hint="cs"/>
-                <w:b/>
-                <w:bCs/>
-                <w:sz w:val="18"/>
-                <w:szCs w:val="18"/>
-                <w:rtl/>
-                <w:lang w:bidi="ar-EG"/>
-              </w:rPr>
-              <w:t>الطالب</w:t>
-            </w:r>
-            <w:r>
-              <w:rPr>
-                <w:rFonts w:ascii="NeoSansArabic-Bold" w:hAnsi="NeoSansArabic-Bold" w:cs="NeoSansArabic-Bold"/>
-                <w:b/>
-                <w:bCs/>
-                <w:sz w:val="18"/>
-                <w:szCs w:val="18"/>
-                <w:rtl/>
-                <w:lang w:bidi="ar-EG"/>
-              </w:rPr>
-              <w:t>:</w:t>
+              <w:t>اسم الطالب:</w:t>
             </w:r>
           </w:p>
         </w:tc>
@@ -958,14 +829,14 @@
               <w:bidi/>
               <w:jc w:val="center"/>
               <w:rPr>
-                <w:rFonts w:ascii="Neo Sans Arabic" w:hAnsi="Neo Sans Arabic" w:cs="Neo Sans Arabic"/>
+                <w:rFonts w:ascii="Cairo ExtraBold" w:hAnsi="Cairo ExtraBold" w:cs="Cairo ExtraBold"/>
                 <w:rtl/>
                 <w:lang w:bidi="ar-EG"/>
               </w:rPr>
             </w:pPr>
             <w:r>
               <w:rPr>
-                <w:rFonts w:ascii="Neo Sans Arabic" w:hAnsi="Neo Sans Arabic" w:cs="Neo Sans Arabic"/>
+                <w:rFonts w:ascii="Cairo ExtraBold" w:hAnsi="Cairo ExtraBold" w:cs="Cairo ExtraBold"/>
                 <w:rtl/>
                 <w:lang w:bidi="ar-EG"/>
               </w:rPr>
@@ -974,7 +845,7 @@
             <w:proofErr w:type="spellStart"/>
             <w:r>
               <w:rPr>
-                <w:rFonts w:ascii="Neo Sans Arabic" w:hAnsi="Neo Sans Arabic" w:cs="Neo Sans Arabic"/>
+                <w:rFonts w:ascii="Cairo ExtraBold" w:hAnsi="Cairo ExtraBold" w:cs="Cairo ExtraBold"/>
                 <w:lang w:bidi="ar-EG"/>
               </w:rPr>
               <w:t>student_name</w:t>
@@ -982,7 +853,7 @@
             <w:proofErr w:type="spellEnd"/>
             <w:r>
               <w:rPr>
-                <w:rFonts w:ascii="Neo Sans Arabic" w:hAnsi="Neo Sans Arabic" w:cs="Neo Sans Arabic"/>
+                <w:rFonts w:ascii="Cairo ExtraBold" w:hAnsi="Cairo ExtraBold" w:cs="Cairo ExtraBold"/>
                 <w:rtl/>
                 <w:lang w:bidi="ar-EG"/>
               </w:rPr>
@@ -1005,7 +876,7 @@
               <w:bidi/>
               <w:jc w:val="center"/>
               <w:rPr>
-                <w:rFonts w:ascii="NeoSansArabic-Bold" w:hAnsi="NeoSansArabic-Bold" w:cs="NeoSansArabic-Bold"/>
+                <w:rFonts w:ascii="Cairo ExtraBold" w:hAnsi="Cairo ExtraBold" w:cs="Cairo ExtraBold"/>
                 <w:b/>
                 <w:bCs/>
                 <w:sz w:val="18"/>
@@ -1016,7 +887,7 @@
             </w:pPr>
             <w:r>
               <w:rPr>
-                <w:rFonts w:ascii="NeoSansArabic-Bold" w:hAnsi="NeoSansArabic-Bold" w:cs="NeoSansArabic-Bold" w:hint="cs"/>
+                <w:rFonts w:ascii="Cairo ExtraBold" w:hAnsi="Cairo ExtraBold" w:cs="Cairo ExtraBold"/>
                 <w:b/>
                 <w:bCs/>
                 <w:sz w:val="18"/>
@@ -1024,43 +895,7 @@
                 <w:rtl/>
                 <w:lang w:bidi="ar-EG"/>
               </w:rPr>
-              <w:t>رقم</w:t>
-            </w:r>
-            <w:r>
-              <w:rPr>
-                <w:rFonts w:ascii="NeoSansArabic-Bold" w:hAnsi="NeoSansArabic-Bold" w:cs="NeoSansArabic-Bold"/>
-                <w:b/>
-                <w:bCs/>
-                <w:sz w:val="18"/>
-                <w:szCs w:val="18"/>
-                <w:rtl/>
-                <w:lang w:bidi="ar-EG"/>
-              </w:rPr>
-              <w:t xml:space="preserve"> </w:t>
-            </w:r>
-            <w:r>
-              <w:rPr>
-                <w:rFonts w:ascii="NeoSansArabic-Bold" w:hAnsi="NeoSansArabic-Bold" w:cs="NeoSansArabic-Bold" w:hint="cs"/>
-                <w:b/>
-                <w:bCs/>
-                <w:sz w:val="18"/>
-                <w:szCs w:val="18"/>
-                <w:rtl/>
-                <w:lang w:bidi="ar-EG"/>
-              </w:rPr>
-              <w:t>التليفون</w:t>
-            </w:r>
-            <w:r>
-              <w:rPr>
-                <w:rFonts w:ascii="NeoSansArabic-Bold" w:hAnsi="NeoSansArabic-Bold" w:cs="NeoSansArabic-Bold"/>
-                <w:b/>
-                <w:bCs/>
-                <w:sz w:val="18"/>
-                <w:szCs w:val="18"/>
-                <w:rtl/>
-                <w:lang w:bidi="ar-EG"/>
-              </w:rPr>
-              <w:t>:</w:t>
+              <w:t>رقم التليفون:</w:t>
             </w:r>
           </w:p>
         </w:tc>
@@ -1078,14 +913,14 @@
               <w:bidi/>
               <w:jc w:val="center"/>
               <w:rPr>
-                <w:rFonts w:ascii="Neo Sans Arabic" w:hAnsi="Neo Sans Arabic" w:cs="Neo Sans Arabic"/>
+                <w:rFonts w:ascii="Cairo ExtraBold" w:hAnsi="Cairo ExtraBold" w:cs="Cairo ExtraBold"/>
                 <w:rtl/>
                 <w:lang w:bidi="ar-EG"/>
               </w:rPr>
             </w:pPr>
             <w:r>
               <w:rPr>
-                <w:rFonts w:ascii="Neo Sans Arabic" w:hAnsi="Neo Sans Arabic" w:cs="Neo Sans Arabic"/>
+                <w:rFonts w:ascii="Cairo ExtraBold" w:hAnsi="Cairo ExtraBold" w:cs="Cairo ExtraBold"/>
                 <w:rtl/>
                 <w:lang w:bidi="ar-EG"/>
               </w:rPr>
@@ -1093,14 +928,14 @@
             </w:r>
             <w:r>
               <w:rPr>
-                <w:rFonts w:ascii="Neo Sans Arabic" w:hAnsi="Neo Sans Arabic" w:cs="Neo Sans Arabic"/>
+                <w:rFonts w:ascii="Cairo ExtraBold" w:hAnsi="Cairo ExtraBold" w:cs="Cairo ExtraBold"/>
                 <w:lang w:bidi="ar-EG"/>
               </w:rPr>
               <w:t>phone</w:t>
             </w:r>
             <w:r>
               <w:rPr>
-                <w:rFonts w:ascii="Neo Sans Arabic" w:hAnsi="Neo Sans Arabic" w:cs="Neo Sans Arabic"/>
+                <w:rFonts w:ascii="Cairo ExtraBold" w:hAnsi="Cairo ExtraBold" w:cs="Cairo ExtraBold"/>
                 <w:rtl/>
                 <w:lang w:bidi="ar-EG"/>
               </w:rPr>
@@ -1128,7 +963,7 @@
               <w:bidi/>
               <w:jc w:val="center"/>
               <w:rPr>
-                <w:rFonts w:ascii="NeoSansArabic-Bold" w:hAnsi="NeoSansArabic-Bold" w:cs="NeoSansArabic-Bold"/>
+                <w:rFonts w:ascii="Cairo ExtraBold" w:hAnsi="Cairo ExtraBold" w:cs="Cairo ExtraBold"/>
                 <w:b/>
                 <w:bCs/>
                 <w:sz w:val="18"/>
@@ -1139,7 +974,7 @@
             </w:pPr>
             <w:r>
               <w:rPr>
-                <w:rFonts w:ascii="NeoSansArabic-Bold" w:hAnsi="NeoSansArabic-Bold" w:cs="NeoSansArabic-Bold" w:hint="cs"/>
+                <w:rFonts w:ascii="Cairo ExtraBold" w:hAnsi="Cairo ExtraBold" w:cs="Cairo ExtraBold"/>
                 <w:b/>
                 <w:bCs/>
                 <w:sz w:val="18"/>
@@ -1147,19 +982,7 @@
                 <w:rtl/>
                 <w:lang w:bidi="ar-EG"/>
               </w:rPr>
-              <w:t>الكلية</w:t>
-            </w:r>
-            <w:r>
-              <w:rPr>
-                <w:rFonts w:ascii="NeoSansArabic-Bold" w:hAnsi="NeoSansArabic-Bold" w:cs="NeoSansArabic-Bold"/>
-                <w:b/>
-                <w:bCs/>
-                <w:sz w:val="18"/>
-                <w:szCs w:val="18"/>
-                <w:rtl/>
-                <w:lang w:bidi="ar-EG"/>
-              </w:rPr>
-              <w:t xml:space="preserve"> :</w:t>
+              <w:t>الكلية :</w:t>
             </w:r>
           </w:p>
         </w:tc>
@@ -1177,26 +1000,17 @@
               <w:bidi/>
               <w:jc w:val="center"/>
               <w:rPr>
-                <w:rFonts w:ascii="Neo Sans Arabic" w:hAnsi="Neo Sans Arabic" w:cs="Neo Sans Arabic"/>
+                <w:rFonts w:ascii="Cairo ExtraBold" w:hAnsi="Cairo ExtraBold" w:cs="Cairo ExtraBold"/>
                 <w:rtl/>
                 <w:lang w:bidi="ar-EG"/>
               </w:rPr>
             </w:pPr>
-            <w:proofErr w:type="gramStart"/>
-            <w:r>
-              <w:rPr>
-                <w:rFonts w:ascii="Neo Sans Arabic" w:hAnsi="Neo Sans Arabic" w:cs="Neo Sans Arabic"/>
-                <w:lang w:bidi="ar-EG"/>
-              </w:rPr>
-              <w:t>{{ faculty</w:t>
-            </w:r>
-            <w:proofErr w:type="gramEnd"/>
-            <w:r>
-              <w:rPr>
-                <w:rFonts w:ascii="Neo Sans Arabic" w:hAnsi="Neo Sans Arabic" w:cs="Neo Sans Arabic"/>
-                <w:lang w:bidi="ar-EG"/>
-              </w:rPr>
-              <w:t xml:space="preserve"> }}</w:t>
+            <w:r>
+              <w:rPr>
+                <w:rFonts w:ascii="Cairo ExtraBold" w:hAnsi="Cairo ExtraBold" w:cs="Cairo ExtraBold"/>
+                <w:lang w:bidi="ar-EG"/>
+              </w:rPr>
+              <w:t>{{ faculty }}</w:t>
             </w:r>
           </w:p>
         </w:tc>
@@ -1215,7 +1029,7 @@
               <w:bidi/>
               <w:jc w:val="center"/>
               <w:rPr>
-                <w:rFonts w:ascii="NeoSansArabic-Bold" w:hAnsi="NeoSansArabic-Bold" w:cs="NeoSansArabic-Bold"/>
+                <w:rFonts w:ascii="Cairo ExtraBold" w:hAnsi="Cairo ExtraBold" w:cs="Cairo ExtraBold"/>
                 <w:b/>
                 <w:bCs/>
                 <w:sz w:val="18"/>
@@ -1226,7 +1040,7 @@
             </w:pPr>
             <w:r>
               <w:rPr>
-                <w:rFonts w:ascii="NeoSansArabic-Bold" w:hAnsi="NeoSansArabic-Bold" w:cs="NeoSansArabic-Bold"/>
+                <w:rFonts w:ascii="Cairo ExtraBold" w:hAnsi="Cairo ExtraBold" w:cs="Cairo ExtraBold"/>
                 <w:b/>
                 <w:bCs/>
                 <w:sz w:val="18"/>
@@ -1237,7 +1051,7 @@
             </w:r>
             <w:r>
               <w:rPr>
-                <w:rFonts w:ascii="NeoSansArabic-Bold" w:hAnsi="NeoSansArabic-Bold" w:cs="NeoSansArabic-Bold"/>
+                <w:rFonts w:ascii="Cairo ExtraBold" w:hAnsi="Cairo ExtraBold" w:cs="Cairo ExtraBold"/>
                 <w:b/>
                 <w:bCs/>
                 <w:sz w:val="18"/>
@@ -1263,15 +1077,14 @@
               <w:bidi/>
               <w:jc w:val="center"/>
               <w:rPr>
-                <w:rFonts w:ascii="Neo Sans Arabic" w:hAnsi="Neo Sans Arabic" w:cs="Neo Sans Arabic"/>
+                <w:rFonts w:ascii="Cairo ExtraBold" w:hAnsi="Cairo ExtraBold" w:cs="Cairo ExtraBold"/>
                 <w:rtl/>
                 <w:lang w:bidi="ar-EG"/>
               </w:rPr>
             </w:pPr>
-            <w:proofErr w:type="gramStart"/>
-            <w:r>
-              <w:rPr>
-                <w:rFonts w:ascii="Neo Sans Arabic" w:hAnsi="Neo Sans Arabic" w:cs="Neo Sans Arabic"/>
+            <w:r>
+              <w:rPr>
+                <w:rFonts w:ascii="Cairo ExtraBold" w:hAnsi="Cairo ExtraBold" w:cs="Cairo ExtraBold"/>
                 <w:lang w:bidi="ar-EG"/>
               </w:rPr>
               <w:t xml:space="preserve">{{ </w:t>
@@ -1279,23 +1092,15 @@
             <w:proofErr w:type="spellStart"/>
             <w:r>
               <w:rPr>
-                <w:rFonts w:ascii="Neo Sans Arabic" w:hAnsi="Neo Sans Arabic" w:cs="Neo Sans Arabic"/>
-                <w:lang w:bidi="ar-EG"/>
-              </w:rPr>
-              <w:t>student</w:t>
-            </w:r>
-            <w:proofErr w:type="gramEnd"/>
-            <w:r>
-              <w:rPr>
-                <w:rFonts w:ascii="Neo Sans Arabic" w:hAnsi="Neo Sans Arabic" w:cs="Neo Sans Arabic"/>
-                <w:lang w:bidi="ar-EG"/>
-              </w:rPr>
-              <w:t>_id</w:t>
+                <w:rFonts w:ascii="Cairo ExtraBold" w:hAnsi="Cairo ExtraBold" w:cs="Cairo ExtraBold"/>
+                <w:lang w:bidi="ar-EG"/>
+              </w:rPr>
+              <w:t>student_id</w:t>
             </w:r>
             <w:proofErr w:type="spellEnd"/>
             <w:r>
               <w:rPr>
-                <w:rFonts w:ascii="Neo Sans Arabic" w:hAnsi="Neo Sans Arabic" w:cs="Neo Sans Arabic"/>
+                <w:rFonts w:ascii="Cairo ExtraBold" w:hAnsi="Cairo ExtraBold" w:cs="Cairo ExtraBold"/>
                 <w:lang w:bidi="ar-EG"/>
               </w:rPr>
               <w:t xml:space="preserve"> }}</w:t>
@@ -1322,7 +1127,7 @@
               <w:bidi/>
               <w:jc w:val="center"/>
               <w:rPr>
-                <w:rFonts w:ascii="NeoSansArabic-Bold" w:hAnsi="NeoSansArabic-Bold" w:cs="NeoSansArabic-Bold"/>
+                <w:rFonts w:ascii="Cairo ExtraBold" w:hAnsi="Cairo ExtraBold" w:cs="Cairo ExtraBold" w:hint="cs"/>
                 <w:b/>
                 <w:bCs/>
                 <w:sz w:val="18"/>
@@ -1333,7 +1138,7 @@
             </w:pPr>
             <w:r>
               <w:rPr>
-                <w:rFonts w:ascii="NeoSansArabic-Bold" w:hAnsi="NeoSansArabic-Bold" w:cs="NeoSansArabic-Bold" w:hint="cs"/>
+                <w:rFonts w:ascii="Cairo ExtraBold" w:hAnsi="Cairo ExtraBold" w:cs="Cairo ExtraBold"/>
                 <w:b/>
                 <w:bCs/>
                 <w:sz w:val="18"/>
@@ -1359,25 +1164,16 @@
               <w:bidi/>
               <w:jc w:val="center"/>
               <w:rPr>
-                <w:rFonts w:ascii="Neo Sans Arabic" w:hAnsi="Neo Sans Arabic" w:cs="Neo Sans Arabic"/>
+                <w:rFonts w:ascii="Cairo ExtraBold" w:hAnsi="Cairo ExtraBold" w:cs="Cairo ExtraBold"/>
                 <w:lang w:bidi="ar-EG"/>
               </w:rPr>
             </w:pPr>
-            <w:proofErr w:type="gramStart"/>
-            <w:r>
-              <w:rPr>
-                <w:rFonts w:ascii="Neo Sans Arabic" w:hAnsi="Neo Sans Arabic" w:cs="Neo Sans Arabic"/>
-                <w:lang w:bidi="ar-EG"/>
-              </w:rPr>
-              <w:t>{{ department</w:t>
-            </w:r>
-            <w:proofErr w:type="gramEnd"/>
-            <w:r>
-              <w:rPr>
-                <w:rFonts w:ascii="Neo Sans Arabic" w:hAnsi="Neo Sans Arabic" w:cs="Neo Sans Arabic"/>
-                <w:lang w:bidi="ar-EG"/>
-              </w:rPr>
-              <w:t xml:space="preserve"> }}</w:t>
+            <w:r>
+              <w:rPr>
+                <w:rFonts w:ascii="Cairo ExtraBold" w:hAnsi="Cairo ExtraBold" w:cs="Cairo ExtraBold"/>
+                <w:lang w:bidi="ar-EG"/>
+              </w:rPr>
+              <w:t>{{ department }}</w:t>
             </w:r>
           </w:p>
         </w:tc>
@@ -1396,7 +1192,7 @@
               <w:bidi/>
               <w:jc w:val="center"/>
               <w:rPr>
-                <w:rFonts w:ascii="NeoSansArabic-Bold" w:hAnsi="NeoSansArabic-Bold" w:cs="NeoSansArabic-Bold"/>
+                <w:rFonts w:ascii="Cairo ExtraBold" w:hAnsi="Cairo ExtraBold" w:cs="Cairo ExtraBold"/>
                 <w:b/>
                 <w:bCs/>
                 <w:sz w:val="18"/>
@@ -1405,10 +1201,9 @@
                 <w:lang w:bidi="ar-EG"/>
               </w:rPr>
             </w:pPr>
-            <w:proofErr w:type="gramStart"/>
-            <w:r>
-              <w:rPr>
-                <w:rFonts w:ascii="NeoSansArabic-Bold" w:hAnsi="NeoSansArabic-Bold" w:cs="NeoSansArabic-Bold"/>
+            <w:r>
+              <w:rPr>
+                <w:rFonts w:ascii="Cairo ExtraBold" w:hAnsi="Cairo ExtraBold" w:cs="Cairo ExtraBold"/>
                 <w:b/>
                 <w:bCs/>
                 <w:sz w:val="18"/>
@@ -1419,7 +1214,7 @@
             </w:r>
             <w:r>
               <w:rPr>
-                <w:rFonts w:ascii="NeoSansArabic-Bold" w:hAnsi="NeoSansArabic-Bold" w:cs="NeoSansArabic-Bold" w:hint="cs"/>
+                <w:rFonts w:ascii="Cairo ExtraBold" w:hAnsi="Cairo ExtraBold" w:cs="Cairo ExtraBold"/>
                 <w:b/>
                 <w:bCs/>
                 <w:sz w:val="18"/>
@@ -1429,7 +1224,6 @@
               </w:rPr>
               <w:t>:</w:t>
             </w:r>
-            <w:proofErr w:type="gramEnd"/>
           </w:p>
         </w:tc>
         <w:tc>
@@ -1446,25 +1240,16 @@
               <w:bidi/>
               <w:jc w:val="center"/>
               <w:rPr>
-                <w:rFonts w:ascii="Neo Sans Arabic" w:hAnsi="Neo Sans Arabic" w:cs="Neo Sans Arabic"/>
+                <w:rFonts w:ascii="Cairo ExtraBold" w:hAnsi="Cairo ExtraBold" w:cs="Cairo ExtraBold"/>
                 <w:lang w:bidi="ar-EG"/>
               </w:rPr>
             </w:pPr>
-            <w:proofErr w:type="gramStart"/>
-            <w:r>
-              <w:rPr>
-                <w:rFonts w:ascii="Neo Sans Arabic" w:hAnsi="Neo Sans Arabic" w:cs="Neo Sans Arabic"/>
-                <w:lang w:bidi="ar-EG"/>
-              </w:rPr>
-              <w:t>{{ Gmail</w:t>
-            </w:r>
-            <w:proofErr w:type="gramEnd"/>
-            <w:r>
-              <w:rPr>
-                <w:rFonts w:ascii="Neo Sans Arabic" w:hAnsi="Neo Sans Arabic" w:cs="Neo Sans Arabic"/>
-                <w:lang w:bidi="ar-EG"/>
-              </w:rPr>
-              <w:t xml:space="preserve"> }}</w:t>
+            <w:r>
+              <w:rPr>
+                <w:rFonts w:ascii="Cairo ExtraBold" w:hAnsi="Cairo ExtraBold" w:cs="Cairo ExtraBold"/>
+                <w:lang w:bidi="ar-EG"/>
+              </w:rPr>
+              <w:t>{{ Gmail }}</w:t>
             </w:r>
           </w:p>
         </w:tc>
@@ -1488,7 +1273,7 @@
               <w:bidi/>
               <w:jc w:val="center"/>
               <w:rPr>
-                <w:rFonts w:ascii="NeoSansArabic-Bold" w:hAnsi="NeoSansArabic-Bold" w:cs="NeoSansArabic-Bold"/>
+                <w:rFonts w:ascii="Cairo ExtraBold" w:hAnsi="Cairo ExtraBold" w:cs="Cairo ExtraBold"/>
                 <w:b/>
                 <w:bCs/>
                 <w:sz w:val="18"/>
@@ -1499,7 +1284,7 @@
             </w:pPr>
             <w:r>
               <w:rPr>
-                <w:rFonts w:ascii="NeoSansArabic-Bold" w:hAnsi="NeoSansArabic-Bold" w:cs="NeoSansArabic-Bold" w:hint="cs"/>
+                <w:rFonts w:ascii="Cairo ExtraBold" w:hAnsi="Cairo ExtraBold" w:cs="Cairo ExtraBold"/>
                 <w:b/>
                 <w:bCs/>
                 <w:sz w:val="18"/>
@@ -1507,43 +1292,7 @@
                 <w:rtl/>
                 <w:lang w:bidi="ar-EG"/>
               </w:rPr>
-              <w:t>اسم</w:t>
-            </w:r>
-            <w:r>
-              <w:rPr>
-                <w:rFonts w:ascii="NeoSansArabic-Bold" w:hAnsi="NeoSansArabic-Bold" w:cs="NeoSansArabic-Bold"/>
-                <w:b/>
-                <w:bCs/>
-                <w:sz w:val="18"/>
-                <w:szCs w:val="18"/>
-                <w:rtl/>
-                <w:lang w:bidi="ar-EG"/>
-              </w:rPr>
-              <w:t xml:space="preserve"> </w:t>
-            </w:r>
-            <w:r>
-              <w:rPr>
-                <w:rFonts w:ascii="NeoSansArabic-Bold" w:hAnsi="NeoSansArabic-Bold" w:cs="NeoSansArabic-Bold" w:hint="cs"/>
-                <w:b/>
-                <w:bCs/>
-                <w:sz w:val="18"/>
-                <w:szCs w:val="18"/>
-                <w:rtl/>
-                <w:lang w:bidi="ar-EG"/>
-              </w:rPr>
-              <w:t>التراك</w:t>
-            </w:r>
-            <w:r>
-              <w:rPr>
-                <w:rFonts w:ascii="NeoSansArabic-Bold" w:hAnsi="NeoSansArabic-Bold" w:cs="NeoSansArabic-Bold"/>
-                <w:b/>
-                <w:bCs/>
-                <w:sz w:val="18"/>
-                <w:szCs w:val="18"/>
-                <w:rtl/>
-                <w:lang w:bidi="ar-EG"/>
-              </w:rPr>
-              <w:t>:</w:t>
+              <w:t>اسم التراك:</w:t>
             </w:r>
           </w:p>
         </w:tc>
@@ -1561,15 +1310,14 @@
               <w:bidi/>
               <w:jc w:val="center"/>
               <w:rPr>
-                <w:rFonts w:ascii="Neo Sans Arabic" w:hAnsi="Neo Sans Arabic" w:cs="Neo Sans Arabic"/>
+                <w:rFonts w:ascii="Cairo ExtraBold" w:hAnsi="Cairo ExtraBold" w:cs="Cairo ExtraBold"/>
                 <w:rtl/>
                 <w:lang w:bidi="ar-EG"/>
               </w:rPr>
             </w:pPr>
-            <w:proofErr w:type="gramStart"/>
-            <w:r>
-              <w:rPr>
-                <w:rFonts w:ascii="Neo Sans Arabic" w:hAnsi="Neo Sans Arabic" w:cs="Neo Sans Arabic"/>
+            <w:r>
+              <w:rPr>
+                <w:rFonts w:ascii="Cairo ExtraBold" w:hAnsi="Cairo ExtraBold" w:cs="Cairo ExtraBold"/>
                 <w:lang w:bidi="ar-EG"/>
               </w:rPr>
               <w:t xml:space="preserve">{{ </w:t>
@@ -1577,23 +1325,15 @@
             <w:proofErr w:type="spellStart"/>
             <w:r>
               <w:rPr>
-                <w:rFonts w:ascii="Neo Sans Arabic" w:hAnsi="Neo Sans Arabic" w:cs="Neo Sans Arabic"/>
-                <w:lang w:bidi="ar-EG"/>
-              </w:rPr>
-              <w:t>track</w:t>
-            </w:r>
-            <w:proofErr w:type="gramEnd"/>
-            <w:r>
-              <w:rPr>
-                <w:rFonts w:ascii="Neo Sans Arabic" w:hAnsi="Neo Sans Arabic" w:cs="Neo Sans Arabic"/>
-                <w:lang w:bidi="ar-EG"/>
-              </w:rPr>
-              <w:t>_name</w:t>
+                <w:rFonts w:ascii="Cairo ExtraBold" w:hAnsi="Cairo ExtraBold" w:cs="Cairo ExtraBold"/>
+                <w:lang w:bidi="ar-EG"/>
+              </w:rPr>
+              <w:t>track_name</w:t>
             </w:r>
             <w:proofErr w:type="spellEnd"/>
             <w:r>
               <w:rPr>
-                <w:rFonts w:ascii="Neo Sans Arabic" w:hAnsi="Neo Sans Arabic" w:cs="Neo Sans Arabic"/>
+                <w:rFonts w:ascii="Cairo ExtraBold" w:hAnsi="Cairo ExtraBold" w:cs="Cairo ExtraBold"/>
                 <w:lang w:bidi="ar-EG"/>
               </w:rPr>
               <w:t xml:space="preserve"> }}</w:t>
@@ -1615,7 +1355,7 @@
               <w:bidi/>
               <w:jc w:val="center"/>
               <w:rPr>
-                <w:rFonts w:ascii="NeoSansArabic-Bold" w:hAnsi="NeoSansArabic-Bold" w:cs="NeoSansArabic-Bold"/>
+                <w:rFonts w:ascii="Cairo ExtraBold" w:hAnsi="Cairo ExtraBold" w:cs="Cairo ExtraBold"/>
                 <w:b/>
                 <w:bCs/>
                 <w:sz w:val="18"/>
@@ -1626,7 +1366,7 @@
             </w:pPr>
             <w:r>
               <w:rPr>
-                <w:rFonts w:ascii="NeoSansArabic-Bold" w:hAnsi="NeoSansArabic-Bold" w:cs="NeoSansArabic-Bold" w:hint="cs"/>
+                <w:rFonts w:ascii="Cairo ExtraBold" w:hAnsi="Cairo ExtraBold" w:cs="Cairo ExtraBold"/>
                 <w:b/>
                 <w:bCs/>
                 <w:sz w:val="18"/>
@@ -1651,62 +1391,32 @@
               </w:tabs>
               <w:jc w:val="center"/>
               <w:rPr>
-                <w:rFonts w:ascii="Neo Sans Arabic" w:hAnsi="Neo Sans Arabic" w:cs="Neo Sans Arabic"/>
+                <w:rFonts w:ascii="Cairo ExtraBold" w:hAnsi="Cairo ExtraBold" w:cs="Cairo ExtraBold"/>
                 <w:lang w:bidi="ar-EG"/>
               </w:rPr>
             </w:pPr>
-            <w:proofErr w:type="gramStart"/>
-            <w:r>
-              <w:rPr>
-                <w:rFonts w:ascii="Neo Sans Arabic" w:hAnsi="Neo Sans Arabic" w:cs="Neo Sans Arabic"/>
-                <w:lang w:bidi="ar-EG"/>
-              </w:rPr>
-              <w:t>{{</w:t>
-            </w:r>
-            <w:r>
-              <w:rPr>
-                <w:rFonts w:ascii="Neo Sans Arabic" w:hAnsi="Neo Sans Arabic" w:cs="Neo Sans Arabic"/>
-                <w:lang w:bidi="ar-EG"/>
-              </w:rPr>
-              <w:t xml:space="preserve"> </w:t>
+            <w:r>
+              <w:rPr>
+                <w:rFonts w:ascii="Cairo ExtraBold" w:hAnsi="Cairo ExtraBold" w:cs="Cairo ExtraBold"/>
+                <w:lang w:bidi="ar-EG"/>
+              </w:rPr>
+              <w:t xml:space="preserve">{{ </w:t>
             </w:r>
             <w:proofErr w:type="spellStart"/>
             <w:r>
               <w:rPr>
-                <w:rFonts w:ascii="Neo Sans Arabic" w:hAnsi="Neo Sans Arabic" w:cs="Neo Sans Arabic"/>
-                <w:lang w:bidi="ar-EG"/>
-              </w:rPr>
-              <w:t>credit</w:t>
-            </w:r>
-            <w:proofErr w:type="gramEnd"/>
-            <w:r>
-              <w:rPr>
-                <w:rFonts w:ascii="Neo Sans Arabic" w:hAnsi="Neo Sans Arabic" w:cs="Neo Sans Arabic"/>
-                <w:lang w:bidi="ar-EG"/>
-              </w:rPr>
-              <w:t>_</w:t>
-            </w:r>
-            <w:r>
-              <w:rPr>
-                <w:rFonts w:ascii="Neo Sans Arabic" w:hAnsi="Neo Sans Arabic" w:cs="Neo Sans Arabic"/>
-                <w:lang w:bidi="ar-EG"/>
-              </w:rPr>
-              <w:t>hours</w:t>
+                <w:rFonts w:ascii="Cairo ExtraBold" w:hAnsi="Cairo ExtraBold" w:cs="Cairo ExtraBold"/>
+                <w:lang w:bidi="ar-EG"/>
+              </w:rPr>
+              <w:t>credit_hours</w:t>
             </w:r>
             <w:proofErr w:type="spellEnd"/>
             <w:r>
               <w:rPr>
-                <w:rFonts w:ascii="Neo Sans Arabic" w:hAnsi="Neo Sans Arabic" w:cs="Neo Sans Arabic"/>
-                <w:lang w:bidi="ar-EG"/>
-              </w:rPr>
-              <w:t xml:space="preserve"> </w:t>
-            </w:r>
-            <w:r>
-              <w:rPr>
-                <w:rFonts w:ascii="Neo Sans Arabic" w:hAnsi="Neo Sans Arabic" w:cs="Neo Sans Arabic"/>
-                <w:lang w:bidi="ar-EG"/>
-              </w:rPr>
-              <w:t>}}</w:t>
+                <w:rFonts w:ascii="Cairo ExtraBold" w:hAnsi="Cairo ExtraBold" w:cs="Cairo ExtraBold"/>
+                <w:lang w:bidi="ar-EG"/>
+              </w:rPr>
+              <w:t xml:space="preserve"> }}</w:t>
             </w:r>
           </w:p>
         </w:tc>
@@ -1730,7 +1440,7 @@
               <w:bidi/>
               <w:jc w:val="center"/>
               <w:rPr>
-                <w:rFonts w:ascii="NeoSansArabic-Bold" w:hAnsi="NeoSansArabic-Bold" w:cs="NeoSansArabic-Bold"/>
+                <w:rFonts w:ascii="Cairo ExtraBold" w:hAnsi="Cairo ExtraBold" w:cs="Cairo ExtraBold"/>
                 <w:b/>
                 <w:bCs/>
                 <w:sz w:val="18"/>
@@ -1741,7 +1451,7 @@
             </w:pPr>
             <w:r>
               <w:rPr>
-                <w:rFonts w:ascii="NeoSansArabic-Bold" w:hAnsi="NeoSansArabic-Bold" w:cs="NeoSansArabic-Bold" w:hint="cs"/>
+                <w:rFonts w:ascii="Cairo ExtraBold" w:hAnsi="Cairo ExtraBold" w:cs="Cairo ExtraBold"/>
                 <w:b/>
                 <w:bCs/>
                 <w:sz w:val="18"/>
@@ -1749,43 +1459,7 @@
                 <w:rtl/>
                 <w:lang w:bidi="ar-EG"/>
               </w:rPr>
-              <w:t>المبلغ</w:t>
-            </w:r>
-            <w:r>
-              <w:rPr>
-                <w:rFonts w:ascii="NeoSansArabic-Bold" w:hAnsi="NeoSansArabic-Bold" w:cs="NeoSansArabic-Bold"/>
-                <w:b/>
-                <w:bCs/>
-                <w:sz w:val="18"/>
-                <w:szCs w:val="18"/>
-                <w:rtl/>
-                <w:lang w:bidi="ar-EG"/>
-              </w:rPr>
-              <w:t xml:space="preserve"> </w:t>
-            </w:r>
-            <w:r>
-              <w:rPr>
-                <w:rFonts w:ascii="NeoSansArabic-Bold" w:hAnsi="NeoSansArabic-Bold" w:cs="NeoSansArabic-Bold" w:hint="cs"/>
-                <w:b/>
-                <w:bCs/>
-                <w:sz w:val="18"/>
-                <w:szCs w:val="18"/>
-                <w:rtl/>
-                <w:lang w:bidi="ar-EG"/>
-              </w:rPr>
-              <w:t>المستحق</w:t>
-            </w:r>
-            <w:r>
-              <w:rPr>
-                <w:rFonts w:ascii="NeoSansArabic-Bold" w:hAnsi="NeoSansArabic-Bold" w:cs="NeoSansArabic-Bold"/>
-                <w:b/>
-                <w:bCs/>
-                <w:sz w:val="18"/>
-                <w:szCs w:val="18"/>
-                <w:rtl/>
-                <w:lang w:bidi="ar-EG"/>
-              </w:rPr>
-              <w:t>:</w:t>
+              <w:t>المبلغ المستحق:</w:t>
             </w:r>
           </w:p>
         </w:tc>
@@ -1803,15 +1477,14 @@
               <w:bidi/>
               <w:jc w:val="center"/>
               <w:rPr>
-                <w:rFonts w:ascii="Neo Sans Arabic" w:hAnsi="Neo Sans Arabic" w:cs="Neo Sans Arabic"/>
+                <w:rFonts w:ascii="Cairo ExtraBold" w:hAnsi="Cairo ExtraBold" w:cs="Cairo ExtraBold"/>
                 <w:rtl/>
                 <w:lang w:bidi="ar-EG"/>
               </w:rPr>
             </w:pPr>
-            <w:proofErr w:type="gramStart"/>
-            <w:r>
-              <w:rPr>
-                <w:rFonts w:ascii="Neo Sans Arabic" w:hAnsi="Neo Sans Arabic" w:cs="Neo Sans Arabic"/>
+            <w:r>
+              <w:rPr>
+                <w:rFonts w:ascii="Cairo ExtraBold" w:hAnsi="Cairo ExtraBold" w:cs="Cairo ExtraBold"/>
                 <w:lang w:bidi="ar-EG"/>
               </w:rPr>
               <w:t xml:space="preserve">{{ </w:t>
@@ -1819,23 +1492,15 @@
             <w:proofErr w:type="spellStart"/>
             <w:r>
               <w:rPr>
-                <w:rFonts w:ascii="Neo Sans Arabic" w:hAnsi="Neo Sans Arabic" w:cs="Neo Sans Arabic"/>
-                <w:lang w:bidi="ar-EG"/>
-              </w:rPr>
-              <w:t>required</w:t>
-            </w:r>
-            <w:proofErr w:type="gramEnd"/>
-            <w:r>
-              <w:rPr>
-                <w:rFonts w:ascii="Neo Sans Arabic" w:hAnsi="Neo Sans Arabic" w:cs="Neo Sans Arabic"/>
-                <w:lang w:bidi="ar-EG"/>
-              </w:rPr>
-              <w:t>_amount</w:t>
+                <w:rFonts w:ascii="Cairo ExtraBold" w:hAnsi="Cairo ExtraBold" w:cs="Cairo ExtraBold"/>
+                <w:lang w:bidi="ar-EG"/>
+              </w:rPr>
+              <w:t>required_amount</w:t>
             </w:r>
             <w:proofErr w:type="spellEnd"/>
             <w:r>
               <w:rPr>
-                <w:rFonts w:ascii="Neo Sans Arabic" w:hAnsi="Neo Sans Arabic" w:cs="Neo Sans Arabic"/>
+                <w:rFonts w:ascii="Cairo ExtraBold" w:hAnsi="Cairo ExtraBold" w:cs="Cairo ExtraBold"/>
                 <w:lang w:bidi="ar-EG"/>
               </w:rPr>
               <w:t xml:space="preserve"> }}</w:t>
@@ -1857,7 +1522,7 @@
               <w:bidi/>
               <w:jc w:val="center"/>
               <w:rPr>
-                <w:rFonts w:ascii="NeoSansArabic-Bold" w:hAnsi="NeoSansArabic-Bold" w:cs="NeoSansArabic-Bold"/>
+                <w:rFonts w:ascii="Cairo ExtraBold" w:hAnsi="Cairo ExtraBold" w:cs="Cairo ExtraBold"/>
                 <w:b/>
                 <w:bCs/>
                 <w:sz w:val="18"/>
@@ -1868,7 +1533,7 @@
             </w:pPr>
             <w:r>
               <w:rPr>
-                <w:rFonts w:ascii="NeoSansArabic-Bold" w:hAnsi="NeoSansArabic-Bold" w:cs="NeoSansArabic-Bold" w:hint="cs"/>
+                <w:rFonts w:ascii="Cairo ExtraBold" w:hAnsi="Cairo ExtraBold" w:cs="Cairo ExtraBold"/>
                 <w:b/>
                 <w:bCs/>
                 <w:sz w:val="18"/>
@@ -1876,43 +1541,7 @@
                 <w:rtl/>
                 <w:lang w:bidi="ar-EG"/>
               </w:rPr>
-              <w:t>المبلغ</w:t>
-            </w:r>
-            <w:r>
-              <w:rPr>
-                <w:rFonts w:ascii="NeoSansArabic-Bold" w:hAnsi="NeoSansArabic-Bold" w:cs="NeoSansArabic-Bold"/>
-                <w:b/>
-                <w:bCs/>
-                <w:sz w:val="18"/>
-                <w:szCs w:val="18"/>
-                <w:rtl/>
-                <w:lang w:bidi="ar-EG"/>
-              </w:rPr>
-              <w:t xml:space="preserve"> </w:t>
-            </w:r>
-            <w:r>
-              <w:rPr>
-                <w:rFonts w:ascii="NeoSansArabic-Bold" w:hAnsi="NeoSansArabic-Bold" w:cs="NeoSansArabic-Bold" w:hint="cs"/>
-                <w:b/>
-                <w:bCs/>
-                <w:sz w:val="18"/>
-                <w:szCs w:val="18"/>
-                <w:rtl/>
-                <w:lang w:bidi="ar-EG"/>
-              </w:rPr>
-              <w:t>المدفوع</w:t>
-            </w:r>
-            <w:r>
-              <w:rPr>
-                <w:rFonts w:ascii="NeoSansArabic-Bold" w:hAnsi="NeoSansArabic-Bold" w:cs="NeoSansArabic-Bold"/>
-                <w:b/>
-                <w:bCs/>
-                <w:sz w:val="18"/>
-                <w:szCs w:val="18"/>
-                <w:rtl/>
-                <w:lang w:bidi="ar-EG"/>
-              </w:rPr>
-              <w:t>:</w:t>
+              <w:t>المبلغ المدفوع:</w:t>
             </w:r>
           </w:p>
         </w:tc>
@@ -1930,15 +1559,14 @@
               <w:bidi/>
               <w:jc w:val="center"/>
               <w:rPr>
-                <w:rFonts w:ascii="Neo Sans Arabic" w:hAnsi="Neo Sans Arabic" w:cs="Neo Sans Arabic"/>
+                <w:rFonts w:ascii="Cairo ExtraBold" w:hAnsi="Cairo ExtraBold" w:cs="Cairo ExtraBold"/>
                 <w:rtl/>
                 <w:lang w:bidi="ar-EG"/>
               </w:rPr>
             </w:pPr>
-            <w:proofErr w:type="gramStart"/>
-            <w:r>
-              <w:rPr>
-                <w:rFonts w:ascii="Neo Sans Arabic" w:hAnsi="Neo Sans Arabic" w:cs="Neo Sans Arabic"/>
+            <w:r>
+              <w:rPr>
+                <w:rFonts w:ascii="Cairo ExtraBold" w:hAnsi="Cairo ExtraBold" w:cs="Cairo ExtraBold"/>
                 <w:lang w:bidi="ar-EG"/>
               </w:rPr>
               <w:t xml:space="preserve">{{ </w:t>
@@ -1946,23 +1574,15 @@
             <w:proofErr w:type="spellStart"/>
             <w:r>
               <w:rPr>
-                <w:rFonts w:ascii="Neo Sans Arabic" w:hAnsi="Neo Sans Arabic" w:cs="Neo Sans Arabic"/>
-                <w:lang w:bidi="ar-EG"/>
-              </w:rPr>
-              <w:t>paid</w:t>
-            </w:r>
-            <w:proofErr w:type="gramEnd"/>
-            <w:r>
-              <w:rPr>
-                <w:rFonts w:ascii="Neo Sans Arabic" w:hAnsi="Neo Sans Arabic" w:cs="Neo Sans Arabic"/>
-                <w:lang w:bidi="ar-EG"/>
-              </w:rPr>
-              <w:t>_amount</w:t>
+                <w:rFonts w:ascii="Cairo ExtraBold" w:hAnsi="Cairo ExtraBold" w:cs="Cairo ExtraBold"/>
+                <w:lang w:bidi="ar-EG"/>
+              </w:rPr>
+              <w:t>paid_amount</w:t>
             </w:r>
             <w:proofErr w:type="spellEnd"/>
             <w:r>
               <w:rPr>
-                <w:rFonts w:ascii="Neo Sans Arabic" w:hAnsi="Neo Sans Arabic" w:cs="Neo Sans Arabic"/>
+                <w:rFonts w:ascii="Cairo ExtraBold" w:hAnsi="Cairo ExtraBold" w:cs="Cairo ExtraBold"/>
                 <w:lang w:bidi="ar-EG"/>
               </w:rPr>
               <w:t xml:space="preserve"> }}</w:t>
@@ -1989,7 +1609,7 @@
               <w:bidi/>
               <w:jc w:val="center"/>
               <w:rPr>
-                <w:rFonts w:ascii="NeoSansArabic-Bold" w:hAnsi="NeoSansArabic-Bold" w:cs="NeoSansArabic-Bold"/>
+                <w:rFonts w:ascii="Cairo ExtraBold" w:hAnsi="Cairo ExtraBold" w:cs="Cairo ExtraBold"/>
                 <w:b/>
                 <w:bCs/>
                 <w:sz w:val="18"/>
@@ -2000,7 +1620,7 @@
             </w:pPr>
             <w:r>
               <w:rPr>
-                <w:rFonts w:ascii="NeoSansArabic-Bold" w:hAnsi="NeoSansArabic-Bold" w:cs="NeoSansArabic-Bold" w:hint="cs"/>
+                <w:rFonts w:ascii="Cairo ExtraBold" w:hAnsi="Cairo ExtraBold" w:cs="Cairo ExtraBold"/>
                 <w:b/>
                 <w:bCs/>
                 <w:sz w:val="18"/>
@@ -2008,43 +1628,7 @@
                 <w:rtl/>
                 <w:lang w:bidi="ar-EG"/>
               </w:rPr>
-              <w:t>المبلغ</w:t>
-            </w:r>
-            <w:r>
-              <w:rPr>
-                <w:rFonts w:ascii="NeoSansArabic-Bold" w:hAnsi="NeoSansArabic-Bold" w:cs="NeoSansArabic-Bold"/>
-                <w:b/>
-                <w:bCs/>
-                <w:sz w:val="18"/>
-                <w:szCs w:val="18"/>
-                <w:rtl/>
-                <w:lang w:bidi="ar-EG"/>
-              </w:rPr>
-              <w:t xml:space="preserve"> </w:t>
-            </w:r>
-            <w:r>
-              <w:rPr>
-                <w:rFonts w:ascii="NeoSansArabic-Bold" w:hAnsi="NeoSansArabic-Bold" w:cs="NeoSansArabic-Bold" w:hint="cs"/>
-                <w:b/>
-                <w:bCs/>
-                <w:sz w:val="18"/>
-                <w:szCs w:val="18"/>
-                <w:rtl/>
-                <w:lang w:bidi="ar-EG"/>
-              </w:rPr>
-              <w:t>المتبقي</w:t>
-            </w:r>
-            <w:r>
-              <w:rPr>
-                <w:rFonts w:ascii="NeoSansArabic-Bold" w:hAnsi="NeoSansArabic-Bold" w:cs="NeoSansArabic-Bold"/>
-                <w:b/>
-                <w:bCs/>
-                <w:sz w:val="18"/>
-                <w:szCs w:val="18"/>
-                <w:rtl/>
-                <w:lang w:bidi="ar-EG"/>
-              </w:rPr>
-              <w:t>:</w:t>
+              <w:t>المبلغ المتبقي:</w:t>
             </w:r>
           </w:p>
         </w:tc>
@@ -2062,15 +1646,14 @@
               <w:bidi/>
               <w:jc w:val="center"/>
               <w:rPr>
-                <w:rFonts w:ascii="Neo Sans Arabic" w:hAnsi="Neo Sans Arabic" w:cs="Neo Sans Arabic"/>
+                <w:rFonts w:ascii="Cairo ExtraBold" w:hAnsi="Cairo ExtraBold" w:cs="Cairo ExtraBold"/>
                 <w:rtl/>
                 <w:lang w:bidi="ar-EG"/>
               </w:rPr>
             </w:pPr>
-            <w:proofErr w:type="gramStart"/>
-            <w:r>
-              <w:rPr>
-                <w:rFonts w:ascii="Neo Sans Arabic" w:hAnsi="Neo Sans Arabic" w:cs="Neo Sans Arabic"/>
+            <w:r>
+              <w:rPr>
+                <w:rFonts w:ascii="Cairo ExtraBold" w:hAnsi="Cairo ExtraBold" w:cs="Cairo ExtraBold"/>
                 <w:lang w:bidi="ar-EG"/>
               </w:rPr>
               <w:t xml:space="preserve">{{ </w:t>
@@ -2078,23 +1661,15 @@
             <w:proofErr w:type="spellStart"/>
             <w:r>
               <w:rPr>
-                <w:rFonts w:ascii="Neo Sans Arabic" w:hAnsi="Neo Sans Arabic" w:cs="Neo Sans Arabic"/>
-                <w:lang w:bidi="ar-EG"/>
-              </w:rPr>
-              <w:t>remaining</w:t>
-            </w:r>
-            <w:proofErr w:type="gramEnd"/>
-            <w:r>
-              <w:rPr>
-                <w:rFonts w:ascii="Neo Sans Arabic" w:hAnsi="Neo Sans Arabic" w:cs="Neo Sans Arabic"/>
-                <w:lang w:bidi="ar-EG"/>
-              </w:rPr>
-              <w:t>_amount</w:t>
+                <w:rFonts w:ascii="Cairo ExtraBold" w:hAnsi="Cairo ExtraBold" w:cs="Cairo ExtraBold"/>
+                <w:lang w:bidi="ar-EG"/>
+              </w:rPr>
+              <w:t>remaining_amount</w:t>
             </w:r>
             <w:proofErr w:type="spellEnd"/>
             <w:r>
               <w:rPr>
-                <w:rFonts w:ascii="Neo Sans Arabic" w:hAnsi="Neo Sans Arabic" w:cs="Neo Sans Arabic"/>
+                <w:rFonts w:ascii="Cairo ExtraBold" w:hAnsi="Cairo ExtraBold" w:cs="Cairo ExtraBold"/>
                 <w:lang w:bidi="ar-EG"/>
               </w:rPr>
               <w:t xml:space="preserve"> }}</w:t>
@@ -2116,7 +1691,7 @@
               <w:bidi/>
               <w:jc w:val="center"/>
               <w:rPr>
-                <w:rFonts w:ascii="NeoSansArabic-Bold" w:hAnsi="NeoSansArabic-Bold" w:cs="NeoSansArabic-Bold"/>
+                <w:rFonts w:ascii="Cairo ExtraBold" w:hAnsi="Cairo ExtraBold" w:cs="Cairo ExtraBold"/>
                 <w:b/>
                 <w:bCs/>
                 <w:sz w:val="18"/>
@@ -2127,7 +1702,7 @@
             </w:pPr>
             <w:r>
               <w:rPr>
-                <w:rFonts w:ascii="NeoSansArabic-Bold" w:hAnsi="NeoSansArabic-Bold" w:cs="NeoSansArabic-Bold" w:hint="cs"/>
+                <w:rFonts w:ascii="Cairo ExtraBold" w:hAnsi="Cairo ExtraBold" w:cs="Cairo ExtraBold"/>
                 <w:b/>
                 <w:bCs/>
                 <w:sz w:val="18"/>
@@ -2135,43 +1710,7 @@
                 <w:rtl/>
                 <w:lang w:bidi="ar-EG"/>
               </w:rPr>
-              <w:t>طريقة</w:t>
-            </w:r>
-            <w:r>
-              <w:rPr>
-                <w:rFonts w:ascii="NeoSansArabic-Bold" w:hAnsi="NeoSansArabic-Bold" w:cs="NeoSansArabic-Bold"/>
-                <w:b/>
-                <w:bCs/>
-                <w:sz w:val="18"/>
-                <w:szCs w:val="18"/>
-                <w:rtl/>
-                <w:lang w:bidi="ar-EG"/>
-              </w:rPr>
-              <w:t xml:space="preserve"> </w:t>
-            </w:r>
-            <w:r>
-              <w:rPr>
-                <w:rFonts w:ascii="NeoSansArabic-Bold" w:hAnsi="NeoSansArabic-Bold" w:cs="NeoSansArabic-Bold" w:hint="cs"/>
-                <w:b/>
-                <w:bCs/>
-                <w:sz w:val="18"/>
-                <w:szCs w:val="18"/>
-                <w:rtl/>
-                <w:lang w:bidi="ar-EG"/>
-              </w:rPr>
-              <w:t>الدفع</w:t>
-            </w:r>
-            <w:r>
-              <w:rPr>
-                <w:rFonts w:ascii="NeoSansArabic-Bold" w:hAnsi="NeoSansArabic-Bold" w:cs="NeoSansArabic-Bold"/>
-                <w:b/>
-                <w:bCs/>
-                <w:sz w:val="18"/>
-                <w:szCs w:val="18"/>
-                <w:rtl/>
-                <w:lang w:bidi="ar-EG"/>
-              </w:rPr>
-              <w:t>:</w:t>
+              <w:t>طريقة الدفع:</w:t>
             </w:r>
           </w:p>
         </w:tc>
@@ -2189,14 +1728,14 @@
               <w:bidi/>
               <w:jc w:val="center"/>
               <w:rPr>
-                <w:rFonts w:ascii="Neo Sans Arabic" w:hAnsi="Neo Sans Arabic" w:cs="Neo Sans Arabic"/>
+                <w:rFonts w:ascii="Cairo ExtraBold" w:hAnsi="Cairo ExtraBold" w:cs="Cairo ExtraBold"/>
                 <w:rtl/>
                 <w:lang w:bidi="ar-EG"/>
               </w:rPr>
             </w:pPr>
             <w:r>
               <w:rPr>
-                <w:rFonts w:ascii="Neo Sans Arabic" w:hAnsi="Neo Sans Arabic" w:cs="Neo Sans Arabic"/>
+                <w:rFonts w:ascii="Cairo ExtraBold" w:hAnsi="Cairo ExtraBold" w:cs="Cairo ExtraBold"/>
                 <w:rtl/>
                 <w:lang w:bidi="ar-EG"/>
               </w:rPr>
@@ -2205,7 +1744,7 @@
             <w:proofErr w:type="spellStart"/>
             <w:r>
               <w:rPr>
-                <w:rFonts w:ascii="Neo Sans Arabic" w:hAnsi="Neo Sans Arabic" w:cs="Neo Sans Arabic"/>
+                <w:rFonts w:ascii="Cairo ExtraBold" w:hAnsi="Cairo ExtraBold" w:cs="Cairo ExtraBold"/>
                 <w:lang w:bidi="ar-EG"/>
               </w:rPr>
               <w:t>payment_method</w:t>
@@ -2213,7 +1752,7 @@
             <w:proofErr w:type="spellEnd"/>
             <w:r>
               <w:rPr>
-                <w:rFonts w:ascii="Neo Sans Arabic" w:hAnsi="Neo Sans Arabic" w:cs="Neo Sans Arabic"/>
+                <w:rFonts w:ascii="Cairo ExtraBold" w:hAnsi="Cairo ExtraBold" w:cs="Cairo ExtraBold"/>
                 <w:rtl/>
                 <w:lang w:bidi="ar-EG"/>
               </w:rPr>
@@ -2227,28 +1766,112 @@
       <w:pPr>
         <w:bidi/>
         <w:rPr>
-          <w:lang w:bidi="ar-EG"/>
-        </w:rPr>
-      </w:pPr>
+          <w:rFonts w:ascii="Cairo ExtraBold" w:hAnsi="Cairo ExtraBold" w:cs="Cairo ExtraBold"/>
+          <w:b/>
+          <w:bCs/>
+          <w:lang w:bidi="ar-EG"/>
+        </w:rPr>
+      </w:pPr>
+      <w:r>
+        <w:rPr>
+          <w:rFonts w:ascii="Cairo ExtraBold" w:hAnsi="Cairo ExtraBold" w:cs="Cairo ExtraBold"/>
+          <w:b/>
+          <w:bCs/>
+          <w:rtl/>
+          <w:lang w:bidi="ar-EG"/>
+        </w:rPr>
+        <w:t xml:space="preserve">الجامعة: {{ </w:t>
+      </w:r>
+      <w:r>
+        <w:rPr>
+          <w:rFonts w:ascii="Cairo ExtraBold" w:hAnsi="Cairo ExtraBold" w:cs="Cairo ExtraBold"/>
+          <w:b/>
+          <w:bCs/>
+          <w:lang w:bidi="ar-EG"/>
+        </w:rPr>
+        <w:t>university</w:t>
+      </w:r>
+      <w:r>
+        <w:rPr>
+          <w:rFonts w:ascii="Cairo ExtraBold" w:hAnsi="Cairo ExtraBold" w:cs="Cairo ExtraBold"/>
+          <w:b/>
+          <w:bCs/>
+          <w:rtl/>
+          <w:lang w:bidi="ar-EG"/>
+        </w:rPr>
+        <w:t xml:space="preserve"> }}</w:t>
+      </w:r>
+      <w:r>
+        <w:rPr>
+          <w:rFonts w:ascii="Cairo ExtraBold" w:hAnsi="Cairo ExtraBold" w:cs="Cairo ExtraBold"/>
+          <w:b/>
+          <w:bCs/>
+          <w:rtl/>
+          <w:lang w:bidi="ar-EG"/>
+        </w:rPr>
+        <w:tab/>
+      </w:r>
+      <w:r>
+        <w:rPr>
+          <w:rFonts w:ascii="Cairo ExtraBold" w:hAnsi="Cairo ExtraBold" w:cs="Cairo ExtraBold"/>
+          <w:b/>
+          <w:bCs/>
+          <w:rtl/>
+          <w:lang w:bidi="ar-EG"/>
+        </w:rPr>
+        <w:tab/>
+      </w:r>
+      <w:r>
+        <w:rPr>
+          <w:rFonts w:ascii="Cairo ExtraBold" w:hAnsi="Cairo ExtraBold" w:cs="Cairo ExtraBold"/>
+          <w:b/>
+          <w:bCs/>
+          <w:rtl/>
+          <w:lang w:bidi="ar-EG"/>
+        </w:rPr>
+        <w:tab/>
+      </w:r>
+      <w:r>
+        <w:rPr>
+          <w:rFonts w:ascii="Cairo ExtraBold" w:hAnsi="Cairo ExtraBold" w:cs="Cairo ExtraBold"/>
+          <w:b/>
+          <w:bCs/>
+          <w:rtl/>
+          <w:lang w:bidi="ar-EG"/>
+        </w:rPr>
+        <w:tab/>
+      </w:r>
+      <w:r>
+        <w:rPr>
+          <w:rFonts w:ascii="Cairo ExtraBold" w:hAnsi="Cairo ExtraBold" w:cs="Cairo ExtraBold" w:hint="cs"/>
+          <w:b/>
+          <w:bCs/>
+          <w:rtl/>
+          <w:lang w:bidi="ar-EG"/>
+        </w:rPr>
+        <w:t xml:space="preserve">حالة الدفع: </w:t>
+      </w:r>
+      <w:r>
+        <w:rPr>
+          <w:rFonts w:ascii="Cairo ExtraBold" w:hAnsi="Cairo ExtraBold" w:cs="Cairo ExtraBold"/>
+          <w:b/>
+          <w:bCs/>
+          <w:lang w:bidi="ar-EG"/>
+        </w:rPr>
+        <w:t>{{ status }}</w:t>
+      </w:r>
     </w:p>
     <w:p>
       <w:pPr>
         <w:bidi/>
         <w:rPr>
-          <w:rtl/>
-          <w:lang w:bidi="ar-EG"/>
-        </w:rPr>
-      </w:pPr>
-    </w:p>
-    <w:p>
-      <w:pPr>
-        <w:bidi/>
-        <w:rPr>
-          <w:lang w:bidi="ar-EG"/>
-        </w:rPr>
-      </w:pPr>
-      <w:r>
-        <w:rPr>
+          <w:rFonts w:ascii="Cairo ExtraBold" w:hAnsi="Cairo ExtraBold" w:cs="Cairo ExtraBold"/>
+          <w:lang w:bidi="ar-EG"/>
+        </w:rPr>
+      </w:pPr>
+      <w:r>
+        <w:rPr>
+          <w:rFonts w:ascii="Cairo ExtraBold" w:hAnsi="Cairo ExtraBold" w:cs="Cairo ExtraBold"/>
           <w:b/>
           <w:bCs/>
           <w:rtl/>
@@ -2264,17 +1887,26 @@
         </w:numPr>
         <w:bidi/>
         <w:rPr>
-          <w:lang w:bidi="ar-EG"/>
-        </w:rPr>
-      </w:pPr>
-      <w:r>
-        <w:rPr>
+          <w:rFonts w:ascii="Cairo ExtraBold" w:hAnsi="Cairo ExtraBold" w:cs="Cairo ExtraBold"/>
+          <w:sz w:val="20"/>
+          <w:szCs w:val="20"/>
+          <w:lang w:bidi="ar-EG"/>
+        </w:rPr>
+      </w:pPr>
+      <w:r>
+        <w:rPr>
+          <w:rFonts w:ascii="Cairo ExtraBold" w:hAnsi="Cairo ExtraBold" w:cs="Cairo ExtraBold"/>
+          <w:sz w:val="20"/>
+          <w:szCs w:val="20"/>
           <w:rtl/>
         </w:rPr>
         <w:t>يتم قبول الطلاب وفقًا لأسبقية الحجز والتسجيل، ويُعتبر الحجز مؤكدًا بعد سداد مبلغ الحجز أو قيمة التدريب كاملة وإصدار إيصال رسمي من</w:t>
       </w:r>
       <w:r>
         <w:rPr>
+          <w:rFonts w:ascii="Cairo ExtraBold" w:hAnsi="Cairo ExtraBold" w:cs="Cairo ExtraBold"/>
+          <w:sz w:val="20"/>
+          <w:szCs w:val="20"/>
           <w:lang w:bidi="ar-EG"/>
         </w:rPr>
         <w:t xml:space="preserve"> </w:t>
@@ -2282,6 +1914,9 @@
       <w:proofErr w:type="spellStart"/>
       <w:r>
         <w:rPr>
+          <w:rFonts w:ascii="Cairo ExtraBold" w:hAnsi="Cairo ExtraBold" w:cs="Cairo ExtraBold"/>
+          <w:sz w:val="20"/>
+          <w:szCs w:val="20"/>
           <w:lang w:bidi="ar-EG"/>
         </w:rPr>
         <w:t>TechTrek</w:t>
@@ -2289,6 +1924,9 @@
       <w:proofErr w:type="spellEnd"/>
       <w:r>
         <w:rPr>
+          <w:rFonts w:ascii="Cairo ExtraBold" w:hAnsi="Cairo ExtraBold" w:cs="Cairo ExtraBold"/>
+          <w:sz w:val="20"/>
+          <w:szCs w:val="20"/>
           <w:lang w:bidi="ar-EG"/>
         </w:rPr>
         <w:t>.</w:t>
@@ -2302,17 +1940,26 @@
         </w:numPr>
         <w:bidi/>
         <w:rPr>
-          <w:lang w:bidi="ar-EG"/>
-        </w:rPr>
-      </w:pPr>
-      <w:r>
-        <w:rPr>
+          <w:rFonts w:ascii="Cairo ExtraBold" w:hAnsi="Cairo ExtraBold" w:cs="Cairo ExtraBold"/>
+          <w:sz w:val="20"/>
+          <w:szCs w:val="20"/>
+          <w:lang w:bidi="ar-EG"/>
+        </w:rPr>
+      </w:pPr>
+      <w:r>
+        <w:rPr>
+          <w:rFonts w:ascii="Cairo ExtraBold" w:hAnsi="Cairo ExtraBold" w:cs="Cairo ExtraBold"/>
+          <w:sz w:val="20"/>
+          <w:szCs w:val="20"/>
           <w:rtl/>
         </w:rPr>
         <w:t>في حالة سداد مبلغ الحجز فقط، يلتزم الطالب بسداد باقي قيمة التدريب في الموعد المحدد من قبل الإدارة، ويجب الاحتفاظ بهذا الإيصال وتقديمه عند استكمال باقي المبلغ لإثبات قيمة المبلغ المدفوع والمتبقي</w:t>
       </w:r>
       <w:r>
         <w:rPr>
+          <w:rFonts w:ascii="Cairo ExtraBold" w:hAnsi="Cairo ExtraBold" w:cs="Cairo ExtraBold"/>
+          <w:sz w:val="20"/>
+          <w:szCs w:val="20"/>
           <w:lang w:bidi="ar-EG"/>
         </w:rPr>
         <w:t>.</w:t>
@@ -2326,17 +1973,26 @@
         </w:numPr>
         <w:bidi/>
         <w:rPr>
-          <w:lang w:bidi="ar-EG"/>
-        </w:rPr>
-      </w:pPr>
-      <w:r>
-        <w:rPr>
+          <w:rFonts w:ascii="Cairo ExtraBold" w:hAnsi="Cairo ExtraBold" w:cs="Cairo ExtraBold"/>
+          <w:sz w:val="20"/>
+          <w:szCs w:val="20"/>
+          <w:lang w:bidi="ar-EG"/>
+        </w:rPr>
+      </w:pPr>
+      <w:r>
+        <w:rPr>
+          <w:rFonts w:ascii="Cairo ExtraBold" w:hAnsi="Cairo ExtraBold" w:cs="Cairo ExtraBold"/>
+          <w:sz w:val="20"/>
+          <w:szCs w:val="20"/>
           <w:rtl/>
         </w:rPr>
         <w:t>في حالة سداد كامل قيمة التدريب، يُعد هذا الإيصال إثباتًا بسداد كامل المستحقات الخاصة بالبرنامج التدريبي الموضح بالإيصال</w:t>
       </w:r>
       <w:r>
         <w:rPr>
+          <w:rFonts w:ascii="Cairo ExtraBold" w:hAnsi="Cairo ExtraBold" w:cs="Cairo ExtraBold"/>
+          <w:sz w:val="20"/>
+          <w:szCs w:val="20"/>
           <w:lang w:bidi="ar-EG"/>
         </w:rPr>
         <w:t>.</w:t>
@@ -2350,17 +2006,27 @@
         </w:numPr>
         <w:bidi/>
         <w:rPr>
-          <w:lang w:bidi="ar-EG"/>
-        </w:rPr>
-      </w:pPr>
-      <w:r>
-        <w:rPr>
+          <w:rFonts w:ascii="Cairo ExtraBold" w:hAnsi="Cairo ExtraBold" w:cs="Cairo ExtraBold"/>
+          <w:sz w:val="20"/>
+          <w:szCs w:val="20"/>
+          <w:lang w:bidi="ar-EG"/>
+        </w:rPr>
+      </w:pPr>
+      <w:r>
+        <w:rPr>
+          <w:rFonts w:ascii="Cairo ExtraBold" w:hAnsi="Cairo ExtraBold" w:cs="Cairo ExtraBold"/>
+          <w:sz w:val="20"/>
+          <w:szCs w:val="20"/>
           <w:rtl/>
         </w:rPr>
+        <w:lastRenderedPageBreak/>
         <w:t>لا يحق للمتدرب استرداد مبلغ الحجز بعد مرور 4 أيام من تاريخ السداد</w:t>
       </w:r>
       <w:r>
         <w:rPr>
+          <w:rFonts w:ascii="Cairo ExtraBold" w:hAnsi="Cairo ExtraBold" w:cs="Cairo ExtraBold"/>
+          <w:sz w:val="20"/>
+          <w:szCs w:val="20"/>
           <w:lang w:bidi="ar-EG"/>
         </w:rPr>
         <w:t>.</w:t>
@@ -2374,18 +2040,26 @@
         </w:numPr>
         <w:bidi/>
         <w:rPr>
-          <w:lang w:bidi="ar-EG"/>
-        </w:rPr>
-      </w:pPr>
-      <w:r>
-        <w:rPr>
+          <w:rFonts w:ascii="Cairo ExtraBold" w:hAnsi="Cairo ExtraBold" w:cs="Cairo ExtraBold"/>
+          <w:sz w:val="20"/>
+          <w:szCs w:val="20"/>
+          <w:lang w:bidi="ar-EG"/>
+        </w:rPr>
+      </w:pPr>
+      <w:r>
+        <w:rPr>
+          <w:rFonts w:ascii="Cairo ExtraBold" w:hAnsi="Cairo ExtraBold" w:cs="Cairo ExtraBold"/>
+          <w:sz w:val="20"/>
+          <w:szCs w:val="20"/>
           <w:rtl/>
         </w:rPr>
-        <w:lastRenderedPageBreak/>
         <w:t>لا يحق للمتدرب استرداد أي مبالغ بعد بدء التدريب أو بعد الانضمام إلى الجروب التدريبي، إلا في حالة إلغاء التدريب من طرف</w:t>
       </w:r>
       <w:r>
         <w:rPr>
+          <w:rFonts w:ascii="Cairo ExtraBold" w:hAnsi="Cairo ExtraBold" w:cs="Cairo ExtraBold"/>
+          <w:sz w:val="20"/>
+          <w:szCs w:val="20"/>
           <w:lang w:bidi="ar-EG"/>
         </w:rPr>
         <w:t xml:space="preserve"> </w:t>
@@ -2393,6 +2067,9 @@
       <w:proofErr w:type="spellStart"/>
       <w:r>
         <w:rPr>
+          <w:rFonts w:ascii="Cairo ExtraBold" w:hAnsi="Cairo ExtraBold" w:cs="Cairo ExtraBold"/>
+          <w:sz w:val="20"/>
+          <w:szCs w:val="20"/>
           <w:lang w:bidi="ar-EG"/>
         </w:rPr>
         <w:t>TechTrek</w:t>
@@ -2400,6 +2077,9 @@
       <w:proofErr w:type="spellEnd"/>
       <w:r>
         <w:rPr>
+          <w:rFonts w:ascii="Cairo ExtraBold" w:hAnsi="Cairo ExtraBold" w:cs="Cairo ExtraBold"/>
+          <w:sz w:val="20"/>
+          <w:szCs w:val="20"/>
           <w:lang w:bidi="ar-EG"/>
         </w:rPr>
         <w:t>.</w:t>
@@ -2413,17 +2093,26 @@
         </w:numPr>
         <w:bidi/>
         <w:rPr>
-          <w:lang w:bidi="ar-EG"/>
-        </w:rPr>
-      </w:pPr>
-      <w:r>
-        <w:rPr>
+          <w:rFonts w:ascii="Cairo ExtraBold" w:hAnsi="Cairo ExtraBold" w:cs="Cairo ExtraBold"/>
+          <w:sz w:val="20"/>
+          <w:szCs w:val="20"/>
+          <w:lang w:bidi="ar-EG"/>
+        </w:rPr>
+      </w:pPr>
+      <w:r>
+        <w:rPr>
+          <w:rFonts w:ascii="Cairo ExtraBold" w:hAnsi="Cairo ExtraBold" w:cs="Cairo ExtraBold"/>
+          <w:sz w:val="20"/>
+          <w:szCs w:val="20"/>
           <w:rtl/>
         </w:rPr>
         <w:t>في حالة عدم استكمال باقي المبلغ في الموعد المحدد، يحق للإدارة إلغاء الحجز أو نقل الطالب إلى دفعة لاحقة حسب توافر الأماكن</w:t>
       </w:r>
       <w:r>
         <w:rPr>
+          <w:rFonts w:ascii="Cairo ExtraBold" w:hAnsi="Cairo ExtraBold" w:cs="Cairo ExtraBold"/>
+          <w:sz w:val="20"/>
+          <w:szCs w:val="20"/>
           <w:lang w:bidi="ar-EG"/>
         </w:rPr>
         <w:t>.</w:t>
@@ -2437,17 +2126,26 @@
         </w:numPr>
         <w:bidi/>
         <w:rPr>
-          <w:lang w:bidi="ar-EG"/>
-        </w:rPr>
-      </w:pPr>
-      <w:r>
-        <w:rPr>
+          <w:rFonts w:ascii="Cairo ExtraBold" w:hAnsi="Cairo ExtraBold" w:cs="Cairo ExtraBold"/>
+          <w:sz w:val="20"/>
+          <w:szCs w:val="20"/>
+          <w:lang w:bidi="ar-EG"/>
+        </w:rPr>
+      </w:pPr>
+      <w:r>
+        <w:rPr>
+          <w:rFonts w:ascii="Cairo ExtraBold" w:hAnsi="Cairo ExtraBold" w:cs="Cairo ExtraBold"/>
+          <w:sz w:val="20"/>
+          <w:szCs w:val="20"/>
           <w:rtl/>
         </w:rPr>
         <w:t>لا يتم إصدار شهادة إتمام التدريب إلا بعد سداد كامل قيمة التدريب والالتزام بمتطلبات الحضور</w:t>
       </w:r>
       <w:r>
         <w:rPr>
+          <w:rFonts w:ascii="Cairo ExtraBold" w:hAnsi="Cairo ExtraBold" w:cs="Cairo ExtraBold"/>
+          <w:sz w:val="20"/>
+          <w:szCs w:val="20"/>
           <w:lang w:bidi="ar-EG"/>
         </w:rPr>
         <w:t>.</w:t>
@@ -2461,17 +2159,26 @@
         </w:numPr>
         <w:bidi/>
         <w:rPr>
-          <w:lang w:bidi="ar-EG"/>
-        </w:rPr>
-      </w:pPr>
-      <w:r>
-        <w:rPr>
+          <w:rFonts w:ascii="Cairo ExtraBold" w:hAnsi="Cairo ExtraBold" w:cs="Cairo ExtraBold"/>
+          <w:sz w:val="20"/>
+          <w:szCs w:val="20"/>
+          <w:lang w:bidi="ar-EG"/>
+        </w:rPr>
+      </w:pPr>
+      <w:r>
+        <w:rPr>
+          <w:rFonts w:ascii="Cairo ExtraBold" w:hAnsi="Cairo ExtraBold" w:cs="Cairo ExtraBold"/>
+          <w:sz w:val="20"/>
+          <w:szCs w:val="20"/>
           <w:rtl/>
         </w:rPr>
         <w:t>يجب على الطالب الاحتفاظ بالإيصال، حيث يُعد المستند الرسمي لإثبات عملية الدفع والمبلغ المتبقي إن وجد</w:t>
       </w:r>
       <w:r>
         <w:rPr>
+          <w:rFonts w:ascii="Cairo ExtraBold" w:hAnsi="Cairo ExtraBold" w:cs="Cairo ExtraBold"/>
+          <w:sz w:val="20"/>
+          <w:szCs w:val="20"/>
           <w:lang w:bidi="ar-EG"/>
         </w:rPr>
         <w:t>.</w:t>
@@ -2485,10 +2192,20 @@
           <w:numId w:val="4"/>
         </w:numPr>
         <w:bidi/>
+        <w:rPr>
+          <w:rFonts w:ascii="Cairo ExtraBold" w:hAnsi="Cairo ExtraBold" w:cs="Cairo ExtraBold"/>
+          <w:sz w:val="20"/>
+          <w:szCs w:val="20"/>
+        </w:rPr>
       </w:pPr>
       <w:r>
         <w:rPr>
           <w:rStyle w:val="Strong"/>
+          <w:rFonts w:ascii="Cairo ExtraBold" w:hAnsi="Cairo ExtraBold" w:cs="Cairo ExtraBold"/>
+          <w:b w:val="0"/>
+          <w:bCs w:val="0"/>
+          <w:sz w:val="20"/>
+          <w:szCs w:val="20"/>
           <w:rtl/>
         </w:rPr>
         <w:t>الشكاوى والمقترحات والاستفسارات</w:t>
@@ -2496,40 +2213,64 @@
       <w:r>
         <w:rPr>
           <w:rStyle w:val="Strong"/>
+          <w:rFonts w:ascii="Cairo ExtraBold" w:hAnsi="Cairo ExtraBold" w:cs="Cairo ExtraBold"/>
+          <w:b w:val="0"/>
+          <w:bCs w:val="0"/>
+          <w:sz w:val="20"/>
+          <w:szCs w:val="20"/>
         </w:rPr>
         <w:t>:</w:t>
       </w:r>
       <w:r>
         <w:rPr>
-          <w:rFonts w:hint="cs"/>
+          <w:rFonts w:ascii="Cairo ExtraBold" w:hAnsi="Cairo ExtraBold" w:cs="Cairo ExtraBold"/>
+          <w:sz w:val="20"/>
+          <w:szCs w:val="20"/>
           <w:rtl/>
         </w:rPr>
+        <w:t xml:space="preserve"> يتم استقبال جميع الشكاوى والمقترحات والاستفسارات من خلال الأرقام الرسمية للشركة أو عبر</w:t>
+      </w:r>
+      <w:r>
+        <w:rPr>
+          <w:rFonts w:ascii="Cairo ExtraBold" w:hAnsi="Cairo ExtraBold" w:cs="Cairo ExtraBold"/>
+          <w:sz w:val="20"/>
+          <w:szCs w:val="20"/>
+        </w:rPr>
+        <w:t xml:space="preserve"> WhatsApp </w:t>
+      </w:r>
+      <w:r>
+        <w:rPr>
+          <w:rFonts w:ascii="Cairo ExtraBold" w:hAnsi="Cairo ExtraBold" w:cs="Cairo ExtraBold"/>
+          <w:sz w:val="20"/>
+          <w:szCs w:val="20"/>
+          <w:rtl/>
+        </w:rPr>
+        <w:t>فقط، ولا يُعتد بأي تواصل خارج القنوات الرسمية المعتمدة من</w:t>
+      </w:r>
+      <w:r>
+        <w:rPr>
+          <w:rFonts w:ascii="Cairo ExtraBold" w:hAnsi="Cairo ExtraBold" w:cs="Cairo ExtraBold"/>
+          <w:sz w:val="20"/>
+          <w:szCs w:val="20"/>
+        </w:rPr>
         <w:t xml:space="preserve"> </w:t>
       </w:r>
-      <w:r>
-        <w:rPr>
-          <w:rtl/>
-        </w:rPr>
-        <w:t>يتم استقبال جميع الشكاوى والمقترحات والاستفسارات من خلال الأرقام الرسمية للشركة أو عبر</w:t>
-      </w:r>
-      <w:r>
-        <w:t xml:space="preserve"> WhatsApp </w:t>
-      </w:r>
-      <w:r>
-        <w:rPr>
-          <w:rtl/>
-        </w:rPr>
-        <w:t>فقط، ولا يُعتد بأي تواصل خارج القنوات الرسمية المعتمدة من</w:t>
-      </w:r>
-      <w:r>
-        <w:t xml:space="preserve"> </w:t>
-      </w:r>
       <w:proofErr w:type="spellStart"/>
       <w:r>
+        <w:rPr>
+          <w:rFonts w:ascii="Cairo ExtraBold" w:hAnsi="Cairo ExtraBold" w:cs="Cairo ExtraBold"/>
+          <w:sz w:val="20"/>
+          <w:szCs w:val="20"/>
+        </w:rPr>
         <w:t>TechTrek</w:t>
       </w:r>
       <w:proofErr w:type="spellEnd"/>
       <w:r>
+        <w:rPr>
+          <w:rFonts w:ascii="Cairo ExtraBold" w:hAnsi="Cairo ExtraBold" w:cs="Cairo ExtraBold"/>
+          <w:sz w:val="20"/>
+          <w:szCs w:val="20"/>
+        </w:rPr>
         <w:t>.</w:t>
       </w:r>
     </w:p>
@@ -2563,38 +2304,30 @@
               <w:bidi/>
               <w:jc w:val="center"/>
               <w:rPr>
-                <w:rFonts w:ascii="Neo Sans Arabic" w:hAnsi="Neo Sans Arabic" w:cs="Neo Sans Arabic"/>
+                <w:rFonts w:ascii="Cairo ExtraBold" w:hAnsi="Cairo ExtraBold" w:cs="Cairo ExtraBold"/>
                 <w:rtl/>
                 <w:lang w:bidi="ar-EG"/>
               </w:rPr>
             </w:pPr>
             <w:r>
               <w:rPr>
-                <w:rFonts w:ascii="Neo Sans Arabic" w:hAnsi="Neo Sans Arabic" w:cs="Neo Sans Arabic" w:hint="cs"/>
-                <w:rtl/>
-                <w:lang w:bidi="ar-EG"/>
-              </w:rPr>
-              <w:t>ملاحظ</w:t>
-            </w:r>
-            <w:r>
-              <w:rPr>
-                <w:rFonts w:ascii="Neo Sans Arabic" w:hAnsi="Neo Sans Arabic" w:cs="Neo Sans Arabic" w:hint="cs"/>
-                <w:rtl/>
-                <w:lang w:bidi="ar-EG"/>
-              </w:rPr>
-              <w:t>ــــ</w:t>
-            </w:r>
-            <w:r>
-              <w:rPr>
-                <w:rFonts w:ascii="Neo Sans Arabic" w:hAnsi="Neo Sans Arabic" w:cs="Neo Sans Arabic" w:hint="cs"/>
-                <w:rtl/>
-                <w:lang w:bidi="ar-EG"/>
-              </w:rPr>
-              <w:t>ات</w:t>
-            </w:r>
-            <w:r>
-              <w:rPr>
-                <w:rFonts w:ascii="Neo Sans Arabic" w:hAnsi="Neo Sans Arabic" w:cs="Neo Sans Arabic" w:hint="cs"/>
+                <w:rFonts w:ascii="Cairo ExtraBold" w:hAnsi="Cairo ExtraBold" w:cs="Cairo ExtraBold"/>
+                <w:rtl/>
+                <w:lang w:bidi="ar-EG"/>
+              </w:rPr>
+              <w:t>ملاحظــــات</w:t>
+            </w:r>
+            <w:r>
+              <w:rPr>
+                <w:rFonts w:ascii="Cairo ExtraBold" w:hAnsi="Cairo ExtraBold" w:cs="Cairo ExtraBold" w:hint="cs"/>
+                <w:rtl/>
+                <w:lang w:bidi="ar-EG"/>
+              </w:rPr>
+              <w:t xml:space="preserve"> إضافية </w:t>
+            </w:r>
+            <w:r>
+              <w:rPr>
+                <w:rFonts w:ascii="Cairo ExtraBold" w:hAnsi="Cairo ExtraBold" w:cs="Cairo ExtraBold"/>
                 <w:rtl/>
                 <w:lang w:bidi="ar-EG"/>
               </w:rPr>
@@ -2616,14 +2349,14 @@
               <w:bidi/>
               <w:jc w:val="both"/>
               <w:rPr>
-                <w:rFonts w:ascii="Neo Sans Arabic" w:hAnsi="Neo Sans Arabic" w:cs="Neo Sans Arabic"/>
+                <w:rFonts w:ascii="Cairo ExtraBold" w:hAnsi="Cairo ExtraBold" w:cs="Cairo ExtraBold"/>
                 <w:rtl/>
                 <w:lang w:bidi="ar-EG"/>
               </w:rPr>
             </w:pPr>
             <w:r>
               <w:rPr>
-                <w:rFonts w:ascii="Neo Sans Arabic" w:hAnsi="Neo Sans Arabic" w:cs="Neo Sans Arabic"/>
+                <w:rFonts w:ascii="Cairo ExtraBold" w:hAnsi="Cairo ExtraBold" w:cs="Cairo ExtraBold"/>
                 <w:rtl/>
                 <w:lang w:bidi="ar-EG"/>
               </w:rPr>
@@ -2631,14 +2364,14 @@
             </w:r>
             <w:r>
               <w:rPr>
-                <w:rFonts w:ascii="Neo Sans Arabic" w:hAnsi="Neo Sans Arabic" w:cs="Neo Sans Arabic"/>
+                <w:rFonts w:ascii="Cairo ExtraBold" w:hAnsi="Cairo ExtraBold" w:cs="Cairo ExtraBold"/>
                 <w:lang w:bidi="ar-EG"/>
               </w:rPr>
               <w:t>notes</w:t>
             </w:r>
             <w:r>
               <w:rPr>
-                <w:rFonts w:ascii="Neo Sans Arabic" w:hAnsi="Neo Sans Arabic" w:cs="Neo Sans Arabic"/>
+                <w:rFonts w:ascii="Cairo ExtraBold" w:hAnsi="Cairo ExtraBold" w:cs="Cairo ExtraBold"/>
                 <w:rtl/>
                 <w:lang w:bidi="ar-EG"/>
               </w:rPr>
@@ -2648,18 +2381,10 @@
         </w:tc>
       </w:tr>
     </w:tbl>
-    <w:p>
-      <w:pPr>
-        <w:bidi/>
-        <w:rPr>
-          <w:lang w:bidi="ar-EG"/>
-        </w:rPr>
-      </w:pPr>
-    </w:p>
     <w:tbl>
       <w:tblPr>
         <w:tblStyle w:val="TableGrid"/>
-        <w:tblpPr w:leftFromText="180" w:rightFromText="180" w:vertAnchor="text" w:horzAnchor="margin" w:tblpXSpec="center" w:tblpY="160"/>
+        <w:tblpPr w:leftFromText="180" w:rightFromText="180" w:vertAnchor="text" w:horzAnchor="margin" w:tblpXSpec="center" w:tblpY="1537"/>
         <w:bidiVisual/>
         <w:tblW w:w="10353" w:type="dxa"/>
         <w:tblLook w:val="04A0" w:firstRow="1" w:lastRow="0" w:firstColumn="1" w:lastColumn="0" w:noHBand="0" w:noVBand="1"/>
@@ -2686,7 +2411,7 @@
               <w:bidi/>
               <w:jc w:val="center"/>
               <w:rPr>
-                <w:rFonts w:ascii="Neo Sans Arabic" w:hAnsi="Neo Sans Arabic" w:cs="Neo Sans Arabic"/>
+                <w:rFonts w:ascii="Cairo ExtraBold" w:hAnsi="Cairo ExtraBold" w:cs="Cairo ExtraBold"/>
                 <w:sz w:val="18"/>
                 <w:szCs w:val="18"/>
                 <w:rtl/>
@@ -2695,7 +2420,7 @@
             </w:pPr>
             <w:r>
               <w:rPr>
-                <w:rFonts w:ascii="Neo Sans Arabic" w:hAnsi="Neo Sans Arabic" w:cs="Neo Sans Arabic" w:hint="cs"/>
+                <w:rFonts w:ascii="Cairo ExtraBold" w:hAnsi="Cairo ExtraBold" w:cs="Cairo ExtraBold"/>
                 <w:sz w:val="18"/>
                 <w:szCs w:val="18"/>
                 <w:rtl/>
@@ -2723,7 +2448,7 @@
               </w:tabs>
               <w:jc w:val="center"/>
               <w:rPr>
-                <w:rFonts w:ascii="Neo Sans Arabic" w:hAnsi="Neo Sans Arabic" w:cs="Neo Sans Arabic"/>
+                <w:rFonts w:ascii="Cairo ExtraBold" w:hAnsi="Cairo ExtraBold" w:cs="Cairo ExtraBold"/>
                 <w:sz w:val="18"/>
                 <w:szCs w:val="18"/>
                 <w:rtl/>
@@ -2732,7 +2457,7 @@
             </w:pPr>
             <w:r>
               <w:rPr>
-                <w:rFonts w:ascii="Neo Sans Arabic" w:hAnsi="Neo Sans Arabic" w:cs="Neo Sans Arabic"/>
+                <w:rFonts w:ascii="Cairo ExtraBold" w:hAnsi="Cairo ExtraBold" w:cs="Cairo ExtraBold"/>
                 <w:sz w:val="18"/>
                 <w:szCs w:val="18"/>
                 <w:rtl/>
@@ -2754,7 +2479,7 @@
               </w:tabs>
               <w:jc w:val="center"/>
               <w:rPr>
-                <w:rFonts w:ascii="Neo Sans Arabic" w:hAnsi="Neo Sans Arabic" w:cs="Neo Sans Arabic"/>
+                <w:rFonts w:ascii="Cairo ExtraBold" w:hAnsi="Cairo ExtraBold" w:cs="Cairo ExtraBold"/>
                 <w:sz w:val="18"/>
                 <w:szCs w:val="18"/>
                 <w:lang w:bidi="ar-EG"/>
@@ -2762,7 +2487,7 @@
             </w:pPr>
             <w:r>
               <w:rPr>
-                <w:rFonts w:ascii="Neo Sans Arabic" w:hAnsi="Neo Sans Arabic" w:cs="Neo Sans Arabic"/>
+                <w:rFonts w:ascii="Cairo ExtraBold" w:hAnsi="Cairo ExtraBold" w:cs="Cairo ExtraBold"/>
                 <w:sz w:val="18"/>
                 <w:szCs w:val="18"/>
                 <w:rtl/>
@@ -2784,7 +2509,7 @@
               </w:tabs>
               <w:jc w:val="center"/>
               <w:rPr>
-                <w:rFonts w:ascii="Neo Sans Arabic" w:hAnsi="Neo Sans Arabic" w:cs="Neo Sans Arabic"/>
+                <w:rFonts w:ascii="Cairo ExtraBold" w:hAnsi="Cairo ExtraBold" w:cs="Cairo ExtraBold"/>
                 <w:sz w:val="18"/>
                 <w:szCs w:val="18"/>
                 <w:rtl/>
@@ -2793,7 +2518,7 @@
             </w:pPr>
             <w:r>
               <w:rPr>
-                <w:rFonts w:ascii="Neo Sans Arabic" w:hAnsi="Neo Sans Arabic" w:cs="Neo Sans Arabic" w:hint="cs"/>
+                <w:rFonts w:ascii="Cairo ExtraBold" w:hAnsi="Cairo ExtraBold" w:cs="Cairo ExtraBold"/>
                 <w:sz w:val="18"/>
                 <w:szCs w:val="18"/>
                 <w:rtl/>
@@ -2809,12 +2534,13 @@
       <w:pPr>
         <w:bidi/>
         <w:rPr>
-          <w:lang w:bidi="ar-EG"/>
-        </w:rPr>
-      </w:pPr>
-      <w:r>
-        <w:rPr>
-          <w:rFonts w:ascii="Neo Sans Arabic" w:hAnsi="Neo Sans Arabic" w:cs="Neo Sans Arabic"/>
+          <w:rFonts w:ascii="Cairo ExtraBold" w:hAnsi="Cairo ExtraBold" w:cs="Cairo ExtraBold"/>
+          <w:lang w:bidi="ar-EG"/>
+        </w:rPr>
+      </w:pPr>
+      <w:r>
+        <w:rPr>
+          <w:rFonts w:ascii="Cairo ExtraBold" w:hAnsi="Cairo ExtraBold" w:cs="Cairo ExtraBold"/>
           <w:noProof/>
           <w:sz w:val="18"/>
           <w:szCs w:val="18"/>
@@ -2822,13 +2548,13 @@
           <w:lang w:val="ar-EG" w:bidi="ar-EG"/>
         </w:rPr>
         <w:drawing>
-          <wp:anchor distT="0" distB="0" distL="114300" distR="114300" simplePos="0" relativeHeight="251665408" behindDoc="0" locked="0" layoutInCell="1" allowOverlap="1" wp14:anchorId="65401B3C" wp14:editId="0E1DA6DB">
+          <wp:anchor distT="0" distB="0" distL="114300" distR="114300" simplePos="0" relativeHeight="251665408" behindDoc="0" locked="0" layoutInCell="1" allowOverlap="1" wp14:anchorId="65401B3C" wp14:editId="547E95CE">
             <wp:simplePos x="0" y="0"/>
             <wp:positionH relativeFrom="column">
               <wp:posOffset>-375285</wp:posOffset>
             </wp:positionH>
             <wp:positionV relativeFrom="page">
-              <wp:posOffset>5026660</wp:posOffset>
+              <wp:posOffset>6443980</wp:posOffset>
             </wp:positionV>
             <wp:extent cx="979170" cy="979170"/>
             <wp:effectExtent l="0" t="0" r="0" b="0"/>
@@ -2881,14 +2607,14 @@
     <w:tbl>
       <w:tblPr>
         <w:tblStyle w:val="TableGrid"/>
-        <w:tblpPr w:leftFromText="180" w:rightFromText="180" w:vertAnchor="text" w:horzAnchor="margin" w:tblpXSpec="center" w:tblpY="136"/>
+        <w:tblpPr w:leftFromText="180" w:rightFromText="180" w:vertAnchor="text" w:horzAnchor="margin" w:tblpXSpec="center" w:tblpY="266"/>
         <w:tblOverlap w:val="never"/>
         <w:bidiVisual/>
-        <w:tblW w:w="6125" w:type="dxa"/>
+        <w:tblW w:w="6389" w:type="dxa"/>
         <w:tblLook w:val="04A0" w:firstRow="1" w:lastRow="0" w:firstColumn="1" w:lastColumn="0" w:noHBand="0" w:noVBand="1"/>
       </w:tblPr>
       <w:tblGrid>
-        <w:gridCol w:w="1721"/>
+        <w:gridCol w:w="1985"/>
         <w:gridCol w:w="4404"/>
       </w:tblGrid>
       <w:tr>
@@ -2897,7 +2623,7 @@
         </w:trPr>
         <w:tc>
           <w:tcPr>
-            <w:tcW w:w="1721" w:type="dxa"/>
+            <w:tcW w:w="1985" w:type="dxa"/>
             <w:vAlign w:val="center"/>
           </w:tcPr>
           <w:p>
@@ -2909,42 +2635,18 @@
               <w:bidi/>
               <w:jc w:val="center"/>
               <w:rPr>
-                <w:rFonts w:ascii="Neo Sans Arabic" w:hAnsi="Neo Sans Arabic" w:cs="Neo Sans Arabic"/>
+                <w:rFonts w:ascii="Cairo ExtraBold" w:hAnsi="Cairo ExtraBold" w:cs="Cairo ExtraBold"/>
                 <w:rtl/>
                 <w:lang w:bidi="ar-EG"/>
               </w:rPr>
             </w:pPr>
             <w:r>
               <w:rPr>
-                <w:rFonts w:ascii="Neo Sans Arabic" w:hAnsi="Neo Sans Arabic" w:cs="Neo Sans Arabic" w:hint="cs"/>
-                <w:rtl/>
-                <w:lang w:bidi="ar-EG"/>
-              </w:rPr>
-              <w:t>توقيع</w:t>
-            </w:r>
-            <w:r>
-              <w:rPr>
-                <w:rFonts w:ascii="Neo Sans Arabic" w:hAnsi="Neo Sans Arabic" w:cs="Neo Sans Arabic"/>
-                <w:rtl/>
-                <w:lang w:bidi="ar-EG"/>
-              </w:rPr>
-              <w:t xml:space="preserve"> </w:t>
-            </w:r>
-            <w:r>
-              <w:rPr>
-                <w:rFonts w:ascii="Neo Sans Arabic" w:hAnsi="Neo Sans Arabic" w:cs="Neo Sans Arabic" w:hint="cs"/>
-                <w:rtl/>
-                <w:lang w:bidi="ar-EG"/>
-              </w:rPr>
-              <w:t>المستلم</w:t>
-            </w:r>
-            <w:r>
-              <w:rPr>
-                <w:rFonts w:ascii="Neo Sans Arabic" w:hAnsi="Neo Sans Arabic" w:cs="Neo Sans Arabic"/>
-                <w:rtl/>
-                <w:lang w:bidi="ar-EG"/>
-              </w:rPr>
-              <w:t>:</w:t>
+                <w:rFonts w:ascii="Cairo ExtraBold" w:hAnsi="Cairo ExtraBold" w:cs="Cairo ExtraBold"/>
+                <w:rtl/>
+                <w:lang w:bidi="ar-EG"/>
+              </w:rPr>
+              <w:t>توقيع المستلم:</w:t>
             </w:r>
           </w:p>
         </w:tc>
@@ -2962,15 +2664,14 @@
               <w:bidi/>
               <w:jc w:val="center"/>
               <w:rPr>
-                <w:rFonts w:ascii="Neo Sans Arabic" w:hAnsi="Neo Sans Arabic" w:cs="Neo Sans Arabic"/>
+                <w:rFonts w:ascii="Cairo ExtraBold" w:hAnsi="Cairo ExtraBold" w:cs="Cairo ExtraBold"/>
                 <w:rtl/>
                 <w:lang w:bidi="ar-EG"/>
               </w:rPr>
             </w:pPr>
-            <w:proofErr w:type="gramStart"/>
-            <w:r>
-              <w:rPr>
-                <w:rFonts w:ascii="Neo Sans Arabic" w:hAnsi="Neo Sans Arabic" w:cs="Neo Sans Arabic"/>
+            <w:r>
+              <w:rPr>
+                <w:rFonts w:ascii="Cairo ExtraBold" w:hAnsi="Cairo ExtraBold" w:cs="Cairo ExtraBold"/>
                 <w:lang w:bidi="ar-EG"/>
               </w:rPr>
               <w:t xml:space="preserve">{{ </w:t>
@@ -2978,23 +2679,15 @@
             <w:proofErr w:type="spellStart"/>
             <w:r>
               <w:rPr>
-                <w:rFonts w:ascii="Neo Sans Arabic" w:hAnsi="Neo Sans Arabic" w:cs="Neo Sans Arabic"/>
-                <w:lang w:bidi="ar-EG"/>
-              </w:rPr>
-              <w:t>receiver</w:t>
-            </w:r>
-            <w:proofErr w:type="gramEnd"/>
-            <w:r>
-              <w:rPr>
-                <w:rFonts w:ascii="Neo Sans Arabic" w:hAnsi="Neo Sans Arabic" w:cs="Neo Sans Arabic"/>
-                <w:lang w:bidi="ar-EG"/>
-              </w:rPr>
-              <w:t>_name</w:t>
+                <w:rFonts w:ascii="Cairo ExtraBold" w:hAnsi="Cairo ExtraBold" w:cs="Cairo ExtraBold"/>
+                <w:lang w:bidi="ar-EG"/>
+              </w:rPr>
+              <w:t>receiver_name</w:t>
             </w:r>
             <w:proofErr w:type="spellEnd"/>
             <w:r>
               <w:rPr>
-                <w:rFonts w:ascii="Neo Sans Arabic" w:hAnsi="Neo Sans Arabic" w:cs="Neo Sans Arabic"/>
+                <w:rFonts w:ascii="Cairo ExtraBold" w:hAnsi="Cairo ExtraBold" w:cs="Cairo ExtraBold"/>
                 <w:lang w:bidi="ar-EG"/>
               </w:rPr>
               <w:t xml:space="preserve"> }}</w:t>
@@ -3007,27 +2700,29 @@
       <w:pPr>
         <w:bidi/>
         <w:rPr>
-          <w:lang w:bidi="ar-EG"/>
-        </w:rPr>
-      </w:pPr>
-      <w:r>
-        <w:rPr>
+          <w:rFonts w:ascii="Cairo ExtraBold" w:hAnsi="Cairo ExtraBold" w:cs="Cairo ExtraBold"/>
+          <w:lang w:bidi="ar-EG"/>
+        </w:rPr>
+      </w:pPr>
+      <w:r>
+        <w:rPr>
+          <w:rFonts w:ascii="Cairo ExtraBold" w:hAnsi="Cairo ExtraBold" w:cs="Cairo ExtraBold"/>
           <w:noProof/>
           <w:sz w:val="28"/>
           <w:szCs w:val="28"/>
           <w:lang w:bidi="ar-EG"/>
         </w:rPr>
         <w:drawing>
-          <wp:anchor distT="0" distB="0" distL="114300" distR="114300" simplePos="0" relativeHeight="251664384" behindDoc="0" locked="0" layoutInCell="1" allowOverlap="1" wp14:anchorId="769E5388" wp14:editId="077FB11C">
+          <wp:anchor distT="0" distB="0" distL="114300" distR="114300" simplePos="0" relativeHeight="251664384" behindDoc="0" locked="0" layoutInCell="1" allowOverlap="1" wp14:anchorId="769E5388" wp14:editId="5EBEEDDE">
             <wp:simplePos x="0" y="0"/>
             <wp:positionH relativeFrom="margin">
-              <wp:posOffset>2147569</wp:posOffset>
+              <wp:posOffset>2297960</wp:posOffset>
             </wp:positionH>
             <wp:positionV relativeFrom="page">
-              <wp:posOffset>5539104</wp:posOffset>
+              <wp:posOffset>6955790</wp:posOffset>
             </wp:positionV>
             <wp:extent cx="1396419" cy="521614"/>
-            <wp:effectExtent l="57150" t="209550" r="32385" b="202565"/>
+            <wp:effectExtent l="57150" t="152400" r="32385" b="164465"/>
             <wp:wrapNone/>
             <wp:docPr id="772106031" name="Picture 1"/>
             <wp:cNvGraphicFramePr>
@@ -3054,7 +2749,7 @@
                     </a:stretch>
                   </pic:blipFill>
                   <pic:spPr>
-                    <a:xfrm rot="20540705">
+                    <a:xfrm rot="20840253">
                       <a:off x="0" y="0"/>
                       <a:ext cx="1396419" cy="521614"/>
                     </a:xfrm>
@@ -3079,22 +2774,7 @@
       <w:pPr>
         <w:bidi/>
         <w:rPr>
-          <w:lang w:bidi="ar-EG"/>
-        </w:rPr>
-      </w:pPr>
-    </w:p>
-    <w:p>
-      <w:pPr>
-        <w:bidi/>
-        <w:rPr>
-          <w:lang w:bidi="ar-EG"/>
-        </w:rPr>
-      </w:pPr>
-    </w:p>
-    <w:p>
-      <w:pPr>
-        <w:bidi/>
-        <w:rPr>
+          <w:rFonts w:ascii="Cairo ExtraBold" w:hAnsi="Cairo ExtraBold" w:cs="Cairo ExtraBold"/>
           <w:rtl/>
           <w:lang w:bidi="ar-EG"/>
         </w:rPr>
@@ -3191,7 +2871,6 @@
       </w:rPr>
       <w:t xml:space="preserve">Ibrahim Sherif </w:t>
     </w:r>
-    <w:proofErr w:type="gramStart"/>
     <w:r>
       <w:rPr>
         <w:color w:val="767171" w:themeColor="background2" w:themeShade="80"/>
@@ -3206,16 +2885,7 @@
         <w:sz w:val="18"/>
         <w:szCs w:val="18"/>
       </w:rPr>
-      <w:t>t ,Mostafa</w:t>
-    </w:r>
-    <w:proofErr w:type="gramEnd"/>
-    <w:r>
-      <w:rPr>
-        <w:color w:val="767171" w:themeColor="background2" w:themeShade="80"/>
-        <w:sz w:val="18"/>
-        <w:szCs w:val="18"/>
-      </w:rPr>
-      <w:t xml:space="preserve"> Kamel</w:t>
+      <w:t>t ,Mostafa Kamel</w:t>
     </w:r>
     <w:r>
       <w:rPr>

--- a/receipt_template.docx
+++ b/receipt_template.docx
@@ -762,7 +762,7 @@
     <w:tbl>
       <w:tblPr>
         <w:tblStyle w:val="TableGrid"/>
-        <w:tblpPr w:leftFromText="180" w:rightFromText="180" w:vertAnchor="page" w:horzAnchor="margin" w:tblpY="5785"/>
+        <w:tblpPr w:leftFromText="180" w:rightFromText="180" w:vertAnchor="page" w:horzAnchor="margin" w:tblpY="6241"/>
         <w:bidiVisual/>
         <w:tblW w:w="9384" w:type="dxa"/>
         <w:tblLook w:val="04A0" w:firstRow="1" w:lastRow="0" w:firstColumn="1" w:lastColumn="0" w:noHBand="0" w:noVBand="1"/>
@@ -1127,7 +1127,7 @@
               <w:bidi/>
               <w:jc w:val="center"/>
               <w:rPr>
-                <w:rFonts w:ascii="Cairo ExtraBold" w:hAnsi="Cairo ExtraBold" w:cs="Cairo ExtraBold" w:hint="cs"/>
+                <w:rFonts w:ascii="Cairo ExtraBold" w:hAnsi="Cairo ExtraBold" w:cs="Cairo ExtraBold"/>
                 <w:b/>
                 <w:bCs/>
                 <w:sz w:val="18"/>
@@ -1866,433 +1866,42 @@
         <w:bidi/>
         <w:rPr>
           <w:rFonts w:ascii="Cairo ExtraBold" w:hAnsi="Cairo ExtraBold" w:cs="Cairo ExtraBold"/>
-          <w:lang w:bidi="ar-EG"/>
-        </w:rPr>
-      </w:pPr>
-      <w:r>
-        <w:rPr>
-          <w:rFonts w:ascii="Cairo ExtraBold" w:hAnsi="Cairo ExtraBold" w:cs="Cairo ExtraBold"/>
           <w:b/>
           <w:bCs/>
-          <w:rtl/>
-        </w:rPr>
-        <w:t>الشروط والأحكام</w:t>
-      </w:r>
+          <w:lang w:bidi="ar-EG"/>
+        </w:rPr>
+      </w:pPr>
     </w:p>
     <w:p>
       <w:pPr>
-        <w:numPr>
-          <w:ilvl w:val="0"/>
-          <w:numId w:val="4"/>
-        </w:numPr>
         <w:bidi/>
         <w:rPr>
           <w:rFonts w:ascii="Cairo ExtraBold" w:hAnsi="Cairo ExtraBold" w:cs="Cairo ExtraBold"/>
-          <w:sz w:val="20"/>
-          <w:szCs w:val="20"/>
-          <w:lang w:bidi="ar-EG"/>
-        </w:rPr>
-      </w:pPr>
-      <w:r>
-        <w:rPr>
-          <w:rFonts w:ascii="Cairo ExtraBold" w:hAnsi="Cairo ExtraBold" w:cs="Cairo ExtraBold"/>
-          <w:sz w:val="20"/>
-          <w:szCs w:val="20"/>
-          <w:rtl/>
-        </w:rPr>
-        <w:t>يتم قبول الطلاب وفقًا لأسبقية الحجز والتسجيل، ويُعتبر الحجز مؤكدًا بعد سداد مبلغ الحجز أو قيمة التدريب كاملة وإصدار إيصال رسمي من</w:t>
-      </w:r>
-      <w:r>
-        <w:rPr>
-          <w:rFonts w:ascii="Cairo ExtraBold" w:hAnsi="Cairo ExtraBold" w:cs="Cairo ExtraBold"/>
-          <w:sz w:val="20"/>
-          <w:szCs w:val="20"/>
-          <w:lang w:bidi="ar-EG"/>
-        </w:rPr>
-        <w:t xml:space="preserve"> </w:t>
-      </w:r>
-      <w:proofErr w:type="spellStart"/>
-      <w:r>
-        <w:rPr>
-          <w:rFonts w:ascii="Cairo ExtraBold" w:hAnsi="Cairo ExtraBold" w:cs="Cairo ExtraBold"/>
-          <w:sz w:val="20"/>
-          <w:szCs w:val="20"/>
-          <w:lang w:bidi="ar-EG"/>
-        </w:rPr>
-        <w:t>TechTrek</w:t>
-      </w:r>
-      <w:proofErr w:type="spellEnd"/>
-      <w:r>
-        <w:rPr>
-          <w:rFonts w:ascii="Cairo ExtraBold" w:hAnsi="Cairo ExtraBold" w:cs="Cairo ExtraBold"/>
-          <w:sz w:val="20"/>
-          <w:szCs w:val="20"/>
-          <w:lang w:bidi="ar-EG"/>
-        </w:rPr>
-        <w:t>.</w:t>
-      </w:r>
-    </w:p>
-    <w:p>
-      <w:pPr>
-        <w:numPr>
-          <w:ilvl w:val="0"/>
-          <w:numId w:val="4"/>
-        </w:numPr>
-        <w:bidi/>
-        <w:rPr>
-          <w:rFonts w:ascii="Cairo ExtraBold" w:hAnsi="Cairo ExtraBold" w:cs="Cairo ExtraBold"/>
-          <w:sz w:val="20"/>
-          <w:szCs w:val="20"/>
-          <w:lang w:bidi="ar-EG"/>
-        </w:rPr>
-      </w:pPr>
-      <w:r>
-        <w:rPr>
-          <w:rFonts w:ascii="Cairo ExtraBold" w:hAnsi="Cairo ExtraBold" w:cs="Cairo ExtraBold"/>
-          <w:sz w:val="20"/>
-          <w:szCs w:val="20"/>
-          <w:rtl/>
-        </w:rPr>
-        <w:t>في حالة سداد مبلغ الحجز فقط، يلتزم الطالب بسداد باقي قيمة التدريب في الموعد المحدد من قبل الإدارة، ويجب الاحتفاظ بهذا الإيصال وتقديمه عند استكمال باقي المبلغ لإثبات قيمة المبلغ المدفوع والمتبقي</w:t>
-      </w:r>
-      <w:r>
-        <w:rPr>
-          <w:rFonts w:ascii="Cairo ExtraBold" w:hAnsi="Cairo ExtraBold" w:cs="Cairo ExtraBold"/>
-          <w:sz w:val="20"/>
-          <w:szCs w:val="20"/>
-          <w:lang w:bidi="ar-EG"/>
-        </w:rPr>
-        <w:t>.</w:t>
-      </w:r>
-    </w:p>
-    <w:p>
-      <w:pPr>
-        <w:numPr>
-          <w:ilvl w:val="0"/>
-          <w:numId w:val="4"/>
-        </w:numPr>
-        <w:bidi/>
-        <w:rPr>
-          <w:rFonts w:ascii="Cairo ExtraBold" w:hAnsi="Cairo ExtraBold" w:cs="Cairo ExtraBold"/>
-          <w:sz w:val="20"/>
-          <w:szCs w:val="20"/>
-          <w:lang w:bidi="ar-EG"/>
-        </w:rPr>
-      </w:pPr>
-      <w:r>
-        <w:rPr>
-          <w:rFonts w:ascii="Cairo ExtraBold" w:hAnsi="Cairo ExtraBold" w:cs="Cairo ExtraBold"/>
-          <w:sz w:val="20"/>
-          <w:szCs w:val="20"/>
-          <w:rtl/>
-        </w:rPr>
-        <w:t>في حالة سداد كامل قيمة التدريب، يُعد هذا الإيصال إثباتًا بسداد كامل المستحقات الخاصة بالبرنامج التدريبي الموضح بالإيصال</w:t>
-      </w:r>
-      <w:r>
-        <w:rPr>
-          <w:rFonts w:ascii="Cairo ExtraBold" w:hAnsi="Cairo ExtraBold" w:cs="Cairo ExtraBold"/>
-          <w:sz w:val="20"/>
-          <w:szCs w:val="20"/>
-          <w:lang w:bidi="ar-EG"/>
-        </w:rPr>
-        <w:t>.</w:t>
-      </w:r>
-    </w:p>
-    <w:p>
-      <w:pPr>
-        <w:numPr>
-          <w:ilvl w:val="0"/>
-          <w:numId w:val="4"/>
-        </w:numPr>
-        <w:bidi/>
-        <w:rPr>
-          <w:rFonts w:ascii="Cairo ExtraBold" w:hAnsi="Cairo ExtraBold" w:cs="Cairo ExtraBold"/>
-          <w:sz w:val="20"/>
-          <w:szCs w:val="20"/>
-          <w:lang w:bidi="ar-EG"/>
-        </w:rPr>
-      </w:pPr>
-      <w:r>
-        <w:rPr>
-          <w:rFonts w:ascii="Cairo ExtraBold" w:hAnsi="Cairo ExtraBold" w:cs="Cairo ExtraBold"/>
-          <w:sz w:val="20"/>
-          <w:szCs w:val="20"/>
-          <w:rtl/>
-        </w:rPr>
-        <w:lastRenderedPageBreak/>
-        <w:t>لا يحق للمتدرب استرداد مبلغ الحجز بعد مرور 4 أيام من تاريخ السداد</w:t>
-      </w:r>
-      <w:r>
-        <w:rPr>
-          <w:rFonts w:ascii="Cairo ExtraBold" w:hAnsi="Cairo ExtraBold" w:cs="Cairo ExtraBold"/>
-          <w:sz w:val="20"/>
-          <w:szCs w:val="20"/>
-          <w:lang w:bidi="ar-EG"/>
-        </w:rPr>
-        <w:t>.</w:t>
-      </w:r>
-    </w:p>
-    <w:p>
-      <w:pPr>
-        <w:numPr>
-          <w:ilvl w:val="0"/>
-          <w:numId w:val="4"/>
-        </w:numPr>
-        <w:bidi/>
-        <w:rPr>
-          <w:rFonts w:ascii="Cairo ExtraBold" w:hAnsi="Cairo ExtraBold" w:cs="Cairo ExtraBold"/>
-          <w:sz w:val="20"/>
-          <w:szCs w:val="20"/>
-          <w:lang w:bidi="ar-EG"/>
-        </w:rPr>
-      </w:pPr>
-      <w:r>
-        <w:rPr>
-          <w:rFonts w:ascii="Cairo ExtraBold" w:hAnsi="Cairo ExtraBold" w:cs="Cairo ExtraBold"/>
-          <w:sz w:val="20"/>
-          <w:szCs w:val="20"/>
-          <w:rtl/>
-        </w:rPr>
-        <w:t>لا يحق للمتدرب استرداد أي مبالغ بعد بدء التدريب أو بعد الانضمام إلى الجروب التدريبي، إلا في حالة إلغاء التدريب من طرف</w:t>
-      </w:r>
-      <w:r>
-        <w:rPr>
-          <w:rFonts w:ascii="Cairo ExtraBold" w:hAnsi="Cairo ExtraBold" w:cs="Cairo ExtraBold"/>
-          <w:sz w:val="20"/>
-          <w:szCs w:val="20"/>
-          <w:lang w:bidi="ar-EG"/>
-        </w:rPr>
-        <w:t xml:space="preserve"> </w:t>
-      </w:r>
-      <w:proofErr w:type="spellStart"/>
-      <w:r>
-        <w:rPr>
-          <w:rFonts w:ascii="Cairo ExtraBold" w:hAnsi="Cairo ExtraBold" w:cs="Cairo ExtraBold"/>
-          <w:sz w:val="20"/>
-          <w:szCs w:val="20"/>
-          <w:lang w:bidi="ar-EG"/>
-        </w:rPr>
-        <w:t>TechTrek</w:t>
-      </w:r>
-      <w:proofErr w:type="spellEnd"/>
-      <w:r>
-        <w:rPr>
-          <w:rFonts w:ascii="Cairo ExtraBold" w:hAnsi="Cairo ExtraBold" w:cs="Cairo ExtraBold"/>
-          <w:sz w:val="20"/>
-          <w:szCs w:val="20"/>
-          <w:lang w:bidi="ar-EG"/>
-        </w:rPr>
-        <w:t>.</w:t>
-      </w:r>
-    </w:p>
-    <w:p>
-      <w:pPr>
-        <w:numPr>
-          <w:ilvl w:val="0"/>
-          <w:numId w:val="4"/>
-        </w:numPr>
-        <w:bidi/>
-        <w:rPr>
-          <w:rFonts w:ascii="Cairo ExtraBold" w:hAnsi="Cairo ExtraBold" w:cs="Cairo ExtraBold"/>
-          <w:sz w:val="20"/>
-          <w:szCs w:val="20"/>
-          <w:lang w:bidi="ar-EG"/>
-        </w:rPr>
-      </w:pPr>
-      <w:r>
-        <w:rPr>
-          <w:rFonts w:ascii="Cairo ExtraBold" w:hAnsi="Cairo ExtraBold" w:cs="Cairo ExtraBold"/>
-          <w:sz w:val="20"/>
-          <w:szCs w:val="20"/>
-          <w:rtl/>
-        </w:rPr>
-        <w:t>في حالة عدم استكمال باقي المبلغ في الموعد المحدد، يحق للإدارة إلغاء الحجز أو نقل الطالب إلى دفعة لاحقة حسب توافر الأماكن</w:t>
-      </w:r>
-      <w:r>
-        <w:rPr>
-          <w:rFonts w:ascii="Cairo ExtraBold" w:hAnsi="Cairo ExtraBold" w:cs="Cairo ExtraBold"/>
-          <w:sz w:val="20"/>
-          <w:szCs w:val="20"/>
-          <w:lang w:bidi="ar-EG"/>
-        </w:rPr>
-        <w:t>.</w:t>
-      </w:r>
-    </w:p>
-    <w:p>
-      <w:pPr>
-        <w:numPr>
-          <w:ilvl w:val="0"/>
-          <w:numId w:val="4"/>
-        </w:numPr>
-        <w:bidi/>
-        <w:rPr>
-          <w:rFonts w:ascii="Cairo ExtraBold" w:hAnsi="Cairo ExtraBold" w:cs="Cairo ExtraBold"/>
-          <w:sz w:val="20"/>
-          <w:szCs w:val="20"/>
-          <w:lang w:bidi="ar-EG"/>
-        </w:rPr>
-      </w:pPr>
-      <w:r>
-        <w:rPr>
-          <w:rFonts w:ascii="Cairo ExtraBold" w:hAnsi="Cairo ExtraBold" w:cs="Cairo ExtraBold"/>
-          <w:sz w:val="20"/>
-          <w:szCs w:val="20"/>
-          <w:rtl/>
-        </w:rPr>
-        <w:t>لا يتم إصدار شهادة إتمام التدريب إلا بعد سداد كامل قيمة التدريب والالتزام بمتطلبات الحضور</w:t>
-      </w:r>
-      <w:r>
-        <w:rPr>
-          <w:rFonts w:ascii="Cairo ExtraBold" w:hAnsi="Cairo ExtraBold" w:cs="Cairo ExtraBold"/>
-          <w:sz w:val="20"/>
-          <w:szCs w:val="20"/>
-          <w:lang w:bidi="ar-EG"/>
-        </w:rPr>
-        <w:t>.</w:t>
-      </w:r>
-    </w:p>
-    <w:p>
-      <w:pPr>
-        <w:numPr>
-          <w:ilvl w:val="0"/>
-          <w:numId w:val="4"/>
-        </w:numPr>
-        <w:bidi/>
-        <w:rPr>
-          <w:rFonts w:ascii="Cairo ExtraBold" w:hAnsi="Cairo ExtraBold" w:cs="Cairo ExtraBold"/>
-          <w:sz w:val="20"/>
-          <w:szCs w:val="20"/>
-          <w:lang w:bidi="ar-EG"/>
-        </w:rPr>
-      </w:pPr>
-      <w:r>
-        <w:rPr>
-          <w:rFonts w:ascii="Cairo ExtraBold" w:hAnsi="Cairo ExtraBold" w:cs="Cairo ExtraBold"/>
-          <w:sz w:val="20"/>
-          <w:szCs w:val="20"/>
-          <w:rtl/>
-        </w:rPr>
-        <w:t>يجب على الطالب الاحتفاظ بالإيصال، حيث يُعد المستند الرسمي لإثبات عملية الدفع والمبلغ المتبقي إن وجد</w:t>
-      </w:r>
-      <w:r>
-        <w:rPr>
-          <w:rFonts w:ascii="Cairo ExtraBold" w:hAnsi="Cairo ExtraBold" w:cs="Cairo ExtraBold"/>
-          <w:sz w:val="20"/>
-          <w:szCs w:val="20"/>
-          <w:lang w:bidi="ar-EG"/>
-        </w:rPr>
-        <w:t>.</w:t>
-      </w:r>
-    </w:p>
-    <w:p>
-      <w:pPr>
-        <w:pStyle w:val="NormalWeb"/>
-        <w:numPr>
-          <w:ilvl w:val="0"/>
-          <w:numId w:val="4"/>
-        </w:numPr>
-        <w:bidi/>
-        <w:rPr>
-          <w:rFonts w:ascii="Cairo ExtraBold" w:hAnsi="Cairo ExtraBold" w:cs="Cairo ExtraBold"/>
-          <w:sz w:val="20"/>
-          <w:szCs w:val="20"/>
-        </w:rPr>
-      </w:pPr>
-      <w:r>
-        <w:rPr>
-          <w:rStyle w:val="Strong"/>
-          <w:rFonts w:ascii="Cairo ExtraBold" w:hAnsi="Cairo ExtraBold" w:cs="Cairo ExtraBold"/>
-          <w:b w:val="0"/>
-          <w:bCs w:val="0"/>
-          <w:sz w:val="20"/>
-          <w:szCs w:val="20"/>
-          <w:rtl/>
-        </w:rPr>
-        <w:t>الشكاوى والمقترحات والاستفسارات</w:t>
-      </w:r>
-      <w:r>
-        <w:rPr>
-          <w:rStyle w:val="Strong"/>
-          <w:rFonts w:ascii="Cairo ExtraBold" w:hAnsi="Cairo ExtraBold" w:cs="Cairo ExtraBold"/>
-          <w:b w:val="0"/>
-          <w:bCs w:val="0"/>
-          <w:sz w:val="20"/>
-          <w:szCs w:val="20"/>
-        </w:rPr>
-        <w:t>:</w:t>
-      </w:r>
-      <w:r>
-        <w:rPr>
-          <w:rFonts w:ascii="Cairo ExtraBold" w:hAnsi="Cairo ExtraBold" w:cs="Cairo ExtraBold"/>
-          <w:sz w:val="20"/>
-          <w:szCs w:val="20"/>
-          <w:rtl/>
-        </w:rPr>
-        <w:t xml:space="preserve"> يتم استقبال جميع الشكاوى والمقترحات والاستفسارات من خلال الأرقام الرسمية للشركة أو عبر</w:t>
-      </w:r>
-      <w:r>
-        <w:rPr>
-          <w:rFonts w:ascii="Cairo ExtraBold" w:hAnsi="Cairo ExtraBold" w:cs="Cairo ExtraBold"/>
-          <w:sz w:val="20"/>
-          <w:szCs w:val="20"/>
-        </w:rPr>
-        <w:t xml:space="preserve"> WhatsApp </w:t>
-      </w:r>
-      <w:r>
-        <w:rPr>
-          <w:rFonts w:ascii="Cairo ExtraBold" w:hAnsi="Cairo ExtraBold" w:cs="Cairo ExtraBold"/>
-          <w:sz w:val="20"/>
-          <w:szCs w:val="20"/>
-          <w:rtl/>
-        </w:rPr>
-        <w:t>فقط، ولا يُعتد بأي تواصل خارج القنوات الرسمية المعتمدة من</w:t>
-      </w:r>
-      <w:r>
-        <w:rPr>
-          <w:rFonts w:ascii="Cairo ExtraBold" w:hAnsi="Cairo ExtraBold" w:cs="Cairo ExtraBold"/>
-          <w:sz w:val="20"/>
-          <w:szCs w:val="20"/>
-        </w:rPr>
-        <w:t xml:space="preserve"> </w:t>
-      </w:r>
-      <w:proofErr w:type="spellStart"/>
-      <w:r>
-        <w:rPr>
-          <w:rFonts w:ascii="Cairo ExtraBold" w:hAnsi="Cairo ExtraBold" w:cs="Cairo ExtraBold"/>
-          <w:sz w:val="20"/>
-          <w:szCs w:val="20"/>
-        </w:rPr>
-        <w:t>TechTrek</w:t>
-      </w:r>
-      <w:proofErr w:type="spellEnd"/>
-      <w:r>
-        <w:rPr>
-          <w:rFonts w:ascii="Cairo ExtraBold" w:hAnsi="Cairo ExtraBold" w:cs="Cairo ExtraBold"/>
-          <w:sz w:val="20"/>
-          <w:szCs w:val="20"/>
-        </w:rPr>
-        <w:t>.</w:t>
-      </w:r>
+          <w:b/>
+          <w:bCs/>
+        </w:rPr>
+      </w:pPr>
     </w:p>
     <w:tbl>
       <w:tblPr>
         <w:tblStyle w:val="TableGrid"/>
-        <w:tblpPr w:leftFromText="180" w:rightFromText="180" w:vertAnchor="text" w:horzAnchor="margin" w:tblpXSpec="center" w:tblpY="37"/>
+        <w:tblpPr w:leftFromText="180" w:rightFromText="180" w:vertAnchor="text" w:horzAnchor="margin" w:tblpXSpec="center" w:tblpY="478"/>
+        <w:tblOverlap w:val="never"/>
         <w:bidiVisual/>
-        <w:tblW w:w="10353" w:type="dxa"/>
+        <w:tblW w:w="6389" w:type="dxa"/>
         <w:tblLook w:val="04A0" w:firstRow="1" w:lastRow="0" w:firstColumn="1" w:lastColumn="0" w:noHBand="0" w:noVBand="1"/>
       </w:tblPr>
       <w:tblGrid>
-        <w:gridCol w:w="1722"/>
-        <w:gridCol w:w="8631"/>
+        <w:gridCol w:w="1985"/>
+        <w:gridCol w:w="4404"/>
       </w:tblGrid>
       <w:tr>
         <w:trPr>
-          <w:trHeight w:val="1250"/>
+          <w:trHeight w:val="329"/>
         </w:trPr>
         <w:tc>
           <w:tcPr>
-            <w:tcW w:w="1722" w:type="dxa"/>
+            <w:tcW w:w="1985" w:type="dxa"/>
             <w:vAlign w:val="center"/>
           </w:tcPr>
           <w:p>
@@ -2315,91 +1924,13 @@
                 <w:rtl/>
                 <w:lang w:bidi="ar-EG"/>
               </w:rPr>
-              <w:t>ملاحظــــات</w:t>
-            </w:r>
-            <w:r>
-              <w:rPr>
-                <w:rFonts w:ascii="Cairo ExtraBold" w:hAnsi="Cairo ExtraBold" w:cs="Cairo ExtraBold" w:hint="cs"/>
-                <w:rtl/>
-                <w:lang w:bidi="ar-EG"/>
-              </w:rPr>
-              <w:t xml:space="preserve"> إضافية </w:t>
-            </w:r>
-            <w:r>
-              <w:rPr>
-                <w:rFonts w:ascii="Cairo ExtraBold" w:hAnsi="Cairo ExtraBold" w:cs="Cairo ExtraBold"/>
-                <w:rtl/>
-                <w:lang w:bidi="ar-EG"/>
-              </w:rPr>
-              <w:t>:</w:t>
+              <w:t>توقيع المستلم:</w:t>
             </w:r>
           </w:p>
         </w:tc>
         <w:tc>
           <w:tcPr>
-            <w:tcW w:w="8631" w:type="dxa"/>
-            <w:vAlign w:val="center"/>
-          </w:tcPr>
-          <w:p>
-            <w:pPr>
-              <w:tabs>
-                <w:tab w:val="left" w:pos="1056"/>
-                <w:tab w:val="left" w:pos="6456"/>
-              </w:tabs>
-              <w:bidi/>
-              <w:jc w:val="both"/>
-              <w:rPr>
-                <w:rFonts w:ascii="Cairo ExtraBold" w:hAnsi="Cairo ExtraBold" w:cs="Cairo ExtraBold"/>
-                <w:rtl/>
-                <w:lang w:bidi="ar-EG"/>
-              </w:rPr>
-            </w:pPr>
-            <w:r>
-              <w:rPr>
-                <w:rFonts w:ascii="Cairo ExtraBold" w:hAnsi="Cairo ExtraBold" w:cs="Cairo ExtraBold"/>
-                <w:rtl/>
-                <w:lang w:bidi="ar-EG"/>
-              </w:rPr>
-              <w:t xml:space="preserve">{{ </w:t>
-            </w:r>
-            <w:r>
-              <w:rPr>
-                <w:rFonts w:ascii="Cairo ExtraBold" w:hAnsi="Cairo ExtraBold" w:cs="Cairo ExtraBold"/>
-                <w:lang w:bidi="ar-EG"/>
-              </w:rPr>
-              <w:t>notes</w:t>
-            </w:r>
-            <w:r>
-              <w:rPr>
-                <w:rFonts w:ascii="Cairo ExtraBold" w:hAnsi="Cairo ExtraBold" w:cs="Cairo ExtraBold"/>
-                <w:rtl/>
-                <w:lang w:bidi="ar-EG"/>
-              </w:rPr>
-              <w:t xml:space="preserve"> }}</w:t>
-            </w:r>
-          </w:p>
-        </w:tc>
-      </w:tr>
-    </w:tbl>
-    <w:tbl>
-      <w:tblPr>
-        <w:tblStyle w:val="TableGrid"/>
-        <w:tblpPr w:leftFromText="180" w:rightFromText="180" w:vertAnchor="text" w:horzAnchor="margin" w:tblpXSpec="center" w:tblpY="1537"/>
-        <w:bidiVisual/>
-        <w:tblW w:w="10353" w:type="dxa"/>
-        <w:tblLook w:val="04A0" w:firstRow="1" w:lastRow="0" w:firstColumn="1" w:lastColumn="0" w:noHBand="0" w:noVBand="1"/>
-      </w:tblPr>
-      <w:tblGrid>
-        <w:gridCol w:w="1722"/>
-        <w:gridCol w:w="8631"/>
-      </w:tblGrid>
-      <w:tr>
-        <w:trPr>
-          <w:trHeight w:val="890"/>
-        </w:trPr>
-        <w:tc>
-          <w:tcPr>
-            <w:tcW w:w="1722" w:type="dxa"/>
+            <w:tcW w:w="4404" w:type="dxa"/>
             <w:vAlign w:val="center"/>
           </w:tcPr>
           <w:p>
@@ -2412,8 +1943,6 @@
               <w:jc w:val="center"/>
               <w:rPr>
                 <w:rFonts w:ascii="Cairo ExtraBold" w:hAnsi="Cairo ExtraBold" w:cs="Cairo ExtraBold"/>
-                <w:sz w:val="18"/>
-                <w:szCs w:val="18"/>
                 <w:rtl/>
                 <w:lang w:bidi="ar-EG"/>
               </w:rPr>
@@ -2421,110 +1950,25 @@
             <w:r>
               <w:rPr>
                 <w:rFonts w:ascii="Cairo ExtraBold" w:hAnsi="Cairo ExtraBold" w:cs="Cairo ExtraBold"/>
-                <w:sz w:val="18"/>
-                <w:szCs w:val="18"/>
-                <w:rtl/>
-                <w:lang w:bidi="ar-EG"/>
-              </w:rPr>
-              <w:t>للشكاوى والمقترحات</w:t>
-            </w:r>
-          </w:p>
-        </w:tc>
-        <w:tc>
-          <w:tcPr>
-            <w:tcW w:w="8631" w:type="dxa"/>
-            <w:vAlign w:val="center"/>
-          </w:tcPr>
-          <w:p>
-            <w:pPr>
-              <w:pStyle w:val="ListParagraph"/>
-              <w:numPr>
-                <w:ilvl w:val="0"/>
-                <w:numId w:val="3"/>
-              </w:numPr>
-              <w:tabs>
-                <w:tab w:val="left" w:pos="1056"/>
-                <w:tab w:val="left" w:pos="6456"/>
-              </w:tabs>
-              <w:jc w:val="center"/>
-              <w:rPr>
-                <w:rFonts w:ascii="Cairo ExtraBold" w:hAnsi="Cairo ExtraBold" w:cs="Cairo ExtraBold"/>
-                <w:sz w:val="18"/>
-                <w:szCs w:val="18"/>
-                <w:rtl/>
-                <w:lang w:bidi="ar-EG"/>
-              </w:rPr>
-            </w:pPr>
-            <w:r>
-              <w:rPr>
-                <w:rFonts w:ascii="Cairo ExtraBold" w:hAnsi="Cairo ExtraBold" w:cs="Cairo ExtraBold"/>
-                <w:sz w:val="18"/>
-                <w:szCs w:val="18"/>
-                <w:rtl/>
-                <w:lang w:bidi="ar-EG"/>
-              </w:rPr>
-              <w:t>01124144655</w:t>
-            </w:r>
-          </w:p>
-          <w:p>
-            <w:pPr>
-              <w:pStyle w:val="ListParagraph"/>
-              <w:numPr>
-                <w:ilvl w:val="0"/>
-                <w:numId w:val="3"/>
-              </w:numPr>
-              <w:tabs>
-                <w:tab w:val="left" w:pos="1056"/>
-                <w:tab w:val="left" w:pos="6456"/>
-              </w:tabs>
-              <w:jc w:val="center"/>
-              <w:rPr>
-                <w:rFonts w:ascii="Cairo ExtraBold" w:hAnsi="Cairo ExtraBold" w:cs="Cairo ExtraBold"/>
-                <w:sz w:val="18"/>
-                <w:szCs w:val="18"/>
-                <w:lang w:bidi="ar-EG"/>
-              </w:rPr>
-            </w:pPr>
-            <w:r>
-              <w:rPr>
-                <w:rFonts w:ascii="Cairo ExtraBold" w:hAnsi="Cairo ExtraBold" w:cs="Cairo ExtraBold"/>
-                <w:sz w:val="18"/>
-                <w:szCs w:val="18"/>
-                <w:rtl/>
-                <w:lang w:bidi="ar-EG"/>
-              </w:rPr>
-              <w:t>01157714412</w:t>
-            </w:r>
-          </w:p>
-          <w:p>
-            <w:pPr>
-              <w:pStyle w:val="ListParagraph"/>
-              <w:numPr>
-                <w:ilvl w:val="0"/>
-                <w:numId w:val="3"/>
-              </w:numPr>
-              <w:tabs>
-                <w:tab w:val="left" w:pos="1056"/>
-                <w:tab w:val="left" w:pos="6456"/>
-              </w:tabs>
-              <w:jc w:val="center"/>
-              <w:rPr>
-                <w:rFonts w:ascii="Cairo ExtraBold" w:hAnsi="Cairo ExtraBold" w:cs="Cairo ExtraBold"/>
-                <w:sz w:val="18"/>
-                <w:szCs w:val="18"/>
-                <w:rtl/>
-                <w:lang w:bidi="ar-EG"/>
-              </w:rPr>
-            </w:pPr>
-            <w:r>
-              <w:rPr>
-                <w:rFonts w:ascii="Cairo ExtraBold" w:hAnsi="Cairo ExtraBold" w:cs="Cairo ExtraBold"/>
-                <w:sz w:val="18"/>
-                <w:szCs w:val="18"/>
-                <w:rtl/>
-                <w:lang w:bidi="ar-EG"/>
-              </w:rPr>
-              <w:t>01157714451</w:t>
+                <w:lang w:bidi="ar-EG"/>
+              </w:rPr>
+              <w:t xml:space="preserve">{{ </w:t>
+            </w:r>
+            <w:proofErr w:type="spellStart"/>
+            <w:r>
+              <w:rPr>
+                <w:rFonts w:ascii="Cairo ExtraBold" w:hAnsi="Cairo ExtraBold" w:cs="Cairo ExtraBold"/>
+                <w:lang w:bidi="ar-EG"/>
+              </w:rPr>
+              <w:t>receiver_name</w:t>
+            </w:r>
+            <w:proofErr w:type="spellEnd"/>
+            <w:r>
+              <w:rPr>
+                <w:rFonts w:ascii="Cairo ExtraBold" w:hAnsi="Cairo ExtraBold" w:cs="Cairo ExtraBold"/>
+                <w:lang w:bidi="ar-EG"/>
+              </w:rPr>
+              <w:t xml:space="preserve"> }}</w:t>
             </w:r>
           </w:p>
         </w:tc>
@@ -2535,7 +1979,18 @@
         <w:bidi/>
         <w:rPr>
           <w:rFonts w:ascii="Cairo ExtraBold" w:hAnsi="Cairo ExtraBold" w:cs="Cairo ExtraBold"/>
-          <w:lang w:bidi="ar-EG"/>
+          <w:b/>
+          <w:bCs/>
+        </w:rPr>
+      </w:pPr>
+    </w:p>
+    <w:p>
+      <w:pPr>
+        <w:bidi/>
+        <w:rPr>
+          <w:rFonts w:ascii="Cairo ExtraBold" w:hAnsi="Cairo ExtraBold" w:cs="Cairo ExtraBold"/>
+          <w:b/>
+          <w:bCs/>
         </w:rPr>
       </w:pPr>
       <w:r>
@@ -2548,13 +2003,13 @@
           <w:lang w:val="ar-EG" w:bidi="ar-EG"/>
         </w:rPr>
         <w:drawing>
-          <wp:anchor distT="0" distB="0" distL="114300" distR="114300" simplePos="0" relativeHeight="251665408" behindDoc="0" locked="0" layoutInCell="1" allowOverlap="1" wp14:anchorId="65401B3C" wp14:editId="547E95CE">
+          <wp:anchor distT="0" distB="0" distL="114300" distR="114300" simplePos="0" relativeHeight="251665408" behindDoc="0" locked="0" layoutInCell="1" allowOverlap="1" wp14:anchorId="65401B3C" wp14:editId="6D870234">
             <wp:simplePos x="0" y="0"/>
             <wp:positionH relativeFrom="column">
-              <wp:posOffset>-375285</wp:posOffset>
+              <wp:posOffset>-184785</wp:posOffset>
             </wp:positionH>
             <wp:positionV relativeFrom="page">
-              <wp:posOffset>6443980</wp:posOffset>
+              <wp:posOffset>7830820</wp:posOffset>
             </wp:positionV>
             <wp:extent cx="979170" cy="979170"/>
             <wp:effectExtent l="0" t="0" r="0" b="0"/>
@@ -2603,107 +2058,6 @@
           </wp:anchor>
         </w:drawing>
       </w:r>
-    </w:p>
-    <w:tbl>
-      <w:tblPr>
-        <w:tblStyle w:val="TableGrid"/>
-        <w:tblpPr w:leftFromText="180" w:rightFromText="180" w:vertAnchor="text" w:horzAnchor="margin" w:tblpXSpec="center" w:tblpY="266"/>
-        <w:tblOverlap w:val="never"/>
-        <w:bidiVisual/>
-        <w:tblW w:w="6389" w:type="dxa"/>
-        <w:tblLook w:val="04A0" w:firstRow="1" w:lastRow="0" w:firstColumn="1" w:lastColumn="0" w:noHBand="0" w:noVBand="1"/>
-      </w:tblPr>
-      <w:tblGrid>
-        <w:gridCol w:w="1985"/>
-        <w:gridCol w:w="4404"/>
-      </w:tblGrid>
-      <w:tr>
-        <w:trPr>
-          <w:trHeight w:val="329"/>
-        </w:trPr>
-        <w:tc>
-          <w:tcPr>
-            <w:tcW w:w="1985" w:type="dxa"/>
-            <w:vAlign w:val="center"/>
-          </w:tcPr>
-          <w:p>
-            <w:pPr>
-              <w:tabs>
-                <w:tab w:val="left" w:pos="1056"/>
-                <w:tab w:val="left" w:pos="6456"/>
-              </w:tabs>
-              <w:bidi/>
-              <w:jc w:val="center"/>
-              <w:rPr>
-                <w:rFonts w:ascii="Cairo ExtraBold" w:hAnsi="Cairo ExtraBold" w:cs="Cairo ExtraBold"/>
-                <w:rtl/>
-                <w:lang w:bidi="ar-EG"/>
-              </w:rPr>
-            </w:pPr>
-            <w:r>
-              <w:rPr>
-                <w:rFonts w:ascii="Cairo ExtraBold" w:hAnsi="Cairo ExtraBold" w:cs="Cairo ExtraBold"/>
-                <w:rtl/>
-                <w:lang w:bidi="ar-EG"/>
-              </w:rPr>
-              <w:t>توقيع المستلم:</w:t>
-            </w:r>
-          </w:p>
-        </w:tc>
-        <w:tc>
-          <w:tcPr>
-            <w:tcW w:w="4404" w:type="dxa"/>
-            <w:vAlign w:val="center"/>
-          </w:tcPr>
-          <w:p>
-            <w:pPr>
-              <w:tabs>
-                <w:tab w:val="left" w:pos="1056"/>
-                <w:tab w:val="left" w:pos="6456"/>
-              </w:tabs>
-              <w:bidi/>
-              <w:jc w:val="center"/>
-              <w:rPr>
-                <w:rFonts w:ascii="Cairo ExtraBold" w:hAnsi="Cairo ExtraBold" w:cs="Cairo ExtraBold"/>
-                <w:rtl/>
-                <w:lang w:bidi="ar-EG"/>
-              </w:rPr>
-            </w:pPr>
-            <w:r>
-              <w:rPr>
-                <w:rFonts w:ascii="Cairo ExtraBold" w:hAnsi="Cairo ExtraBold" w:cs="Cairo ExtraBold"/>
-                <w:lang w:bidi="ar-EG"/>
-              </w:rPr>
-              <w:t xml:space="preserve">{{ </w:t>
-            </w:r>
-            <w:proofErr w:type="spellStart"/>
-            <w:r>
-              <w:rPr>
-                <w:rFonts w:ascii="Cairo ExtraBold" w:hAnsi="Cairo ExtraBold" w:cs="Cairo ExtraBold"/>
-                <w:lang w:bidi="ar-EG"/>
-              </w:rPr>
-              <w:t>receiver_name</w:t>
-            </w:r>
-            <w:proofErr w:type="spellEnd"/>
-            <w:r>
-              <w:rPr>
-                <w:rFonts w:ascii="Cairo ExtraBold" w:hAnsi="Cairo ExtraBold" w:cs="Cairo ExtraBold"/>
-                <w:lang w:bidi="ar-EG"/>
-              </w:rPr>
-              <w:t xml:space="preserve"> }}</w:t>
-            </w:r>
-          </w:p>
-        </w:tc>
-      </w:tr>
-    </w:tbl>
-    <w:p>
-      <w:pPr>
-        <w:bidi/>
-        <w:rPr>
-          <w:rFonts w:ascii="Cairo ExtraBold" w:hAnsi="Cairo ExtraBold" w:cs="Cairo ExtraBold"/>
-          <w:lang w:bidi="ar-EG"/>
-        </w:rPr>
-      </w:pPr>
       <w:r>
         <w:rPr>
           <w:rFonts w:ascii="Cairo ExtraBold" w:hAnsi="Cairo ExtraBold" w:cs="Cairo ExtraBold"/>
@@ -2713,15 +2067,15 @@
           <w:lang w:bidi="ar-EG"/>
         </w:rPr>
         <w:drawing>
-          <wp:anchor distT="0" distB="0" distL="114300" distR="114300" simplePos="0" relativeHeight="251664384" behindDoc="0" locked="0" layoutInCell="1" allowOverlap="1" wp14:anchorId="769E5388" wp14:editId="5EBEEDDE">
+          <wp:anchor distT="0" distB="0" distL="114300" distR="114300" simplePos="0" relativeHeight="251664384" behindDoc="0" locked="0" layoutInCell="1" allowOverlap="1" wp14:anchorId="769E5388" wp14:editId="5C39B489">
             <wp:simplePos x="0" y="0"/>
             <wp:positionH relativeFrom="margin">
-              <wp:posOffset>2297960</wp:posOffset>
+              <wp:posOffset>2347595</wp:posOffset>
             </wp:positionH>
             <wp:positionV relativeFrom="page">
-              <wp:posOffset>6955790</wp:posOffset>
+              <wp:posOffset>7725410</wp:posOffset>
             </wp:positionV>
-            <wp:extent cx="1396419" cy="521614"/>
+            <wp:extent cx="1396365" cy="521335"/>
             <wp:effectExtent l="57150" t="152400" r="32385" b="164465"/>
             <wp:wrapNone/>
             <wp:docPr id="772106031" name="Picture 1"/>
@@ -2751,7 +2105,7 @@
                   <pic:spPr>
                     <a:xfrm rot="20840253">
                       <a:off x="0" y="0"/>
-                      <a:ext cx="1396419" cy="521614"/>
+                      <a:ext cx="1396365" cy="521335"/>
                     </a:xfrm>
                     <a:prstGeom prst="rect">
                       <a:avLst/>
@@ -2770,6 +2124,695 @@
         </w:drawing>
       </w:r>
     </w:p>
+    <w:p>
+      <w:pPr>
+        <w:bidi/>
+        <w:rPr>
+          <w:rFonts w:ascii="Cairo ExtraBold" w:hAnsi="Cairo ExtraBold" w:cs="Cairo ExtraBold"/>
+          <w:b/>
+          <w:bCs/>
+        </w:rPr>
+      </w:pPr>
+    </w:p>
+    <w:p>
+      <w:pPr>
+        <w:bidi/>
+        <w:rPr>
+          <w:rFonts w:ascii="Cairo ExtraBold" w:hAnsi="Cairo ExtraBold" w:cs="Cairo ExtraBold"/>
+          <w:b/>
+          <w:bCs/>
+        </w:rPr>
+      </w:pPr>
+    </w:p>
+    <w:p>
+      <w:pPr>
+        <w:bidi/>
+        <w:rPr>
+          <w:rFonts w:ascii="Cairo ExtraBold" w:hAnsi="Cairo ExtraBold" w:cs="Cairo ExtraBold"/>
+          <w:lang w:bidi="ar-EG"/>
+        </w:rPr>
+      </w:pPr>
+      <w:r>
+        <w:rPr>
+          <w:rFonts w:ascii="Cairo ExtraBold" w:hAnsi="Cairo ExtraBold" w:cs="Cairo ExtraBold"/>
+          <w:b/>
+          <w:bCs/>
+          <w:rtl/>
+        </w:rPr>
+        <w:lastRenderedPageBreak/>
+        <w:t>الشروط والأحكام</w:t>
+      </w:r>
+    </w:p>
+    <w:p>
+      <w:pPr>
+        <w:numPr>
+          <w:ilvl w:val="0"/>
+          <w:numId w:val="4"/>
+        </w:numPr>
+        <w:bidi/>
+        <w:rPr>
+          <w:rFonts w:ascii="Cairo ExtraBold" w:hAnsi="Cairo ExtraBold" w:cs="Cairo ExtraBold"/>
+          <w:sz w:val="20"/>
+          <w:szCs w:val="20"/>
+          <w:lang w:bidi="ar-EG"/>
+        </w:rPr>
+      </w:pPr>
+      <w:r>
+        <w:rPr>
+          <w:rFonts w:ascii="Cairo ExtraBold" w:hAnsi="Cairo ExtraBold" w:cs="Cairo ExtraBold"/>
+          <w:sz w:val="20"/>
+          <w:szCs w:val="20"/>
+          <w:rtl/>
+        </w:rPr>
+        <w:t>يتم قبول الطلاب وفقًا لأسبقية الحجز والتسجيل، ويُعتبر الحجز مؤكدًا بعد سداد مبلغ الحجز أو قيمة التدريب كاملة وإصدار إيصال رسمي من</w:t>
+      </w:r>
+      <w:r>
+        <w:rPr>
+          <w:rFonts w:ascii="Cairo ExtraBold" w:hAnsi="Cairo ExtraBold" w:cs="Cairo ExtraBold"/>
+          <w:sz w:val="20"/>
+          <w:szCs w:val="20"/>
+          <w:lang w:bidi="ar-EG"/>
+        </w:rPr>
+        <w:t xml:space="preserve"> </w:t>
+      </w:r>
+      <w:proofErr w:type="spellStart"/>
+      <w:r>
+        <w:rPr>
+          <w:rFonts w:ascii="Cairo ExtraBold" w:hAnsi="Cairo ExtraBold" w:cs="Cairo ExtraBold"/>
+          <w:sz w:val="20"/>
+          <w:szCs w:val="20"/>
+          <w:lang w:bidi="ar-EG"/>
+        </w:rPr>
+        <w:t>TechTrek</w:t>
+      </w:r>
+      <w:proofErr w:type="spellEnd"/>
+      <w:r>
+        <w:rPr>
+          <w:rFonts w:ascii="Cairo ExtraBold" w:hAnsi="Cairo ExtraBold" w:cs="Cairo ExtraBold"/>
+          <w:sz w:val="20"/>
+          <w:szCs w:val="20"/>
+          <w:lang w:bidi="ar-EG"/>
+        </w:rPr>
+        <w:t>.</w:t>
+      </w:r>
+    </w:p>
+    <w:p>
+      <w:pPr>
+        <w:numPr>
+          <w:ilvl w:val="0"/>
+          <w:numId w:val="4"/>
+        </w:numPr>
+        <w:bidi/>
+        <w:rPr>
+          <w:rFonts w:ascii="Cairo ExtraBold" w:hAnsi="Cairo ExtraBold" w:cs="Cairo ExtraBold"/>
+          <w:sz w:val="20"/>
+          <w:szCs w:val="20"/>
+          <w:lang w:bidi="ar-EG"/>
+        </w:rPr>
+      </w:pPr>
+      <w:r>
+        <w:rPr>
+          <w:rFonts w:ascii="Cairo ExtraBold" w:hAnsi="Cairo ExtraBold" w:cs="Cairo ExtraBold"/>
+          <w:sz w:val="20"/>
+          <w:szCs w:val="20"/>
+          <w:rtl/>
+        </w:rPr>
+        <w:t>في حالة سداد مبلغ الحجز فقط، يلتزم الطالب بسداد باقي قيمة التدريب في الموعد المحدد من قبل الإدارة، ويجب الاحتفاظ بهذا الإيصال وتقديمه عند استكمال باقي المبلغ لإثبات قيمة المبلغ المدفوع والمتبقي</w:t>
+      </w:r>
+      <w:r>
+        <w:rPr>
+          <w:rFonts w:ascii="Cairo ExtraBold" w:hAnsi="Cairo ExtraBold" w:cs="Cairo ExtraBold"/>
+          <w:sz w:val="20"/>
+          <w:szCs w:val="20"/>
+          <w:lang w:bidi="ar-EG"/>
+        </w:rPr>
+        <w:t>.</w:t>
+      </w:r>
+    </w:p>
+    <w:p>
+      <w:pPr>
+        <w:numPr>
+          <w:ilvl w:val="0"/>
+          <w:numId w:val="4"/>
+        </w:numPr>
+        <w:bidi/>
+        <w:rPr>
+          <w:rFonts w:ascii="Cairo ExtraBold" w:hAnsi="Cairo ExtraBold" w:cs="Cairo ExtraBold"/>
+          <w:sz w:val="20"/>
+          <w:szCs w:val="20"/>
+          <w:lang w:bidi="ar-EG"/>
+        </w:rPr>
+      </w:pPr>
+      <w:r>
+        <w:rPr>
+          <w:rFonts w:ascii="Cairo ExtraBold" w:hAnsi="Cairo ExtraBold" w:cs="Cairo ExtraBold"/>
+          <w:sz w:val="20"/>
+          <w:szCs w:val="20"/>
+          <w:rtl/>
+        </w:rPr>
+        <w:t>في حالة سداد كامل قيمة التدريب، يُعد هذا الإيصال إثباتًا بسداد كامل المستحقات الخاصة بالبرنامج التدريبي الموضح بالإيصال</w:t>
+      </w:r>
+      <w:r>
+        <w:rPr>
+          <w:rFonts w:ascii="Cairo ExtraBold" w:hAnsi="Cairo ExtraBold" w:cs="Cairo ExtraBold"/>
+          <w:sz w:val="20"/>
+          <w:szCs w:val="20"/>
+          <w:lang w:bidi="ar-EG"/>
+        </w:rPr>
+        <w:t>.</w:t>
+      </w:r>
+    </w:p>
+    <w:p>
+      <w:pPr>
+        <w:numPr>
+          <w:ilvl w:val="0"/>
+          <w:numId w:val="4"/>
+        </w:numPr>
+        <w:bidi/>
+        <w:rPr>
+          <w:rFonts w:ascii="Cairo ExtraBold" w:hAnsi="Cairo ExtraBold" w:cs="Cairo ExtraBold"/>
+          <w:sz w:val="20"/>
+          <w:szCs w:val="20"/>
+          <w:lang w:bidi="ar-EG"/>
+        </w:rPr>
+      </w:pPr>
+      <w:r>
+        <w:rPr>
+          <w:rFonts w:ascii="Cairo ExtraBold" w:hAnsi="Cairo ExtraBold" w:cs="Cairo ExtraBold"/>
+          <w:sz w:val="20"/>
+          <w:szCs w:val="20"/>
+          <w:rtl/>
+        </w:rPr>
+        <w:t>لا يحق للمتدرب استرداد مبلغ الحجز بعد مرور 4 أيام من تاريخ السداد</w:t>
+      </w:r>
+      <w:r>
+        <w:rPr>
+          <w:rFonts w:ascii="Cairo ExtraBold" w:hAnsi="Cairo ExtraBold" w:cs="Cairo ExtraBold"/>
+          <w:sz w:val="20"/>
+          <w:szCs w:val="20"/>
+          <w:lang w:bidi="ar-EG"/>
+        </w:rPr>
+        <w:t>.</w:t>
+      </w:r>
+    </w:p>
+    <w:p>
+      <w:pPr>
+        <w:numPr>
+          <w:ilvl w:val="0"/>
+          <w:numId w:val="4"/>
+        </w:numPr>
+        <w:bidi/>
+        <w:rPr>
+          <w:rFonts w:ascii="Cairo ExtraBold" w:hAnsi="Cairo ExtraBold" w:cs="Cairo ExtraBold"/>
+          <w:sz w:val="20"/>
+          <w:szCs w:val="20"/>
+          <w:lang w:bidi="ar-EG"/>
+        </w:rPr>
+      </w:pPr>
+      <w:r>
+        <w:rPr>
+          <w:rFonts w:ascii="Cairo ExtraBold" w:hAnsi="Cairo ExtraBold" w:cs="Cairo ExtraBold"/>
+          <w:sz w:val="20"/>
+          <w:szCs w:val="20"/>
+          <w:rtl/>
+        </w:rPr>
+        <w:t>لا يحق للمتدرب استرداد أي مبالغ بعد بدء التدريب أو بعد الانضمام إلى الجروب التدريبي، إلا في حالة إلغاء التدريب من طرف</w:t>
+      </w:r>
+      <w:r>
+        <w:rPr>
+          <w:rFonts w:ascii="Cairo ExtraBold" w:hAnsi="Cairo ExtraBold" w:cs="Cairo ExtraBold"/>
+          <w:sz w:val="20"/>
+          <w:szCs w:val="20"/>
+          <w:lang w:bidi="ar-EG"/>
+        </w:rPr>
+        <w:t xml:space="preserve"> </w:t>
+      </w:r>
+      <w:proofErr w:type="spellStart"/>
+      <w:r>
+        <w:rPr>
+          <w:rFonts w:ascii="Cairo ExtraBold" w:hAnsi="Cairo ExtraBold" w:cs="Cairo ExtraBold"/>
+          <w:sz w:val="20"/>
+          <w:szCs w:val="20"/>
+          <w:lang w:bidi="ar-EG"/>
+        </w:rPr>
+        <w:t>TechTrek</w:t>
+      </w:r>
+      <w:proofErr w:type="spellEnd"/>
+      <w:r>
+        <w:rPr>
+          <w:rFonts w:ascii="Cairo ExtraBold" w:hAnsi="Cairo ExtraBold" w:cs="Cairo ExtraBold"/>
+          <w:sz w:val="20"/>
+          <w:szCs w:val="20"/>
+          <w:lang w:bidi="ar-EG"/>
+        </w:rPr>
+        <w:t>.</w:t>
+      </w:r>
+    </w:p>
+    <w:p>
+      <w:pPr>
+        <w:numPr>
+          <w:ilvl w:val="0"/>
+          <w:numId w:val="4"/>
+        </w:numPr>
+        <w:bidi/>
+        <w:rPr>
+          <w:rFonts w:ascii="Cairo ExtraBold" w:hAnsi="Cairo ExtraBold" w:cs="Cairo ExtraBold"/>
+          <w:sz w:val="20"/>
+          <w:szCs w:val="20"/>
+          <w:lang w:bidi="ar-EG"/>
+        </w:rPr>
+      </w:pPr>
+      <w:r>
+        <w:rPr>
+          <w:rFonts w:ascii="Cairo ExtraBold" w:hAnsi="Cairo ExtraBold" w:cs="Cairo ExtraBold"/>
+          <w:sz w:val="20"/>
+          <w:szCs w:val="20"/>
+          <w:rtl/>
+        </w:rPr>
+        <w:t>في حالة عدم استكمال باقي المبلغ في الموعد المحدد، يحق للإدارة إلغاء الحجز أو نقل الطالب إلى دفعة لاحقة حسب توافر الأماكن</w:t>
+      </w:r>
+      <w:r>
+        <w:rPr>
+          <w:rFonts w:ascii="Cairo ExtraBold" w:hAnsi="Cairo ExtraBold" w:cs="Cairo ExtraBold"/>
+          <w:sz w:val="20"/>
+          <w:szCs w:val="20"/>
+          <w:lang w:bidi="ar-EG"/>
+        </w:rPr>
+        <w:t>.</w:t>
+      </w:r>
+    </w:p>
+    <w:p>
+      <w:pPr>
+        <w:numPr>
+          <w:ilvl w:val="0"/>
+          <w:numId w:val="4"/>
+        </w:numPr>
+        <w:bidi/>
+        <w:rPr>
+          <w:rFonts w:ascii="Cairo ExtraBold" w:hAnsi="Cairo ExtraBold" w:cs="Cairo ExtraBold"/>
+          <w:sz w:val="20"/>
+          <w:szCs w:val="20"/>
+          <w:lang w:bidi="ar-EG"/>
+        </w:rPr>
+      </w:pPr>
+      <w:r>
+        <w:rPr>
+          <w:rFonts w:ascii="Cairo ExtraBold" w:hAnsi="Cairo ExtraBold" w:cs="Cairo ExtraBold"/>
+          <w:sz w:val="20"/>
+          <w:szCs w:val="20"/>
+          <w:rtl/>
+        </w:rPr>
+        <w:t>لا يتم إصدار شهادة إتمام التدريب إلا بعد سداد كامل قيمة التدريب والالتزام بمتطلبات الحضور</w:t>
+      </w:r>
+      <w:r>
+        <w:rPr>
+          <w:rFonts w:ascii="Cairo ExtraBold" w:hAnsi="Cairo ExtraBold" w:cs="Cairo ExtraBold"/>
+          <w:sz w:val="20"/>
+          <w:szCs w:val="20"/>
+          <w:lang w:bidi="ar-EG"/>
+        </w:rPr>
+        <w:t>.</w:t>
+      </w:r>
+    </w:p>
+    <w:p>
+      <w:pPr>
+        <w:numPr>
+          <w:ilvl w:val="0"/>
+          <w:numId w:val="4"/>
+        </w:numPr>
+        <w:bidi/>
+        <w:rPr>
+          <w:rFonts w:ascii="Cairo ExtraBold" w:hAnsi="Cairo ExtraBold" w:cs="Cairo ExtraBold"/>
+          <w:sz w:val="20"/>
+          <w:szCs w:val="20"/>
+          <w:lang w:bidi="ar-EG"/>
+        </w:rPr>
+      </w:pPr>
+      <w:r>
+        <w:rPr>
+          <w:rFonts w:ascii="Cairo ExtraBold" w:hAnsi="Cairo ExtraBold" w:cs="Cairo ExtraBold"/>
+          <w:sz w:val="20"/>
+          <w:szCs w:val="20"/>
+          <w:rtl/>
+        </w:rPr>
+        <w:t>يجب على الطالب الاحتفاظ بالإيصال، حيث يُعد المستند الرسمي لإثبات عملية الدفع والمبلغ المتبقي إن وجد</w:t>
+      </w:r>
+      <w:r>
+        <w:rPr>
+          <w:rFonts w:ascii="Cairo ExtraBold" w:hAnsi="Cairo ExtraBold" w:cs="Cairo ExtraBold"/>
+          <w:sz w:val="20"/>
+          <w:szCs w:val="20"/>
+          <w:lang w:bidi="ar-EG"/>
+        </w:rPr>
+        <w:t>.</w:t>
+      </w:r>
+    </w:p>
+    <w:p>
+      <w:pPr>
+        <w:pStyle w:val="NormalWeb"/>
+        <w:numPr>
+          <w:ilvl w:val="0"/>
+          <w:numId w:val="4"/>
+        </w:numPr>
+        <w:bidi/>
+        <w:rPr>
+          <w:rFonts w:ascii="Cairo ExtraBold" w:hAnsi="Cairo ExtraBold" w:cs="Cairo ExtraBold"/>
+          <w:sz w:val="20"/>
+          <w:szCs w:val="20"/>
+        </w:rPr>
+      </w:pPr>
+      <w:r>
+        <w:rPr>
+          <w:rStyle w:val="Strong"/>
+          <w:rFonts w:ascii="Cairo ExtraBold" w:hAnsi="Cairo ExtraBold" w:cs="Cairo ExtraBold"/>
+          <w:b w:val="0"/>
+          <w:bCs w:val="0"/>
+          <w:sz w:val="20"/>
+          <w:szCs w:val="20"/>
+          <w:rtl/>
+        </w:rPr>
+        <w:t>الشكاوى والمقترحات والاستفسارات</w:t>
+      </w:r>
+      <w:r>
+        <w:rPr>
+          <w:rStyle w:val="Strong"/>
+          <w:rFonts w:ascii="Cairo ExtraBold" w:hAnsi="Cairo ExtraBold" w:cs="Cairo ExtraBold"/>
+          <w:b w:val="0"/>
+          <w:bCs w:val="0"/>
+          <w:sz w:val="20"/>
+          <w:szCs w:val="20"/>
+        </w:rPr>
+        <w:t>:</w:t>
+      </w:r>
+      <w:r>
+        <w:rPr>
+          <w:rFonts w:ascii="Cairo ExtraBold" w:hAnsi="Cairo ExtraBold" w:cs="Cairo ExtraBold"/>
+          <w:sz w:val="20"/>
+          <w:szCs w:val="20"/>
+          <w:rtl/>
+        </w:rPr>
+        <w:t xml:space="preserve"> يتم استقبال جميع الشكاوى والمقترحات والاستفسارات من خلال الأرقام الرسمية للشركة أو عبر</w:t>
+      </w:r>
+      <w:r>
+        <w:rPr>
+          <w:rFonts w:ascii="Cairo ExtraBold" w:hAnsi="Cairo ExtraBold" w:cs="Cairo ExtraBold"/>
+          <w:sz w:val="20"/>
+          <w:szCs w:val="20"/>
+        </w:rPr>
+        <w:t xml:space="preserve"> WhatsApp </w:t>
+      </w:r>
+      <w:r>
+        <w:rPr>
+          <w:rFonts w:ascii="Cairo ExtraBold" w:hAnsi="Cairo ExtraBold" w:cs="Cairo ExtraBold"/>
+          <w:sz w:val="20"/>
+          <w:szCs w:val="20"/>
+          <w:rtl/>
+        </w:rPr>
+        <w:t>فقط، ولا يُعتد بأي تواصل خارج القنوات الرسمية المعتمدة من</w:t>
+      </w:r>
+      <w:r>
+        <w:rPr>
+          <w:rFonts w:ascii="Cairo ExtraBold" w:hAnsi="Cairo ExtraBold" w:cs="Cairo ExtraBold"/>
+          <w:sz w:val="20"/>
+          <w:szCs w:val="20"/>
+        </w:rPr>
+        <w:t xml:space="preserve"> </w:t>
+      </w:r>
+      <w:proofErr w:type="spellStart"/>
+      <w:r>
+        <w:rPr>
+          <w:rFonts w:ascii="Cairo ExtraBold" w:hAnsi="Cairo ExtraBold" w:cs="Cairo ExtraBold"/>
+          <w:sz w:val="20"/>
+          <w:szCs w:val="20"/>
+        </w:rPr>
+        <w:t>TechTrek</w:t>
+      </w:r>
+      <w:proofErr w:type="spellEnd"/>
+      <w:r>
+        <w:rPr>
+          <w:rFonts w:ascii="Cairo ExtraBold" w:hAnsi="Cairo ExtraBold" w:cs="Cairo ExtraBold"/>
+          <w:sz w:val="20"/>
+          <w:szCs w:val="20"/>
+        </w:rPr>
+        <w:t>.</w:t>
+      </w:r>
+    </w:p>
+    <w:tbl>
+      <w:tblPr>
+        <w:tblStyle w:val="TableGrid"/>
+        <w:tblpPr w:leftFromText="180" w:rightFromText="180" w:vertAnchor="text" w:horzAnchor="margin" w:tblpXSpec="center" w:tblpY="37"/>
+        <w:bidiVisual/>
+        <w:tblW w:w="10353" w:type="dxa"/>
+        <w:tblLook w:val="04A0" w:firstRow="1" w:lastRow="0" w:firstColumn="1" w:lastColumn="0" w:noHBand="0" w:noVBand="1"/>
+      </w:tblPr>
+      <w:tblGrid>
+        <w:gridCol w:w="1722"/>
+        <w:gridCol w:w="8631"/>
+      </w:tblGrid>
+      <w:tr>
+        <w:trPr>
+          <w:trHeight w:val="1250"/>
+        </w:trPr>
+        <w:tc>
+          <w:tcPr>
+            <w:tcW w:w="1722" w:type="dxa"/>
+            <w:vAlign w:val="center"/>
+          </w:tcPr>
+          <w:p>
+            <w:pPr>
+              <w:tabs>
+                <w:tab w:val="left" w:pos="1056"/>
+                <w:tab w:val="left" w:pos="6456"/>
+              </w:tabs>
+              <w:bidi/>
+              <w:jc w:val="center"/>
+              <w:rPr>
+                <w:rFonts w:ascii="Cairo ExtraBold" w:hAnsi="Cairo ExtraBold" w:cs="Cairo ExtraBold"/>
+                <w:rtl/>
+                <w:lang w:bidi="ar-EG"/>
+              </w:rPr>
+            </w:pPr>
+            <w:r>
+              <w:rPr>
+                <w:rFonts w:ascii="Cairo ExtraBold" w:hAnsi="Cairo ExtraBold" w:cs="Cairo ExtraBold"/>
+                <w:rtl/>
+                <w:lang w:bidi="ar-EG"/>
+              </w:rPr>
+              <w:t>ملاحظــــات</w:t>
+            </w:r>
+            <w:r>
+              <w:rPr>
+                <w:rFonts w:ascii="Cairo ExtraBold" w:hAnsi="Cairo ExtraBold" w:cs="Cairo ExtraBold" w:hint="cs"/>
+                <w:rtl/>
+                <w:lang w:bidi="ar-EG"/>
+              </w:rPr>
+              <w:t xml:space="preserve"> إضافية </w:t>
+            </w:r>
+            <w:r>
+              <w:rPr>
+                <w:rFonts w:ascii="Cairo ExtraBold" w:hAnsi="Cairo ExtraBold" w:cs="Cairo ExtraBold"/>
+                <w:rtl/>
+                <w:lang w:bidi="ar-EG"/>
+              </w:rPr>
+              <w:t>:</w:t>
+            </w:r>
+          </w:p>
+        </w:tc>
+        <w:tc>
+          <w:tcPr>
+            <w:tcW w:w="8631" w:type="dxa"/>
+            <w:vAlign w:val="center"/>
+          </w:tcPr>
+          <w:p>
+            <w:pPr>
+              <w:tabs>
+                <w:tab w:val="left" w:pos="1056"/>
+                <w:tab w:val="left" w:pos="6456"/>
+              </w:tabs>
+              <w:bidi/>
+              <w:jc w:val="both"/>
+              <w:rPr>
+                <w:rFonts w:ascii="Cairo ExtraBold" w:hAnsi="Cairo ExtraBold" w:cs="Cairo ExtraBold"/>
+                <w:rtl/>
+                <w:lang w:bidi="ar-EG"/>
+              </w:rPr>
+            </w:pPr>
+            <w:r>
+              <w:rPr>
+                <w:rFonts w:ascii="Cairo ExtraBold" w:hAnsi="Cairo ExtraBold" w:cs="Cairo ExtraBold"/>
+                <w:rtl/>
+                <w:lang w:bidi="ar-EG"/>
+              </w:rPr>
+              <w:t xml:space="preserve">{{ </w:t>
+            </w:r>
+            <w:r>
+              <w:rPr>
+                <w:rFonts w:ascii="Cairo ExtraBold" w:hAnsi="Cairo ExtraBold" w:cs="Cairo ExtraBold"/>
+                <w:lang w:bidi="ar-EG"/>
+              </w:rPr>
+              <w:t>notes</w:t>
+            </w:r>
+            <w:r>
+              <w:rPr>
+                <w:rFonts w:ascii="Cairo ExtraBold" w:hAnsi="Cairo ExtraBold" w:cs="Cairo ExtraBold"/>
+                <w:rtl/>
+                <w:lang w:bidi="ar-EG"/>
+              </w:rPr>
+              <w:t xml:space="preserve"> }}</w:t>
+            </w:r>
+          </w:p>
+        </w:tc>
+      </w:tr>
+    </w:tbl>
+    <w:tbl>
+      <w:tblPr>
+        <w:tblStyle w:val="TableGrid"/>
+        <w:tblpPr w:leftFromText="180" w:rightFromText="180" w:vertAnchor="text" w:horzAnchor="margin" w:tblpXSpec="center" w:tblpY="1537"/>
+        <w:bidiVisual/>
+        <w:tblW w:w="10353" w:type="dxa"/>
+        <w:tblLook w:val="04A0" w:firstRow="1" w:lastRow="0" w:firstColumn="1" w:lastColumn="0" w:noHBand="0" w:noVBand="1"/>
+      </w:tblPr>
+      <w:tblGrid>
+        <w:gridCol w:w="1722"/>
+        <w:gridCol w:w="8631"/>
+      </w:tblGrid>
+      <w:tr>
+        <w:trPr>
+          <w:trHeight w:val="890"/>
+        </w:trPr>
+        <w:tc>
+          <w:tcPr>
+            <w:tcW w:w="1722" w:type="dxa"/>
+            <w:vAlign w:val="center"/>
+          </w:tcPr>
+          <w:p>
+            <w:pPr>
+              <w:tabs>
+                <w:tab w:val="left" w:pos="1056"/>
+                <w:tab w:val="left" w:pos="6456"/>
+              </w:tabs>
+              <w:bidi/>
+              <w:jc w:val="center"/>
+              <w:rPr>
+                <w:rFonts w:ascii="Cairo ExtraBold" w:hAnsi="Cairo ExtraBold" w:cs="Cairo ExtraBold"/>
+                <w:sz w:val="18"/>
+                <w:szCs w:val="18"/>
+                <w:rtl/>
+                <w:lang w:bidi="ar-EG"/>
+              </w:rPr>
+            </w:pPr>
+            <w:r>
+              <w:rPr>
+                <w:rFonts w:ascii="Cairo ExtraBold" w:hAnsi="Cairo ExtraBold" w:cs="Cairo ExtraBold"/>
+                <w:sz w:val="18"/>
+                <w:szCs w:val="18"/>
+                <w:rtl/>
+                <w:lang w:bidi="ar-EG"/>
+              </w:rPr>
+              <w:t>للشكاوى والمقترحات</w:t>
+            </w:r>
+          </w:p>
+        </w:tc>
+        <w:tc>
+          <w:tcPr>
+            <w:tcW w:w="8631" w:type="dxa"/>
+            <w:vAlign w:val="center"/>
+          </w:tcPr>
+          <w:p>
+            <w:pPr>
+              <w:pStyle w:val="ListParagraph"/>
+              <w:numPr>
+                <w:ilvl w:val="0"/>
+                <w:numId w:val="3"/>
+              </w:numPr>
+              <w:tabs>
+                <w:tab w:val="left" w:pos="1056"/>
+                <w:tab w:val="left" w:pos="6456"/>
+              </w:tabs>
+              <w:jc w:val="center"/>
+              <w:rPr>
+                <w:rFonts w:ascii="Cairo ExtraBold" w:hAnsi="Cairo ExtraBold" w:cs="Cairo ExtraBold"/>
+                <w:sz w:val="18"/>
+                <w:szCs w:val="18"/>
+                <w:rtl/>
+                <w:lang w:bidi="ar-EG"/>
+              </w:rPr>
+            </w:pPr>
+            <w:r>
+              <w:rPr>
+                <w:rFonts w:ascii="Cairo ExtraBold" w:hAnsi="Cairo ExtraBold" w:cs="Cairo ExtraBold"/>
+                <w:sz w:val="18"/>
+                <w:szCs w:val="18"/>
+                <w:rtl/>
+                <w:lang w:bidi="ar-EG"/>
+              </w:rPr>
+              <w:t>01124144655</w:t>
+            </w:r>
+          </w:p>
+          <w:p>
+            <w:pPr>
+              <w:pStyle w:val="ListParagraph"/>
+              <w:numPr>
+                <w:ilvl w:val="0"/>
+                <w:numId w:val="3"/>
+              </w:numPr>
+              <w:tabs>
+                <w:tab w:val="left" w:pos="1056"/>
+                <w:tab w:val="left" w:pos="6456"/>
+              </w:tabs>
+              <w:jc w:val="center"/>
+              <w:rPr>
+                <w:rFonts w:ascii="Cairo ExtraBold" w:hAnsi="Cairo ExtraBold" w:cs="Cairo ExtraBold"/>
+                <w:sz w:val="18"/>
+                <w:szCs w:val="18"/>
+                <w:lang w:bidi="ar-EG"/>
+              </w:rPr>
+            </w:pPr>
+            <w:r>
+              <w:rPr>
+                <w:rFonts w:ascii="Cairo ExtraBold" w:hAnsi="Cairo ExtraBold" w:cs="Cairo ExtraBold"/>
+                <w:sz w:val="18"/>
+                <w:szCs w:val="18"/>
+                <w:rtl/>
+                <w:lang w:bidi="ar-EG"/>
+              </w:rPr>
+              <w:t>01157714412</w:t>
+            </w:r>
+          </w:p>
+          <w:p>
+            <w:pPr>
+              <w:pStyle w:val="ListParagraph"/>
+              <w:numPr>
+                <w:ilvl w:val="0"/>
+                <w:numId w:val="3"/>
+              </w:numPr>
+              <w:tabs>
+                <w:tab w:val="left" w:pos="1056"/>
+                <w:tab w:val="left" w:pos="6456"/>
+              </w:tabs>
+              <w:jc w:val="center"/>
+              <w:rPr>
+                <w:rFonts w:ascii="Cairo ExtraBold" w:hAnsi="Cairo ExtraBold" w:cs="Cairo ExtraBold"/>
+                <w:sz w:val="18"/>
+                <w:szCs w:val="18"/>
+                <w:rtl/>
+                <w:lang w:bidi="ar-EG"/>
+              </w:rPr>
+            </w:pPr>
+            <w:r>
+              <w:rPr>
+                <w:rFonts w:ascii="Cairo ExtraBold" w:hAnsi="Cairo ExtraBold" w:cs="Cairo ExtraBold"/>
+                <w:sz w:val="18"/>
+                <w:szCs w:val="18"/>
+                <w:rtl/>
+                <w:lang w:bidi="ar-EG"/>
+              </w:rPr>
+              <w:t>01157714451</w:t>
+            </w:r>
+          </w:p>
+        </w:tc>
+      </w:tr>
+    </w:tbl>
     <w:p>
       <w:pPr>
         <w:bidi/>

--- a/receipt_template.docx
+++ b/receipt_template.docx
@@ -20,145 +20,9 @@
         <w:rPr>
           <w:rFonts w:ascii="Cairo ExtraBold" w:hAnsi="Cairo ExtraBold" w:cs="Cairo ExtraBold"/>
           <w:noProof/>
-          <w:sz w:val="28"/>
-          <w:szCs w:val="28"/>
-          <w:lang w:bidi="ar-EG"/>
-        </w:rPr>
-        <mc:AlternateContent>
-          <mc:Choice Requires="wps">
-            <w:drawing>
-              <wp:anchor distT="45720" distB="45720" distL="114300" distR="114300" simplePos="0" relativeHeight="251659264" behindDoc="0" locked="0" layoutInCell="1" allowOverlap="1" wp14:anchorId="6A091BE4" wp14:editId="40CD3C0A">
-                <wp:simplePos x="0" y="0"/>
-                <wp:positionH relativeFrom="margin">
-                  <wp:posOffset>1783080</wp:posOffset>
-                </wp:positionH>
-                <wp:positionV relativeFrom="page">
-                  <wp:posOffset>1348740</wp:posOffset>
-                </wp:positionV>
-                <wp:extent cx="2373630" cy="464820"/>
-                <wp:effectExtent l="0" t="0" r="3810" b="0"/>
-                <wp:wrapNone/>
-                <wp:docPr id="217" name="Text Box 2"/>
-                <wp:cNvGraphicFramePr>
-                  <a:graphicFrameLocks xmlns:a="http://schemas.openxmlformats.org/drawingml/2006/main"/>
-                </wp:cNvGraphicFramePr>
-                <a:graphic xmlns:a="http://schemas.openxmlformats.org/drawingml/2006/main">
-                  <a:graphicData uri="http://schemas.microsoft.com/office/word/2010/wordprocessingShape">
-                    <wps:wsp>
-                      <wps:cNvSpPr txBox="1">
-                        <a:spLocks noChangeArrowheads="1"/>
-                      </wps:cNvSpPr>
-                      <wps:spPr bwMode="auto">
-                        <a:xfrm>
-                          <a:off x="0" y="0"/>
-                          <a:ext cx="2373630" cy="464820"/>
-                        </a:xfrm>
-                        <a:prstGeom prst="rect">
-                          <a:avLst/>
-                        </a:prstGeom>
-                        <a:solidFill>
-                          <a:srgbClr val="FFFFFF"/>
-                        </a:solidFill>
-                        <a:ln w="9525">
-                          <a:noFill/>
-                          <a:miter lim="800000"/>
-                          <a:headEnd/>
-                          <a:tailEnd/>
-                        </a:ln>
-                      </wps:spPr>
-                      <wps:txbx>
-                        <w:txbxContent>
-                          <w:p>
-                            <w:pPr>
-                              <w:bidi/>
-                              <w:jc w:val="center"/>
-                              <w:rPr>
-                                <w:rFonts w:ascii="NeoSansArabic-Bold" w:hAnsi="NeoSansArabic-Bold" w:cs="NeoSansArabic-Bold"/>
-                                <w:b/>
-                                <w:bCs/>
-                                <w:color w:val="262626" w:themeColor="text1" w:themeTint="D9"/>
-                                <w:sz w:val="40"/>
-                                <w:szCs w:val="40"/>
-                              </w:rPr>
-                            </w:pPr>
-                            <w:r>
-                              <w:rPr>
-                                <w:rFonts w:ascii="NeoSansArabic-Bold" w:hAnsi="NeoSansArabic-Bold" w:cs="NeoSansArabic-Bold"/>
-                                <w:b/>
-                                <w:bCs/>
-                                <w:color w:val="262626" w:themeColor="text1" w:themeTint="D9"/>
-                                <w:sz w:val="40"/>
-                                <w:szCs w:val="40"/>
-                              </w:rPr>
-                              <w:t>Payment Receipt</w:t>
-                            </w:r>
-                          </w:p>
-                        </w:txbxContent>
-                      </wps:txbx>
-                      <wps:bodyPr rot="0" vert="horz" wrap="square" lIns="91440" tIns="45720" rIns="91440" bIns="45720" anchor="t" anchorCtr="0">
-                        <a:noAutofit/>
-                      </wps:bodyPr>
-                    </wps:wsp>
-                  </a:graphicData>
-                </a:graphic>
-                <wp14:sizeRelH relativeFrom="margin">
-                  <wp14:pctWidth>40000</wp14:pctWidth>
-                </wp14:sizeRelH>
-                <wp14:sizeRelV relativeFrom="margin">
-                  <wp14:pctHeight>0</wp14:pctHeight>
-                </wp14:sizeRelV>
-              </wp:anchor>
-            </w:drawing>
-          </mc:Choice>
-          <mc:Fallback>
-            <w:pict>
-              <v:shapetype w14:anchorId="6A091BE4" id="_x0000_t202" coordsize="21600,21600" o:spt="202" path="m,l,21600r21600,l21600,xe">
-                <v:stroke joinstyle="miter"/>
-                <v:path gradientshapeok="t" o:connecttype="rect"/>
-              </v:shapetype>
-              <v:shape id="Text Box 2" o:spid="_x0000_s1026" type="#_x0000_t202" style="position:absolute;left:0;text-align:left;margin-left:140.4pt;margin-top:106.2pt;width:186.9pt;height:36.6pt;z-index:251659264;visibility:visible;mso-wrap-style:square;mso-width-percent:400;mso-height-percent:0;mso-wrap-distance-left:9pt;mso-wrap-distance-top:3.6pt;mso-wrap-distance-right:9pt;mso-wrap-distance-bottom:3.6pt;mso-position-horizontal:absolute;mso-position-horizontal-relative:margin;mso-position-vertical:absolute;mso-position-vertical-relative:page;mso-width-percent:400;mso-height-percent:0;mso-width-relative:margin;mso-height-relative:margin;v-text-anchor:top" o:gfxdata="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" stroked="f">
-                <v:textbox>
-                  <w:txbxContent>
-                    <w:p>
-                      <w:pPr>
-                        <w:bidi/>
-                        <w:jc w:val="center"/>
-                        <w:rPr>
-                          <w:rFonts w:ascii="NeoSansArabic-Bold" w:hAnsi="NeoSansArabic-Bold" w:cs="NeoSansArabic-Bold"/>
-                          <w:b/>
-                          <w:bCs/>
-                          <w:color w:val="262626" w:themeColor="text1" w:themeTint="D9"/>
-                          <w:sz w:val="40"/>
-                          <w:szCs w:val="40"/>
-                        </w:rPr>
-                      </w:pPr>
-                      <w:r>
-                        <w:rPr>
-                          <w:rFonts w:ascii="NeoSansArabic-Bold" w:hAnsi="NeoSansArabic-Bold" w:cs="NeoSansArabic-Bold"/>
-                          <w:b/>
-                          <w:bCs/>
-                          <w:color w:val="262626" w:themeColor="text1" w:themeTint="D9"/>
-                          <w:sz w:val="40"/>
-                          <w:szCs w:val="40"/>
-                        </w:rPr>
-                        <w:t>Payment Receipt</w:t>
-                      </w:r>
-                    </w:p>
-                  </w:txbxContent>
-                </v:textbox>
-                <w10:wrap anchorx="margin" anchory="page"/>
-              </v:shape>
-            </w:pict>
-          </mc:Fallback>
-        </mc:AlternateContent>
-      </w:r>
-      <w:r>
-        <w:rPr>
-          <w:rFonts w:ascii="Cairo ExtraBold" w:hAnsi="Cairo ExtraBold" w:cs="Cairo ExtraBold"/>
-          <w:noProof/>
         </w:rPr>
         <w:drawing>
-          <wp:anchor distT="0" distB="0" distL="114300" distR="114300" simplePos="0" relativeHeight="251661312" behindDoc="0" locked="0" layoutInCell="1" allowOverlap="1" wp14:anchorId="0E90DFE7" wp14:editId="0E06825C">
+          <wp:anchor distT="0" distB="0" distL="114300" distR="114300" simplePos="0" relativeHeight="251661312" behindDoc="0" locked="0" layoutInCell="1" allowOverlap="1" wp14:anchorId="0E90DFE7" wp14:editId="249F8CAA">
             <wp:simplePos x="0" y="0"/>
             <wp:positionH relativeFrom="margin">
               <wp:posOffset>1924050</wp:posOffset>
@@ -231,399 +95,48 @@
           <w:tab w:val="left" w:pos="6456"/>
         </w:tabs>
         <w:bidi/>
-        <w:jc w:val="both"/>
-        <w:rPr>
-          <w:rFonts w:ascii="Cairo ExtraBold" w:hAnsi="Cairo ExtraBold" w:cs="Cairo ExtraBold"/>
-          <w:sz w:val="28"/>
-          <w:szCs w:val="28"/>
-          <w:rtl/>
-          <w:lang w:bidi="ar-EG"/>
-        </w:rPr>
-      </w:pPr>
+        <w:jc w:val="center"/>
+        <w:rPr>
+          <w:rFonts w:ascii="Cairo ExtraBold" w:hAnsi="Cairo ExtraBold" w:cs="Cairo ExtraBold"/>
+          <w:sz w:val="40"/>
+          <w:szCs w:val="40"/>
+          <w:lang w:bidi="ar-EG"/>
+        </w:rPr>
+      </w:pPr>
+      <w:r>
+        <w:rPr>
+          <w:rFonts w:ascii="Cairo ExtraBold" w:hAnsi="Cairo ExtraBold" w:cs="Cairo ExtraBold"/>
+          <w:sz w:val="40"/>
+          <w:szCs w:val="40"/>
+          <w:lang w:bidi="ar-EG"/>
+        </w:rPr>
+        <w:t>Payment Receipt</w:t>
+      </w:r>
     </w:p>
     <w:p>
       <w:pPr>
+        <w:tabs>
+          <w:tab w:val="left" w:pos="1056"/>
+          <w:tab w:val="left" w:pos="6456"/>
+        </w:tabs>
         <w:bidi/>
-        <w:rPr>
-          <w:rFonts w:ascii="Cairo ExtraBold" w:hAnsi="Cairo ExtraBold" w:cs="Cairo ExtraBold"/>
-          <w:sz w:val="28"/>
-          <w:szCs w:val="28"/>
-          <w:lang w:bidi="ar-EG"/>
-        </w:rPr>
-      </w:pPr>
-      <w:r>
-        <w:rPr>
-          <w:rFonts w:ascii="Cairo ExtraBold" w:hAnsi="Cairo ExtraBold" w:cs="Cairo ExtraBold"/>
-          <w:noProof/>
-          <w:sz w:val="28"/>
-          <w:szCs w:val="28"/>
-          <w:lang w:bidi="ar-EG"/>
-        </w:rPr>
-        <mc:AlternateContent>
-          <mc:Choice Requires="wps">
-            <w:drawing>
-              <wp:anchor distT="45720" distB="45720" distL="114300" distR="114300" simplePos="0" relativeHeight="251663360" behindDoc="0" locked="0" layoutInCell="1" allowOverlap="1" wp14:anchorId="74D96EA2" wp14:editId="3EA72902">
-                <wp:simplePos x="0" y="0"/>
-                <wp:positionH relativeFrom="margin">
-                  <wp:posOffset>1038225</wp:posOffset>
-                </wp:positionH>
-                <wp:positionV relativeFrom="page">
-                  <wp:posOffset>1912620</wp:posOffset>
-                </wp:positionV>
-                <wp:extent cx="3863340" cy="464820"/>
-                <wp:effectExtent l="0" t="0" r="3810" b="0"/>
-                <wp:wrapNone/>
-                <wp:docPr id="1475026594" name="Text Box 2"/>
-                <wp:cNvGraphicFramePr>
-                  <a:graphicFrameLocks xmlns:a="http://schemas.openxmlformats.org/drawingml/2006/main"/>
-                </wp:cNvGraphicFramePr>
-                <a:graphic xmlns:a="http://schemas.openxmlformats.org/drawingml/2006/main">
-                  <a:graphicData uri="http://schemas.microsoft.com/office/word/2010/wordprocessingShape">
-                    <wps:wsp>
-                      <wps:cNvSpPr txBox="1">
-                        <a:spLocks noChangeArrowheads="1"/>
-                      </wps:cNvSpPr>
-                      <wps:spPr bwMode="auto">
-                        <a:xfrm>
-                          <a:off x="0" y="0"/>
-                          <a:ext cx="3863340" cy="464820"/>
-                        </a:xfrm>
-                        <a:prstGeom prst="rect">
-                          <a:avLst/>
-                        </a:prstGeom>
-                        <a:solidFill>
-                          <a:srgbClr val="FFFFFF"/>
-                        </a:solidFill>
-                        <a:ln w="9525">
-                          <a:noFill/>
-                          <a:miter lim="800000"/>
-                          <a:headEnd/>
-                          <a:tailEnd/>
-                        </a:ln>
-                      </wps:spPr>
-                      <wps:txbx>
-                        <w:txbxContent>
-                          <w:p>
-                            <w:pPr>
-                              <w:bidi/>
-                              <w:jc w:val="center"/>
-                              <w:rPr>
-                                <w:rFonts w:ascii="NeoSansArabic-Bold" w:hAnsi="NeoSansArabic-Bold" w:cs="NeoSansArabic-Bold"/>
-                                <w:b/>
-                                <w:bCs/>
-                                <w:color w:val="262626" w:themeColor="text1" w:themeTint="D9"/>
-                                <w:sz w:val="40"/>
-                                <w:szCs w:val="40"/>
-                              </w:rPr>
-                            </w:pPr>
-                            <w:r>
-                              <w:rPr>
-                                <w:rFonts w:ascii="NeoSansArabic-Bold" w:hAnsi="NeoSansArabic-Bold" w:cs="NeoSansArabic-Bold" w:hint="cs"/>
-                                <w:b/>
-                                <w:bCs/>
-                                <w:color w:val="262626" w:themeColor="text1" w:themeTint="D9"/>
-                                <w:sz w:val="40"/>
-                                <w:szCs w:val="40"/>
-                                <w:rtl/>
-                              </w:rPr>
-                              <w:t>إيص</w:t>
-                            </w:r>
-                            <w:r>
-                              <w:rPr>
-                                <w:rFonts w:ascii="NeoSansArabic-Bold" w:hAnsi="NeoSansArabic-Bold" w:cs="NeoSansArabic-Bold" w:hint="cs"/>
-                                <w:b/>
-                                <w:bCs/>
-                                <w:color w:val="262626" w:themeColor="text1" w:themeTint="D9"/>
-                                <w:sz w:val="40"/>
-                                <w:szCs w:val="40"/>
-                                <w:rtl/>
-                              </w:rPr>
-                              <w:t>ـــــ</w:t>
-                            </w:r>
-                            <w:r>
-                              <w:rPr>
-                                <w:rFonts w:ascii="NeoSansArabic-Bold" w:hAnsi="NeoSansArabic-Bold" w:cs="NeoSansArabic-Bold" w:hint="cs"/>
-                                <w:b/>
-                                <w:bCs/>
-                                <w:color w:val="262626" w:themeColor="text1" w:themeTint="D9"/>
-                                <w:sz w:val="40"/>
-                                <w:szCs w:val="40"/>
-                                <w:rtl/>
-                              </w:rPr>
-                              <w:t>ال</w:t>
-                            </w:r>
-                            <w:r>
-                              <w:rPr>
-                                <w:rFonts w:ascii="NeoSansArabic-Bold" w:hAnsi="NeoSansArabic-Bold" w:cs="NeoSansArabic-Bold"/>
-                                <w:b/>
-                                <w:bCs/>
-                                <w:color w:val="262626" w:themeColor="text1" w:themeTint="D9"/>
-                                <w:sz w:val="40"/>
-                                <w:szCs w:val="40"/>
-                                <w:rtl/>
-                              </w:rPr>
-                              <w:t xml:space="preserve"> </w:t>
-                            </w:r>
-                            <w:r>
-                              <w:rPr>
-                                <w:rFonts w:ascii="NeoSansArabic-Bold" w:hAnsi="NeoSansArabic-Bold" w:cs="NeoSansArabic-Bold" w:hint="cs"/>
-                                <w:b/>
-                                <w:bCs/>
-                                <w:color w:val="262626" w:themeColor="text1" w:themeTint="D9"/>
-                                <w:sz w:val="40"/>
-                                <w:szCs w:val="40"/>
-                                <w:rtl/>
-                              </w:rPr>
-                              <w:t>دف</w:t>
-                            </w:r>
-                            <w:r>
-                              <w:rPr>
-                                <w:rFonts w:ascii="NeoSansArabic-Bold" w:hAnsi="NeoSansArabic-Bold" w:cs="NeoSansArabic-Bold" w:hint="cs"/>
-                                <w:b/>
-                                <w:bCs/>
-                                <w:color w:val="262626" w:themeColor="text1" w:themeTint="D9"/>
-                                <w:sz w:val="40"/>
-                                <w:szCs w:val="40"/>
-                                <w:rtl/>
-                              </w:rPr>
-                              <w:t>ــ</w:t>
-                            </w:r>
-                            <w:r>
-                              <w:rPr>
-                                <w:rFonts w:ascii="NeoSansArabic-Bold" w:hAnsi="NeoSansArabic-Bold" w:cs="NeoSansArabic-Bold" w:hint="cs"/>
-                                <w:b/>
-                                <w:bCs/>
-                                <w:color w:val="262626" w:themeColor="text1" w:themeTint="D9"/>
-                                <w:sz w:val="40"/>
-                                <w:szCs w:val="40"/>
-                                <w:rtl/>
-                              </w:rPr>
-                              <w:t>ع</w:t>
-                            </w:r>
-                            <w:r>
-                              <w:rPr>
-                                <w:rFonts w:ascii="NeoSansArabic-Bold" w:hAnsi="NeoSansArabic-Bold" w:cs="NeoSansArabic-Bold"/>
-                                <w:b/>
-                                <w:bCs/>
-                                <w:color w:val="262626" w:themeColor="text1" w:themeTint="D9"/>
-                                <w:sz w:val="40"/>
-                                <w:szCs w:val="40"/>
-                                <w:rtl/>
-                              </w:rPr>
-                              <w:t xml:space="preserve"> </w:t>
-                            </w:r>
-                            <w:r>
-                              <w:rPr>
-                                <w:rFonts w:ascii="NeoSansArabic-Bold" w:hAnsi="NeoSansArabic-Bold" w:cs="NeoSansArabic-Bold" w:hint="cs"/>
-                                <w:b/>
-                                <w:bCs/>
-                                <w:color w:val="262626" w:themeColor="text1" w:themeTint="D9"/>
-                                <w:sz w:val="40"/>
-                                <w:szCs w:val="40"/>
-                                <w:rtl/>
-                              </w:rPr>
-                              <w:t>اشت</w:t>
-                            </w:r>
-                            <w:r>
-                              <w:rPr>
-                                <w:rFonts w:ascii="NeoSansArabic-Bold" w:hAnsi="NeoSansArabic-Bold" w:cs="NeoSansArabic-Bold" w:hint="cs"/>
-                                <w:b/>
-                                <w:bCs/>
-                                <w:color w:val="262626" w:themeColor="text1" w:themeTint="D9"/>
-                                <w:sz w:val="40"/>
-                                <w:szCs w:val="40"/>
-                                <w:rtl/>
-                              </w:rPr>
-                              <w:t>ــــــ</w:t>
-                            </w:r>
-                            <w:r>
-                              <w:rPr>
-                                <w:rFonts w:ascii="NeoSansArabic-Bold" w:hAnsi="NeoSansArabic-Bold" w:cs="NeoSansArabic-Bold" w:hint="cs"/>
-                                <w:b/>
-                                <w:bCs/>
-                                <w:color w:val="262626" w:themeColor="text1" w:themeTint="D9"/>
-                                <w:sz w:val="40"/>
-                                <w:szCs w:val="40"/>
-                                <w:rtl/>
-                              </w:rPr>
-                              <w:t>راك</w:t>
-                            </w:r>
-                          </w:p>
-                        </w:txbxContent>
-                      </wps:txbx>
-                      <wps:bodyPr rot="0" vert="horz" wrap="square" lIns="91440" tIns="45720" rIns="91440" bIns="45720" anchor="t" anchorCtr="0">
-                        <a:noAutofit/>
-                      </wps:bodyPr>
-                    </wps:wsp>
-                  </a:graphicData>
-                </a:graphic>
-                <wp14:sizeRelH relativeFrom="margin">
-                  <wp14:pctWidth>0</wp14:pctWidth>
-                </wp14:sizeRelH>
-                <wp14:sizeRelV relativeFrom="margin">
-                  <wp14:pctHeight>0</wp14:pctHeight>
-                </wp14:sizeRelV>
-              </wp:anchor>
-            </w:drawing>
-          </mc:Choice>
-          <mc:Fallback>
-            <w:pict>
-              <v:shape w14:anchorId="74D96EA2" id="_x0000_s1027" type="#_x0000_t202" style="position:absolute;left:0;text-align:left;margin-left:81.75pt;margin-top:150.6pt;width:304.2pt;height:36.6pt;z-index:251663360;visibility:visible;mso-wrap-style:square;mso-width-percent:0;mso-height-percent:0;mso-wrap-distance-left:9pt;mso-wrap-distance-top:3.6pt;mso-wrap-distance-right:9pt;mso-wrap-distance-bottom:3.6pt;mso-position-horizontal:absolute;mso-position-horizontal-relative:margin;mso-position-vertical:absolute;mso-position-vertical-relative:page;mso-width-percent:0;mso-height-percent:0;mso-width-relative:margin;mso-height-relative:margin;v-text-anchor:top" o:gfxdata="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" stroked="f">
-                <v:textbox>
-                  <w:txbxContent>
-                    <w:p>
-                      <w:pPr>
-                        <w:bidi/>
-                        <w:jc w:val="center"/>
-                        <w:rPr>
-                          <w:rFonts w:ascii="NeoSansArabic-Bold" w:hAnsi="NeoSansArabic-Bold" w:cs="NeoSansArabic-Bold"/>
-                          <w:b/>
-                          <w:bCs/>
-                          <w:color w:val="262626" w:themeColor="text1" w:themeTint="D9"/>
-                          <w:sz w:val="40"/>
-                          <w:szCs w:val="40"/>
-                        </w:rPr>
-                      </w:pPr>
-                      <w:r>
-                        <w:rPr>
-                          <w:rFonts w:ascii="NeoSansArabic-Bold" w:hAnsi="NeoSansArabic-Bold" w:cs="NeoSansArabic-Bold" w:hint="cs"/>
-                          <w:b/>
-                          <w:bCs/>
-                          <w:color w:val="262626" w:themeColor="text1" w:themeTint="D9"/>
-                          <w:sz w:val="40"/>
-                          <w:szCs w:val="40"/>
-                          <w:rtl/>
-                        </w:rPr>
-                        <w:t>إيص</w:t>
-                      </w:r>
-                      <w:r>
-                        <w:rPr>
-                          <w:rFonts w:ascii="NeoSansArabic-Bold" w:hAnsi="NeoSansArabic-Bold" w:cs="NeoSansArabic-Bold" w:hint="cs"/>
-                          <w:b/>
-                          <w:bCs/>
-                          <w:color w:val="262626" w:themeColor="text1" w:themeTint="D9"/>
-                          <w:sz w:val="40"/>
-                          <w:szCs w:val="40"/>
-                          <w:rtl/>
-                        </w:rPr>
-                        <w:t>ـــــ</w:t>
-                      </w:r>
-                      <w:r>
-                        <w:rPr>
-                          <w:rFonts w:ascii="NeoSansArabic-Bold" w:hAnsi="NeoSansArabic-Bold" w:cs="NeoSansArabic-Bold" w:hint="cs"/>
-                          <w:b/>
-                          <w:bCs/>
-                          <w:color w:val="262626" w:themeColor="text1" w:themeTint="D9"/>
-                          <w:sz w:val="40"/>
-                          <w:szCs w:val="40"/>
-                          <w:rtl/>
-                        </w:rPr>
-                        <w:t>ال</w:t>
-                      </w:r>
-                      <w:r>
-                        <w:rPr>
-                          <w:rFonts w:ascii="NeoSansArabic-Bold" w:hAnsi="NeoSansArabic-Bold" w:cs="NeoSansArabic-Bold"/>
-                          <w:b/>
-                          <w:bCs/>
-                          <w:color w:val="262626" w:themeColor="text1" w:themeTint="D9"/>
-                          <w:sz w:val="40"/>
-                          <w:szCs w:val="40"/>
-                          <w:rtl/>
-                        </w:rPr>
-                        <w:t xml:space="preserve"> </w:t>
-                      </w:r>
-                      <w:r>
-                        <w:rPr>
-                          <w:rFonts w:ascii="NeoSansArabic-Bold" w:hAnsi="NeoSansArabic-Bold" w:cs="NeoSansArabic-Bold" w:hint="cs"/>
-                          <w:b/>
-                          <w:bCs/>
-                          <w:color w:val="262626" w:themeColor="text1" w:themeTint="D9"/>
-                          <w:sz w:val="40"/>
-                          <w:szCs w:val="40"/>
-                          <w:rtl/>
-                        </w:rPr>
-                        <w:t>دف</w:t>
-                      </w:r>
-                      <w:r>
-                        <w:rPr>
-                          <w:rFonts w:ascii="NeoSansArabic-Bold" w:hAnsi="NeoSansArabic-Bold" w:cs="NeoSansArabic-Bold" w:hint="cs"/>
-                          <w:b/>
-                          <w:bCs/>
-                          <w:color w:val="262626" w:themeColor="text1" w:themeTint="D9"/>
-                          <w:sz w:val="40"/>
-                          <w:szCs w:val="40"/>
-                          <w:rtl/>
-                        </w:rPr>
-                        <w:t>ــ</w:t>
-                      </w:r>
-                      <w:r>
-                        <w:rPr>
-                          <w:rFonts w:ascii="NeoSansArabic-Bold" w:hAnsi="NeoSansArabic-Bold" w:cs="NeoSansArabic-Bold" w:hint="cs"/>
-                          <w:b/>
-                          <w:bCs/>
-                          <w:color w:val="262626" w:themeColor="text1" w:themeTint="D9"/>
-                          <w:sz w:val="40"/>
-                          <w:szCs w:val="40"/>
-                          <w:rtl/>
-                        </w:rPr>
-                        <w:t>ع</w:t>
-                      </w:r>
-                      <w:r>
-                        <w:rPr>
-                          <w:rFonts w:ascii="NeoSansArabic-Bold" w:hAnsi="NeoSansArabic-Bold" w:cs="NeoSansArabic-Bold"/>
-                          <w:b/>
-                          <w:bCs/>
-                          <w:color w:val="262626" w:themeColor="text1" w:themeTint="D9"/>
-                          <w:sz w:val="40"/>
-                          <w:szCs w:val="40"/>
-                          <w:rtl/>
-                        </w:rPr>
-                        <w:t xml:space="preserve"> </w:t>
-                      </w:r>
-                      <w:r>
-                        <w:rPr>
-                          <w:rFonts w:ascii="NeoSansArabic-Bold" w:hAnsi="NeoSansArabic-Bold" w:cs="NeoSansArabic-Bold" w:hint="cs"/>
-                          <w:b/>
-                          <w:bCs/>
-                          <w:color w:val="262626" w:themeColor="text1" w:themeTint="D9"/>
-                          <w:sz w:val="40"/>
-                          <w:szCs w:val="40"/>
-                          <w:rtl/>
-                        </w:rPr>
-                        <w:t>اشت</w:t>
-                      </w:r>
-                      <w:r>
-                        <w:rPr>
-                          <w:rFonts w:ascii="NeoSansArabic-Bold" w:hAnsi="NeoSansArabic-Bold" w:cs="NeoSansArabic-Bold" w:hint="cs"/>
-                          <w:b/>
-                          <w:bCs/>
-                          <w:color w:val="262626" w:themeColor="text1" w:themeTint="D9"/>
-                          <w:sz w:val="40"/>
-                          <w:szCs w:val="40"/>
-                          <w:rtl/>
-                        </w:rPr>
-                        <w:t>ــــــ</w:t>
-                      </w:r>
-                      <w:r>
-                        <w:rPr>
-                          <w:rFonts w:ascii="NeoSansArabic-Bold" w:hAnsi="NeoSansArabic-Bold" w:cs="NeoSansArabic-Bold" w:hint="cs"/>
-                          <w:b/>
-                          <w:bCs/>
-                          <w:color w:val="262626" w:themeColor="text1" w:themeTint="D9"/>
-                          <w:sz w:val="40"/>
-                          <w:szCs w:val="40"/>
-                          <w:rtl/>
-                        </w:rPr>
-                        <w:t>راك</w:t>
-                      </w:r>
-                    </w:p>
-                  </w:txbxContent>
-                </v:textbox>
-                <w10:wrap anchorx="margin" anchory="page"/>
-              </v:shape>
-            </w:pict>
-          </mc:Fallback>
-        </mc:AlternateContent>
+        <w:jc w:val="center"/>
+        <w:rPr>
+          <w:rFonts w:ascii="Cairo ExtraBold" w:hAnsi="Cairo ExtraBold" w:cs="Cairo ExtraBold" w:hint="cs"/>
+          <w:sz w:val="40"/>
+          <w:szCs w:val="40"/>
+          <w:lang w:bidi="ar-EG"/>
+        </w:rPr>
+      </w:pPr>
+      <w:r>
+        <w:rPr>
+          <w:rFonts w:ascii="Cairo ExtraBold" w:hAnsi="Cairo ExtraBold" w:cs="Cairo ExtraBold" w:hint="cs"/>
+          <w:sz w:val="40"/>
+          <w:szCs w:val="40"/>
+          <w:rtl/>
+          <w:lang w:bidi="ar-EG"/>
+        </w:rPr>
+        <w:t>إيصال دفع اشتــــــــراك</w:t>
       </w:r>
     </w:p>
     <w:p>
@@ -1005,12 +518,21 @@
                 <w:lang w:bidi="ar-EG"/>
               </w:rPr>
             </w:pPr>
-            <w:r>
-              <w:rPr>
-                <w:rFonts w:ascii="Cairo ExtraBold" w:hAnsi="Cairo ExtraBold" w:cs="Cairo ExtraBold"/>
-                <w:lang w:bidi="ar-EG"/>
-              </w:rPr>
-              <w:t>{{ faculty }}</w:t>
+            <w:proofErr w:type="gramStart"/>
+            <w:r>
+              <w:rPr>
+                <w:rFonts w:ascii="Cairo ExtraBold" w:hAnsi="Cairo ExtraBold" w:cs="Cairo ExtraBold"/>
+                <w:lang w:bidi="ar-EG"/>
+              </w:rPr>
+              <w:t>{{ faculty</w:t>
+            </w:r>
+            <w:proofErr w:type="gramEnd"/>
+            <w:r>
+              <w:rPr>
+                <w:rFonts w:ascii="Cairo ExtraBold" w:hAnsi="Cairo ExtraBold" w:cs="Cairo ExtraBold"/>
+                <w:lang w:bidi="ar-EG"/>
+              </w:rPr>
+              <w:t xml:space="preserve"> }}</w:t>
             </w:r>
           </w:p>
         </w:tc>
@@ -1082,6 +604,7 @@
                 <w:lang w:bidi="ar-EG"/>
               </w:rPr>
             </w:pPr>
+            <w:proofErr w:type="gramStart"/>
             <w:r>
               <w:rPr>
                 <w:rFonts w:ascii="Cairo ExtraBold" w:hAnsi="Cairo ExtraBold" w:cs="Cairo ExtraBold"/>
@@ -1095,7 +618,15 @@
                 <w:rFonts w:ascii="Cairo ExtraBold" w:hAnsi="Cairo ExtraBold" w:cs="Cairo ExtraBold"/>
                 <w:lang w:bidi="ar-EG"/>
               </w:rPr>
-              <w:t>student_id</w:t>
+              <w:t>student</w:t>
+            </w:r>
+            <w:proofErr w:type="gramEnd"/>
+            <w:r>
+              <w:rPr>
+                <w:rFonts w:ascii="Cairo ExtraBold" w:hAnsi="Cairo ExtraBold" w:cs="Cairo ExtraBold"/>
+                <w:lang w:bidi="ar-EG"/>
+              </w:rPr>
+              <w:t>_id</w:t>
             </w:r>
             <w:proofErr w:type="spellEnd"/>
             <w:r>
@@ -1168,12 +699,21 @@
                 <w:lang w:bidi="ar-EG"/>
               </w:rPr>
             </w:pPr>
-            <w:r>
-              <w:rPr>
-                <w:rFonts w:ascii="Cairo ExtraBold" w:hAnsi="Cairo ExtraBold" w:cs="Cairo ExtraBold"/>
-                <w:lang w:bidi="ar-EG"/>
-              </w:rPr>
-              <w:t>{{ department }}</w:t>
+            <w:proofErr w:type="gramStart"/>
+            <w:r>
+              <w:rPr>
+                <w:rFonts w:ascii="Cairo ExtraBold" w:hAnsi="Cairo ExtraBold" w:cs="Cairo ExtraBold"/>
+                <w:lang w:bidi="ar-EG"/>
+              </w:rPr>
+              <w:t>{{ department</w:t>
+            </w:r>
+            <w:proofErr w:type="gramEnd"/>
+            <w:r>
+              <w:rPr>
+                <w:rFonts w:ascii="Cairo ExtraBold" w:hAnsi="Cairo ExtraBold" w:cs="Cairo ExtraBold"/>
+                <w:lang w:bidi="ar-EG"/>
+              </w:rPr>
+              <w:t xml:space="preserve"> }}</w:t>
             </w:r>
           </w:p>
         </w:tc>
@@ -1201,6 +741,7 @@
                 <w:lang w:bidi="ar-EG"/>
               </w:rPr>
             </w:pPr>
+            <w:proofErr w:type="gramStart"/>
             <w:r>
               <w:rPr>
                 <w:rFonts w:ascii="Cairo ExtraBold" w:hAnsi="Cairo ExtraBold" w:cs="Cairo ExtraBold"/>
@@ -1224,6 +765,7 @@
               </w:rPr>
               <w:t>:</w:t>
             </w:r>
+            <w:proofErr w:type="gramEnd"/>
           </w:p>
         </w:tc>
         <w:tc>
@@ -1244,12 +786,21 @@
                 <w:lang w:bidi="ar-EG"/>
               </w:rPr>
             </w:pPr>
-            <w:r>
-              <w:rPr>
-                <w:rFonts w:ascii="Cairo ExtraBold" w:hAnsi="Cairo ExtraBold" w:cs="Cairo ExtraBold"/>
-                <w:lang w:bidi="ar-EG"/>
-              </w:rPr>
-              <w:t>{{ Gmail }}</w:t>
+            <w:proofErr w:type="gramStart"/>
+            <w:r>
+              <w:rPr>
+                <w:rFonts w:ascii="Cairo ExtraBold" w:hAnsi="Cairo ExtraBold" w:cs="Cairo ExtraBold"/>
+                <w:lang w:bidi="ar-EG"/>
+              </w:rPr>
+              <w:t>{{ Gmail</w:t>
+            </w:r>
+            <w:proofErr w:type="gramEnd"/>
+            <w:r>
+              <w:rPr>
+                <w:rFonts w:ascii="Cairo ExtraBold" w:hAnsi="Cairo ExtraBold" w:cs="Cairo ExtraBold"/>
+                <w:lang w:bidi="ar-EG"/>
+              </w:rPr>
+              <w:t xml:space="preserve"> }}</w:t>
             </w:r>
           </w:p>
         </w:tc>
@@ -1315,6 +866,7 @@
                 <w:lang w:bidi="ar-EG"/>
               </w:rPr>
             </w:pPr>
+            <w:proofErr w:type="gramStart"/>
             <w:r>
               <w:rPr>
                 <w:rFonts w:ascii="Cairo ExtraBold" w:hAnsi="Cairo ExtraBold" w:cs="Cairo ExtraBold"/>
@@ -1328,7 +880,15 @@
                 <w:rFonts w:ascii="Cairo ExtraBold" w:hAnsi="Cairo ExtraBold" w:cs="Cairo ExtraBold"/>
                 <w:lang w:bidi="ar-EG"/>
               </w:rPr>
-              <w:t>track_name</w:t>
+              <w:t>track</w:t>
+            </w:r>
+            <w:proofErr w:type="gramEnd"/>
+            <w:r>
+              <w:rPr>
+                <w:rFonts w:ascii="Cairo ExtraBold" w:hAnsi="Cairo ExtraBold" w:cs="Cairo ExtraBold"/>
+                <w:lang w:bidi="ar-EG"/>
+              </w:rPr>
+              <w:t>_name</w:t>
             </w:r>
             <w:proofErr w:type="spellEnd"/>
             <w:r>
@@ -1395,6 +955,7 @@
                 <w:lang w:bidi="ar-EG"/>
               </w:rPr>
             </w:pPr>
+            <w:proofErr w:type="gramStart"/>
             <w:r>
               <w:rPr>
                 <w:rFonts w:ascii="Cairo ExtraBold" w:hAnsi="Cairo ExtraBold" w:cs="Cairo ExtraBold"/>
@@ -1408,7 +969,15 @@
                 <w:rFonts w:ascii="Cairo ExtraBold" w:hAnsi="Cairo ExtraBold" w:cs="Cairo ExtraBold"/>
                 <w:lang w:bidi="ar-EG"/>
               </w:rPr>
-              <w:t>credit_hours</w:t>
+              <w:t>credit</w:t>
+            </w:r>
+            <w:proofErr w:type="gramEnd"/>
+            <w:r>
+              <w:rPr>
+                <w:rFonts w:ascii="Cairo ExtraBold" w:hAnsi="Cairo ExtraBold" w:cs="Cairo ExtraBold"/>
+                <w:lang w:bidi="ar-EG"/>
+              </w:rPr>
+              <w:t>_hours</w:t>
             </w:r>
             <w:proofErr w:type="spellEnd"/>
             <w:r>
@@ -1482,6 +1051,7 @@
                 <w:lang w:bidi="ar-EG"/>
               </w:rPr>
             </w:pPr>
+            <w:proofErr w:type="gramStart"/>
             <w:r>
               <w:rPr>
                 <w:rFonts w:ascii="Cairo ExtraBold" w:hAnsi="Cairo ExtraBold" w:cs="Cairo ExtraBold"/>
@@ -1495,7 +1065,15 @@
                 <w:rFonts w:ascii="Cairo ExtraBold" w:hAnsi="Cairo ExtraBold" w:cs="Cairo ExtraBold"/>
                 <w:lang w:bidi="ar-EG"/>
               </w:rPr>
-              <w:t>required_amount</w:t>
+              <w:t>required</w:t>
+            </w:r>
+            <w:proofErr w:type="gramEnd"/>
+            <w:r>
+              <w:rPr>
+                <w:rFonts w:ascii="Cairo ExtraBold" w:hAnsi="Cairo ExtraBold" w:cs="Cairo ExtraBold"/>
+                <w:lang w:bidi="ar-EG"/>
+              </w:rPr>
+              <w:t>_amount</w:t>
             </w:r>
             <w:proofErr w:type="spellEnd"/>
             <w:r>
@@ -1564,6 +1142,7 @@
                 <w:lang w:bidi="ar-EG"/>
               </w:rPr>
             </w:pPr>
+            <w:proofErr w:type="gramStart"/>
             <w:r>
               <w:rPr>
                 <w:rFonts w:ascii="Cairo ExtraBold" w:hAnsi="Cairo ExtraBold" w:cs="Cairo ExtraBold"/>
@@ -1577,7 +1156,15 @@
                 <w:rFonts w:ascii="Cairo ExtraBold" w:hAnsi="Cairo ExtraBold" w:cs="Cairo ExtraBold"/>
                 <w:lang w:bidi="ar-EG"/>
               </w:rPr>
-              <w:t>paid_amount</w:t>
+              <w:t>paid</w:t>
+            </w:r>
+            <w:proofErr w:type="gramEnd"/>
+            <w:r>
+              <w:rPr>
+                <w:rFonts w:ascii="Cairo ExtraBold" w:hAnsi="Cairo ExtraBold" w:cs="Cairo ExtraBold"/>
+                <w:lang w:bidi="ar-EG"/>
+              </w:rPr>
+              <w:t>_amount</w:t>
             </w:r>
             <w:proofErr w:type="spellEnd"/>
             <w:r>
@@ -1651,6 +1238,7 @@
                 <w:lang w:bidi="ar-EG"/>
               </w:rPr>
             </w:pPr>
+            <w:proofErr w:type="gramStart"/>
             <w:r>
               <w:rPr>
                 <w:rFonts w:ascii="Cairo ExtraBold" w:hAnsi="Cairo ExtraBold" w:cs="Cairo ExtraBold"/>
@@ -1664,7 +1252,15 @@
                 <w:rFonts w:ascii="Cairo ExtraBold" w:hAnsi="Cairo ExtraBold" w:cs="Cairo ExtraBold"/>
                 <w:lang w:bidi="ar-EG"/>
               </w:rPr>
-              <w:t>remaining_amount</w:t>
+              <w:t>remaining</w:t>
+            </w:r>
+            <w:proofErr w:type="gramEnd"/>
+            <w:r>
+              <w:rPr>
+                <w:rFonts w:ascii="Cairo ExtraBold" w:hAnsi="Cairo ExtraBold" w:cs="Cairo ExtraBold"/>
+                <w:lang w:bidi="ar-EG"/>
+              </w:rPr>
+              <w:t>_amount</w:t>
             </w:r>
             <w:proofErr w:type="spellEnd"/>
             <w:r>
@@ -1868,129 +1464,6 @@
           <w:rFonts w:ascii="Cairo ExtraBold" w:hAnsi="Cairo ExtraBold" w:cs="Cairo ExtraBold"/>
           <w:b/>
           <w:bCs/>
-          <w:lang w:bidi="ar-EG"/>
-        </w:rPr>
-      </w:pPr>
-    </w:p>
-    <w:p>
-      <w:pPr>
-        <w:bidi/>
-        <w:rPr>
-          <w:rFonts w:ascii="Cairo ExtraBold" w:hAnsi="Cairo ExtraBold" w:cs="Cairo ExtraBold"/>
-          <w:b/>
-          <w:bCs/>
-        </w:rPr>
-      </w:pPr>
-    </w:p>
-    <w:tbl>
-      <w:tblPr>
-        <w:tblStyle w:val="TableGrid"/>
-        <w:tblpPr w:leftFromText="180" w:rightFromText="180" w:vertAnchor="text" w:horzAnchor="margin" w:tblpXSpec="center" w:tblpY="478"/>
-        <w:tblOverlap w:val="never"/>
-        <w:bidiVisual/>
-        <w:tblW w:w="6389" w:type="dxa"/>
-        <w:tblLook w:val="04A0" w:firstRow="1" w:lastRow="0" w:firstColumn="1" w:lastColumn="0" w:noHBand="0" w:noVBand="1"/>
-      </w:tblPr>
-      <w:tblGrid>
-        <w:gridCol w:w="1985"/>
-        <w:gridCol w:w="4404"/>
-      </w:tblGrid>
-      <w:tr>
-        <w:trPr>
-          <w:trHeight w:val="329"/>
-        </w:trPr>
-        <w:tc>
-          <w:tcPr>
-            <w:tcW w:w="1985" w:type="dxa"/>
-            <w:vAlign w:val="center"/>
-          </w:tcPr>
-          <w:p>
-            <w:pPr>
-              <w:tabs>
-                <w:tab w:val="left" w:pos="1056"/>
-                <w:tab w:val="left" w:pos="6456"/>
-              </w:tabs>
-              <w:bidi/>
-              <w:jc w:val="center"/>
-              <w:rPr>
-                <w:rFonts w:ascii="Cairo ExtraBold" w:hAnsi="Cairo ExtraBold" w:cs="Cairo ExtraBold"/>
-                <w:rtl/>
-                <w:lang w:bidi="ar-EG"/>
-              </w:rPr>
-            </w:pPr>
-            <w:r>
-              <w:rPr>
-                <w:rFonts w:ascii="Cairo ExtraBold" w:hAnsi="Cairo ExtraBold" w:cs="Cairo ExtraBold"/>
-                <w:rtl/>
-                <w:lang w:bidi="ar-EG"/>
-              </w:rPr>
-              <w:t>توقيع المستلم:</w:t>
-            </w:r>
-          </w:p>
-        </w:tc>
-        <w:tc>
-          <w:tcPr>
-            <w:tcW w:w="4404" w:type="dxa"/>
-            <w:vAlign w:val="center"/>
-          </w:tcPr>
-          <w:p>
-            <w:pPr>
-              <w:tabs>
-                <w:tab w:val="left" w:pos="1056"/>
-                <w:tab w:val="left" w:pos="6456"/>
-              </w:tabs>
-              <w:bidi/>
-              <w:jc w:val="center"/>
-              <w:rPr>
-                <w:rFonts w:ascii="Cairo ExtraBold" w:hAnsi="Cairo ExtraBold" w:cs="Cairo ExtraBold"/>
-                <w:rtl/>
-                <w:lang w:bidi="ar-EG"/>
-              </w:rPr>
-            </w:pPr>
-            <w:r>
-              <w:rPr>
-                <w:rFonts w:ascii="Cairo ExtraBold" w:hAnsi="Cairo ExtraBold" w:cs="Cairo ExtraBold"/>
-                <w:lang w:bidi="ar-EG"/>
-              </w:rPr>
-              <w:t xml:space="preserve">{{ </w:t>
-            </w:r>
-            <w:proofErr w:type="spellStart"/>
-            <w:r>
-              <w:rPr>
-                <w:rFonts w:ascii="Cairo ExtraBold" w:hAnsi="Cairo ExtraBold" w:cs="Cairo ExtraBold"/>
-                <w:lang w:bidi="ar-EG"/>
-              </w:rPr>
-              <w:t>receiver_name</w:t>
-            </w:r>
-            <w:proofErr w:type="spellEnd"/>
-            <w:r>
-              <w:rPr>
-                <w:rFonts w:ascii="Cairo ExtraBold" w:hAnsi="Cairo ExtraBold" w:cs="Cairo ExtraBold"/>
-                <w:lang w:bidi="ar-EG"/>
-              </w:rPr>
-              <w:t xml:space="preserve"> }}</w:t>
-            </w:r>
-          </w:p>
-        </w:tc>
-      </w:tr>
-    </w:tbl>
-    <w:p>
-      <w:pPr>
-        <w:bidi/>
-        <w:rPr>
-          <w:rFonts w:ascii="Cairo ExtraBold" w:hAnsi="Cairo ExtraBold" w:cs="Cairo ExtraBold"/>
-          <w:b/>
-          <w:bCs/>
-        </w:rPr>
-      </w:pPr>
-    </w:p>
-    <w:p>
-      <w:pPr>
-        <w:bidi/>
-        <w:rPr>
-          <w:rFonts w:ascii="Cairo ExtraBold" w:hAnsi="Cairo ExtraBold" w:cs="Cairo ExtraBold"/>
-          <w:b/>
-          <w:bCs/>
         </w:rPr>
       </w:pPr>
       <w:r>
@@ -2003,13 +1476,13 @@
           <w:lang w:val="ar-EG" w:bidi="ar-EG"/>
         </w:rPr>
         <w:drawing>
-          <wp:anchor distT="0" distB="0" distL="114300" distR="114300" simplePos="0" relativeHeight="251665408" behindDoc="0" locked="0" layoutInCell="1" allowOverlap="1" wp14:anchorId="65401B3C" wp14:editId="6D870234">
+          <wp:anchor distT="0" distB="0" distL="114300" distR="114300" simplePos="0" relativeHeight="251665408" behindDoc="0" locked="0" layoutInCell="1" allowOverlap="1" wp14:anchorId="65401B3C" wp14:editId="49C46545">
             <wp:simplePos x="0" y="0"/>
             <wp:positionH relativeFrom="column">
               <wp:posOffset>-184785</wp:posOffset>
             </wp:positionH>
             <wp:positionV relativeFrom="page">
-              <wp:posOffset>7830820</wp:posOffset>
+              <wp:posOffset>7205980</wp:posOffset>
             </wp:positionV>
             <wp:extent cx="979170" cy="979170"/>
             <wp:effectExtent l="0" t="0" r="0" b="0"/>
@@ -2058,6 +1531,127 @@
           </wp:anchor>
         </w:drawing>
       </w:r>
+    </w:p>
+    <w:tbl>
+      <w:tblPr>
+        <w:tblStyle w:val="TableGrid"/>
+        <w:tblpPr w:leftFromText="180" w:rightFromText="180" w:vertAnchor="text" w:horzAnchor="margin" w:tblpXSpec="center" w:tblpY="478"/>
+        <w:tblOverlap w:val="never"/>
+        <w:bidiVisual/>
+        <w:tblW w:w="6389" w:type="dxa"/>
+        <w:tblLook w:val="04A0" w:firstRow="1" w:lastRow="0" w:firstColumn="1" w:lastColumn="0" w:noHBand="0" w:noVBand="1"/>
+      </w:tblPr>
+      <w:tblGrid>
+        <w:gridCol w:w="1985"/>
+        <w:gridCol w:w="4404"/>
+      </w:tblGrid>
+      <w:tr>
+        <w:trPr>
+          <w:trHeight w:val="329"/>
+        </w:trPr>
+        <w:tc>
+          <w:tcPr>
+            <w:tcW w:w="1985" w:type="dxa"/>
+            <w:vAlign w:val="center"/>
+          </w:tcPr>
+          <w:p>
+            <w:pPr>
+              <w:tabs>
+                <w:tab w:val="left" w:pos="1056"/>
+                <w:tab w:val="left" w:pos="6456"/>
+              </w:tabs>
+              <w:bidi/>
+              <w:jc w:val="center"/>
+              <w:rPr>
+                <w:rFonts w:ascii="Cairo ExtraBold" w:hAnsi="Cairo ExtraBold" w:cs="Cairo ExtraBold"/>
+                <w:rtl/>
+                <w:lang w:bidi="ar-EG"/>
+              </w:rPr>
+            </w:pPr>
+            <w:r>
+              <w:rPr>
+                <w:rFonts w:ascii="Cairo ExtraBold" w:hAnsi="Cairo ExtraBold" w:cs="Cairo ExtraBold"/>
+                <w:rtl/>
+                <w:lang w:bidi="ar-EG"/>
+              </w:rPr>
+              <w:t>توقيع المستلم:</w:t>
+            </w:r>
+          </w:p>
+        </w:tc>
+        <w:tc>
+          <w:tcPr>
+            <w:tcW w:w="4404" w:type="dxa"/>
+            <w:vAlign w:val="center"/>
+          </w:tcPr>
+          <w:p>
+            <w:pPr>
+              <w:tabs>
+                <w:tab w:val="left" w:pos="1056"/>
+                <w:tab w:val="left" w:pos="6456"/>
+              </w:tabs>
+              <w:bidi/>
+              <w:jc w:val="center"/>
+              <w:rPr>
+                <w:rFonts w:ascii="Cairo ExtraBold" w:hAnsi="Cairo ExtraBold" w:cs="Cairo ExtraBold"/>
+                <w:rtl/>
+                <w:lang w:bidi="ar-EG"/>
+              </w:rPr>
+            </w:pPr>
+            <w:proofErr w:type="gramStart"/>
+            <w:r>
+              <w:rPr>
+                <w:rFonts w:ascii="Cairo ExtraBold" w:hAnsi="Cairo ExtraBold" w:cs="Cairo ExtraBold"/>
+                <w:lang w:bidi="ar-EG"/>
+              </w:rPr>
+              <w:t xml:space="preserve">{{ </w:t>
+            </w:r>
+            <w:proofErr w:type="spellStart"/>
+            <w:r>
+              <w:rPr>
+                <w:rFonts w:ascii="Cairo ExtraBold" w:hAnsi="Cairo ExtraBold" w:cs="Cairo ExtraBold"/>
+                <w:lang w:bidi="ar-EG"/>
+              </w:rPr>
+              <w:t>receiver</w:t>
+            </w:r>
+            <w:proofErr w:type="gramEnd"/>
+            <w:r>
+              <w:rPr>
+                <w:rFonts w:ascii="Cairo ExtraBold" w:hAnsi="Cairo ExtraBold" w:cs="Cairo ExtraBold"/>
+                <w:lang w:bidi="ar-EG"/>
+              </w:rPr>
+              <w:t>_name</w:t>
+            </w:r>
+            <w:proofErr w:type="spellEnd"/>
+            <w:r>
+              <w:rPr>
+                <w:rFonts w:ascii="Cairo ExtraBold" w:hAnsi="Cairo ExtraBold" w:cs="Cairo ExtraBold"/>
+                <w:lang w:bidi="ar-EG"/>
+              </w:rPr>
+              <w:t xml:space="preserve"> }}</w:t>
+            </w:r>
+          </w:p>
+        </w:tc>
+      </w:tr>
+    </w:tbl>
+    <w:p>
+      <w:pPr>
+        <w:bidi/>
+        <w:rPr>
+          <w:rFonts w:ascii="Cairo ExtraBold" w:hAnsi="Cairo ExtraBold" w:cs="Cairo ExtraBold"/>
+          <w:b/>
+          <w:bCs/>
+        </w:rPr>
+      </w:pPr>
+    </w:p>
+    <w:p>
+      <w:pPr>
+        <w:bidi/>
+        <w:rPr>
+          <w:rFonts w:ascii="Cairo ExtraBold" w:hAnsi="Cairo ExtraBold" w:cs="Cairo ExtraBold"/>
+          <w:b/>
+          <w:bCs/>
+        </w:rPr>
+      </w:pPr>
       <w:r>
         <w:rPr>
           <w:rFonts w:ascii="Cairo ExtraBold" w:hAnsi="Cairo ExtraBold" w:cs="Cairo ExtraBold"/>
@@ -2136,13 +1730,21 @@
     </w:p>
     <w:p>
       <w:pPr>
-        <w:bidi/>
         <w:rPr>
           <w:rFonts w:ascii="Cairo ExtraBold" w:hAnsi="Cairo ExtraBold" w:cs="Cairo ExtraBold"/>
           <w:b/>
           <w:bCs/>
         </w:rPr>
       </w:pPr>
+      <w:r>
+        <w:rPr>
+          <w:rFonts w:ascii="Cairo ExtraBold" w:hAnsi="Cairo ExtraBold" w:cs="Cairo ExtraBold"/>
+          <w:b/>
+          <w:bCs/>
+          <w:rtl/>
+        </w:rPr>
+        <w:br w:type="page"/>
+      </w:r>
     </w:p>
     <w:p>
       <w:pPr>
@@ -2914,6 +2516,7 @@
       </w:rPr>
       <w:t xml:space="preserve">Ibrahim Sherif </w:t>
     </w:r>
+    <w:proofErr w:type="gramStart"/>
     <w:r>
       <w:rPr>
         <w:color w:val="767171" w:themeColor="background2" w:themeShade="80"/>
@@ -2928,7 +2531,16 @@
         <w:sz w:val="18"/>
         <w:szCs w:val="18"/>
       </w:rPr>
-      <w:t>t ,Mostafa Kamel</w:t>
+      <w:t>t ,Mostafa</w:t>
+    </w:r>
+    <w:proofErr w:type="gramEnd"/>
+    <w:r>
+      <w:rPr>
+        <w:color w:val="767171" w:themeColor="background2" w:themeShade="80"/>
+        <w:sz w:val="18"/>
+        <w:szCs w:val="18"/>
+      </w:rPr>
+      <w:t xml:space="preserve"> Kamel</w:t>
     </w:r>
     <w:r>
       <w:rPr>
@@ -3099,7 +2711,7 @@
 <w:numbering xmlns:wpc="http://schemas.microsoft.com/office/word/2010/wordprocessingCanvas" xmlns:cx="http://schemas.microsoft.com/office/drawing/2014/chartex" xmlns:cx1="http://schemas.microsoft.com/office/drawing/2015/9/8/chartex" xmlns:cx2="http://schemas.microsoft.com/office/drawing/2015/10/21/chartex" xmlns:cx3="http://schemas.microsoft.com/office/drawing/2016/5/9/chartex" xmlns:cx4="http://schemas.microsoft.com/office/drawing/2016/5/10/chartex" xmlns:cx5="http://schemas.microsoft.com/office/drawing/2016/5/11/chartex" xmlns:cx6="http://schemas.microsoft.com/office/drawing/2016/5/12/chartex" xmlns:cx7="http://schemas.microsoft.com/office/drawing/2016/5/13/chartex" xmlns:cx8="http://schemas.microsoft.com/office/drawing/2016/5/14/chartex" xmlns:mc="http://schemas.openxmlformats.org/markup-compatibility/2006" xmlns:aink="http://schemas.microsoft.com/office/drawing/2016/ink" xmlns:am3d="http://schemas.microsoft.com/office/drawing/2017/model3d" xmlns:o="urn:schemas-microsoft-com:office:office" xmlns:oel="http://schemas.microsoft.com/office/2019/extlst" xmlns:r="http://schemas.openxmlformats.org/officeDocument/2006/relationships" xmlns:m="http://schemas.openxmlformats.org/officeDocument/2006/math" xmlns:v="urn:schemas-microsoft-com:vml" xmlns:wp14="http://schemas.microsoft.com/office/word/2010/wordprocessingDrawing" xmlns:wp="http://schemas.openxmlformats.org/drawingml/2006/wordprocessingDrawing" xmlns:w10="urn:schemas-microsoft-com:office:word" xmlns:w="http://schemas.openxmlformats.org/wordprocessingml/2006/main" xmlns:w14="http://schemas.microsoft.com/office/word/2010/wordml" xmlns:w15="http://schemas.microsoft.com/office/word/2012/wordml" xmlns:w16cex="http://schemas.microsoft.com/office/word/2018/wordml/cex" xmlns:w16cid="http://schemas.microsoft.com/office/word/2016/wordml/cid" xmlns:w16="http://schemas.microsoft.com/office/word/2018/wordml" xmlns:w16du="http://schemas.microsoft.com/office/word/2023/wordml/word16du" xmlns:w16sdtdh="http://schemas.microsoft.com/office/word/2020/wordml/sdtdatahash" xmlns:w16sdtfl="http://schemas.microsoft.com/office/word/2024/wordml/sdtformatlock" xmlns:w16se="http://schemas.microsoft.com/office/word/2015/wordml/symex" xmlns:wpg="http://schemas.microsoft.com/office/word/2010/wordprocessingGroup" xmlns:wpi="http://schemas.microsoft.com/office/word/2010/wordprocessingInk" xmlns:wne="http://schemas.microsoft.com/office/word/2006/wordml" xmlns:wps="http://schemas.microsoft.com/office/word/2010/wordprocessingShape" mc:Ignorable="w14 w15 w16se w16cid w16 w16cex w16sdtdh w16sdtfl w16du wp14">
   <w:numPicBullet w:numPicBulletId="0">
     <w:pict>
-      <v:shapetype w14:anchorId="6A091BE4" id="_x0000_t75" coordsize="21600,21600" o:spt="75" o:preferrelative="t" path="m@4@5l@4@11@9@11@9@5xe" filled="f" stroked="f">
+      <v:shapetype w14:anchorId="0E90DFE7" id="_x0000_t75" coordsize="21600,21600" o:spt="75" o:preferrelative="t" path="m@4@5l@4@11@9@11@9@5xe" filled="f" stroked="f">
         <v:stroke joinstyle="miter"/>
         <v:formulas>
           <v:f eqn="if lineDrawn pixelLineWidth 0"/>

--- a/receipt_template.docx
+++ b/receipt_template.docx
@@ -98,6 +98,8 @@
         <w:jc w:val="center"/>
         <w:rPr>
           <w:rFonts w:ascii="Cairo ExtraBold" w:hAnsi="Cairo ExtraBold" w:cs="Cairo ExtraBold"/>
+          <w:b/>
+          <w:bCs/>
           <w:sz w:val="40"/>
           <w:szCs w:val="40"/>
           <w:lang w:bidi="ar-EG"/>
@@ -106,6 +108,8 @@
       <w:r>
         <w:rPr>
           <w:rFonts w:ascii="Cairo ExtraBold" w:hAnsi="Cairo ExtraBold" w:cs="Cairo ExtraBold"/>
+          <w:b/>
+          <w:bCs/>
           <w:sz w:val="40"/>
           <w:szCs w:val="40"/>
           <w:lang w:bidi="ar-EG"/>
@@ -123,6 +127,8 @@
         <w:jc w:val="center"/>
         <w:rPr>
           <w:rFonts w:ascii="Cairo ExtraBold" w:hAnsi="Cairo ExtraBold" w:cs="Cairo ExtraBold" w:hint="cs"/>
+          <w:b/>
+          <w:bCs/>
           <w:sz w:val="40"/>
           <w:szCs w:val="40"/>
           <w:lang w:bidi="ar-EG"/>
@@ -131,6 +137,8 @@
       <w:r>
         <w:rPr>
           <w:rFonts w:ascii="Cairo ExtraBold" w:hAnsi="Cairo ExtraBold" w:cs="Cairo ExtraBold" w:hint="cs"/>
+          <w:b/>
+          <w:bCs/>
           <w:sz w:val="40"/>
           <w:szCs w:val="40"/>
           <w:rtl/>
@@ -1466,6 +1474,119 @@
           <w:bCs/>
         </w:rPr>
       </w:pPr>
+    </w:p>
+    <w:p>
+      <w:pPr>
+        <w:bidi/>
+        <w:rPr>
+          <w:rFonts w:ascii="Cairo ExtraBold" w:hAnsi="Cairo ExtraBold" w:cs="Cairo ExtraBold"/>
+          <w:b/>
+          <w:bCs/>
+          <w:rtl/>
+          <w:lang w:bidi="ar-EG"/>
+        </w:rPr>
+      </w:pPr>
+      <w:r>
+        <w:rPr>
+          <w:rFonts w:ascii="Cairo ExtraBold" w:hAnsi="Cairo ExtraBold" w:cs="Cairo ExtraBold"/>
+          <w:b/>
+          <w:bCs/>
+        </w:rPr>
+        <w:tab/>
+      </w:r>
+      <w:r>
+        <w:rPr>
+          <w:rFonts w:ascii="Cairo ExtraBold" w:hAnsi="Cairo ExtraBold" w:cs="Cairo ExtraBold"/>
+          <w:b/>
+          <w:bCs/>
+        </w:rPr>
+        <w:tab/>
+      </w:r>
+      <w:r>
+        <w:rPr>
+          <w:rFonts w:ascii="Cairo ExtraBold" w:hAnsi="Cairo ExtraBold" w:cs="Cairo ExtraBold"/>
+          <w:b/>
+          <w:bCs/>
+        </w:rPr>
+        <w:tab/>
+      </w:r>
+      <w:r>
+        <w:rPr>
+          <w:rFonts w:ascii="Cairo ExtraBold" w:hAnsi="Cairo ExtraBold" w:cs="Cairo ExtraBold"/>
+          <w:b/>
+          <w:bCs/>
+        </w:rPr>
+        <w:tab/>
+      </w:r>
+      <w:r>
+        <w:rPr>
+          <w:rFonts w:ascii="Cairo ExtraBold" w:hAnsi="Cairo ExtraBold" w:cs="Cairo ExtraBold"/>
+          <w:b/>
+          <w:bCs/>
+        </w:rPr>
+        <w:tab/>
+      </w:r>
+      <w:r>
+        <w:rPr>
+          <w:rFonts w:ascii="Cairo ExtraBold" w:hAnsi="Cairo ExtraBold" w:cs="Cairo ExtraBold"/>
+          <w:b/>
+          <w:bCs/>
+        </w:rPr>
+        <w:tab/>
+      </w:r>
+      <w:r>
+        <w:rPr>
+          <w:rFonts w:ascii="Cairo ExtraBold" w:hAnsi="Cairo ExtraBold" w:cs="Cairo ExtraBold"/>
+          <w:b/>
+          <w:bCs/>
+        </w:rPr>
+        <w:tab/>
+      </w:r>
+      <w:r>
+        <w:rPr>
+          <w:rFonts w:ascii="Cairo ExtraBold" w:hAnsi="Cairo ExtraBold" w:cs="Cairo ExtraBold"/>
+          <w:b/>
+          <w:bCs/>
+        </w:rPr>
+        <w:tab/>
+      </w:r>
+      <w:r>
+        <w:rPr>
+          <w:rFonts w:ascii="Cairo ExtraBold" w:hAnsi="Cairo ExtraBold" w:cs="Cairo ExtraBold"/>
+          <w:b/>
+          <w:bCs/>
+        </w:rPr>
+        <w:tab/>
+      </w:r>
+      <w:r>
+        <w:rPr>
+          <w:rFonts w:ascii="Cairo ExtraBold" w:hAnsi="Cairo ExtraBold" w:cs="Cairo ExtraBold"/>
+          <w:b/>
+          <w:bCs/>
+        </w:rPr>
+        <w:tab/>
+      </w:r>
+      <w:r>
+        <w:rPr>
+          <w:rFonts w:ascii="Cairo ExtraBold" w:hAnsi="Cairo ExtraBold" w:cs="Cairo ExtraBold" w:hint="cs"/>
+          <w:b/>
+          <w:bCs/>
+          <w:rtl/>
+          <w:lang w:bidi="ar-EG"/>
+        </w:rPr>
+        <w:t>توقيع المستلم</w:t>
+      </w:r>
+    </w:p>
+    <w:p>
+      <w:pPr>
+        <w:bidi/>
+        <w:rPr>
+          <w:rFonts w:ascii="Cairo ExtraBold" w:hAnsi="Cairo ExtraBold" w:cs="Cairo ExtraBold"/>
+          <w:b/>
+          <w:bCs/>
+          <w:lang w:bidi="ar-EG"/>
+        </w:rPr>
+      </w:pPr>
       <w:r>
         <w:rPr>
           <w:rFonts w:ascii="Cairo ExtraBold" w:hAnsi="Cairo ExtraBold" w:cs="Cairo ExtraBold"/>
@@ -1476,13 +1597,13 @@
           <w:lang w:val="ar-EG" w:bidi="ar-EG"/>
         </w:rPr>
         <w:drawing>
-          <wp:anchor distT="0" distB="0" distL="114300" distR="114300" simplePos="0" relativeHeight="251665408" behindDoc="0" locked="0" layoutInCell="1" allowOverlap="1" wp14:anchorId="65401B3C" wp14:editId="49C46545">
+          <wp:anchor distT="0" distB="0" distL="114300" distR="114300" simplePos="0" relativeHeight="251665408" behindDoc="0" locked="0" layoutInCell="1" allowOverlap="1" wp14:anchorId="65401B3C" wp14:editId="4821E012">
             <wp:simplePos x="0" y="0"/>
             <wp:positionH relativeFrom="column">
-              <wp:posOffset>-184785</wp:posOffset>
+              <wp:posOffset>5126355</wp:posOffset>
             </wp:positionH>
             <wp:positionV relativeFrom="page">
-              <wp:posOffset>7205980</wp:posOffset>
+              <wp:posOffset>7876540</wp:posOffset>
             </wp:positionV>
             <wp:extent cx="979170" cy="979170"/>
             <wp:effectExtent l="0" t="0" r="0" b="0"/>
@@ -1531,127 +1652,6 @@
           </wp:anchor>
         </w:drawing>
       </w:r>
-    </w:p>
-    <w:tbl>
-      <w:tblPr>
-        <w:tblStyle w:val="TableGrid"/>
-        <w:tblpPr w:leftFromText="180" w:rightFromText="180" w:vertAnchor="text" w:horzAnchor="margin" w:tblpXSpec="center" w:tblpY="478"/>
-        <w:tblOverlap w:val="never"/>
-        <w:bidiVisual/>
-        <w:tblW w:w="6389" w:type="dxa"/>
-        <w:tblLook w:val="04A0" w:firstRow="1" w:lastRow="0" w:firstColumn="1" w:lastColumn="0" w:noHBand="0" w:noVBand="1"/>
-      </w:tblPr>
-      <w:tblGrid>
-        <w:gridCol w:w="1985"/>
-        <w:gridCol w:w="4404"/>
-      </w:tblGrid>
-      <w:tr>
-        <w:trPr>
-          <w:trHeight w:val="329"/>
-        </w:trPr>
-        <w:tc>
-          <w:tcPr>
-            <w:tcW w:w="1985" w:type="dxa"/>
-            <w:vAlign w:val="center"/>
-          </w:tcPr>
-          <w:p>
-            <w:pPr>
-              <w:tabs>
-                <w:tab w:val="left" w:pos="1056"/>
-                <w:tab w:val="left" w:pos="6456"/>
-              </w:tabs>
-              <w:bidi/>
-              <w:jc w:val="center"/>
-              <w:rPr>
-                <w:rFonts w:ascii="Cairo ExtraBold" w:hAnsi="Cairo ExtraBold" w:cs="Cairo ExtraBold"/>
-                <w:rtl/>
-                <w:lang w:bidi="ar-EG"/>
-              </w:rPr>
-            </w:pPr>
-            <w:r>
-              <w:rPr>
-                <w:rFonts w:ascii="Cairo ExtraBold" w:hAnsi="Cairo ExtraBold" w:cs="Cairo ExtraBold"/>
-                <w:rtl/>
-                <w:lang w:bidi="ar-EG"/>
-              </w:rPr>
-              <w:t>توقيع المستلم:</w:t>
-            </w:r>
-          </w:p>
-        </w:tc>
-        <w:tc>
-          <w:tcPr>
-            <w:tcW w:w="4404" w:type="dxa"/>
-            <w:vAlign w:val="center"/>
-          </w:tcPr>
-          <w:p>
-            <w:pPr>
-              <w:tabs>
-                <w:tab w:val="left" w:pos="1056"/>
-                <w:tab w:val="left" w:pos="6456"/>
-              </w:tabs>
-              <w:bidi/>
-              <w:jc w:val="center"/>
-              <w:rPr>
-                <w:rFonts w:ascii="Cairo ExtraBold" w:hAnsi="Cairo ExtraBold" w:cs="Cairo ExtraBold"/>
-                <w:rtl/>
-                <w:lang w:bidi="ar-EG"/>
-              </w:rPr>
-            </w:pPr>
-            <w:proofErr w:type="gramStart"/>
-            <w:r>
-              <w:rPr>
-                <w:rFonts w:ascii="Cairo ExtraBold" w:hAnsi="Cairo ExtraBold" w:cs="Cairo ExtraBold"/>
-                <w:lang w:bidi="ar-EG"/>
-              </w:rPr>
-              <w:t xml:space="preserve">{{ </w:t>
-            </w:r>
-            <w:proofErr w:type="spellStart"/>
-            <w:r>
-              <w:rPr>
-                <w:rFonts w:ascii="Cairo ExtraBold" w:hAnsi="Cairo ExtraBold" w:cs="Cairo ExtraBold"/>
-                <w:lang w:bidi="ar-EG"/>
-              </w:rPr>
-              <w:t>receiver</w:t>
-            </w:r>
-            <w:proofErr w:type="gramEnd"/>
-            <w:r>
-              <w:rPr>
-                <w:rFonts w:ascii="Cairo ExtraBold" w:hAnsi="Cairo ExtraBold" w:cs="Cairo ExtraBold"/>
-                <w:lang w:bidi="ar-EG"/>
-              </w:rPr>
-              <w:t>_name</w:t>
-            </w:r>
-            <w:proofErr w:type="spellEnd"/>
-            <w:r>
-              <w:rPr>
-                <w:rFonts w:ascii="Cairo ExtraBold" w:hAnsi="Cairo ExtraBold" w:cs="Cairo ExtraBold"/>
-                <w:lang w:bidi="ar-EG"/>
-              </w:rPr>
-              <w:t xml:space="preserve"> }}</w:t>
-            </w:r>
-          </w:p>
-        </w:tc>
-      </w:tr>
-    </w:tbl>
-    <w:p>
-      <w:pPr>
-        <w:bidi/>
-        <w:rPr>
-          <w:rFonts w:ascii="Cairo ExtraBold" w:hAnsi="Cairo ExtraBold" w:cs="Cairo ExtraBold"/>
-          <w:b/>
-          <w:bCs/>
-        </w:rPr>
-      </w:pPr>
-    </w:p>
-    <w:p>
-      <w:pPr>
-        <w:bidi/>
-        <w:rPr>
-          <w:rFonts w:ascii="Cairo ExtraBold" w:hAnsi="Cairo ExtraBold" w:cs="Cairo ExtraBold"/>
-          <w:b/>
-          <w:bCs/>
-        </w:rPr>
-      </w:pPr>
       <w:r>
         <w:rPr>
           <w:rFonts w:ascii="Cairo ExtraBold" w:hAnsi="Cairo ExtraBold" w:cs="Cairo ExtraBold"/>
@@ -1661,13 +1661,13 @@
           <w:lang w:bidi="ar-EG"/>
         </w:rPr>
         <w:drawing>
-          <wp:anchor distT="0" distB="0" distL="114300" distR="114300" simplePos="0" relativeHeight="251664384" behindDoc="0" locked="0" layoutInCell="1" allowOverlap="1" wp14:anchorId="769E5388" wp14:editId="5C39B489">
+          <wp:anchor distT="0" distB="0" distL="114300" distR="114300" simplePos="0" relativeHeight="251664384" behindDoc="0" locked="0" layoutInCell="1" allowOverlap="1" wp14:anchorId="769E5388" wp14:editId="2563B0C1">
             <wp:simplePos x="0" y="0"/>
             <wp:positionH relativeFrom="margin">
-              <wp:posOffset>2347595</wp:posOffset>
+              <wp:posOffset>488160</wp:posOffset>
             </wp:positionH>
             <wp:positionV relativeFrom="page">
-              <wp:posOffset>7725410</wp:posOffset>
+              <wp:posOffset>7954011</wp:posOffset>
             </wp:positionV>
             <wp:extent cx="1396365" cy="521335"/>
             <wp:effectExtent l="57150" t="152400" r="32385" b="164465"/>
@@ -1717,16 +1717,194 @@
           </wp:anchor>
         </w:drawing>
       </w:r>
-    </w:p>
-    <w:p>
-      <w:pPr>
-        <w:bidi/>
-        <w:rPr>
-          <w:rFonts w:ascii="Cairo ExtraBold" w:hAnsi="Cairo ExtraBold" w:cs="Cairo ExtraBold"/>
-          <w:b/>
-          <w:bCs/>
-        </w:rPr>
-      </w:pPr>
+      <w:r>
+        <w:rPr>
+          <w:rFonts w:ascii="Cairo ExtraBold" w:hAnsi="Cairo ExtraBold" w:cs="Cairo ExtraBold"/>
+          <w:b/>
+          <w:bCs/>
+          <w:rtl/>
+          <w:lang w:bidi="ar-EG"/>
+        </w:rPr>
+        <w:tab/>
+      </w:r>
+      <w:r>
+        <w:rPr>
+          <w:rFonts w:ascii="Cairo ExtraBold" w:hAnsi="Cairo ExtraBold" w:cs="Cairo ExtraBold"/>
+          <w:b/>
+          <w:bCs/>
+          <w:rtl/>
+          <w:lang w:bidi="ar-EG"/>
+        </w:rPr>
+        <w:tab/>
+      </w:r>
+      <w:r>
+        <w:rPr>
+          <w:rFonts w:ascii="Cairo ExtraBold" w:hAnsi="Cairo ExtraBold" w:cs="Cairo ExtraBold"/>
+          <w:b/>
+          <w:bCs/>
+          <w:rtl/>
+          <w:lang w:bidi="ar-EG"/>
+        </w:rPr>
+        <w:tab/>
+      </w:r>
+      <w:r>
+        <w:rPr>
+          <w:rFonts w:ascii="Cairo ExtraBold" w:hAnsi="Cairo ExtraBold" w:cs="Cairo ExtraBold"/>
+          <w:b/>
+          <w:bCs/>
+          <w:rtl/>
+          <w:lang w:bidi="ar-EG"/>
+        </w:rPr>
+        <w:tab/>
+      </w:r>
+      <w:r>
+        <w:rPr>
+          <w:rFonts w:ascii="Cairo ExtraBold" w:hAnsi="Cairo ExtraBold" w:cs="Cairo ExtraBold"/>
+          <w:b/>
+          <w:bCs/>
+          <w:rtl/>
+          <w:lang w:bidi="ar-EG"/>
+        </w:rPr>
+        <w:tab/>
+      </w:r>
+      <w:r>
+        <w:rPr>
+          <w:rFonts w:ascii="Cairo ExtraBold" w:hAnsi="Cairo ExtraBold" w:cs="Cairo ExtraBold"/>
+          <w:b/>
+          <w:bCs/>
+          <w:rtl/>
+          <w:lang w:bidi="ar-EG"/>
+        </w:rPr>
+        <w:tab/>
+      </w:r>
+      <w:r>
+        <w:rPr>
+          <w:rFonts w:ascii="Cairo ExtraBold" w:hAnsi="Cairo ExtraBold" w:cs="Cairo ExtraBold"/>
+          <w:b/>
+          <w:bCs/>
+          <w:rtl/>
+          <w:lang w:bidi="ar-EG"/>
+        </w:rPr>
+        <w:tab/>
+      </w:r>
+      <w:r>
+        <w:rPr>
+          <w:rFonts w:ascii="Cairo ExtraBold" w:hAnsi="Cairo ExtraBold" w:cs="Cairo ExtraBold"/>
+          <w:b/>
+          <w:bCs/>
+          <w:rtl/>
+          <w:lang w:bidi="ar-EG"/>
+        </w:rPr>
+        <w:tab/>
+      </w:r>
+      <w:r>
+        <w:rPr>
+          <w:rFonts w:ascii="Cairo ExtraBold" w:hAnsi="Cairo ExtraBold" w:cs="Cairo ExtraBold"/>
+          <w:b/>
+          <w:bCs/>
+          <w:rtl/>
+          <w:lang w:bidi="ar-EG"/>
+        </w:rPr>
+        <w:tab/>
+      </w:r>
+      <w:r>
+        <w:rPr>
+          <w:rFonts w:ascii="Cairo ExtraBold" w:hAnsi="Cairo ExtraBold" w:cs="Cairo ExtraBold"/>
+          <w:b/>
+          <w:bCs/>
+          <w:rtl/>
+          <w:lang w:bidi="ar-EG"/>
+        </w:rPr>
+        <w:tab/>
+      </w:r>
+      <w:proofErr w:type="gramStart"/>
+      <w:r>
+        <w:rPr>
+          <w:rFonts w:ascii="Cairo ExtraBold" w:hAnsi="Cairo ExtraBold" w:cs="Cairo ExtraBold"/>
+          <w:lang w:bidi="ar-EG"/>
+        </w:rPr>
+        <w:t xml:space="preserve">{{ </w:t>
+      </w:r>
+      <w:proofErr w:type="spellStart"/>
+      <w:r>
+        <w:rPr>
+          <w:rFonts w:ascii="Cairo ExtraBold" w:hAnsi="Cairo ExtraBold" w:cs="Cairo ExtraBold"/>
+          <w:lang w:bidi="ar-EG"/>
+        </w:rPr>
+        <w:t>receiver</w:t>
+      </w:r>
+      <w:proofErr w:type="gramEnd"/>
+      <w:r>
+        <w:rPr>
+          <w:rFonts w:ascii="Cairo ExtraBold" w:hAnsi="Cairo ExtraBold" w:cs="Cairo ExtraBold"/>
+          <w:lang w:bidi="ar-EG"/>
+        </w:rPr>
+        <w:t>_</w:t>
+      </w:r>
+      <w:proofErr w:type="gramStart"/>
+      <w:r>
+        <w:rPr>
+          <w:rFonts w:ascii="Cairo ExtraBold" w:hAnsi="Cairo ExtraBold" w:cs="Cairo ExtraBold"/>
+          <w:lang w:bidi="ar-EG"/>
+        </w:rPr>
+        <w:t>name</w:t>
+      </w:r>
+      <w:proofErr w:type="spellEnd"/>
+      <w:r>
+        <w:rPr>
+          <w:rFonts w:ascii="Cairo ExtraBold" w:hAnsi="Cairo ExtraBold" w:cs="Cairo ExtraBold"/>
+          <w:lang w:bidi="ar-EG"/>
+        </w:rPr>
+        <w:t xml:space="preserve"> }</w:t>
+      </w:r>
+      <w:proofErr w:type="gramEnd"/>
+      <w:r>
+        <w:rPr>
+          <w:rFonts w:ascii="Cairo ExtraBold" w:hAnsi="Cairo ExtraBold" w:cs="Cairo ExtraBold"/>
+          <w:lang w:bidi="ar-EG"/>
+        </w:rPr>
+        <w:t>}</w:t>
+      </w:r>
+      <w:r>
+        <w:rPr>
+          <w:rFonts w:ascii="Cairo ExtraBold" w:hAnsi="Cairo ExtraBold" w:cs="Cairo ExtraBold"/>
+          <w:b/>
+          <w:bCs/>
+          <w:rtl/>
+          <w:lang w:bidi="ar-EG"/>
+        </w:rPr>
+        <w:tab/>
+      </w:r>
+      <w:r>
+        <w:rPr>
+          <w:rFonts w:ascii="Cairo ExtraBold" w:hAnsi="Cairo ExtraBold" w:cs="Cairo ExtraBold"/>
+          <w:b/>
+          <w:bCs/>
+          <w:rtl/>
+          <w:lang w:bidi="ar-EG"/>
+        </w:rPr>
+        <w:tab/>
+      </w:r>
+      <w:r>
+        <w:rPr>
+          <w:rFonts w:ascii="Cairo ExtraBold" w:hAnsi="Cairo ExtraBold" w:cs="Cairo ExtraBold"/>
+          <w:b/>
+          <w:bCs/>
+          <w:rtl/>
+          <w:lang w:bidi="ar-EG"/>
+        </w:rPr>
+        <w:tab/>
+      </w:r>
+      <w:r>
+        <w:rPr>
+          <w:rFonts w:ascii="Cairo ExtraBold" w:hAnsi="Cairo ExtraBold" w:cs="Cairo ExtraBold"/>
+          <w:b/>
+          <w:bCs/>
+          <w:rtl/>
+          <w:lang w:bidi="ar-EG"/>
+        </w:rPr>
+        <w:tab/>
+      </w:r>
     </w:p>
     <w:p>
       <w:pPr>

--- a/receipt_template.docx
+++ b/receipt_template.docx
@@ -231,6 +231,42 @@
         </w:rPr>
         <w:tab/>
       </w:r>
+      <w:r>
+        <w:rPr>
+          <w:rFonts w:ascii="Cairo ExtraBold" w:hAnsi="Cairo ExtraBold" w:cs="Cairo ExtraBold"/>
+          <w:lang w:bidi="ar-EG"/>
+        </w:rPr>
+        <w:tab/>
+      </w:r>
+      <w:r>
+        <w:rPr>
+          <w:rFonts w:ascii="Cairo ExtraBold" w:hAnsi="Cairo ExtraBold" w:cs="Cairo ExtraBold"/>
+          <w:b/>
+          <w:bCs/>
+          <w:rtl/>
+          <w:lang w:bidi="ar-EG"/>
+        </w:rPr>
+        <w:t xml:space="preserve">التاريخ: {{ </w:t>
+      </w:r>
+      <w:r>
+        <w:rPr>
+          <w:rFonts w:ascii="Cairo ExtraBold" w:hAnsi="Cairo ExtraBold" w:cs="Cairo ExtraBold"/>
+          <w:b/>
+          <w:bCs/>
+          <w:lang w:bidi="ar-EG"/>
+        </w:rPr>
+        <w:t>date</w:t>
+      </w:r>
+      <w:r>
+        <w:rPr>
+          <w:rFonts w:ascii="Cairo ExtraBold" w:hAnsi="Cairo ExtraBold" w:cs="Cairo ExtraBold"/>
+          <w:b/>
+          <w:bCs/>
+          <w:rtl/>
+          <w:lang w:bidi="ar-EG"/>
+        </w:rPr>
+        <w:t xml:space="preserve"> }}</w:t>
+      </w:r>
     </w:p>
     <w:p>
       <w:pPr>
@@ -245,10 +281,21 @@
       <w:r>
         <w:rPr>
           <w:rFonts w:ascii="Cairo ExtraBold" w:hAnsi="Cairo ExtraBold" w:cs="Cairo ExtraBold"/>
+          <w:b/>
+          <w:bCs/>
           <w:rtl/>
           <w:lang w:bidi="ar-EG"/>
         </w:rPr>
-        <w:t xml:space="preserve"> </w:t>
+        <w:t xml:space="preserve">الجامعة: {{ </w:t>
+      </w:r>
+      <w:r>
+        <w:rPr>
+          <w:rFonts w:ascii="Cairo ExtraBold" w:hAnsi="Cairo ExtraBold" w:cs="Cairo ExtraBold"/>
+          <w:b/>
+          <w:bCs/>
+          <w:lang w:bidi="ar-EG"/>
+        </w:rPr>
+        <w:t>university</w:t>
       </w:r>
       <w:r>
         <w:rPr>
@@ -258,16 +305,7 @@
           <w:rtl/>
           <w:lang w:bidi="ar-EG"/>
         </w:rPr>
-        <w:t xml:space="preserve">التاريخ: {{ </w:t>
-      </w:r>
-      <w:r>
-        <w:rPr>
-          <w:rFonts w:ascii="Cairo ExtraBold" w:hAnsi="Cairo ExtraBold" w:cs="Cairo ExtraBold"/>
-          <w:b/>
-          <w:bCs/>
-          <w:lang w:bidi="ar-EG"/>
-        </w:rPr>
-        <w:t>date</w:t>
+        <w:t xml:space="preserve"> }}</w:t>
       </w:r>
       <w:r>
         <w:rPr>
@@ -277,13 +315,62 @@
           <w:rtl/>
           <w:lang w:bidi="ar-EG"/>
         </w:rPr>
-        <w:t xml:space="preserve"> }}</w:t>
+        <w:tab/>
+      </w:r>
+      <w:r>
+        <w:rPr>
+          <w:rFonts w:ascii="Cairo ExtraBold" w:hAnsi="Cairo ExtraBold" w:cs="Cairo ExtraBold"/>
+          <w:b/>
+          <w:bCs/>
+          <w:rtl/>
+          <w:lang w:bidi="ar-EG"/>
+        </w:rPr>
+        <w:tab/>
+      </w:r>
+      <w:r>
+        <w:rPr>
+          <w:rFonts w:ascii="Cairo ExtraBold" w:hAnsi="Cairo ExtraBold" w:cs="Cairo ExtraBold"/>
+          <w:b/>
+          <w:bCs/>
+          <w:rtl/>
+          <w:lang w:bidi="ar-EG"/>
+        </w:rPr>
+        <w:tab/>
+      </w:r>
+      <w:r>
+        <w:rPr>
+          <w:rFonts w:ascii="Cairo ExtraBold" w:hAnsi="Cairo ExtraBold" w:cs="Cairo ExtraBold"/>
+          <w:b/>
+          <w:bCs/>
+          <w:rtl/>
+          <w:lang w:bidi="ar-EG"/>
+        </w:rPr>
+        <w:tab/>
+      </w:r>
+      <w:r>
+        <w:rPr>
+          <w:rFonts w:ascii="Cairo ExtraBold" w:hAnsi="Cairo ExtraBold" w:cs="Cairo ExtraBold" w:hint="cs"/>
+          <w:b/>
+          <w:bCs/>
+          <w:rtl/>
+          <w:lang w:bidi="ar-EG"/>
+        </w:rPr>
+        <w:t xml:space="preserve">حالة الدفع: </w:t>
+      </w:r>
+      <w:r>
+        <w:rPr>
+          <w:rFonts w:ascii="Cairo ExtraBold" w:hAnsi="Cairo ExtraBold" w:cs="Cairo ExtraBold"/>
+          <w:b/>
+          <w:bCs/>
+          <w:lang w:bidi="ar-EG"/>
+        </w:rPr>
+        <w:t>{{ status }}</w:t>
       </w:r>
     </w:p>
     <w:tbl>
       <w:tblPr>
         <w:tblStyle w:val="TableGrid"/>
-        <w:tblpPr w:leftFromText="180" w:rightFromText="180" w:vertAnchor="page" w:horzAnchor="margin" w:tblpY="6241"/>
+        <w:tblpPr w:leftFromText="180" w:rightFromText="180" w:vertAnchor="page" w:horzAnchor="margin" w:tblpY="5713"/>
         <w:bidiVisual/>
         <w:tblW w:w="9384" w:type="dxa"/>
         <w:tblLook w:val="04A0" w:firstRow="1" w:lastRow="0" w:firstColumn="1" w:lastColumn="0" w:noHBand="0" w:noVBand="1"/>
@@ -1376,94 +1463,6 @@
           <w:lang w:bidi="ar-EG"/>
         </w:rPr>
       </w:pPr>
-      <w:r>
-        <w:rPr>
-          <w:rFonts w:ascii="Cairo ExtraBold" w:hAnsi="Cairo ExtraBold" w:cs="Cairo ExtraBold"/>
-          <w:b/>
-          <w:bCs/>
-          <w:rtl/>
-          <w:lang w:bidi="ar-EG"/>
-        </w:rPr>
-        <w:t xml:space="preserve">الجامعة: {{ </w:t>
-      </w:r>
-      <w:r>
-        <w:rPr>
-          <w:rFonts w:ascii="Cairo ExtraBold" w:hAnsi="Cairo ExtraBold" w:cs="Cairo ExtraBold"/>
-          <w:b/>
-          <w:bCs/>
-          <w:lang w:bidi="ar-EG"/>
-        </w:rPr>
-        <w:t>university</w:t>
-      </w:r>
-      <w:r>
-        <w:rPr>
-          <w:rFonts w:ascii="Cairo ExtraBold" w:hAnsi="Cairo ExtraBold" w:cs="Cairo ExtraBold"/>
-          <w:b/>
-          <w:bCs/>
-          <w:rtl/>
-          <w:lang w:bidi="ar-EG"/>
-        </w:rPr>
-        <w:t xml:space="preserve"> }}</w:t>
-      </w:r>
-      <w:r>
-        <w:rPr>
-          <w:rFonts w:ascii="Cairo ExtraBold" w:hAnsi="Cairo ExtraBold" w:cs="Cairo ExtraBold"/>
-          <w:b/>
-          <w:bCs/>
-          <w:rtl/>
-          <w:lang w:bidi="ar-EG"/>
-        </w:rPr>
-        <w:tab/>
-      </w:r>
-      <w:r>
-        <w:rPr>
-          <w:rFonts w:ascii="Cairo ExtraBold" w:hAnsi="Cairo ExtraBold" w:cs="Cairo ExtraBold"/>
-          <w:b/>
-          <w:bCs/>
-          <w:rtl/>
-          <w:lang w:bidi="ar-EG"/>
-        </w:rPr>
-        <w:tab/>
-      </w:r>
-      <w:r>
-        <w:rPr>
-          <w:rFonts w:ascii="Cairo ExtraBold" w:hAnsi="Cairo ExtraBold" w:cs="Cairo ExtraBold"/>
-          <w:b/>
-          <w:bCs/>
-          <w:rtl/>
-          <w:lang w:bidi="ar-EG"/>
-        </w:rPr>
-        <w:tab/>
-      </w:r>
-      <w:r>
-        <w:rPr>
-          <w:rFonts w:ascii="Cairo ExtraBold" w:hAnsi="Cairo ExtraBold" w:cs="Cairo ExtraBold"/>
-          <w:b/>
-          <w:bCs/>
-          <w:rtl/>
-          <w:lang w:bidi="ar-EG"/>
-        </w:rPr>
-        <w:tab/>
-      </w:r>
-      <w:r>
-        <w:rPr>
-          <w:rFonts w:ascii="Cairo ExtraBold" w:hAnsi="Cairo ExtraBold" w:cs="Cairo ExtraBold" w:hint="cs"/>
-          <w:b/>
-          <w:bCs/>
-          <w:rtl/>
-          <w:lang w:bidi="ar-EG"/>
-        </w:rPr>
-        <w:t xml:space="preserve">حالة الدفع: </w:t>
-      </w:r>
-      <w:r>
-        <w:rPr>
-          <w:rFonts w:ascii="Cairo ExtraBold" w:hAnsi="Cairo ExtraBold" w:cs="Cairo ExtraBold"/>
-          <w:b/>
-          <w:bCs/>
-          <w:lang w:bidi="ar-EG"/>
-        </w:rPr>
-        <w:t>{{ status }}</w:t>
-      </w:r>
     </w:p>
     <w:p>
       <w:pPr>
@@ -1472,6 +1471,7 @@
           <w:rFonts w:ascii="Cairo ExtraBold" w:hAnsi="Cairo ExtraBold" w:cs="Cairo ExtraBold"/>
           <w:b/>
           <w:bCs/>
+          <w:lang w:bidi="ar-EG"/>
         </w:rPr>
       </w:pPr>
     </w:p>

--- a/receipt_template.docx
+++ b/receipt_template.docx
@@ -147,230 +147,10 @@
         <w:t>إيصال دفع اشتــــــــراك</w:t>
       </w:r>
     </w:p>
-    <w:p>
-      <w:pPr>
-        <w:bidi/>
-        <w:rPr>
-          <w:rFonts w:ascii="Cairo ExtraBold" w:hAnsi="Cairo ExtraBold" w:cs="Cairo ExtraBold"/>
-          <w:lang w:bidi="ar-EG"/>
-        </w:rPr>
-      </w:pPr>
-      <w:r>
-        <w:rPr>
-          <w:rFonts w:ascii="Cairo ExtraBold" w:hAnsi="Cairo ExtraBold" w:cs="Cairo ExtraBold"/>
-          <w:b/>
-          <w:bCs/>
-          <w:rtl/>
-          <w:lang w:bidi="ar-EG"/>
-        </w:rPr>
-        <w:t xml:space="preserve"> رقم الإيصال</w:t>
-      </w:r>
-      <w:r>
-        <w:rPr>
-          <w:rFonts w:ascii="Cairo ExtraBold" w:hAnsi="Cairo ExtraBold" w:cs="Cairo ExtraBold"/>
-          <w:b/>
-          <w:bCs/>
-          <w:lang w:bidi="ar-EG"/>
-        </w:rPr>
-        <w:t>:</w:t>
-      </w:r>
-      <w:r>
-        <w:rPr>
-          <w:rFonts w:ascii="Cairo ExtraBold" w:hAnsi="Cairo ExtraBold" w:cs="Cairo ExtraBold"/>
-          <w:b/>
-          <w:bCs/>
-          <w:rtl/>
-          <w:lang w:bidi="ar-EG"/>
-        </w:rPr>
-        <w:t xml:space="preserve"> </w:t>
-      </w:r>
-      <w:r>
-        <w:rPr>
-          <w:rFonts w:ascii="Cairo ExtraBold" w:hAnsi="Cairo ExtraBold" w:cs="Cairo ExtraBold"/>
-          <w:b/>
-          <w:bCs/>
-          <w:lang w:bidi="ar-EG"/>
-        </w:rPr>
-        <w:t xml:space="preserve">{{ </w:t>
-      </w:r>
-      <w:proofErr w:type="spellStart"/>
-      <w:r>
-        <w:rPr>
-          <w:rFonts w:ascii="Cairo ExtraBold" w:hAnsi="Cairo ExtraBold" w:cs="Cairo ExtraBold"/>
-          <w:b/>
-          <w:bCs/>
-          <w:lang w:bidi="ar-EG"/>
-        </w:rPr>
-        <w:t>receipt_number</w:t>
-      </w:r>
-      <w:proofErr w:type="spellEnd"/>
-      <w:r>
-        <w:rPr>
-          <w:rFonts w:ascii="Cairo ExtraBold" w:hAnsi="Cairo ExtraBold" w:cs="Cairo ExtraBold"/>
-          <w:b/>
-          <w:bCs/>
-          <w:lang w:bidi="ar-EG"/>
-        </w:rPr>
-        <w:t xml:space="preserve"> }}</w:t>
-      </w:r>
-      <w:r>
-        <w:rPr>
-          <w:rFonts w:ascii="Cairo ExtraBold" w:hAnsi="Cairo ExtraBold" w:cs="Cairo ExtraBold"/>
-          <w:b/>
-          <w:bCs/>
-          <w:rtl/>
-          <w:lang w:bidi="ar-EG"/>
-        </w:rPr>
-        <w:t xml:space="preserve"> </w:t>
-      </w:r>
-      <w:r>
-        <w:rPr>
-          <w:rFonts w:ascii="Cairo ExtraBold" w:hAnsi="Cairo ExtraBold" w:cs="Cairo ExtraBold"/>
-          <w:rtl/>
-          <w:lang w:bidi="ar-EG"/>
-        </w:rPr>
-        <w:tab/>
-      </w:r>
-      <w:r>
-        <w:rPr>
-          <w:rFonts w:ascii="Cairo ExtraBold" w:hAnsi="Cairo ExtraBold" w:cs="Cairo ExtraBold"/>
-          <w:lang w:bidi="ar-EG"/>
-        </w:rPr>
-        <w:tab/>
-      </w:r>
-      <w:r>
-        <w:rPr>
-          <w:rFonts w:ascii="Cairo ExtraBold" w:hAnsi="Cairo ExtraBold" w:cs="Cairo ExtraBold"/>
-          <w:b/>
-          <w:bCs/>
-          <w:rtl/>
-          <w:lang w:bidi="ar-EG"/>
-        </w:rPr>
-        <w:t xml:space="preserve">التاريخ: {{ </w:t>
-      </w:r>
-      <w:r>
-        <w:rPr>
-          <w:rFonts w:ascii="Cairo ExtraBold" w:hAnsi="Cairo ExtraBold" w:cs="Cairo ExtraBold"/>
-          <w:b/>
-          <w:bCs/>
-          <w:lang w:bidi="ar-EG"/>
-        </w:rPr>
-        <w:t>date</w:t>
-      </w:r>
-      <w:r>
-        <w:rPr>
-          <w:rFonts w:ascii="Cairo ExtraBold" w:hAnsi="Cairo ExtraBold" w:cs="Cairo ExtraBold"/>
-          <w:b/>
-          <w:bCs/>
-          <w:rtl/>
-          <w:lang w:bidi="ar-EG"/>
-        </w:rPr>
-        <w:t xml:space="preserve"> }}</w:t>
-      </w:r>
-    </w:p>
-    <w:p>
-      <w:pPr>
-        <w:bidi/>
-        <w:rPr>
-          <w:rFonts w:ascii="Cairo ExtraBold" w:hAnsi="Cairo ExtraBold" w:cs="Cairo ExtraBold"/>
-          <w:b/>
-          <w:bCs/>
-          <w:lang w:bidi="ar-EG"/>
-        </w:rPr>
-      </w:pPr>
-      <w:r>
-        <w:rPr>
-          <w:rFonts w:ascii="Cairo ExtraBold" w:hAnsi="Cairo ExtraBold" w:cs="Cairo ExtraBold"/>
-          <w:b/>
-          <w:bCs/>
-          <w:rtl/>
-          <w:lang w:bidi="ar-EG"/>
-        </w:rPr>
-        <w:t xml:space="preserve">الجامعة: {{ </w:t>
-      </w:r>
-      <w:r>
-        <w:rPr>
-          <w:rFonts w:ascii="Cairo ExtraBold" w:hAnsi="Cairo ExtraBold" w:cs="Cairo ExtraBold"/>
-          <w:b/>
-          <w:bCs/>
-          <w:lang w:bidi="ar-EG"/>
-        </w:rPr>
-        <w:t>university</w:t>
-      </w:r>
-      <w:r>
-        <w:rPr>
-          <w:rFonts w:ascii="Cairo ExtraBold" w:hAnsi="Cairo ExtraBold" w:cs="Cairo ExtraBold"/>
-          <w:b/>
-          <w:bCs/>
-          <w:rtl/>
-          <w:lang w:bidi="ar-EG"/>
-        </w:rPr>
-        <w:t xml:space="preserve"> }}</w:t>
-      </w:r>
-      <w:r>
-        <w:rPr>
-          <w:rFonts w:ascii="Cairo ExtraBold" w:hAnsi="Cairo ExtraBold" w:cs="Cairo ExtraBold"/>
-          <w:b/>
-          <w:bCs/>
-          <w:rtl/>
-          <w:lang w:bidi="ar-EG"/>
-        </w:rPr>
-        <w:tab/>
-      </w:r>
-      <w:r>
-        <w:rPr>
-          <w:rFonts w:ascii="Cairo ExtraBold" w:hAnsi="Cairo ExtraBold" w:cs="Cairo ExtraBold"/>
-          <w:b/>
-          <w:bCs/>
-          <w:rtl/>
-          <w:lang w:bidi="ar-EG"/>
-        </w:rPr>
-        <w:tab/>
-      </w:r>
-      <w:r>
-        <w:rPr>
-          <w:rFonts w:ascii="Cairo ExtraBold" w:hAnsi="Cairo ExtraBold" w:cs="Cairo ExtraBold"/>
-          <w:b/>
-          <w:bCs/>
-          <w:rtl/>
-          <w:lang w:bidi="ar-EG"/>
-        </w:rPr>
-        <w:tab/>
-      </w:r>
-      <w:r>
-        <w:rPr>
-          <w:rFonts w:ascii="Cairo ExtraBold" w:hAnsi="Cairo ExtraBold" w:cs="Cairo ExtraBold"/>
-          <w:b/>
-          <w:bCs/>
-          <w:rtl/>
-          <w:lang w:bidi="ar-EG"/>
-        </w:rPr>
-        <w:tab/>
-      </w:r>
-      <w:r>
-        <w:rPr>
-          <w:rFonts w:ascii="Cairo ExtraBold" w:hAnsi="Cairo ExtraBold" w:cs="Cairo ExtraBold" w:hint="cs"/>
-          <w:b/>
-          <w:bCs/>
-          <w:rtl/>
-          <w:lang w:bidi="ar-EG"/>
-        </w:rPr>
-        <w:t xml:space="preserve">حالة الدفع: </w:t>
-      </w:r>
-      <w:r>
-        <w:rPr>
-          <w:rFonts w:ascii="Cairo ExtraBold" w:hAnsi="Cairo ExtraBold" w:cs="Cairo ExtraBold"/>
-          <w:b/>
-          <w:bCs/>
-          <w:lang w:bidi="ar-EG"/>
-        </w:rPr>
-        <w:t>{{ status }}</w:t>
-      </w:r>
-    </w:p>
     <w:tbl>
       <w:tblPr>
         <w:tblStyle w:val="TableGrid"/>
-        <w:tblpPr w:leftFromText="180" w:rightFromText="180" w:vertAnchor="page" w:horzAnchor="margin" w:tblpY="5713"/>
+        <w:tblpPr w:leftFromText="180" w:rightFromText="180" w:vertAnchor="page" w:horzAnchor="margin" w:tblpY="4549"/>
         <w:bidiVisual/>
         <w:tblW w:w="9384" w:type="dxa"/>
         <w:tblLook w:val="04A0" w:firstRow="1" w:lastRow="0" w:firstColumn="1" w:lastColumn="0" w:noHBand="0" w:noVBand="1"/>
@@ -419,7 +199,7 @@
                 <w:rtl/>
                 <w:lang w:bidi="ar-EG"/>
               </w:rPr>
-              <w:t>اسم الطالب:</w:t>
+              <w:t>رقم الإيصال:</w:t>
             </w:r>
           </w:p>
         </w:tc>
@@ -442,10 +222,12 @@
                 <w:lang w:bidi="ar-EG"/>
               </w:rPr>
             </w:pPr>
-            <w:r>
-              <w:rPr>
-                <w:rFonts w:ascii="Cairo ExtraBold" w:hAnsi="Cairo ExtraBold" w:cs="Cairo ExtraBold"/>
-                <w:rtl/>
+            <w:proofErr w:type="gramStart"/>
+            <w:r>
+              <w:rPr>
+                <w:rFonts w:ascii="Cairo ExtraBold" w:hAnsi="Cairo ExtraBold" w:cs="Cairo ExtraBold"/>
+                <w:b/>
+                <w:bCs/>
                 <w:lang w:bidi="ar-EG"/>
               </w:rPr>
               <w:t xml:space="preserve">{{ </w:t>
@@ -454,15 +236,28 @@
             <w:r>
               <w:rPr>
                 <w:rFonts w:ascii="Cairo ExtraBold" w:hAnsi="Cairo ExtraBold" w:cs="Cairo ExtraBold"/>
-                <w:lang w:bidi="ar-EG"/>
-              </w:rPr>
-              <w:t>student_name</w:t>
+                <w:b/>
+                <w:bCs/>
+                <w:lang w:bidi="ar-EG"/>
+              </w:rPr>
+              <w:t>receipt</w:t>
+            </w:r>
+            <w:proofErr w:type="gramEnd"/>
+            <w:r>
+              <w:rPr>
+                <w:rFonts w:ascii="Cairo ExtraBold" w:hAnsi="Cairo ExtraBold" w:cs="Cairo ExtraBold"/>
+                <w:b/>
+                <w:bCs/>
+                <w:lang w:bidi="ar-EG"/>
+              </w:rPr>
+              <w:t>_number</w:t>
             </w:r>
             <w:proofErr w:type="spellEnd"/>
             <w:r>
               <w:rPr>
                 <w:rFonts w:ascii="Cairo ExtraBold" w:hAnsi="Cairo ExtraBold" w:cs="Cairo ExtraBold"/>
-                <w:rtl/>
+                <w:b/>
+                <w:bCs/>
                 <w:lang w:bidi="ar-EG"/>
               </w:rPr>
               <w:t xml:space="preserve"> }}</w:t>
@@ -503,7 +298,7 @@
                 <w:rtl/>
                 <w:lang w:bidi="ar-EG"/>
               </w:rPr>
-              <w:t>رقم التليفون:</w:t>
+              <w:t>التاريخ:</w:t>
             </w:r>
           </w:p>
         </w:tc>
@@ -529,6 +324,8 @@
             <w:r>
               <w:rPr>
                 <w:rFonts w:ascii="Cairo ExtraBold" w:hAnsi="Cairo ExtraBold" w:cs="Cairo ExtraBold"/>
+                <w:b/>
+                <w:bCs/>
                 <w:rtl/>
                 <w:lang w:bidi="ar-EG"/>
               </w:rPr>
@@ -537,13 +334,17 @@
             <w:r>
               <w:rPr>
                 <w:rFonts w:ascii="Cairo ExtraBold" w:hAnsi="Cairo ExtraBold" w:cs="Cairo ExtraBold"/>
-                <w:lang w:bidi="ar-EG"/>
-              </w:rPr>
-              <w:t>phone</w:t>
-            </w:r>
-            <w:r>
-              <w:rPr>
-                <w:rFonts w:ascii="Cairo ExtraBold" w:hAnsi="Cairo ExtraBold" w:cs="Cairo ExtraBold"/>
+                <w:b/>
+                <w:bCs/>
+                <w:lang w:bidi="ar-EG"/>
+              </w:rPr>
+              <w:t>date</w:t>
+            </w:r>
+            <w:r>
+              <w:rPr>
+                <w:rFonts w:ascii="Cairo ExtraBold" w:hAnsi="Cairo ExtraBold" w:cs="Cairo ExtraBold"/>
+                <w:b/>
+                <w:bCs/>
                 <w:rtl/>
                 <w:lang w:bidi="ar-EG"/>
               </w:rPr>
@@ -590,7 +391,31 @@
                 <w:rtl/>
                 <w:lang w:bidi="ar-EG"/>
               </w:rPr>
-              <w:t>الكلية :</w:t>
+              <w:t>ال</w:t>
+            </w:r>
+            <w:r>
+              <w:rPr>
+                <w:rFonts w:ascii="Cairo ExtraBold" w:hAnsi="Cairo ExtraBold" w:cs="Cairo ExtraBold" w:hint="cs"/>
+                <w:b/>
+                <w:bCs/>
+                <w:sz w:val="18"/>
+                <w:szCs w:val="18"/>
+                <w:rtl/>
+                <w:lang w:bidi="ar-EG"/>
+              </w:rPr>
+              <w:t>جامعة</w:t>
+            </w:r>
+            <w:r>
+              <w:rPr>
+                <w:rFonts w:ascii="Cairo ExtraBold" w:hAnsi="Cairo ExtraBold" w:cs="Cairo ExtraBold"/>
+                <w:b/>
+                <w:bCs/>
+                <w:sz w:val="18"/>
+                <w:szCs w:val="18"/>
+                <w:rtl/>
+                <w:lang w:bidi="ar-EG"/>
+              </w:rPr>
+              <w:t xml:space="preserve"> :</w:t>
             </w:r>
           </w:p>
         </w:tc>
@@ -613,18 +438,31 @@
                 <w:lang w:bidi="ar-EG"/>
               </w:rPr>
             </w:pPr>
-            <w:proofErr w:type="gramStart"/>
-            <w:r>
-              <w:rPr>
-                <w:rFonts w:ascii="Cairo ExtraBold" w:hAnsi="Cairo ExtraBold" w:cs="Cairo ExtraBold"/>
-                <w:lang w:bidi="ar-EG"/>
-              </w:rPr>
-              <w:t>{{ faculty</w:t>
-            </w:r>
-            <w:proofErr w:type="gramEnd"/>
-            <w:r>
-              <w:rPr>
-                <w:rFonts w:ascii="Cairo ExtraBold" w:hAnsi="Cairo ExtraBold" w:cs="Cairo ExtraBold"/>
+            <w:r>
+              <w:rPr>
+                <w:rFonts w:ascii="Cairo ExtraBold" w:hAnsi="Cairo ExtraBold" w:cs="Cairo ExtraBold"/>
+                <w:b/>
+                <w:bCs/>
+                <w:rtl/>
+                <w:lang w:bidi="ar-EG"/>
+              </w:rPr>
+              <w:t xml:space="preserve">{{ </w:t>
+            </w:r>
+            <w:r>
+              <w:rPr>
+                <w:rFonts w:ascii="Cairo ExtraBold" w:hAnsi="Cairo ExtraBold" w:cs="Cairo ExtraBold"/>
+                <w:b/>
+                <w:bCs/>
+                <w:lang w:bidi="ar-EG"/>
+              </w:rPr>
+              <w:t>university</w:t>
+            </w:r>
+            <w:r>
+              <w:rPr>
+                <w:rFonts w:ascii="Cairo ExtraBold" w:hAnsi="Cairo ExtraBold" w:cs="Cairo ExtraBold"/>
+                <w:b/>
+                <w:bCs/>
+                <w:rtl/>
                 <w:lang w:bidi="ar-EG"/>
               </w:rPr>
               <w:t xml:space="preserve"> }}</w:t>
@@ -657,14 +495,15 @@
             </w:pPr>
             <w:r>
               <w:rPr>
-                <w:rFonts w:ascii="Cairo ExtraBold" w:hAnsi="Cairo ExtraBold" w:cs="Cairo ExtraBold"/>
+                <w:rFonts w:ascii="Cairo ExtraBold" w:hAnsi="Cairo ExtraBold" w:cs="Cairo ExtraBold" w:hint="cs"/>
                 <w:b/>
                 <w:bCs/>
                 <w:sz w:val="18"/>
                 <w:szCs w:val="18"/>
-                <w:lang w:bidi="ar-EG"/>
-              </w:rPr>
-              <w:t>Student ID</w:t>
+                <w:rtl/>
+                <w:lang w:bidi="ar-EG"/>
+              </w:rPr>
+              <w:t xml:space="preserve">حالة الدفع </w:t>
             </w:r>
             <w:r>
               <w:rPr>
@@ -703,6 +542,105 @@
             <w:r>
               <w:rPr>
                 <w:rFonts w:ascii="Cairo ExtraBold" w:hAnsi="Cairo ExtraBold" w:cs="Cairo ExtraBold"/>
+                <w:b/>
+                <w:bCs/>
+                <w:lang w:bidi="ar-EG"/>
+              </w:rPr>
+              <w:t>{{ status</w:t>
+            </w:r>
+            <w:proofErr w:type="gramEnd"/>
+            <w:r>
+              <w:rPr>
+                <w:rFonts w:ascii="Cairo ExtraBold" w:hAnsi="Cairo ExtraBold" w:cs="Cairo ExtraBold"/>
+                <w:b/>
+                <w:bCs/>
+                <w:lang w:bidi="ar-EG"/>
+              </w:rPr>
+              <w:t xml:space="preserve"> }}</w:t>
+            </w:r>
+          </w:p>
+        </w:tc>
+      </w:tr>
+    </w:tbl>
+    <w:tbl>
+      <w:tblPr>
+        <w:tblStyle w:val="TableGrid"/>
+        <w:tblpPr w:leftFromText="180" w:rightFromText="180" w:vertAnchor="page" w:horzAnchor="margin" w:tblpY="6397"/>
+        <w:bidiVisual/>
+        <w:tblW w:w="9384" w:type="dxa"/>
+        <w:tblLook w:val="04A0" w:firstRow="1" w:lastRow="0" w:firstColumn="1" w:lastColumn="0" w:noHBand="0" w:noVBand="1"/>
+      </w:tblPr>
+      <w:tblGrid>
+        <w:gridCol w:w="1408"/>
+        <w:gridCol w:w="3302"/>
+        <w:gridCol w:w="1611"/>
+        <w:gridCol w:w="3063"/>
+      </w:tblGrid>
+      <w:tr>
+        <w:trPr>
+          <w:trHeight w:val="732"/>
+        </w:trPr>
+        <w:tc>
+          <w:tcPr>
+            <w:tcW w:w="1408" w:type="dxa"/>
+            <w:shd w:val="clear" w:color="auto" w:fill="C00000"/>
+            <w:vAlign w:val="center"/>
+          </w:tcPr>
+          <w:p>
+            <w:pPr>
+              <w:tabs>
+                <w:tab w:val="left" w:pos="1056"/>
+                <w:tab w:val="left" w:pos="6456"/>
+              </w:tabs>
+              <w:bidi/>
+              <w:jc w:val="center"/>
+              <w:rPr>
+                <w:rFonts w:ascii="Cairo ExtraBold" w:hAnsi="Cairo ExtraBold" w:cs="Cairo ExtraBold"/>
+                <w:b/>
+                <w:bCs/>
+                <w:sz w:val="18"/>
+                <w:szCs w:val="18"/>
+                <w:rtl/>
+                <w:lang w:bidi="ar-EG"/>
+              </w:rPr>
+            </w:pPr>
+            <w:r>
+              <w:rPr>
+                <w:rFonts w:ascii="Cairo ExtraBold" w:hAnsi="Cairo ExtraBold" w:cs="Cairo ExtraBold"/>
+                <w:b/>
+                <w:bCs/>
+                <w:sz w:val="18"/>
+                <w:szCs w:val="18"/>
+                <w:rtl/>
+                <w:lang w:bidi="ar-EG"/>
+              </w:rPr>
+              <w:t>اسم الطالب:</w:t>
+            </w:r>
+          </w:p>
+        </w:tc>
+        <w:tc>
+          <w:tcPr>
+            <w:tcW w:w="3302" w:type="dxa"/>
+            <w:vAlign w:val="center"/>
+          </w:tcPr>
+          <w:p>
+            <w:pPr>
+              <w:tabs>
+                <w:tab w:val="left" w:pos="1056"/>
+                <w:tab w:val="left" w:pos="6456"/>
+              </w:tabs>
+              <w:bidi/>
+              <w:jc w:val="center"/>
+              <w:rPr>
+                <w:rFonts w:ascii="Cairo ExtraBold" w:hAnsi="Cairo ExtraBold" w:cs="Cairo ExtraBold"/>
+                <w:rtl/>
+                <w:lang w:bidi="ar-EG"/>
+              </w:rPr>
+            </w:pPr>
+            <w:r>
+              <w:rPr>
+                <w:rFonts w:ascii="Cairo ExtraBold" w:hAnsi="Cairo ExtraBold" w:cs="Cairo ExtraBold"/>
+                <w:rtl/>
                 <w:lang w:bidi="ar-EG"/>
               </w:rPr>
               <w:t xml:space="preserve">{{ </w:t>
@@ -713,20 +651,95 @@
                 <w:rFonts w:ascii="Cairo ExtraBold" w:hAnsi="Cairo ExtraBold" w:cs="Cairo ExtraBold"/>
                 <w:lang w:bidi="ar-EG"/>
               </w:rPr>
-              <w:t>student</w:t>
-            </w:r>
-            <w:proofErr w:type="gramEnd"/>
-            <w:r>
-              <w:rPr>
-                <w:rFonts w:ascii="Cairo ExtraBold" w:hAnsi="Cairo ExtraBold" w:cs="Cairo ExtraBold"/>
-                <w:lang w:bidi="ar-EG"/>
-              </w:rPr>
-              <w:t>_id</w:t>
+              <w:t>student_name</w:t>
             </w:r>
             <w:proofErr w:type="spellEnd"/>
             <w:r>
               <w:rPr>
                 <w:rFonts w:ascii="Cairo ExtraBold" w:hAnsi="Cairo ExtraBold" w:cs="Cairo ExtraBold"/>
+                <w:rtl/>
+                <w:lang w:bidi="ar-EG"/>
+              </w:rPr>
+              <w:t xml:space="preserve"> }}</w:t>
+            </w:r>
+          </w:p>
+        </w:tc>
+        <w:tc>
+          <w:tcPr>
+            <w:tcW w:w="1611" w:type="dxa"/>
+            <w:shd w:val="clear" w:color="auto" w:fill="C00000"/>
+            <w:vAlign w:val="center"/>
+          </w:tcPr>
+          <w:p>
+            <w:pPr>
+              <w:tabs>
+                <w:tab w:val="left" w:pos="1056"/>
+                <w:tab w:val="left" w:pos="6456"/>
+              </w:tabs>
+              <w:bidi/>
+              <w:jc w:val="center"/>
+              <w:rPr>
+                <w:rFonts w:ascii="Cairo ExtraBold" w:hAnsi="Cairo ExtraBold" w:cs="Cairo ExtraBold"/>
+                <w:b/>
+                <w:bCs/>
+                <w:sz w:val="18"/>
+                <w:szCs w:val="18"/>
+                <w:rtl/>
+                <w:lang w:bidi="ar-EG"/>
+              </w:rPr>
+            </w:pPr>
+            <w:r>
+              <w:rPr>
+                <w:rFonts w:ascii="Cairo ExtraBold" w:hAnsi="Cairo ExtraBold" w:cs="Cairo ExtraBold"/>
+                <w:b/>
+                <w:bCs/>
+                <w:sz w:val="18"/>
+                <w:szCs w:val="18"/>
+                <w:rtl/>
+                <w:lang w:bidi="ar-EG"/>
+              </w:rPr>
+              <w:t>رقم التليفون:</w:t>
+            </w:r>
+          </w:p>
+        </w:tc>
+        <w:tc>
+          <w:tcPr>
+            <w:tcW w:w="3063" w:type="dxa"/>
+            <w:vAlign w:val="center"/>
+          </w:tcPr>
+          <w:p>
+            <w:pPr>
+              <w:tabs>
+                <w:tab w:val="left" w:pos="1056"/>
+                <w:tab w:val="left" w:pos="6456"/>
+              </w:tabs>
+              <w:bidi/>
+              <w:jc w:val="center"/>
+              <w:rPr>
+                <w:rFonts w:ascii="Cairo ExtraBold" w:hAnsi="Cairo ExtraBold" w:cs="Cairo ExtraBold"/>
+                <w:rtl/>
+                <w:lang w:bidi="ar-EG"/>
+              </w:rPr>
+            </w:pPr>
+            <w:r>
+              <w:rPr>
+                <w:rFonts w:ascii="Cairo ExtraBold" w:hAnsi="Cairo ExtraBold" w:cs="Cairo ExtraBold"/>
+                <w:rtl/>
+                <w:lang w:bidi="ar-EG"/>
+              </w:rPr>
+              <w:t xml:space="preserve">{{ </w:t>
+            </w:r>
+            <w:r>
+              <w:rPr>
+                <w:rFonts w:ascii="Cairo ExtraBold" w:hAnsi="Cairo ExtraBold" w:cs="Cairo ExtraBold"/>
+                <w:lang w:bidi="ar-EG"/>
+              </w:rPr>
+              <w:t>phone</w:t>
+            </w:r>
+            <w:r>
+              <w:rPr>
+                <w:rFonts w:ascii="Cairo ExtraBold" w:hAnsi="Cairo ExtraBold" w:cs="Cairo ExtraBold"/>
+                <w:rtl/>
                 <w:lang w:bidi="ar-EG"/>
               </w:rPr>
               <w:t xml:space="preserve"> }}</w:t>
@@ -772,6 +785,188 @@
                 <w:rtl/>
                 <w:lang w:bidi="ar-EG"/>
               </w:rPr>
+              <w:t>الكلية :</w:t>
+            </w:r>
+          </w:p>
+        </w:tc>
+        <w:tc>
+          <w:tcPr>
+            <w:tcW w:w="3302" w:type="dxa"/>
+            <w:vAlign w:val="center"/>
+          </w:tcPr>
+          <w:p>
+            <w:pPr>
+              <w:tabs>
+                <w:tab w:val="left" w:pos="1056"/>
+                <w:tab w:val="left" w:pos="6456"/>
+              </w:tabs>
+              <w:bidi/>
+              <w:jc w:val="center"/>
+              <w:rPr>
+                <w:rFonts w:ascii="Cairo ExtraBold" w:hAnsi="Cairo ExtraBold" w:cs="Cairo ExtraBold"/>
+                <w:rtl/>
+                <w:lang w:bidi="ar-EG"/>
+              </w:rPr>
+            </w:pPr>
+            <w:proofErr w:type="gramStart"/>
+            <w:r>
+              <w:rPr>
+                <w:rFonts w:ascii="Cairo ExtraBold" w:hAnsi="Cairo ExtraBold" w:cs="Cairo ExtraBold"/>
+                <w:lang w:bidi="ar-EG"/>
+              </w:rPr>
+              <w:t>{{ faculty</w:t>
+            </w:r>
+            <w:proofErr w:type="gramEnd"/>
+            <w:r>
+              <w:rPr>
+                <w:rFonts w:ascii="Cairo ExtraBold" w:hAnsi="Cairo ExtraBold" w:cs="Cairo ExtraBold"/>
+                <w:lang w:bidi="ar-EG"/>
+              </w:rPr>
+              <w:t xml:space="preserve"> }}</w:t>
+            </w:r>
+          </w:p>
+        </w:tc>
+        <w:tc>
+          <w:tcPr>
+            <w:tcW w:w="1611" w:type="dxa"/>
+            <w:shd w:val="clear" w:color="auto" w:fill="C00000"/>
+            <w:vAlign w:val="center"/>
+          </w:tcPr>
+          <w:p>
+            <w:pPr>
+              <w:tabs>
+                <w:tab w:val="left" w:pos="1056"/>
+                <w:tab w:val="left" w:pos="6456"/>
+              </w:tabs>
+              <w:bidi/>
+              <w:jc w:val="center"/>
+              <w:rPr>
+                <w:rFonts w:ascii="Cairo ExtraBold" w:hAnsi="Cairo ExtraBold" w:cs="Cairo ExtraBold"/>
+                <w:b/>
+                <w:bCs/>
+                <w:sz w:val="18"/>
+                <w:szCs w:val="18"/>
+                <w:rtl/>
+                <w:lang w:bidi="ar-EG"/>
+              </w:rPr>
+            </w:pPr>
+            <w:r>
+              <w:rPr>
+                <w:rFonts w:ascii="Cairo ExtraBold" w:hAnsi="Cairo ExtraBold" w:cs="Cairo ExtraBold"/>
+                <w:b/>
+                <w:bCs/>
+                <w:sz w:val="18"/>
+                <w:szCs w:val="18"/>
+                <w:lang w:bidi="ar-EG"/>
+              </w:rPr>
+              <w:t>Student ID</w:t>
+            </w:r>
+            <w:r>
+              <w:rPr>
+                <w:rFonts w:ascii="Cairo ExtraBold" w:hAnsi="Cairo ExtraBold" w:cs="Cairo ExtraBold"/>
+                <w:b/>
+                <w:bCs/>
+                <w:sz w:val="18"/>
+                <w:szCs w:val="18"/>
+                <w:rtl/>
+                <w:lang w:bidi="ar-EG"/>
+              </w:rPr>
+              <w:t>:</w:t>
+            </w:r>
+          </w:p>
+        </w:tc>
+        <w:tc>
+          <w:tcPr>
+            <w:tcW w:w="3063" w:type="dxa"/>
+            <w:vAlign w:val="center"/>
+          </w:tcPr>
+          <w:p>
+            <w:pPr>
+              <w:tabs>
+                <w:tab w:val="left" w:pos="1056"/>
+                <w:tab w:val="left" w:pos="6456"/>
+              </w:tabs>
+              <w:bidi/>
+              <w:jc w:val="center"/>
+              <w:rPr>
+                <w:rFonts w:ascii="Cairo ExtraBold" w:hAnsi="Cairo ExtraBold" w:cs="Cairo ExtraBold"/>
+                <w:rtl/>
+                <w:lang w:bidi="ar-EG"/>
+              </w:rPr>
+            </w:pPr>
+            <w:proofErr w:type="gramStart"/>
+            <w:r>
+              <w:rPr>
+                <w:rFonts w:ascii="Cairo ExtraBold" w:hAnsi="Cairo ExtraBold" w:cs="Cairo ExtraBold"/>
+                <w:lang w:bidi="ar-EG"/>
+              </w:rPr>
+              <w:t xml:space="preserve">{{ </w:t>
+            </w:r>
+            <w:proofErr w:type="spellStart"/>
+            <w:r>
+              <w:rPr>
+                <w:rFonts w:ascii="Cairo ExtraBold" w:hAnsi="Cairo ExtraBold" w:cs="Cairo ExtraBold"/>
+                <w:lang w:bidi="ar-EG"/>
+              </w:rPr>
+              <w:t>student</w:t>
+            </w:r>
+            <w:proofErr w:type="gramEnd"/>
+            <w:r>
+              <w:rPr>
+                <w:rFonts w:ascii="Cairo ExtraBold" w:hAnsi="Cairo ExtraBold" w:cs="Cairo ExtraBold"/>
+                <w:lang w:bidi="ar-EG"/>
+              </w:rPr>
+              <w:t>_id</w:t>
+            </w:r>
+            <w:proofErr w:type="spellEnd"/>
+            <w:r>
+              <w:rPr>
+                <w:rFonts w:ascii="Cairo ExtraBold" w:hAnsi="Cairo ExtraBold" w:cs="Cairo ExtraBold"/>
+                <w:lang w:bidi="ar-EG"/>
+              </w:rPr>
+              <w:t xml:space="preserve"> }}</w:t>
+            </w:r>
+          </w:p>
+        </w:tc>
+      </w:tr>
+      <w:tr>
+        <w:trPr>
+          <w:trHeight w:val="770"/>
+        </w:trPr>
+        <w:tc>
+          <w:tcPr>
+            <w:tcW w:w="1408" w:type="dxa"/>
+            <w:shd w:val="clear" w:color="auto" w:fill="C00000"/>
+            <w:vAlign w:val="center"/>
+          </w:tcPr>
+          <w:p>
+            <w:pPr>
+              <w:tabs>
+                <w:tab w:val="left" w:pos="1056"/>
+                <w:tab w:val="left" w:pos="6456"/>
+              </w:tabs>
+              <w:bidi/>
+              <w:jc w:val="center"/>
+              <w:rPr>
+                <w:rFonts w:ascii="Cairo ExtraBold" w:hAnsi="Cairo ExtraBold" w:cs="Cairo ExtraBold"/>
+                <w:b/>
+                <w:bCs/>
+                <w:sz w:val="18"/>
+                <w:szCs w:val="18"/>
+                <w:rtl/>
+                <w:lang w:bidi="ar-EG"/>
+              </w:rPr>
+            </w:pPr>
+            <w:r>
+              <w:rPr>
+                <w:rFonts w:ascii="Cairo ExtraBold" w:hAnsi="Cairo ExtraBold" w:cs="Cairo ExtraBold"/>
+                <w:b/>
+                <w:bCs/>
+                <w:sz w:val="18"/>
+                <w:szCs w:val="18"/>
+                <w:rtl/>
+                <w:lang w:bidi="ar-EG"/>
+              </w:rPr>
               <w:t>القسم :</w:t>
             </w:r>
           </w:p>
@@ -1458,22 +1653,24 @@
         <w:bidi/>
         <w:rPr>
           <w:rFonts w:ascii="Cairo ExtraBold" w:hAnsi="Cairo ExtraBold" w:cs="Cairo ExtraBold"/>
-          <w:b/>
-          <w:bCs/>
-          <w:lang w:bidi="ar-EG"/>
-        </w:rPr>
-      </w:pPr>
-    </w:p>
-    <w:p>
-      <w:pPr>
-        <w:bidi/>
-        <w:rPr>
-          <w:rFonts w:ascii="Cairo ExtraBold" w:hAnsi="Cairo ExtraBold" w:cs="Cairo ExtraBold"/>
-          <w:b/>
-          <w:bCs/>
-          <w:lang w:bidi="ar-EG"/>
-        </w:rPr>
-      </w:pPr>
+          <w:lang w:bidi="ar-EG"/>
+        </w:rPr>
+      </w:pPr>
+      <w:r>
+        <w:rPr>
+          <w:rFonts w:ascii="Cairo ExtraBold" w:hAnsi="Cairo ExtraBold" w:cs="Cairo ExtraBold"/>
+          <w:rtl/>
+          <w:lang w:bidi="ar-EG"/>
+        </w:rPr>
+        <w:tab/>
+      </w:r>
+      <w:r>
+        <w:rPr>
+          <w:rFonts w:ascii="Cairo ExtraBold" w:hAnsi="Cairo ExtraBold" w:cs="Cairo ExtraBold"/>
+          <w:lang w:bidi="ar-EG"/>
+        </w:rPr>
+        <w:tab/>
+      </w:r>
     </w:p>
     <w:p>
       <w:pPr>
@@ -3780,6 +3977,7 @@
   <w:style w:type="paragraph" w:default="1" w:styleId="Normal">
     <w:name w:val="Normal"/>
     <w:qFormat/>
+    <w:rsid w:val="00D76E6D"/>
   </w:style>
   <w:style w:type="paragraph" w:styleId="Heading1">
     <w:name w:val="heading 1"/>

--- a/receipt_template.docx
+++ b/receipt_template.docx
@@ -1788,13 +1788,78 @@
         <w:rPr>
           <w:rFonts w:ascii="Cairo ExtraBold" w:hAnsi="Cairo ExtraBold" w:cs="Cairo ExtraBold"/>
           <w:noProof/>
+          <w:sz w:val="28"/>
+          <w:szCs w:val="28"/>
+          <w:lang w:bidi="ar-EG"/>
+        </w:rPr>
+        <w:drawing>
+          <wp:anchor distT="0" distB="0" distL="114300" distR="114300" simplePos="0" relativeHeight="251664384" behindDoc="0" locked="0" layoutInCell="1" allowOverlap="1" wp14:anchorId="769E5388" wp14:editId="5EAED22E">
+            <wp:simplePos x="0" y="0"/>
+            <wp:positionH relativeFrom="margin">
+              <wp:posOffset>651124</wp:posOffset>
+            </wp:positionH>
+            <wp:positionV relativeFrom="page">
+              <wp:posOffset>7924799</wp:posOffset>
+            </wp:positionV>
+            <wp:extent cx="1666424" cy="622162"/>
+            <wp:effectExtent l="57150" t="190500" r="29210" b="178435"/>
+            <wp:wrapNone/>
+            <wp:docPr id="772106031" name="Picture 1"/>
+            <wp:cNvGraphicFramePr>
+              <a:graphicFrameLocks xmlns:a="http://schemas.openxmlformats.org/drawingml/2006/main" noChangeAspect="1"/>
+            </wp:cNvGraphicFramePr>
+            <a:graphic xmlns:a="http://schemas.openxmlformats.org/drawingml/2006/main">
+              <a:graphicData uri="http://schemas.openxmlformats.org/drawingml/2006/picture">
+                <pic:pic xmlns:pic="http://schemas.openxmlformats.org/drawingml/2006/picture">
+                  <pic:nvPicPr>
+                    <pic:cNvPr id="772106031" name="Picture 772106031"/>
+                    <pic:cNvPicPr/>
+                  </pic:nvPicPr>
+                  <pic:blipFill>
+                    <a:blip r:embed="rId9" cstate="print">
+                      <a:alphaModFix amt="72000"/>
+                      <a:extLst>
+                        <a:ext uri="{28A0092B-C50C-407E-A947-70E740481C1C}">
+                          <a14:useLocalDpi xmlns:a14="http://schemas.microsoft.com/office/drawing/2010/main" val="0"/>
+                        </a:ext>
+                      </a:extLst>
+                    </a:blip>
+                    <a:stretch>
+                      <a:fillRect/>
+                    </a:stretch>
+                  </pic:blipFill>
+                  <pic:spPr>
+                    <a:xfrm rot="20840253">
+                      <a:off x="0" y="0"/>
+                      <a:ext cx="1666424" cy="622162"/>
+                    </a:xfrm>
+                    <a:prstGeom prst="rect">
+                      <a:avLst/>
+                    </a:prstGeom>
+                  </pic:spPr>
+                </pic:pic>
+              </a:graphicData>
+            </a:graphic>
+            <wp14:sizeRelH relativeFrom="margin">
+              <wp14:pctWidth>0</wp14:pctWidth>
+            </wp14:sizeRelH>
+            <wp14:sizeRelV relativeFrom="margin">
+              <wp14:pctHeight>0</wp14:pctHeight>
+            </wp14:sizeRelV>
+          </wp:anchor>
+        </w:drawing>
+      </w:r>
+      <w:r>
+        <w:rPr>
+          <w:rFonts w:ascii="Cairo ExtraBold" w:hAnsi="Cairo ExtraBold" w:cs="Cairo ExtraBold"/>
+          <w:noProof/>
           <w:sz w:val="18"/>
           <w:szCs w:val="18"/>
           <w:rtl/>
           <w:lang w:val="ar-EG" w:bidi="ar-EG"/>
         </w:rPr>
         <w:drawing>
-          <wp:anchor distT="0" distB="0" distL="114300" distR="114300" simplePos="0" relativeHeight="251665408" behindDoc="0" locked="0" layoutInCell="1" allowOverlap="1" wp14:anchorId="65401B3C" wp14:editId="4821E012">
+          <wp:anchor distT="0" distB="0" distL="114300" distR="114300" simplePos="0" relativeHeight="251665408" behindDoc="0" locked="0" layoutInCell="1" allowOverlap="1" wp14:anchorId="65401B3C" wp14:editId="50D9E6D6">
             <wp:simplePos x="0" y="0"/>
             <wp:positionH relativeFrom="column">
               <wp:posOffset>5126355</wp:posOffset>
@@ -1817,7 +1882,7 @@
                     <pic:cNvPicPr/>
                   </pic:nvPicPr>
                   <pic:blipFill>
-                    <a:blip r:embed="rId9" cstate="print">
+                    <a:blip r:embed="rId10" cstate="print">
                       <a:extLst>
                         <a:ext uri="{28A0092B-C50C-407E-A947-70E740481C1C}">
                           <a14:useLocalDpi xmlns:a14="http://schemas.microsoft.com/office/drawing/2010/main" val="0"/>
@@ -1832,71 +1897,6 @@
                     <a:xfrm>
                       <a:off x="0" y="0"/>
                       <a:ext cx="979170" cy="979170"/>
-                    </a:xfrm>
-                    <a:prstGeom prst="rect">
-                      <a:avLst/>
-                    </a:prstGeom>
-                  </pic:spPr>
-                </pic:pic>
-              </a:graphicData>
-            </a:graphic>
-            <wp14:sizeRelH relativeFrom="margin">
-              <wp14:pctWidth>0</wp14:pctWidth>
-            </wp14:sizeRelH>
-            <wp14:sizeRelV relativeFrom="margin">
-              <wp14:pctHeight>0</wp14:pctHeight>
-            </wp14:sizeRelV>
-          </wp:anchor>
-        </w:drawing>
-      </w:r>
-      <w:r>
-        <w:rPr>
-          <w:rFonts w:ascii="Cairo ExtraBold" w:hAnsi="Cairo ExtraBold" w:cs="Cairo ExtraBold"/>
-          <w:noProof/>
-          <w:sz w:val="28"/>
-          <w:szCs w:val="28"/>
-          <w:lang w:bidi="ar-EG"/>
-        </w:rPr>
-        <w:drawing>
-          <wp:anchor distT="0" distB="0" distL="114300" distR="114300" simplePos="0" relativeHeight="251664384" behindDoc="0" locked="0" layoutInCell="1" allowOverlap="1" wp14:anchorId="769E5388" wp14:editId="2563B0C1">
-            <wp:simplePos x="0" y="0"/>
-            <wp:positionH relativeFrom="margin">
-              <wp:posOffset>488160</wp:posOffset>
-            </wp:positionH>
-            <wp:positionV relativeFrom="page">
-              <wp:posOffset>7954011</wp:posOffset>
-            </wp:positionV>
-            <wp:extent cx="1396365" cy="521335"/>
-            <wp:effectExtent l="57150" t="152400" r="32385" b="164465"/>
-            <wp:wrapNone/>
-            <wp:docPr id="772106031" name="Picture 1"/>
-            <wp:cNvGraphicFramePr>
-              <a:graphicFrameLocks xmlns:a="http://schemas.openxmlformats.org/drawingml/2006/main" noChangeAspect="1"/>
-            </wp:cNvGraphicFramePr>
-            <a:graphic xmlns:a="http://schemas.openxmlformats.org/drawingml/2006/main">
-              <a:graphicData uri="http://schemas.openxmlformats.org/drawingml/2006/picture">
-                <pic:pic xmlns:pic="http://schemas.openxmlformats.org/drawingml/2006/picture">
-                  <pic:nvPicPr>
-                    <pic:cNvPr id="772106031" name="Picture 772106031"/>
-                    <pic:cNvPicPr/>
-                  </pic:nvPicPr>
-                  <pic:blipFill>
-                    <a:blip r:embed="rId10" cstate="print">
-                      <a:alphaModFix amt="72000"/>
-                      <a:extLst>
-                        <a:ext uri="{28A0092B-C50C-407E-A947-70E740481C1C}">
-                          <a14:useLocalDpi xmlns:a14="http://schemas.microsoft.com/office/drawing/2010/main" val="0"/>
-                        </a:ext>
-                      </a:extLst>
-                    </a:blip>
-                    <a:stretch>
-                      <a:fillRect/>
-                    </a:stretch>
-                  </pic:blipFill>
-                  <pic:spPr>
-                    <a:xfrm rot="20840253">
-                      <a:off x="0" y="0"/>
-                      <a:ext cx="1396365" cy="521335"/>
                     </a:xfrm>
                     <a:prstGeom prst="rect">
                       <a:avLst/>
